--- a/WebContent/docx/肿瘤早筛基因甲基化检测报告.docx
+++ b/WebContent/docx/肿瘤早筛基因甲基化检测报告.docx
@@ -13,16 +13,16 @@
           <w:lang w:eastAsia="zh-CN"/>
         </w:rPr>
       </w:pPr>
-      <w:bookmarkStart w:id="0" w:name="_Toc10446"/>
-      <w:bookmarkStart w:id="1" w:name="_Toc21669"/>
-      <w:bookmarkStart w:id="2" w:name="_Toc30143_WPSOffice_Level1"/>
-      <w:bookmarkStart w:id="3" w:name="_Toc32054"/>
-      <w:bookmarkStart w:id="4" w:name="_Toc21009_WPSOffice_Level1"/>
+      <w:bookmarkStart w:id="0" w:name="_Toc24397"/>
+      <w:bookmarkStart w:id="1" w:name="_Toc21009_WPSOffice_Level1"/>
+      <w:bookmarkStart w:id="2" w:name="_Toc10446"/>
+      <w:bookmarkStart w:id="3" w:name="_Toc24178_WPSOffice_Level1"/>
+      <w:bookmarkStart w:id="4" w:name="_Toc27500"/>
       <w:bookmarkStart w:id="5" w:name="_Toc14517"/>
-      <w:bookmarkStart w:id="6" w:name="_Toc27500"/>
-      <w:bookmarkStart w:id="7" w:name="_Toc13806"/>
-      <w:bookmarkStart w:id="8" w:name="_Toc24397"/>
-      <w:bookmarkStart w:id="9" w:name="_Toc24178_WPSOffice_Level1"/>
+      <w:bookmarkStart w:id="6" w:name="_Toc13806"/>
+      <w:bookmarkStart w:id="7" w:name="_Toc21669"/>
+      <w:bookmarkStart w:id="8" w:name="_Toc30143_WPSOffice_Level1"/>
+      <w:bookmarkStart w:id="9" w:name="_Toc32054"/>
       <w:r>
         <w:rPr>
           <w:rFonts w:hint="eastAsia" w:ascii="Times New Roman" w:hAnsi="Times New Roman" w:cs="Times New Roman"/>
@@ -1712,7 +1712,6 @@
             <w:insideH w:val="none" w:color="auto" w:sz="0" w:space="0"/>
             <w:insideV w:val="none" w:color="auto" w:sz="0" w:space="0"/>
           </w:tblBorders>
-          <w:shd w:val="clear" w:color="auto" w:fill="auto"/>
           <w:tblCellMar>
             <w:top w:w="0" w:type="dxa"/>
             <w:left w:w="108" w:type="dxa"/>
@@ -1827,7 +1826,6 @@
             <w:insideH w:val="none" w:color="auto" w:sz="0" w:space="0"/>
             <w:insideV w:val="none" w:color="auto" w:sz="0" w:space="0"/>
           </w:tblBorders>
-          <w:shd w:val="clear" w:color="auto" w:fill="auto"/>
           <w:tblCellMar>
             <w:top w:w="0" w:type="dxa"/>
             <w:left w:w="108" w:type="dxa"/>
@@ -1945,7 +1943,6 @@
             <w:insideH w:val="none" w:color="auto" w:sz="0" w:space="0"/>
             <w:insideV w:val="none" w:color="auto" w:sz="0" w:space="0"/>
           </w:tblBorders>
-          <w:shd w:val="clear" w:color="auto" w:fill="auto"/>
           <w:tblCellMar>
             <w:top w:w="0" w:type="dxa"/>
             <w:left w:w="108" w:type="dxa"/>
@@ -2044,7 +2041,6 @@
             <w:insideH w:val="none" w:color="auto" w:sz="0" w:space="0"/>
             <w:insideV w:val="none" w:color="auto" w:sz="0" w:space="0"/>
           </w:tblBorders>
-          <w:shd w:val="clear" w:color="auto" w:fill="auto"/>
           <w:tblCellMar>
             <w:top w:w="0" w:type="dxa"/>
             <w:left w:w="108" w:type="dxa"/>
@@ -2143,7 +2139,6 @@
             <w:insideH w:val="none" w:color="auto" w:sz="0" w:space="0"/>
             <w:insideV w:val="none" w:color="auto" w:sz="0" w:space="0"/>
           </w:tblBorders>
-          <w:shd w:val="clear" w:color="auto" w:fill="auto"/>
           <w:tblCellMar>
             <w:top w:w="0" w:type="dxa"/>
             <w:left w:w="108" w:type="dxa"/>
@@ -2534,7 +2529,6 @@
             <w:insideH w:val="none" w:color="auto" w:sz="0" w:space="0"/>
             <w:insideV w:val="none" w:color="auto" w:sz="0" w:space="0"/>
           </w:tblBorders>
-          <w:shd w:val="clear" w:color="auto" w:fill="auto"/>
           <w:tblCellMar>
             <w:top w:w="0" w:type="dxa"/>
             <w:left w:w="108" w:type="dxa"/>
@@ -2873,7 +2867,6 @@
             <w:insideH w:val="none" w:color="auto" w:sz="0" w:space="0"/>
             <w:insideV w:val="none" w:color="auto" w:sz="0" w:space="0"/>
           </w:tblBorders>
-          <w:shd w:val="clear" w:color="auto" w:fill="auto"/>
           <w:tblCellMar>
             <w:top w:w="0" w:type="dxa"/>
             <w:left w:w="108" w:type="dxa"/>
@@ -8131,6 +8124,8 @@
           </w14:textFill>
         </w:rPr>
       </w:pPr>
+      <w:bookmarkStart w:id="10" w:name="_GoBack"/>
+      <w:bookmarkEnd w:id="10"/>
     </w:p>
     <w:tbl>
       <w:tblPr>
@@ -8212,7 +8207,74 @@
             </w:pPr>
             <w:r>
               <w:rPr>
+                <w:rFonts w:hint="eastAsia" w:ascii="Times New Roman" w:hAnsi="Times New Roman" w:cs="Times New Roman"/>
+                <w:b/>
                 <w:sz w:val="24"/>
+                <w:szCs w:val="24"/>
+              </w:rPr>
+              <w:t>易佳丽</w:t>
+            </w:r>
+          </w:p>
+        </w:tc>
+        <w:tc>
+          <w:tcPr>
+            <w:tcW w:w="1166" w:type="dxa"/>
+            <w:vAlign w:val="center"/>
+          </w:tcPr>
+          <w:p>
+            <w:pPr>
+              <w:pStyle w:val="22"/>
+              <w:spacing w:before="13"/>
+              <w:jc w:val="both"/>
+              <w:rPr>
+                <w:rFonts w:ascii="Times New Roman" w:hAnsi="Times New Roman" w:cs="Times New Roman"/>
+                <w:b/>
+                <w:sz w:val="24"/>
+                <w:szCs w:val="24"/>
+              </w:rPr>
+            </w:pPr>
+            <w:r>
+              <w:rPr>
+                <w:rFonts w:ascii="Times New Roman" w:hAnsi="Times New Roman" w:cs="Times New Roman"/>
+                <w:b/>
+                <w:sz w:val="24"/>
+                <w:szCs w:val="24"/>
+              </w:rPr>
+              <w:t>复核人</w:t>
+            </w:r>
+            <w:r>
+              <w:rPr>
+                <w:rFonts w:ascii="Times New Roman" w:hAnsi="Times New Roman" w:cs="Times New Roman"/>
+                <w:b/>
+                <w:sz w:val="24"/>
+                <w:szCs w:val="24"/>
+                <w:lang w:eastAsia="zh-CN"/>
+              </w:rPr>
+              <w:t>：</w:t>
+            </w:r>
+          </w:p>
+        </w:tc>
+        <w:tc>
+          <w:tcPr>
+            <w:tcW w:w="2294" w:type="dxa"/>
+            <w:vAlign w:val="center"/>
+          </w:tcPr>
+          <w:p>
+            <w:pPr>
+              <w:pStyle w:val="22"/>
+              <w:spacing w:before="13"/>
+              <w:ind w:right="15"/>
+              <w:jc w:val="both"/>
+              <w:rPr>
+                <w:rFonts w:ascii="Times New Roman" w:hAnsi="Times New Roman" w:cs="Times New Roman"/>
+                <w:b/>
+                <w:sz w:val="24"/>
+                <w:szCs w:val="24"/>
+              </w:rPr>
+            </w:pPr>
+            <w:r>
+              <w:rPr>
+                <w:sz w:val="22"/>
               </w:rPr>
               <mc:AlternateContent>
                 <mc:Choice Requires="wpg">
@@ -8220,15 +8282,15 @@
                     <wp:anchor distT="0" distB="0" distL="114300" distR="114300" simplePos="0" relativeHeight="251661312" behindDoc="0" locked="0" layoutInCell="1" allowOverlap="1">
                       <wp:simplePos x="0" y="0"/>
                       <wp:positionH relativeFrom="column">
-                        <wp:posOffset>-59690</wp:posOffset>
+                        <wp:posOffset>-185420</wp:posOffset>
                       </wp:positionH>
                       <wp:positionV relativeFrom="paragraph">
-                        <wp:posOffset>-527685</wp:posOffset>
+                        <wp:posOffset>-394970</wp:posOffset>
                       </wp:positionV>
-                      <wp:extent cx="3114040" cy="1442720"/>
-                      <wp:effectExtent l="0" t="0" r="10160" b="5080"/>
+                      <wp:extent cx="1200150" cy="1139190"/>
+                      <wp:effectExtent l="0" t="0" r="3810" b="3810"/>
                       <wp:wrapNone/>
-                      <wp:docPr id="38" name="组合 38"/>
+                      <wp:docPr id="4" name="组合 4"/>
                       <wp:cNvGraphicFramePr/>
                       <a:graphic xmlns:a="http://schemas.openxmlformats.org/drawingml/2006/main">
                         <a:graphicData uri="http://schemas.microsoft.com/office/word/2010/wordprocessingGroup">
@@ -8237,14 +8299,14 @@
                             <wpg:grpSpPr>
                               <a:xfrm>
                                 <a:off x="0" y="0"/>
-                                <a:ext cx="3114040" cy="1442720"/>
-                                <a:chOff x="17862" y="41199"/>
-                                <a:chExt cx="4904" cy="2272"/>
+                                <a:ext cx="1200150" cy="1139190"/>
+                                <a:chOff x="21754" y="18842"/>
+                                <a:chExt cx="2273" cy="2273"/>
                               </a:xfrm>
                             </wpg:grpSpPr>
                             <pic:pic xmlns:pic="http://schemas.openxmlformats.org/drawingml/2006/picture">
                               <pic:nvPicPr>
-                                <pic:cNvPr id="6" name="图片 23"/>
+                                <pic:cNvPr id="2" name="图片 25"/>
                                 <pic:cNvPicPr>
                                   <a:picLocks noChangeAspect="1" noChangeArrowheads="1"/>
                                 </pic:cNvPicPr>
@@ -8264,7 +8326,7 @@
                               </pic:blipFill>
                               <pic:spPr>
                                 <a:xfrm>
-                                  <a:off x="20494" y="41199"/>
+                                  <a:off x="21754" y="18842"/>
                                   <a:ext cx="2273" cy="2273"/>
                                 </a:xfrm>
                                 <a:prstGeom prst="rect">
@@ -8276,86 +8338,43 @@
                                 </a:ln>
                               </pic:spPr>
                             </pic:pic>
-                            <wpg:grpSp>
-                              <wpg:cNvPr id="2" name="组合 23"/>
-                              <wpg:cNvGrpSpPr/>
-                              <wpg:grpSpPr>
+                            <pic:pic xmlns:pic="http://schemas.openxmlformats.org/drawingml/2006/picture">
+                              <pic:nvPicPr>
+                                <pic:cNvPr id="12" name="图片 4" descr="王建丽"/>
+                                <pic:cNvPicPr>
+                                  <a:picLocks noChangeAspect="1"/>
+                                </pic:cNvPicPr>
+                              </pic:nvPicPr>
+                              <pic:blipFill>
+                                <a:blip r:embed="rId6">
+                                  <a:clrChange>
+                                    <a:clrFrom>
+                                      <a:srgbClr val="FFFFFF">
+                                        <a:alpha val="100000"/>
+                                      </a:srgbClr>
+                                    </a:clrFrom>
+                                    <a:clrTo>
+                                      <a:srgbClr val="FFFFFF">
+                                        <a:alpha val="100000"/>
+                                        <a:alpha val="0"/>
+                                      </a:srgbClr>
+                                    </a:clrTo>
+                                  </a:clrChange>
+                                </a:blip>
+                                <a:stretch>
+                                  <a:fillRect/>
+                                </a:stretch>
+                              </pic:blipFill>
+                              <pic:spPr>
                                 <a:xfrm>
-                                  <a:off x="17862" y="41843"/>
-                                  <a:ext cx="4208" cy="652"/>
-                                  <a:chOff x="17862" y="41843"/>
-                                  <a:chExt cx="4208" cy="652"/>
+                                  <a:off x="22261" y="19395"/>
+                                  <a:ext cx="1258" cy="713"/>
                                 </a:xfrm>
-                              </wpg:grpSpPr>
-                              <pic:pic xmlns:pic="http://schemas.openxmlformats.org/drawingml/2006/picture">
-                                <pic:nvPicPr>
-                                  <pic:cNvPr id="22" name="图片 59" descr="图片1"/>
-                                  <pic:cNvPicPr>
-                                    <a:picLocks noChangeAspect="1"/>
-                                  </pic:cNvPicPr>
-                                </pic:nvPicPr>
-                                <pic:blipFill>
-                                  <a:blip r:embed="rId6">
-                                    <a:biLevel thresh="50000"/>
-                                  </a:blip>
-                                  <a:srcRect l="7865" t="11797" r="5322" b="19074"/>
-                                  <a:stretch>
-                                    <a:fillRect/>
-                                  </a:stretch>
-                                </pic:blipFill>
-                                <pic:spPr>
-                                  <a:xfrm>
-                                    <a:off x="17862" y="41869"/>
-                                    <a:ext cx="1468" cy="627"/>
-                                  </a:xfrm>
-                                  <a:prstGeom prst="rect">
-                                    <a:avLst/>
-                                  </a:prstGeom>
-                                  <a:noFill/>
-                                </pic:spPr>
-                              </pic:pic>
-                              <pic:pic xmlns:pic="http://schemas.openxmlformats.org/drawingml/2006/picture">
-                                <pic:nvPicPr>
-                                  <pic:cNvPr id="3" name="图片 29" descr="IMG_256"/>
-                                  <pic:cNvPicPr>
-                                    <a:picLocks noChangeAspect="1"/>
-                                  </pic:cNvPicPr>
-                                </pic:nvPicPr>
-                                <pic:blipFill>
-                                  <a:blip r:embed="rId7">
-                                    <a:clrChange>
-                                      <a:clrFrom>
-                                        <a:srgbClr val="FFFFFF">
-                                          <a:alpha val="100000"/>
-                                        </a:srgbClr>
-                                      </a:clrFrom>
-                                      <a:clrTo>
-                                        <a:srgbClr val="FFFFFF">
-                                          <a:alpha val="100000"/>
-                                          <a:alpha val="0"/>
-                                        </a:srgbClr>
-                                      </a:clrTo>
-                                    </a:clrChange>
-                                  </a:blip>
-                                  <a:stretch>
-                                    <a:fillRect/>
-                                  </a:stretch>
-                                </pic:blipFill>
-                                <pic:spPr>
-                                  <a:xfrm>
-                                    <a:off x="21096" y="41843"/>
-                                    <a:ext cx="975" cy="570"/>
-                                  </a:xfrm>
-                                  <a:prstGeom prst="rect">
-                                    <a:avLst/>
-                                  </a:prstGeom>
-                                  <a:noFill/>
-                                  <a:ln w="9525">
-                                    <a:noFill/>
-                                  </a:ln>
-                                </pic:spPr>
-                              </pic:pic>
-                            </wpg:grpSp>
+                                <a:prstGeom prst="rect">
+                                  <a:avLst/>
+                                </a:prstGeom>
+                              </pic:spPr>
+                            </pic:pic>
                           </wpg:wgp>
                         </a:graphicData>
                       </a:graphic>
@@ -8364,92 +8383,25 @@
                 </mc:Choice>
                 <mc:Fallback>
                   <w:pict>
-                    <v:group id="_x0000_s1026" o:spid="_x0000_s1026" o:spt="203" style="position:absolute;left:0pt;margin-left:-4.7pt;margin-top:-41.55pt;height:113.6pt;width:245.2pt;z-index:251661312;mso-width-relative:page;mso-height-relative:page;" coordorigin="17862,41199" coordsize="4904,2272" o:gfxdata="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">
+                    <v:group id="_x0000_s1026" o:spid="_x0000_s1026" o:spt="203" style="position:absolute;left:0pt;margin-left:-14.6pt;margin-top:-31.1pt;height:89.7pt;width:94.5pt;z-index:251661312;mso-width-relative:page;mso-height-relative:page;" coordorigin="21754,18842" coordsize="2273,2273" o:gfxdata="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">
                       <o:lock v:ext="edit" aspectratio="f"/>
-                      <v:shape id="图片 23" o:spid="_x0000_s1026" o:spt="75" type="#_x0000_t75" style="position:absolute;left:20494;top:41199;height:2273;width:2273;" filled="f" o:preferrelative="t" stroked="f" coordsize="21600,21600" o:gfxdata="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">
+                      <v:shape id="图片 25" o:spid="_x0000_s1026" o:spt="75" type="#_x0000_t75" style="position:absolute;left:21754;top:18842;height:2273;width:2273;" filled="f" o:preferrelative="t" stroked="f" coordsize="21600,21600" o:gfxdata="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">
                         <v:fill on="f" focussize="0,0"/>
                         <v:stroke on="f"/>
                         <v:imagedata r:id="rId5" o:title=""/>
                         <o:lock v:ext="edit" aspectratio="t"/>
                       </v:shape>
-                      <v:group id="组合 23" o:spid="_x0000_s1026" o:spt="203" style="position:absolute;left:17862;top:41843;height:652;width:4208;" coordorigin="17862,41843" coordsize="4208,652" o:gfxdata="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">
-                        <o:lock v:ext="edit" aspectratio="f"/>
-                        <v:shape id="图片 59" o:spid="_x0000_s1026" o:spt="75" alt="图片1" type="#_x0000_t75" style="position:absolute;left:17862;top:41869;height:627;width:1468;" filled="f" o:preferrelative="t" stroked="f" coordsize="21600,21600" o:gfxdata="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">
-                          <v:fill on="f" focussize="0,0"/>
-                          <v:stroke on="f"/>
-                          <v:imagedata r:id="rId6" cropleft="5154f" croptop="7731f" cropright="3488f" cropbottom="12500f" grayscale="t" bilevel="t" o:title=""/>
-                          <o:lock v:ext="edit" aspectratio="t"/>
-                        </v:shape>
-                        <v:shape id="图片 29" o:spid="_x0000_s1026" o:spt="75" alt="IMG_256" type="#_x0000_t75" style="position:absolute;left:21096;top:41843;height:570;width:975;" filled="f" o:preferrelative="t" stroked="f" coordsize="21600,21600" o:gfxdata="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">
-                          <v:fill on="f" focussize="0,0"/>
-                          <v:stroke on="f"/>
-                          <v:imagedata r:id="rId7" chromakey="#FFFFFF" o:title=""/>
-                          <o:lock v:ext="edit" aspectratio="t"/>
-                        </v:shape>
-                      </v:group>
+                      <v:shape id="图片 4" o:spid="_x0000_s1026" o:spt="75" alt="王建丽" type="#_x0000_t75" style="position:absolute;left:22261;top:19395;height:713;width:1258;" filled="f" o:preferrelative="t" stroked="f" coordsize="21600,21600" o:gfxdata="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">
+                        <v:fill on="f" focussize="0,0"/>
+                        <v:stroke on="f"/>
+                        <v:imagedata r:id="rId6" chromakey="#FFFFFF" o:title=""/>
+                        <o:lock v:ext="edit" aspectratio="t"/>
+                      </v:shape>
                     </v:group>
                   </w:pict>
                 </mc:Fallback>
               </mc:AlternateContent>
             </w:r>
-          </w:p>
-        </w:tc>
-        <w:tc>
-          <w:tcPr>
-            <w:tcW w:w="1166" w:type="dxa"/>
-            <w:vAlign w:val="center"/>
-          </w:tcPr>
-          <w:p>
-            <w:pPr>
-              <w:pStyle w:val="22"/>
-              <w:spacing w:before="13"/>
-              <w:jc w:val="both"/>
-              <w:rPr>
-                <w:rFonts w:ascii="Times New Roman" w:hAnsi="Times New Roman" w:cs="Times New Roman"/>
-                <w:b/>
-                <w:sz w:val="24"/>
-                <w:szCs w:val="24"/>
-              </w:rPr>
-            </w:pPr>
-            <w:r>
-              <w:rPr>
-                <w:rFonts w:ascii="Times New Roman" w:hAnsi="Times New Roman" w:cs="Times New Roman"/>
-                <w:b/>
-                <w:sz w:val="24"/>
-                <w:szCs w:val="24"/>
-              </w:rPr>
-              <w:t>复核人</w:t>
-            </w:r>
-            <w:r>
-              <w:rPr>
-                <w:rFonts w:ascii="Times New Roman" w:hAnsi="Times New Roman" w:cs="Times New Roman"/>
-                <w:b/>
-                <w:sz w:val="24"/>
-                <w:szCs w:val="24"/>
-                <w:lang w:eastAsia="zh-CN"/>
-              </w:rPr>
-              <w:t>：</w:t>
-            </w:r>
-          </w:p>
-        </w:tc>
-        <w:tc>
-          <w:tcPr>
-            <w:tcW w:w="2294" w:type="dxa"/>
-            <w:vAlign w:val="center"/>
-          </w:tcPr>
-          <w:p>
-            <w:pPr>
-              <w:pStyle w:val="22"/>
-              <w:spacing w:before="13"/>
-              <w:ind w:right="15"/>
-              <w:jc w:val="both"/>
-              <w:rPr>
-                <w:rFonts w:ascii="Times New Roman" w:hAnsi="Times New Roman" w:cs="Times New Roman"/>
-                <w:b/>
-                <w:sz w:val="24"/>
-                <w:szCs w:val="24"/>
-              </w:rPr>
-            </w:pPr>
           </w:p>
         </w:tc>
       </w:tr>
@@ -8620,19 +8572,6 @@
         </w:tc>
       </w:tr>
     </w:tbl>
-    <w:p>
-      <w:pPr>
-        <w:rPr>
-          <w:rFonts w:ascii="Times New Roman" w:hAnsi="Times New Roman" w:eastAsia="微软雅黑" w:cs="Times New Roman"/>
-          <w:b/>
-          <w:sz w:val="21"/>
-          <w:szCs w:val="21"/>
-          <w:lang w:eastAsia="zh-CN"/>
-        </w:rPr>
-      </w:pPr>
-      <w:bookmarkStart w:id="10" w:name="_GoBack"/>
-      <w:bookmarkEnd w:id="10"/>
-    </w:p>
     <w:p>
       <w:pPr>
         <w:rPr>
@@ -9615,7 +9554,7 @@
                     </pic:cNvPicPr>
                   </pic:nvPicPr>
                   <pic:blipFill>
-                    <a:blip r:embed="rId8"/>
+                    <a:blip r:embed="rId7"/>
                     <a:stretch>
                       <a:fillRect/>
                     </a:stretch>

--- a/WebContent/docx/肿瘤早筛基因甲基化检测报告.docx
+++ b/WebContent/docx/肿瘤早筛基因甲基化检测报告.docx
@@ -13,15 +13,15 @@
           <w:lang w:eastAsia="zh-CN"/>
         </w:rPr>
       </w:pPr>
-      <w:bookmarkStart w:id="0" w:name="_Toc24397"/>
-      <w:bookmarkStart w:id="1" w:name="_Toc21009_WPSOffice_Level1"/>
-      <w:bookmarkStart w:id="2" w:name="_Toc10446"/>
-      <w:bookmarkStart w:id="3" w:name="_Toc24178_WPSOffice_Level1"/>
-      <w:bookmarkStart w:id="4" w:name="_Toc27500"/>
-      <w:bookmarkStart w:id="5" w:name="_Toc14517"/>
-      <w:bookmarkStart w:id="6" w:name="_Toc13806"/>
-      <w:bookmarkStart w:id="7" w:name="_Toc21669"/>
-      <w:bookmarkStart w:id="8" w:name="_Toc30143_WPSOffice_Level1"/>
+      <w:bookmarkStart w:id="0" w:name="_Toc14517"/>
+      <w:bookmarkStart w:id="1" w:name="_Toc24397"/>
+      <w:bookmarkStart w:id="2" w:name="_Toc21009_WPSOffice_Level1"/>
+      <w:bookmarkStart w:id="3" w:name="_Toc27500"/>
+      <w:bookmarkStart w:id="4" w:name="_Toc13806"/>
+      <w:bookmarkStart w:id="5" w:name="_Toc21669"/>
+      <w:bookmarkStart w:id="6" w:name="_Toc10446"/>
+      <w:bookmarkStart w:id="7" w:name="_Toc30143_WPSOffice_Level1"/>
+      <w:bookmarkStart w:id="8" w:name="_Toc24178_WPSOffice_Level1"/>
       <w:bookmarkStart w:id="9" w:name="_Toc32054"/>
       <w:r>
         <w:rPr>
@@ -651,7 +651,21 @@
                 <w:highlight w:val="none"/>
                 <w:lang w:val="en-US" w:eastAsia="zh-CN"/>
               </w:rPr>
-              <w:t>{{ methylationInfo.title | replace('结果', '') }}</w:t>
+              <w:t>{{ methylationInfo.title | replace('报告</w:t>
+            </w:r>
+            <w:bookmarkStart w:id="10" w:name="_GoBack"/>
+            <w:bookmarkEnd w:id="10"/>
+            <w:r>
+              <w:rPr>
+                <w:rFonts w:hint="eastAsia" w:ascii="Times New Roman" w:hAnsi="Times New Roman" w:eastAsia="微软雅黑" w:cs="Times New Roman"/>
+                <w:bCs/>
+                <w:color w:val="000000"/>
+                <w:sz w:val="21"/>
+                <w:szCs w:val="21"/>
+                <w:highlight w:val="none"/>
+                <w:lang w:val="en-US" w:eastAsia="zh-CN"/>
+              </w:rPr>
+              <w:t>', '') }}</w:t>
             </w:r>
           </w:p>
         </w:tc>
@@ -1656,7 +1670,41 @@
             </w14:solidFill>
           </w14:textFill>
         </w:rPr>
-        <w:t>“结直肠癌粪便DNA甲基化检测结果”</w:t>
+        <w:t>“结直肠癌粪便DNA甲基化检测</w:t>
+      </w:r>
+      <w:r>
+        <w:rPr>
+          <w:rFonts w:hint="eastAsia" w:cs="Times New Roman"/>
+          <w:bCs/>
+          <w:color w:val="4472C4" w:themeColor="accent5"/>
+          <w:sz w:val="21"/>
+          <w:szCs w:val="21"/>
+          <w:highlight w:val="none"/>
+          <w:lang w:val="en-US" w:eastAsia="zh-CN"/>
+          <w14:textFill>
+            <w14:solidFill>
+              <w14:schemeClr w14:val="accent5"/>
+            </w14:solidFill>
+          </w14:textFill>
+        </w:rPr>
+        <w:t>报告</w:t>
+      </w:r>
+      <w:r>
+        <w:rPr>
+          <w:rFonts w:hint="default" w:ascii="Times New Roman" w:hAnsi="Times New Roman" w:eastAsia="微软雅黑" w:cs="Times New Roman"/>
+          <w:bCs/>
+          <w:color w:val="4472C4" w:themeColor="accent5"/>
+          <w:sz w:val="21"/>
+          <w:szCs w:val="21"/>
+          <w:highlight w:val="none"/>
+          <w:lang w:val="en-US" w:eastAsia="zh-CN"/>
+          <w14:textFill>
+            <w14:solidFill>
+              <w14:schemeClr w14:val="accent5"/>
+            </w14:solidFill>
+          </w14:textFill>
+        </w:rPr>
+        <w:t>”</w:t>
       </w:r>
       <w:r>
         <w:rPr>
@@ -1712,6 +1760,7 @@
             <w:insideH w:val="none" w:color="auto" w:sz="0" w:space="0"/>
             <w:insideV w:val="none" w:color="auto" w:sz="0" w:space="0"/>
           </w:tblBorders>
+          <w:shd w:val="clear" w:color="auto" w:fill="auto"/>
           <w:tblCellMar>
             <w:top w:w="0" w:type="dxa"/>
             <w:left w:w="108" w:type="dxa"/>
@@ -1826,6 +1875,7 @@
             <w:insideH w:val="none" w:color="auto" w:sz="0" w:space="0"/>
             <w:insideV w:val="none" w:color="auto" w:sz="0" w:space="0"/>
           </w:tblBorders>
+          <w:shd w:val="clear" w:color="auto" w:fill="auto"/>
           <w:tblCellMar>
             <w:top w:w="0" w:type="dxa"/>
             <w:left w:w="108" w:type="dxa"/>
@@ -1943,6 +1993,7 @@
             <w:insideH w:val="none" w:color="auto" w:sz="0" w:space="0"/>
             <w:insideV w:val="none" w:color="auto" w:sz="0" w:space="0"/>
           </w:tblBorders>
+          <w:shd w:val="clear" w:color="auto" w:fill="auto"/>
           <w:tblCellMar>
             <w:top w:w="0" w:type="dxa"/>
             <w:left w:w="108" w:type="dxa"/>
@@ -2025,6 +2076,1037 @@
                 <w:color w:val="000000"/>
                 <w:sz w:val="22"/>
                 <w:szCs w:val="22"/>
+                <w:u w:val="none"/>
+              </w:rPr>
+            </w:pPr>
+          </w:p>
+        </w:tc>
+      </w:tr>
+      <w:tr>
+        <w:tblPrEx>
+          <w:tblBorders>
+            <w:top w:val="none" w:color="auto" w:sz="0" w:space="0"/>
+            <w:left w:val="none" w:color="auto" w:sz="0" w:space="0"/>
+            <w:bottom w:val="none" w:color="auto" w:sz="0" w:space="0"/>
+            <w:right w:val="none" w:color="auto" w:sz="0" w:space="0"/>
+            <w:insideH w:val="none" w:color="auto" w:sz="0" w:space="0"/>
+            <w:insideV w:val="none" w:color="auto" w:sz="0" w:space="0"/>
+          </w:tblBorders>
+          <w:shd w:val="clear" w:color="auto" w:fill="auto"/>
+          <w:tblCellMar>
+            <w:top w:w="0" w:type="dxa"/>
+            <w:left w:w="108" w:type="dxa"/>
+            <w:bottom w:w="0" w:type="dxa"/>
+            <w:right w:w="108" w:type="dxa"/>
+          </w:tblCellMar>
+        </w:tblPrEx>
+        <w:trPr>
+          <w:trHeight w:val="397" w:hRule="atLeast"/>
+        </w:trPr>
+        <w:tc>
+          <w:tcPr>
+            <w:tcW w:w="7643" w:type="dxa"/>
+            <w:tcBorders>
+              <w:top w:val="single" w:color="000000" w:sz="4" w:space="0"/>
+              <w:bottom w:val="single" w:color="000000" w:sz="4" w:space="0"/>
+              <w:right w:val="single" w:color="000000" w:sz="4" w:space="0"/>
+            </w:tcBorders>
+            <w:shd w:val="clear" w:color="auto" w:fill="auto"/>
+            <w:noWrap/>
+            <w:vAlign w:val="center"/>
+          </w:tcPr>
+          <w:p>
+            <w:pPr>
+              <w:keepNext w:val="0"/>
+              <w:keepLines w:val="0"/>
+              <w:widowControl/>
+              <w:suppressLineNumbers w:val="0"/>
+              <w:jc w:val="left"/>
+              <w:textAlignment w:val="center"/>
+              <w:rPr>
+                <w:rFonts w:hint="default" w:ascii="Times New Roman" w:hAnsi="Times New Roman" w:eastAsia="微软雅黑" w:cs="Times New Roman"/>
+                <w:i w:val="0"/>
+                <w:iCs w:val="0"/>
+                <w:color w:val="000000"/>
+                <w:sz w:val="22"/>
+                <w:szCs w:val="22"/>
+                <w:highlight w:val="none"/>
+                <w:u w:val="none"/>
+              </w:rPr>
+            </w:pPr>
+            <w:r>
+              <w:rPr>
+                <w:rFonts w:hint="default" w:ascii="Times New Roman" w:hAnsi="Times New Roman" w:eastAsia="微软雅黑" w:cs="Times New Roman"/>
+                <w:i w:val="0"/>
+                <w:iCs w:val="0"/>
+                <w:color w:val="000000"/>
+                <w:kern w:val="0"/>
+                <w:sz w:val="22"/>
+                <w:szCs w:val="22"/>
+                <w:highlight w:val="none"/>
+                <w:u w:val="none"/>
+                <w:lang w:val="en-US" w:eastAsia="zh-CN" w:bidi="ar"/>
+              </w:rPr>
+              <w:t>3  SDC2 阴性(Ct&gt;38或Unde)；TFPI2 阳性(Ct≤38)；</w:t>
+            </w:r>
+          </w:p>
+        </w:tc>
+        <w:tc>
+          <w:tcPr>
+            <w:tcW w:w="2296" w:type="dxa"/>
+            <w:vMerge w:val="continue"/>
+            <w:tcBorders>
+              <w:top w:val="single" w:color="000000" w:sz="4" w:space="0"/>
+              <w:left w:val="single" w:color="000000" w:sz="4" w:space="0"/>
+              <w:bottom w:val="single" w:color="000000" w:sz="4" w:space="0"/>
+              <w:right w:val="nil"/>
+            </w:tcBorders>
+            <w:shd w:val="clear" w:color="auto" w:fill="auto"/>
+            <w:noWrap/>
+            <w:vAlign w:val="center"/>
+          </w:tcPr>
+          <w:p>
+            <w:pPr>
+              <w:jc w:val="center"/>
+              <w:rPr>
+                <w:rFonts w:hint="default" w:ascii="Times New Roman" w:hAnsi="Times New Roman" w:eastAsia="微软雅黑" w:cs="Times New Roman"/>
+                <w:i w:val="0"/>
+                <w:iCs w:val="0"/>
+                <w:color w:val="000000"/>
+                <w:sz w:val="22"/>
+                <w:szCs w:val="22"/>
+                <w:u w:val="none"/>
+              </w:rPr>
+            </w:pPr>
+          </w:p>
+        </w:tc>
+      </w:tr>
+      <w:tr>
+        <w:tblPrEx>
+          <w:tblBorders>
+            <w:top w:val="none" w:color="auto" w:sz="0" w:space="0"/>
+            <w:left w:val="none" w:color="auto" w:sz="0" w:space="0"/>
+            <w:bottom w:val="none" w:color="auto" w:sz="0" w:space="0"/>
+            <w:right w:val="none" w:color="auto" w:sz="0" w:space="0"/>
+            <w:insideH w:val="none" w:color="auto" w:sz="0" w:space="0"/>
+            <w:insideV w:val="none" w:color="auto" w:sz="0" w:space="0"/>
+          </w:tblBorders>
+          <w:shd w:val="clear" w:color="auto" w:fill="auto"/>
+          <w:tblCellMar>
+            <w:top w:w="0" w:type="dxa"/>
+            <w:left w:w="108" w:type="dxa"/>
+            <w:bottom w:w="0" w:type="dxa"/>
+            <w:right w:w="108" w:type="dxa"/>
+          </w:tblCellMar>
+        </w:tblPrEx>
+        <w:trPr>
+          <w:trHeight w:val="397" w:hRule="atLeast"/>
+        </w:trPr>
+        <w:tc>
+          <w:tcPr>
+            <w:tcW w:w="7643" w:type="dxa"/>
+            <w:tcBorders>
+              <w:top w:val="single" w:color="000000" w:sz="4" w:space="0"/>
+              <w:bottom w:val="single" w:color="000000" w:sz="4" w:space="0"/>
+              <w:right w:val="single" w:color="000000" w:sz="4" w:space="0"/>
+            </w:tcBorders>
+            <w:shd w:val="clear" w:color="auto" w:fill="auto"/>
+            <w:noWrap/>
+            <w:vAlign w:val="center"/>
+          </w:tcPr>
+          <w:p>
+            <w:pPr>
+              <w:keepNext w:val="0"/>
+              <w:keepLines w:val="0"/>
+              <w:widowControl/>
+              <w:suppressLineNumbers w:val="0"/>
+              <w:jc w:val="left"/>
+              <w:textAlignment w:val="center"/>
+              <w:rPr>
+                <w:rFonts w:hint="default" w:ascii="Times New Roman" w:hAnsi="Times New Roman" w:eastAsia="微软雅黑" w:cs="Times New Roman"/>
+                <w:i w:val="0"/>
+                <w:iCs w:val="0"/>
+                <w:color w:val="000000"/>
+                <w:sz w:val="22"/>
+                <w:szCs w:val="22"/>
+                <w:highlight w:val="none"/>
+                <w:u w:val="none"/>
+              </w:rPr>
+            </w:pPr>
+            <w:r>
+              <w:rPr>
+                <w:rFonts w:hint="default" w:ascii="Times New Roman" w:hAnsi="Times New Roman" w:eastAsia="微软雅黑" w:cs="Times New Roman"/>
+                <w:i w:val="0"/>
+                <w:iCs w:val="0"/>
+                <w:color w:val="000000"/>
+                <w:kern w:val="0"/>
+                <w:sz w:val="22"/>
+                <w:szCs w:val="22"/>
+                <w:highlight w:val="none"/>
+                <w:u w:val="none"/>
+                <w:lang w:val="en-US" w:eastAsia="zh-CN" w:bidi="ar"/>
+              </w:rPr>
+              <w:t>4  SDC2 阴性(Ct&gt;38或Unde)；TFPI2 阴性(Ct&gt;38或Unde)；</w:t>
+            </w:r>
+          </w:p>
+        </w:tc>
+        <w:tc>
+          <w:tcPr>
+            <w:tcW w:w="2296" w:type="dxa"/>
+            <w:tcBorders>
+              <w:top w:val="single" w:color="000000" w:sz="4" w:space="0"/>
+              <w:left w:val="single" w:color="000000" w:sz="4" w:space="0"/>
+              <w:bottom w:val="single" w:color="000000" w:sz="4" w:space="0"/>
+              <w:right w:val="nil"/>
+            </w:tcBorders>
+            <w:shd w:val="clear" w:color="auto" w:fill="auto"/>
+            <w:noWrap/>
+            <w:vAlign w:val="center"/>
+          </w:tcPr>
+          <w:p>
+            <w:pPr>
+              <w:keepNext w:val="0"/>
+              <w:keepLines w:val="0"/>
+              <w:widowControl/>
+              <w:suppressLineNumbers w:val="0"/>
+              <w:jc w:val="center"/>
+              <w:textAlignment w:val="center"/>
+              <w:rPr>
+                <w:rFonts w:hint="default" w:ascii="Times New Roman" w:hAnsi="Times New Roman" w:eastAsia="微软雅黑" w:cs="Times New Roman"/>
+                <w:i w:val="0"/>
+                <w:iCs w:val="0"/>
+                <w:color w:val="000000"/>
+                <w:sz w:val="22"/>
+                <w:szCs w:val="22"/>
+                <w:u w:val="none"/>
+              </w:rPr>
+            </w:pPr>
+            <w:r>
+              <w:rPr>
+                <w:rFonts w:hint="default" w:ascii="Times New Roman" w:hAnsi="Times New Roman" w:eastAsia="微软雅黑" w:cs="Times New Roman"/>
+                <w:i w:val="0"/>
+                <w:iCs w:val="0"/>
+                <w:color w:val="000000"/>
+                <w:kern w:val="0"/>
+                <w:sz w:val="22"/>
+                <w:szCs w:val="22"/>
+                <w:u w:val="none"/>
+                <w:lang w:val="en-US" w:eastAsia="zh-CN" w:bidi="ar"/>
+              </w:rPr>
+              <w:t>阴性</w:t>
+            </w:r>
+          </w:p>
+        </w:tc>
+      </w:tr>
+    </w:tbl>
+    <w:p>
+      <w:pPr>
+        <w:keepNext w:val="0"/>
+        <w:keepLines w:val="0"/>
+        <w:widowControl/>
+        <w:suppressLineNumbers w:val="0"/>
+        <w:jc w:val="left"/>
+        <w:textAlignment w:val="center"/>
+        <w:rPr>
+          <w:rFonts w:hint="default" w:ascii="Times New Roman" w:hAnsi="Times New Roman" w:eastAsia="微软雅黑" w:cs="Times New Roman"/>
+          <w:b/>
+          <w:bCs/>
+          <w:color w:val="4472C4" w:themeColor="accent5"/>
+          <w:sz w:val="21"/>
+          <w:szCs w:val="21"/>
+          <w:highlight w:val="none"/>
+          <w:lang w:val="en-US" w:eastAsia="zh-CN" w:bidi="ar-SA"/>
+          <w14:shadow w14:blurRad="50800" w14:dist="38100" w14:dir="10800000" w14:sx="100000" w14:sy="100000" w14:kx="0" w14:ky="0" w14:algn="r">
+            <w14:srgbClr w14:val="62B541">
+              <w14:alpha w14:val="60000"/>
+            </w14:srgbClr>
+          </w14:shadow>
+          <w14:textFill>
+            <w14:solidFill>
+              <w14:schemeClr w14:val="accent5"/>
+            </w14:solidFill>
+          </w14:textFill>
+        </w:rPr>
+      </w:pPr>
+      <w:r>
+        <w:rPr>
+          <w:rFonts w:hint="default" w:ascii="Times New Roman" w:hAnsi="Times New Roman" w:eastAsia="微软雅黑" w:cs="Times New Roman"/>
+          <w:b/>
+          <w:bCs/>
+          <w:i w:val="0"/>
+          <w:iCs w:val="0"/>
+          <w:color w:val="000000"/>
+          <w:kern w:val="0"/>
+          <w:sz w:val="22"/>
+          <w:szCs w:val="22"/>
+          <w:u w:val="none"/>
+          <w:lang w:val="en-US" w:eastAsia="zh-CN" w:bidi="ar"/>
+        </w:rPr>
+        <w:t>注：</w:t>
+      </w:r>
+      <w:r>
+        <w:rPr>
+          <w:rFonts w:hint="default" w:ascii="Times New Roman" w:hAnsi="Times New Roman" w:eastAsia="微软雅黑" w:cs="Times New Roman"/>
+          <w:i w:val="0"/>
+          <w:iCs w:val="0"/>
+          <w:color w:val="000000"/>
+          <w:kern w:val="0"/>
+          <w:sz w:val="22"/>
+          <w:szCs w:val="22"/>
+          <w:u w:val="none"/>
+          <w:lang w:val="en-US" w:eastAsia="zh-CN" w:bidi="ar"/>
+        </w:rPr>
+        <w:t>Unde表明该基因未检出甲基化异常。</w:t>
+      </w:r>
+      <w:r>
+        <w:rPr>
+          <w:rFonts w:hint="eastAsia" w:ascii="Times New Roman" w:hAnsi="Times New Roman" w:eastAsia="微软雅黑" w:cs="Times New Roman"/>
+          <w:b/>
+          <w:bCs/>
+          <w:color w:val="4472C4" w:themeColor="accent5"/>
+          <w:sz w:val="21"/>
+          <w:szCs w:val="21"/>
+          <w:highlight w:val="none"/>
+          <w:lang w:val="en-US" w:eastAsia="zh-CN" w:bidi="ar-SA"/>
+          <w14:shadow w14:blurRad="50800" w14:dist="38100" w14:dir="10800000" w14:sx="100000" w14:sy="100000" w14:kx="0" w14:ky="0" w14:algn="r">
+            <w14:srgbClr w14:val="62B541">
+              <w14:alpha w14:val="60000"/>
+            </w14:srgbClr>
+          </w14:shadow>
+          <w14:textFill>
+            <w14:solidFill>
+              <w14:schemeClr w14:val="accent5"/>
+            </w14:solidFill>
+          </w14:textFill>
+        </w:rPr>
+        <w:t xml:space="preserve">{% elif methylationInfo.title == </w:t>
+      </w:r>
+      <w:r>
+        <w:rPr>
+          <w:rFonts w:hint="default" w:ascii="Times New Roman" w:hAnsi="Times New Roman" w:eastAsia="微软雅黑" w:cs="Times New Roman"/>
+          <w:b/>
+          <w:bCs/>
+          <w:color w:val="4472C4" w:themeColor="accent5"/>
+          <w:sz w:val="21"/>
+          <w:szCs w:val="21"/>
+          <w:highlight w:val="none"/>
+          <w:lang w:val="en-US" w:eastAsia="zh-CN" w:bidi="ar-SA"/>
+          <w14:shadow w14:blurRad="50800" w14:dist="38100" w14:dir="10800000" w14:sx="100000" w14:sy="100000" w14:kx="0" w14:ky="0" w14:algn="r">
+            <w14:srgbClr w14:val="62B541">
+              <w14:alpha w14:val="60000"/>
+            </w14:srgbClr>
+          </w14:shadow>
+          <w14:textFill>
+            <w14:solidFill>
+              <w14:schemeClr w14:val="accent5"/>
+            </w14:solidFill>
+          </w14:textFill>
+        </w:rPr>
+        <w:t>“结直肠癌基因甲基化血液检测</w:t>
+      </w:r>
+      <w:r>
+        <w:rPr>
+          <w:rFonts w:hint="eastAsia" w:ascii="Times New Roman" w:hAnsi="Times New Roman" w:eastAsia="微软雅黑" w:cs="Times New Roman"/>
+          <w:b/>
+          <w:bCs/>
+          <w:color w:val="4472C4" w:themeColor="accent5"/>
+          <w:sz w:val="21"/>
+          <w:szCs w:val="21"/>
+          <w:highlight w:val="none"/>
+          <w:lang w:val="en-US" w:eastAsia="zh-CN" w:bidi="ar-SA"/>
+          <w14:shadow w14:blurRad="50800" w14:dist="38100" w14:dir="10800000" w14:sx="100000" w14:sy="100000" w14:kx="0" w14:ky="0" w14:algn="r">
+            <w14:srgbClr w14:val="62B541">
+              <w14:alpha w14:val="60000"/>
+            </w14:srgbClr>
+          </w14:shadow>
+          <w14:textFill>
+            <w14:solidFill>
+              <w14:schemeClr w14:val="accent5"/>
+            </w14:solidFill>
+          </w14:textFill>
+        </w:rPr>
+        <w:t>报告</w:t>
+      </w:r>
+      <w:r>
+        <w:rPr>
+          <w:rFonts w:hint="default" w:ascii="Times New Roman" w:hAnsi="Times New Roman" w:eastAsia="微软雅黑" w:cs="Times New Roman"/>
+          <w:b/>
+          <w:bCs/>
+          <w:color w:val="4472C4" w:themeColor="accent5"/>
+          <w:sz w:val="21"/>
+          <w:szCs w:val="21"/>
+          <w:highlight w:val="none"/>
+          <w:lang w:val="en-US" w:eastAsia="zh-CN" w:bidi="ar-SA"/>
+          <w14:shadow w14:blurRad="50800" w14:dist="38100" w14:dir="10800000" w14:sx="100000" w14:sy="100000" w14:kx="0" w14:ky="0" w14:algn="r">
+            <w14:srgbClr w14:val="62B541">
+              <w14:alpha w14:val="60000"/>
+            </w14:srgbClr>
+          </w14:shadow>
+          <w14:textFill>
+            <w14:solidFill>
+              <w14:schemeClr w14:val="accent5"/>
+            </w14:solidFill>
+          </w14:textFill>
+        </w:rPr>
+        <w:t>”</w:t>
+      </w:r>
+      <w:r>
+        <w:rPr>
+          <w:rFonts w:hint="eastAsia" w:ascii="Times New Roman" w:hAnsi="Times New Roman" w:eastAsia="微软雅黑" w:cs="Times New Roman"/>
+          <w:b/>
+          <w:bCs/>
+          <w:color w:val="4472C4" w:themeColor="accent5"/>
+          <w:sz w:val="21"/>
+          <w:szCs w:val="21"/>
+          <w:highlight w:val="none"/>
+          <w:lang w:val="en-US" w:eastAsia="zh-CN" w:bidi="ar-SA"/>
+          <w14:shadow w14:blurRad="50800" w14:dist="38100" w14:dir="10800000" w14:sx="100000" w14:sy="100000" w14:kx="0" w14:ky="0" w14:algn="r">
+            <w14:srgbClr w14:val="62B541">
+              <w14:alpha w14:val="60000"/>
+            </w14:srgbClr>
+          </w14:shadow>
+          <w14:textFill>
+            <w14:solidFill>
+              <w14:schemeClr w14:val="accent5"/>
+            </w14:solidFill>
+          </w14:textFill>
+        </w:rPr>
+        <w:t>%}</w:t>
+      </w:r>
+    </w:p>
+    <w:tbl>
+      <w:tblPr>
+        <w:tblStyle w:val="16"/>
+        <w:tblW w:w="9939" w:type="dxa"/>
+        <w:tblInd w:w="0" w:type="dxa"/>
+        <w:tblBorders>
+          <w:top w:val="none" w:color="auto" w:sz="0" w:space="0"/>
+          <w:left w:val="none" w:color="auto" w:sz="0" w:space="0"/>
+          <w:bottom w:val="none" w:color="auto" w:sz="0" w:space="0"/>
+          <w:right w:val="none" w:color="auto" w:sz="0" w:space="0"/>
+          <w:insideH w:val="none" w:color="auto" w:sz="0" w:space="0"/>
+          <w:insideV w:val="none" w:color="auto" w:sz="0" w:space="0"/>
+        </w:tblBorders>
+        <w:shd w:val="clear" w:color="auto" w:fill="auto"/>
+        <w:tblLayout w:type="fixed"/>
+        <w:tblCellMar>
+          <w:top w:w="0" w:type="dxa"/>
+          <w:left w:w="108" w:type="dxa"/>
+          <w:bottom w:w="0" w:type="dxa"/>
+          <w:right w:w="108" w:type="dxa"/>
+        </w:tblCellMar>
+      </w:tblPr>
+      <w:tblGrid>
+        <w:gridCol w:w="7643"/>
+        <w:gridCol w:w="2296"/>
+      </w:tblGrid>
+      <w:tr>
+        <w:tblPrEx>
+          <w:tblBorders>
+            <w:top w:val="none" w:color="auto" w:sz="0" w:space="0"/>
+            <w:left w:val="none" w:color="auto" w:sz="0" w:space="0"/>
+            <w:bottom w:val="none" w:color="auto" w:sz="0" w:space="0"/>
+            <w:right w:val="none" w:color="auto" w:sz="0" w:space="0"/>
+            <w:insideH w:val="none" w:color="auto" w:sz="0" w:space="0"/>
+            <w:insideV w:val="none" w:color="auto" w:sz="0" w:space="0"/>
+          </w:tblBorders>
+          <w:shd w:val="clear" w:color="auto" w:fill="auto"/>
+        </w:tblPrEx>
+        <w:trPr>
+          <w:trHeight w:val="397" w:hRule="atLeast"/>
+        </w:trPr>
+        <w:tc>
+          <w:tcPr>
+            <w:tcW w:w="7643" w:type="dxa"/>
+            <w:tcBorders>
+              <w:top w:val="single" w:color="000000" w:sz="4" w:space="0"/>
+              <w:bottom w:val="single" w:color="000000" w:sz="4" w:space="0"/>
+              <w:right w:val="single" w:color="000000" w:sz="4" w:space="0"/>
+            </w:tcBorders>
+            <w:shd w:val="clear" w:color="auto" w:fill="auto"/>
+            <w:noWrap/>
+            <w:vAlign w:val="center"/>
+          </w:tcPr>
+          <w:p>
+            <w:pPr>
+              <w:keepNext w:val="0"/>
+              <w:keepLines w:val="0"/>
+              <w:widowControl/>
+              <w:suppressLineNumbers w:val="0"/>
+              <w:jc w:val="left"/>
+              <w:textAlignment w:val="center"/>
+              <w:rPr>
+                <w:rFonts w:hint="default" w:ascii="Times New Roman" w:hAnsi="Times New Roman" w:eastAsia="微软雅黑" w:cs="Times New Roman"/>
+                <w:i w:val="0"/>
+                <w:iCs w:val="0"/>
+                <w:color w:val="000000"/>
+                <w:sz w:val="22"/>
+                <w:szCs w:val="22"/>
+                <w:highlight w:val="none"/>
+                <w:u w:val="none"/>
+              </w:rPr>
+            </w:pPr>
+            <w:r>
+              <w:rPr>
+                <w:rFonts w:hint="default" w:ascii="Times New Roman" w:hAnsi="Times New Roman" w:eastAsia="微软雅黑" w:cs="Times New Roman"/>
+                <w:i w:val="0"/>
+                <w:iCs w:val="0"/>
+                <w:color w:val="000000"/>
+                <w:kern w:val="0"/>
+                <w:sz w:val="22"/>
+                <w:szCs w:val="22"/>
+                <w:highlight w:val="none"/>
+                <w:u w:val="none"/>
+                <w:lang w:val="en-US" w:eastAsia="zh-CN" w:bidi="ar"/>
+              </w:rPr>
+              <w:t>结果判定依据</w:t>
+            </w:r>
+          </w:p>
+        </w:tc>
+        <w:tc>
+          <w:tcPr>
+            <w:tcW w:w="2296" w:type="dxa"/>
+            <w:tcBorders>
+              <w:top w:val="single" w:color="000000" w:sz="4" w:space="0"/>
+              <w:left w:val="single" w:color="000000" w:sz="4" w:space="0"/>
+              <w:bottom w:val="single" w:color="000000" w:sz="4" w:space="0"/>
+              <w:right w:val="nil"/>
+            </w:tcBorders>
+            <w:shd w:val="clear" w:color="auto" w:fill="auto"/>
+            <w:noWrap/>
+            <w:vAlign w:val="center"/>
+          </w:tcPr>
+          <w:p>
+            <w:pPr>
+              <w:keepNext w:val="0"/>
+              <w:keepLines w:val="0"/>
+              <w:widowControl/>
+              <w:suppressLineNumbers w:val="0"/>
+              <w:jc w:val="center"/>
+              <w:textAlignment w:val="center"/>
+              <w:rPr>
+                <w:rFonts w:hint="default" w:ascii="Times New Roman" w:hAnsi="Times New Roman" w:eastAsia="微软雅黑" w:cs="Times New Roman"/>
+                <w:i w:val="0"/>
+                <w:iCs w:val="0"/>
+                <w:color w:val="000000"/>
+                <w:sz w:val="22"/>
+                <w:szCs w:val="22"/>
+                <w:highlight w:val="none"/>
+                <w:u w:val="none"/>
+              </w:rPr>
+            </w:pPr>
+            <w:r>
+              <w:rPr>
+                <w:rFonts w:hint="default" w:ascii="Times New Roman" w:hAnsi="Times New Roman" w:eastAsia="微软雅黑" w:cs="Times New Roman"/>
+                <w:i w:val="0"/>
+                <w:iCs w:val="0"/>
+                <w:color w:val="000000"/>
+                <w:kern w:val="0"/>
+                <w:sz w:val="22"/>
+                <w:szCs w:val="22"/>
+                <w:highlight w:val="none"/>
+                <w:u w:val="none"/>
+                <w:lang w:val="en-US" w:eastAsia="zh-CN" w:bidi="ar"/>
+              </w:rPr>
+              <w:t>结果判定</w:t>
+            </w:r>
+          </w:p>
+        </w:tc>
+      </w:tr>
+      <w:tr>
+        <w:tblPrEx>
+          <w:tblBorders>
+            <w:top w:val="none" w:color="auto" w:sz="0" w:space="0"/>
+            <w:left w:val="none" w:color="auto" w:sz="0" w:space="0"/>
+            <w:bottom w:val="none" w:color="auto" w:sz="0" w:space="0"/>
+            <w:right w:val="none" w:color="auto" w:sz="0" w:space="0"/>
+            <w:insideH w:val="none" w:color="auto" w:sz="0" w:space="0"/>
+            <w:insideV w:val="none" w:color="auto" w:sz="0" w:space="0"/>
+          </w:tblBorders>
+          <w:shd w:val="clear" w:color="auto" w:fill="auto"/>
+          <w:tblCellMar>
+            <w:top w:w="0" w:type="dxa"/>
+            <w:left w:w="108" w:type="dxa"/>
+            <w:bottom w:w="0" w:type="dxa"/>
+            <w:right w:w="108" w:type="dxa"/>
+          </w:tblCellMar>
+        </w:tblPrEx>
+        <w:trPr>
+          <w:trHeight w:val="397" w:hRule="atLeast"/>
+        </w:trPr>
+        <w:tc>
+          <w:tcPr>
+            <w:tcW w:w="7643" w:type="dxa"/>
+            <w:tcBorders>
+              <w:top w:val="single" w:color="000000" w:sz="4" w:space="0"/>
+              <w:bottom w:val="single" w:color="000000" w:sz="4" w:space="0"/>
+              <w:right w:val="single" w:color="000000" w:sz="4" w:space="0"/>
+            </w:tcBorders>
+            <w:shd w:val="clear" w:color="auto" w:fill="auto"/>
+            <w:noWrap/>
+            <w:vAlign w:val="center"/>
+          </w:tcPr>
+          <w:p>
+            <w:pPr>
+              <w:keepNext w:val="0"/>
+              <w:keepLines w:val="0"/>
+              <w:widowControl/>
+              <w:suppressLineNumbers w:val="0"/>
+              <w:jc w:val="left"/>
+              <w:textAlignment w:val="center"/>
+              <w:rPr>
+                <w:rFonts w:hint="default" w:ascii="Times New Roman" w:hAnsi="Times New Roman" w:eastAsia="微软雅黑" w:cs="Times New Roman"/>
+                <w:i w:val="0"/>
+                <w:iCs w:val="0"/>
+                <w:color w:val="000000"/>
+                <w:sz w:val="22"/>
+                <w:szCs w:val="22"/>
+                <w:highlight w:val="none"/>
+                <w:u w:val="none"/>
+              </w:rPr>
+            </w:pPr>
+            <w:r>
+              <w:rPr>
+                <w:rFonts w:hint="default" w:ascii="Times New Roman" w:hAnsi="Times New Roman" w:eastAsia="微软雅黑" w:cs="Times New Roman"/>
+                <w:i w:val="0"/>
+                <w:iCs w:val="0"/>
+                <w:color w:val="000000"/>
+                <w:kern w:val="0"/>
+                <w:sz w:val="22"/>
+                <w:szCs w:val="22"/>
+                <w:highlight w:val="none"/>
+                <w:u w:val="none"/>
+                <w:lang w:val="en-US" w:eastAsia="zh-CN" w:bidi="ar"/>
+              </w:rPr>
+              <w:t>1  NTMT1 阳性(Ct≤</w:t>
+            </w:r>
+            <w:r>
+              <w:rPr>
+                <w:rFonts w:hint="eastAsia" w:ascii="Times New Roman" w:hAnsi="Times New Roman" w:eastAsia="微软雅黑" w:cs="Times New Roman"/>
+                <w:i w:val="0"/>
+                <w:iCs w:val="0"/>
+                <w:color w:val="000000"/>
+                <w:kern w:val="0"/>
+                <w:sz w:val="22"/>
+                <w:szCs w:val="22"/>
+                <w:highlight w:val="none"/>
+                <w:u w:val="none"/>
+                <w:lang w:val="en-US" w:eastAsia="zh-CN" w:bidi="ar"/>
+              </w:rPr>
+              <w:t>4</w:t>
+            </w:r>
+            <w:r>
+              <w:rPr>
+                <w:rFonts w:hint="default" w:ascii="Times New Roman" w:hAnsi="Times New Roman" w:eastAsia="微软雅黑" w:cs="Times New Roman"/>
+                <w:i w:val="0"/>
+                <w:iCs w:val="0"/>
+                <w:color w:val="000000"/>
+                <w:kern w:val="0"/>
+                <w:sz w:val="22"/>
+                <w:szCs w:val="22"/>
+                <w:highlight w:val="none"/>
+                <w:u w:val="none"/>
+                <w:lang w:val="en-US" w:eastAsia="zh-CN" w:bidi="ar"/>
+              </w:rPr>
+              <w:t>8)；MAP3K14-AS1 阳性(Ct≤</w:t>
+            </w:r>
+            <w:r>
+              <w:rPr>
+                <w:rFonts w:hint="eastAsia" w:ascii="Times New Roman" w:hAnsi="Times New Roman" w:eastAsia="微软雅黑" w:cs="Times New Roman"/>
+                <w:i w:val="0"/>
+                <w:iCs w:val="0"/>
+                <w:color w:val="000000"/>
+                <w:kern w:val="0"/>
+                <w:sz w:val="22"/>
+                <w:szCs w:val="22"/>
+                <w:highlight w:val="none"/>
+                <w:u w:val="none"/>
+                <w:lang w:val="en-US" w:eastAsia="zh-CN" w:bidi="ar"/>
+              </w:rPr>
+              <w:t>4</w:t>
+            </w:r>
+            <w:r>
+              <w:rPr>
+                <w:rFonts w:hint="default" w:ascii="Times New Roman" w:hAnsi="Times New Roman" w:eastAsia="微软雅黑" w:cs="Times New Roman"/>
+                <w:i w:val="0"/>
+                <w:iCs w:val="0"/>
+                <w:color w:val="000000"/>
+                <w:kern w:val="0"/>
+                <w:sz w:val="22"/>
+                <w:szCs w:val="22"/>
+                <w:highlight w:val="none"/>
+                <w:u w:val="none"/>
+                <w:lang w:val="en-US" w:eastAsia="zh-CN" w:bidi="ar"/>
+              </w:rPr>
+              <w:t>8)；</w:t>
+            </w:r>
+          </w:p>
+        </w:tc>
+        <w:tc>
+          <w:tcPr>
+            <w:tcW w:w="2296" w:type="dxa"/>
+            <w:vMerge w:val="restart"/>
+            <w:tcBorders>
+              <w:top w:val="single" w:color="000000" w:sz="4" w:space="0"/>
+              <w:left w:val="single" w:color="000000" w:sz="4" w:space="0"/>
+              <w:bottom w:val="single" w:color="000000" w:sz="4" w:space="0"/>
+              <w:right w:val="nil"/>
+            </w:tcBorders>
+            <w:shd w:val="clear" w:color="auto" w:fill="auto"/>
+            <w:noWrap/>
+            <w:vAlign w:val="center"/>
+          </w:tcPr>
+          <w:p>
+            <w:pPr>
+              <w:keepNext w:val="0"/>
+              <w:keepLines w:val="0"/>
+              <w:widowControl/>
+              <w:suppressLineNumbers w:val="0"/>
+              <w:jc w:val="center"/>
+              <w:textAlignment w:val="center"/>
+              <w:rPr>
+                <w:rFonts w:hint="default" w:ascii="Times New Roman" w:hAnsi="Times New Roman" w:eastAsia="微软雅黑" w:cs="Times New Roman"/>
+                <w:i w:val="0"/>
+                <w:iCs w:val="0"/>
+                <w:color w:val="000000"/>
+                <w:sz w:val="22"/>
+                <w:szCs w:val="22"/>
+                <w:highlight w:val="none"/>
+                <w:u w:val="none"/>
+              </w:rPr>
+            </w:pPr>
+            <w:r>
+              <w:rPr>
+                <w:rFonts w:hint="default" w:ascii="Times New Roman" w:hAnsi="Times New Roman" w:eastAsia="微软雅黑" w:cs="Times New Roman"/>
+                <w:i w:val="0"/>
+                <w:iCs w:val="0"/>
+                <w:color w:val="000000"/>
+                <w:kern w:val="0"/>
+                <w:sz w:val="22"/>
+                <w:szCs w:val="22"/>
+                <w:highlight w:val="none"/>
+                <w:u w:val="none"/>
+                <w:lang w:val="en-US" w:eastAsia="zh-CN" w:bidi="ar"/>
+              </w:rPr>
+              <w:t>阳性</w:t>
+            </w:r>
+          </w:p>
+        </w:tc>
+      </w:tr>
+      <w:tr>
+        <w:tblPrEx>
+          <w:tblBorders>
+            <w:top w:val="none" w:color="auto" w:sz="0" w:space="0"/>
+            <w:left w:val="none" w:color="auto" w:sz="0" w:space="0"/>
+            <w:bottom w:val="none" w:color="auto" w:sz="0" w:space="0"/>
+            <w:right w:val="none" w:color="auto" w:sz="0" w:space="0"/>
+            <w:insideH w:val="none" w:color="auto" w:sz="0" w:space="0"/>
+            <w:insideV w:val="none" w:color="auto" w:sz="0" w:space="0"/>
+          </w:tblBorders>
+          <w:shd w:val="clear" w:color="auto" w:fill="auto"/>
+          <w:tblCellMar>
+            <w:top w:w="0" w:type="dxa"/>
+            <w:left w:w="108" w:type="dxa"/>
+            <w:bottom w:w="0" w:type="dxa"/>
+            <w:right w:w="108" w:type="dxa"/>
+          </w:tblCellMar>
+        </w:tblPrEx>
+        <w:trPr>
+          <w:trHeight w:val="397" w:hRule="atLeast"/>
+        </w:trPr>
+        <w:tc>
+          <w:tcPr>
+            <w:tcW w:w="7643" w:type="dxa"/>
+            <w:tcBorders>
+              <w:top w:val="single" w:color="000000" w:sz="4" w:space="0"/>
+              <w:bottom w:val="single" w:color="000000" w:sz="4" w:space="0"/>
+              <w:right w:val="single" w:color="000000" w:sz="4" w:space="0"/>
+            </w:tcBorders>
+            <w:shd w:val="clear" w:color="auto" w:fill="auto"/>
+            <w:noWrap/>
+            <w:vAlign w:val="center"/>
+          </w:tcPr>
+          <w:p>
+            <w:pPr>
+              <w:keepNext w:val="0"/>
+              <w:keepLines w:val="0"/>
+              <w:widowControl/>
+              <w:suppressLineNumbers w:val="0"/>
+              <w:jc w:val="left"/>
+              <w:textAlignment w:val="center"/>
+              <w:rPr>
+                <w:rFonts w:hint="default" w:ascii="Times New Roman" w:hAnsi="Times New Roman" w:eastAsia="微软雅黑" w:cs="Times New Roman"/>
+                <w:i w:val="0"/>
+                <w:iCs w:val="0"/>
+                <w:color w:val="000000"/>
+                <w:sz w:val="22"/>
+                <w:szCs w:val="22"/>
+                <w:highlight w:val="none"/>
+                <w:u w:val="none"/>
+              </w:rPr>
+            </w:pPr>
+            <w:r>
+              <w:rPr>
+                <w:rFonts w:hint="default" w:ascii="Times New Roman" w:hAnsi="Times New Roman" w:eastAsia="微软雅黑" w:cs="Times New Roman"/>
+                <w:i w:val="0"/>
+                <w:iCs w:val="0"/>
+                <w:color w:val="000000"/>
+                <w:kern w:val="0"/>
+                <w:sz w:val="22"/>
+                <w:szCs w:val="22"/>
+                <w:highlight w:val="none"/>
+                <w:u w:val="none"/>
+                <w:lang w:val="en-US" w:eastAsia="zh-CN" w:bidi="ar"/>
+              </w:rPr>
+              <w:t>2  NTMT1阳性(Ct≤</w:t>
+            </w:r>
+            <w:r>
+              <w:rPr>
+                <w:rFonts w:hint="eastAsia" w:ascii="Times New Roman" w:hAnsi="Times New Roman" w:eastAsia="微软雅黑" w:cs="Times New Roman"/>
+                <w:i w:val="0"/>
+                <w:iCs w:val="0"/>
+                <w:color w:val="000000"/>
+                <w:kern w:val="0"/>
+                <w:sz w:val="22"/>
+                <w:szCs w:val="22"/>
+                <w:highlight w:val="none"/>
+                <w:u w:val="none"/>
+                <w:lang w:val="en-US" w:eastAsia="zh-CN" w:bidi="ar"/>
+              </w:rPr>
+              <w:t>4</w:t>
+            </w:r>
+            <w:r>
+              <w:rPr>
+                <w:rFonts w:hint="default" w:ascii="Times New Roman" w:hAnsi="Times New Roman" w:eastAsia="微软雅黑" w:cs="Times New Roman"/>
+                <w:i w:val="0"/>
+                <w:iCs w:val="0"/>
+                <w:color w:val="000000"/>
+                <w:kern w:val="0"/>
+                <w:sz w:val="22"/>
+                <w:szCs w:val="22"/>
+                <w:highlight w:val="none"/>
+                <w:u w:val="none"/>
+                <w:lang w:val="en-US" w:eastAsia="zh-CN" w:bidi="ar"/>
+              </w:rPr>
+              <w:t>8)；MAP3K14-AS1 阴性(Ct&gt;</w:t>
+            </w:r>
+            <w:r>
+              <w:rPr>
+                <w:rFonts w:hint="eastAsia" w:ascii="Times New Roman" w:hAnsi="Times New Roman" w:eastAsia="微软雅黑" w:cs="Times New Roman"/>
+                <w:i w:val="0"/>
+                <w:iCs w:val="0"/>
+                <w:color w:val="000000"/>
+                <w:kern w:val="0"/>
+                <w:sz w:val="22"/>
+                <w:szCs w:val="22"/>
+                <w:highlight w:val="none"/>
+                <w:u w:val="none"/>
+                <w:lang w:val="en-US" w:eastAsia="zh-CN" w:bidi="ar"/>
+              </w:rPr>
+              <w:t>4</w:t>
+            </w:r>
+            <w:r>
+              <w:rPr>
+                <w:rFonts w:hint="default" w:ascii="Times New Roman" w:hAnsi="Times New Roman" w:eastAsia="微软雅黑" w:cs="Times New Roman"/>
+                <w:i w:val="0"/>
+                <w:iCs w:val="0"/>
+                <w:color w:val="000000"/>
+                <w:kern w:val="0"/>
+                <w:sz w:val="22"/>
+                <w:szCs w:val="22"/>
+                <w:highlight w:val="none"/>
+                <w:u w:val="none"/>
+                <w:lang w:val="en-US" w:eastAsia="zh-CN" w:bidi="ar"/>
+              </w:rPr>
+              <w:t>8或Unde)；</w:t>
+            </w:r>
+          </w:p>
+        </w:tc>
+        <w:tc>
+          <w:tcPr>
+            <w:tcW w:w="2296" w:type="dxa"/>
+            <w:vMerge w:val="continue"/>
+            <w:tcBorders>
+              <w:top w:val="single" w:color="000000" w:sz="4" w:space="0"/>
+              <w:left w:val="single" w:color="000000" w:sz="4" w:space="0"/>
+              <w:bottom w:val="single" w:color="000000" w:sz="4" w:space="0"/>
+              <w:right w:val="nil"/>
+            </w:tcBorders>
+            <w:shd w:val="clear" w:color="auto" w:fill="auto"/>
+            <w:noWrap/>
+            <w:vAlign w:val="center"/>
+          </w:tcPr>
+          <w:p>
+            <w:pPr>
+              <w:jc w:val="center"/>
+              <w:rPr>
+                <w:rFonts w:hint="default" w:ascii="Times New Roman" w:hAnsi="Times New Roman" w:eastAsia="微软雅黑" w:cs="Times New Roman"/>
+                <w:i w:val="0"/>
+                <w:iCs w:val="0"/>
+                <w:color w:val="000000"/>
+                <w:sz w:val="22"/>
+                <w:szCs w:val="22"/>
+                <w:highlight w:val="none"/>
+                <w:u w:val="none"/>
+              </w:rPr>
+            </w:pPr>
+          </w:p>
+        </w:tc>
+      </w:tr>
+      <w:tr>
+        <w:tblPrEx>
+          <w:tblBorders>
+            <w:top w:val="none" w:color="auto" w:sz="0" w:space="0"/>
+            <w:left w:val="none" w:color="auto" w:sz="0" w:space="0"/>
+            <w:bottom w:val="none" w:color="auto" w:sz="0" w:space="0"/>
+            <w:right w:val="none" w:color="auto" w:sz="0" w:space="0"/>
+            <w:insideH w:val="none" w:color="auto" w:sz="0" w:space="0"/>
+            <w:insideV w:val="none" w:color="auto" w:sz="0" w:space="0"/>
+          </w:tblBorders>
+          <w:shd w:val="clear" w:color="auto" w:fill="auto"/>
+          <w:tblCellMar>
+            <w:top w:w="0" w:type="dxa"/>
+            <w:left w:w="108" w:type="dxa"/>
+            <w:bottom w:w="0" w:type="dxa"/>
+            <w:right w:w="108" w:type="dxa"/>
+          </w:tblCellMar>
+        </w:tblPrEx>
+        <w:trPr>
+          <w:trHeight w:val="397" w:hRule="atLeast"/>
+        </w:trPr>
+        <w:tc>
+          <w:tcPr>
+            <w:tcW w:w="7643" w:type="dxa"/>
+            <w:tcBorders>
+              <w:top w:val="single" w:color="000000" w:sz="4" w:space="0"/>
+              <w:bottom w:val="single" w:color="000000" w:sz="4" w:space="0"/>
+              <w:right w:val="single" w:color="000000" w:sz="4" w:space="0"/>
+            </w:tcBorders>
+            <w:shd w:val="clear" w:color="auto" w:fill="auto"/>
+            <w:noWrap/>
+            <w:vAlign w:val="center"/>
+          </w:tcPr>
+          <w:p>
+            <w:pPr>
+              <w:keepNext w:val="0"/>
+              <w:keepLines w:val="0"/>
+              <w:widowControl/>
+              <w:suppressLineNumbers w:val="0"/>
+              <w:jc w:val="left"/>
+              <w:textAlignment w:val="center"/>
+              <w:rPr>
+                <w:rFonts w:hint="default" w:ascii="Times New Roman" w:hAnsi="Times New Roman" w:eastAsia="微软雅黑" w:cs="Times New Roman"/>
+                <w:i w:val="0"/>
+                <w:iCs w:val="0"/>
+                <w:color w:val="000000"/>
+                <w:sz w:val="22"/>
+                <w:szCs w:val="22"/>
+                <w:highlight w:val="none"/>
+                <w:u w:val="none"/>
+              </w:rPr>
+            </w:pPr>
+            <w:r>
+              <w:rPr>
+                <w:rFonts w:hint="default" w:ascii="Times New Roman" w:hAnsi="Times New Roman" w:eastAsia="微软雅黑" w:cs="Times New Roman"/>
+                <w:i w:val="0"/>
+                <w:iCs w:val="0"/>
+                <w:color w:val="000000"/>
+                <w:kern w:val="0"/>
+                <w:sz w:val="22"/>
+                <w:szCs w:val="22"/>
+                <w:highlight w:val="none"/>
+                <w:u w:val="none"/>
+                <w:lang w:val="en-US" w:eastAsia="zh-CN" w:bidi="ar"/>
+              </w:rPr>
+              <w:t>3  NTMT1 阴性(Ct&gt;</w:t>
+            </w:r>
+            <w:r>
+              <w:rPr>
+                <w:rFonts w:hint="eastAsia" w:ascii="Times New Roman" w:hAnsi="Times New Roman" w:eastAsia="微软雅黑" w:cs="Times New Roman"/>
+                <w:i w:val="0"/>
+                <w:iCs w:val="0"/>
+                <w:color w:val="000000"/>
+                <w:kern w:val="0"/>
+                <w:sz w:val="22"/>
+                <w:szCs w:val="22"/>
+                <w:highlight w:val="none"/>
+                <w:u w:val="none"/>
+                <w:lang w:val="en-US" w:eastAsia="zh-CN" w:bidi="ar"/>
+              </w:rPr>
+              <w:t>4</w:t>
+            </w:r>
+            <w:r>
+              <w:rPr>
+                <w:rFonts w:hint="default" w:ascii="Times New Roman" w:hAnsi="Times New Roman" w:eastAsia="微软雅黑" w:cs="Times New Roman"/>
+                <w:i w:val="0"/>
+                <w:iCs w:val="0"/>
+                <w:color w:val="000000"/>
+                <w:kern w:val="0"/>
+                <w:sz w:val="22"/>
+                <w:szCs w:val="22"/>
+                <w:highlight w:val="none"/>
+                <w:u w:val="none"/>
+                <w:lang w:val="en-US" w:eastAsia="zh-CN" w:bidi="ar"/>
+              </w:rPr>
+              <w:t>8或Unde)；MAP3K14-AS1 阳性(Ct≤</w:t>
+            </w:r>
+            <w:r>
+              <w:rPr>
+                <w:rFonts w:hint="eastAsia" w:ascii="Times New Roman" w:hAnsi="Times New Roman" w:eastAsia="微软雅黑" w:cs="Times New Roman"/>
+                <w:i w:val="0"/>
+                <w:iCs w:val="0"/>
+                <w:color w:val="000000"/>
+                <w:kern w:val="0"/>
+                <w:sz w:val="22"/>
+                <w:szCs w:val="22"/>
+                <w:highlight w:val="none"/>
+                <w:u w:val="none"/>
+                <w:lang w:val="en-US" w:eastAsia="zh-CN" w:bidi="ar"/>
+              </w:rPr>
+              <w:t>4</w:t>
+            </w:r>
+            <w:r>
+              <w:rPr>
+                <w:rFonts w:hint="default" w:ascii="Times New Roman" w:hAnsi="Times New Roman" w:eastAsia="微软雅黑" w:cs="Times New Roman"/>
+                <w:i w:val="0"/>
+                <w:iCs w:val="0"/>
+                <w:color w:val="000000"/>
+                <w:kern w:val="0"/>
+                <w:sz w:val="22"/>
+                <w:szCs w:val="22"/>
+                <w:highlight w:val="none"/>
+                <w:u w:val="none"/>
+                <w:lang w:val="en-US" w:eastAsia="zh-CN" w:bidi="ar"/>
+              </w:rPr>
+              <w:t>8)；</w:t>
+            </w:r>
+          </w:p>
+        </w:tc>
+        <w:tc>
+          <w:tcPr>
+            <w:tcW w:w="2296" w:type="dxa"/>
+            <w:vMerge w:val="continue"/>
+            <w:tcBorders>
+              <w:top w:val="single" w:color="000000" w:sz="4" w:space="0"/>
+              <w:left w:val="single" w:color="000000" w:sz="4" w:space="0"/>
+              <w:bottom w:val="single" w:color="000000" w:sz="4" w:space="0"/>
+              <w:right w:val="nil"/>
+            </w:tcBorders>
+            <w:shd w:val="clear" w:color="auto" w:fill="auto"/>
+            <w:noWrap/>
+            <w:vAlign w:val="center"/>
+          </w:tcPr>
+          <w:p>
+            <w:pPr>
+              <w:jc w:val="center"/>
+              <w:rPr>
+                <w:rFonts w:hint="default" w:ascii="Times New Roman" w:hAnsi="Times New Roman" w:eastAsia="微软雅黑" w:cs="Times New Roman"/>
+                <w:i w:val="0"/>
+                <w:iCs w:val="0"/>
+                <w:color w:val="000000"/>
+                <w:sz w:val="22"/>
+                <w:szCs w:val="22"/>
+                <w:highlight w:val="none"/>
                 <w:u w:val="none"/>
               </w:rPr>
             </w:pPr>
@@ -2095,97 +3177,59 @@
                 <w:u w:val="none"/>
                 <w:lang w:val="en-US" w:eastAsia="zh-CN" w:bidi="ar"/>
               </w:rPr>
-              <w:t>3  SDC2 阴性(Ct&gt;38或Unde)；TFPI2 阳性(Ct≤38)；</w:t>
-            </w:r>
-          </w:p>
-        </w:tc>
-        <w:tc>
-          <w:tcPr>
-            <w:tcW w:w="2296" w:type="dxa"/>
-            <w:vMerge w:val="continue"/>
-            <w:tcBorders>
-              <w:top w:val="single" w:color="000000" w:sz="4" w:space="0"/>
-              <w:left w:val="single" w:color="000000" w:sz="4" w:space="0"/>
-              <w:bottom w:val="single" w:color="000000" w:sz="4" w:space="0"/>
-              <w:right w:val="nil"/>
-            </w:tcBorders>
-            <w:shd w:val="clear" w:color="auto" w:fill="auto"/>
-            <w:noWrap/>
-            <w:vAlign w:val="center"/>
-          </w:tcPr>
-          <w:p>
-            <w:pPr>
-              <w:jc w:val="center"/>
+              <w:t>4  NTMT1 阴性(Ct&gt;</w:t>
+            </w:r>
+            <w:r>
+              <w:rPr>
+                <w:rFonts w:hint="eastAsia" w:ascii="Times New Roman" w:hAnsi="Times New Roman" w:eastAsia="微软雅黑" w:cs="Times New Roman"/>
+                <w:i w:val="0"/>
+                <w:iCs w:val="0"/>
+                <w:color w:val="000000"/>
+                <w:kern w:val="0"/>
+                <w:sz w:val="22"/>
+                <w:szCs w:val="22"/>
+                <w:highlight w:val="none"/>
+                <w:u w:val="none"/>
+                <w:lang w:val="en-US" w:eastAsia="zh-CN" w:bidi="ar"/>
+              </w:rPr>
+              <w:t>4</w:t>
+            </w:r>
+            <w:r>
               <w:rPr>
                 <w:rFonts w:hint="default" w:ascii="Times New Roman" w:hAnsi="Times New Roman" w:eastAsia="微软雅黑" w:cs="Times New Roman"/>
                 <w:i w:val="0"/>
                 <w:iCs w:val="0"/>
                 <w:color w:val="000000"/>
+                <w:kern w:val="0"/>
                 <w:sz w:val="22"/>
                 <w:szCs w:val="22"/>
+                <w:highlight w:val="none"/>
                 <w:u w:val="none"/>
-              </w:rPr>
-            </w:pPr>
-          </w:p>
-        </w:tc>
-      </w:tr>
-      <w:tr>
-        <w:tblPrEx>
-          <w:tblBorders>
-            <w:top w:val="none" w:color="auto" w:sz="0" w:space="0"/>
-            <w:left w:val="none" w:color="auto" w:sz="0" w:space="0"/>
-            <w:bottom w:val="none" w:color="auto" w:sz="0" w:space="0"/>
-            <w:right w:val="none" w:color="auto" w:sz="0" w:space="0"/>
-            <w:insideH w:val="none" w:color="auto" w:sz="0" w:space="0"/>
-            <w:insideV w:val="none" w:color="auto" w:sz="0" w:space="0"/>
-          </w:tblBorders>
-          <w:tblCellMar>
-            <w:top w:w="0" w:type="dxa"/>
-            <w:left w:w="108" w:type="dxa"/>
-            <w:bottom w:w="0" w:type="dxa"/>
-            <w:right w:w="108" w:type="dxa"/>
-          </w:tblCellMar>
-        </w:tblPrEx>
-        <w:trPr>
-          <w:trHeight w:val="397" w:hRule="atLeast"/>
-        </w:trPr>
-        <w:tc>
-          <w:tcPr>
-            <w:tcW w:w="7643" w:type="dxa"/>
-            <w:tcBorders>
-              <w:top w:val="single" w:color="000000" w:sz="4" w:space="0"/>
-              <w:bottom w:val="single" w:color="000000" w:sz="4" w:space="0"/>
-              <w:right w:val="single" w:color="000000" w:sz="4" w:space="0"/>
-            </w:tcBorders>
-            <w:shd w:val="clear" w:color="auto" w:fill="auto"/>
-            <w:noWrap/>
-            <w:vAlign w:val="center"/>
-          </w:tcPr>
-          <w:p>
-            <w:pPr>
-              <w:keepNext w:val="0"/>
-              <w:keepLines w:val="0"/>
-              <w:widowControl/>
-              <w:suppressLineNumbers w:val="0"/>
-              <w:jc w:val="left"/>
-              <w:textAlignment w:val="center"/>
+                <w:lang w:val="en-US" w:eastAsia="zh-CN" w:bidi="ar"/>
+              </w:rPr>
+              <w:t>8或Unde)；MAP3K14-AS1 阴性(Ct&gt;</w:t>
+            </w:r>
+            <w:r>
+              <w:rPr>
+                <w:rFonts w:hint="eastAsia" w:ascii="Times New Roman" w:hAnsi="Times New Roman" w:eastAsia="微软雅黑" w:cs="Times New Roman"/>
+                <w:i w:val="0"/>
+                <w:iCs w:val="0"/>
+                <w:color w:val="000000"/>
+                <w:kern w:val="0"/>
+                <w:sz w:val="22"/>
+                <w:szCs w:val="22"/>
+                <w:highlight w:val="none"/>
+                <w:u w:val="none"/>
+                <w:lang w:val="en-US" w:eastAsia="zh-CN" w:bidi="ar"/>
+              </w:rPr>
+              <w:t>4</w:t>
+            </w:r>
+            <w:r>
               <w:rPr>
                 <w:rFonts w:hint="default" w:ascii="Times New Roman" w:hAnsi="Times New Roman" w:eastAsia="微软雅黑" w:cs="Times New Roman"/>
                 <w:i w:val="0"/>
                 <w:iCs w:val="0"/>
                 <w:color w:val="000000"/>
-                <w:sz w:val="22"/>
-                <w:szCs w:val="22"/>
-                <w:highlight w:val="none"/>
-                <w:u w:val="none"/>
-              </w:rPr>
-            </w:pPr>
-            <w:r>
-              <w:rPr>
-                <w:rFonts w:hint="default" w:ascii="Times New Roman" w:hAnsi="Times New Roman" w:eastAsia="微软雅黑" w:cs="Times New Roman"/>
-                <w:i w:val="0"/>
-                <w:iCs w:val="0"/>
-                <w:color w:val="000000"/>
                 <w:kern w:val="0"/>
                 <w:sz w:val="22"/>
                 <w:szCs w:val="22"/>
@@ -2193,7 +3237,7 @@
                 <w:u w:val="none"/>
                 <w:lang w:val="en-US" w:eastAsia="zh-CN" w:bidi="ar"/>
               </w:rPr>
-              <w:t>4  SDC2 阴性(Ct&gt;38或Unde)；TFPI2 阴性(Ct&gt;38或Unde)；</w:t>
+              <w:t>8或Unde)；</w:t>
             </w:r>
           </w:p>
         </w:tc>
@@ -2225,6 +3269,7 @@
                 <w:color w:val="000000"/>
                 <w:sz w:val="22"/>
                 <w:szCs w:val="22"/>
+                <w:highlight w:val="none"/>
                 <w:u w:val="none"/>
               </w:rPr>
             </w:pPr>
@@ -2237,6 +3282,7 @@
                 <w:kern w:val="0"/>
                 <w:sz w:val="22"/>
                 <w:szCs w:val="22"/>
+                <w:highlight w:val="none"/>
                 <w:u w:val="none"/>
                 <w:lang w:val="en-US" w:eastAsia="zh-CN" w:bidi="ar"/>
               </w:rPr>
@@ -2255,7 +3301,7 @@
         <w:jc w:val="left"/>
         <w:textAlignment w:val="center"/>
         <w:rPr>
-          <w:rFonts w:hint="default" w:ascii="Times New Roman" w:hAnsi="Times New Roman" w:eastAsia="微软雅黑" w:cs="Times New Roman"/>
+          <w:rFonts w:hint="eastAsia" w:ascii="Times New Roman" w:hAnsi="Times New Roman" w:eastAsia="微软雅黑" w:cs="Times New Roman"/>
           <w:b/>
           <w:bCs/>
           <w:color w:val="4472C4" w:themeColor="accent5"/>
@@ -2286,6 +3332,7 @@
           <w:kern w:val="0"/>
           <w:sz w:val="22"/>
           <w:szCs w:val="22"/>
+          <w:highlight w:val="none"/>
           <w:u w:val="none"/>
           <w:lang w:val="en-US" w:eastAsia="zh-CN" w:bidi="ar"/>
         </w:rPr>
@@ -2293,17 +3340,48 @@
       </w:r>
       <w:r>
         <w:rPr>
-          <w:rFonts w:hint="default" w:ascii="Times New Roman" w:hAnsi="Times New Roman" w:eastAsia="微软雅黑" w:cs="Times New Roman"/>
-          <w:i w:val="0"/>
-          <w:iCs w:val="0"/>
+          <w:rFonts w:ascii="Times New Roman" w:hAnsi="Times New Roman" w:eastAsia="微软雅黑" w:cs="Times New Roman"/>
           <w:color w:val="000000"/>
-          <w:kern w:val="0"/>
-          <w:sz w:val="22"/>
-          <w:szCs w:val="22"/>
-          <w:u w:val="none"/>
+          <w:highlight w:val="none"/>
+          <w:lang w:eastAsia="zh-CN" w:bidi="ar"/>
+        </w:rPr>
+        <w:t>Ct</w:t>
+      </w:r>
+      <w:r>
+        <w:rPr>
+          <w:rFonts w:hint="eastAsia" w:ascii="Times New Roman" w:hAnsi="Times New Roman" w:eastAsia="微软雅黑" w:cs="Times New Roman"/>
+          <w:color w:val="000000"/>
+          <w:highlight w:val="none"/>
           <w:lang w:val="en-US" w:eastAsia="zh-CN" w:bidi="ar"/>
         </w:rPr>
-        <w:t>Unde表明该基因未检出甲基化异常。</w:t>
+        <w:t>≥50或者</w:t>
+      </w:r>
+      <w:r>
+        <w:rPr>
+          <w:rFonts w:ascii="Times New Roman" w:hAnsi="Times New Roman" w:eastAsia="微软雅黑" w:cs="Times New Roman"/>
+          <w:color w:val="000000"/>
+          <w:highlight w:val="none"/>
+          <w:lang w:eastAsia="zh-CN" w:bidi="ar"/>
+        </w:rPr>
+        <w:t>Unde表明该基因未检出甲基化异常</w:t>
+      </w:r>
+      <w:r>
+        <w:rPr>
+          <w:rFonts w:hint="eastAsia" w:ascii="Times New Roman" w:hAnsi="Times New Roman" w:eastAsia="微软雅黑" w:cs="Times New Roman"/>
+          <w:color w:val="000000"/>
+          <w:highlight w:val="none"/>
+          <w:lang w:val="en-US" w:eastAsia="zh-CN" w:bidi="ar"/>
+        </w:rPr>
+        <w:t>或低于检测下限</w:t>
+      </w:r>
+      <w:r>
+        <w:rPr>
+          <w:rFonts w:ascii="Times New Roman" w:hAnsi="Times New Roman" w:eastAsia="微软雅黑" w:cs="Times New Roman"/>
+          <w:color w:val="000000"/>
+          <w:highlight w:val="none"/>
+          <w:lang w:eastAsia="zh-CN" w:bidi="ar"/>
+        </w:rPr>
+        <w:t>。</w:t>
       </w:r>
       <w:r>
         <w:rPr>
@@ -2349,7 +3427,7 @@
             </w14:solidFill>
           </w14:textFill>
         </w:rPr>
-        <w:t>“结直肠癌基因甲基化血液检测结果”</w:t>
+        <w:t>“胃癌基因甲基化血液</w:t>
       </w:r>
       <w:r>
         <w:rPr>
@@ -2372,839 +3450,11 @@
             </w14:solidFill>
           </w14:textFill>
         </w:rPr>
-        <w:t>%}</w:t>
-      </w:r>
-    </w:p>
-    <w:tbl>
-      <w:tblPr>
-        <w:tblStyle w:val="16"/>
-        <w:tblW w:w="9939" w:type="dxa"/>
-        <w:tblInd w:w="0" w:type="dxa"/>
-        <w:tblBorders>
-          <w:top w:val="none" w:color="auto" w:sz="0" w:space="0"/>
-          <w:left w:val="none" w:color="auto" w:sz="0" w:space="0"/>
-          <w:bottom w:val="none" w:color="auto" w:sz="0" w:space="0"/>
-          <w:right w:val="none" w:color="auto" w:sz="0" w:space="0"/>
-          <w:insideH w:val="none" w:color="auto" w:sz="0" w:space="0"/>
-          <w:insideV w:val="none" w:color="auto" w:sz="0" w:space="0"/>
-        </w:tblBorders>
-        <w:shd w:val="clear" w:color="auto" w:fill="auto"/>
-        <w:tblLayout w:type="fixed"/>
-        <w:tblCellMar>
-          <w:top w:w="0" w:type="dxa"/>
-          <w:left w:w="108" w:type="dxa"/>
-          <w:bottom w:w="0" w:type="dxa"/>
-          <w:right w:w="108" w:type="dxa"/>
-        </w:tblCellMar>
-      </w:tblPr>
-      <w:tblGrid>
-        <w:gridCol w:w="7643"/>
-        <w:gridCol w:w="2296"/>
-      </w:tblGrid>
-      <w:tr>
-        <w:tblPrEx>
-          <w:tblBorders>
-            <w:top w:val="none" w:color="auto" w:sz="0" w:space="0"/>
-            <w:left w:val="none" w:color="auto" w:sz="0" w:space="0"/>
-            <w:bottom w:val="none" w:color="auto" w:sz="0" w:space="0"/>
-            <w:right w:val="none" w:color="auto" w:sz="0" w:space="0"/>
-            <w:insideH w:val="none" w:color="auto" w:sz="0" w:space="0"/>
-            <w:insideV w:val="none" w:color="auto" w:sz="0" w:space="0"/>
-          </w:tblBorders>
-          <w:tblCellMar>
-            <w:top w:w="0" w:type="dxa"/>
-            <w:left w:w="108" w:type="dxa"/>
-            <w:bottom w:w="0" w:type="dxa"/>
-            <w:right w:w="108" w:type="dxa"/>
-          </w:tblCellMar>
-        </w:tblPrEx>
-        <w:trPr>
-          <w:trHeight w:val="397" w:hRule="atLeast"/>
-        </w:trPr>
-        <w:tc>
-          <w:tcPr>
-            <w:tcW w:w="7643" w:type="dxa"/>
-            <w:tcBorders>
-              <w:top w:val="single" w:color="000000" w:sz="4" w:space="0"/>
-              <w:bottom w:val="single" w:color="000000" w:sz="4" w:space="0"/>
-              <w:right w:val="single" w:color="000000" w:sz="4" w:space="0"/>
-            </w:tcBorders>
-            <w:shd w:val="clear" w:color="auto" w:fill="auto"/>
-            <w:noWrap/>
-            <w:vAlign w:val="center"/>
-          </w:tcPr>
-          <w:p>
-            <w:pPr>
-              <w:keepNext w:val="0"/>
-              <w:keepLines w:val="0"/>
-              <w:widowControl/>
-              <w:suppressLineNumbers w:val="0"/>
-              <w:jc w:val="left"/>
-              <w:textAlignment w:val="center"/>
-              <w:rPr>
-                <w:rFonts w:hint="default" w:ascii="Times New Roman" w:hAnsi="Times New Roman" w:eastAsia="微软雅黑" w:cs="Times New Roman"/>
-                <w:i w:val="0"/>
-                <w:iCs w:val="0"/>
-                <w:color w:val="000000"/>
-                <w:sz w:val="22"/>
-                <w:szCs w:val="22"/>
-                <w:highlight w:val="none"/>
-                <w:u w:val="none"/>
-              </w:rPr>
-            </w:pPr>
-            <w:r>
-              <w:rPr>
-                <w:rFonts w:hint="default" w:ascii="Times New Roman" w:hAnsi="Times New Roman" w:eastAsia="微软雅黑" w:cs="Times New Roman"/>
-                <w:i w:val="0"/>
-                <w:iCs w:val="0"/>
-                <w:color w:val="000000"/>
-                <w:kern w:val="0"/>
-                <w:sz w:val="22"/>
-                <w:szCs w:val="22"/>
-                <w:highlight w:val="none"/>
-                <w:u w:val="none"/>
-                <w:lang w:val="en-US" w:eastAsia="zh-CN" w:bidi="ar"/>
-              </w:rPr>
-              <w:t>结果判定依据</w:t>
-            </w:r>
-          </w:p>
-        </w:tc>
-        <w:tc>
-          <w:tcPr>
-            <w:tcW w:w="2296" w:type="dxa"/>
-            <w:tcBorders>
-              <w:top w:val="single" w:color="000000" w:sz="4" w:space="0"/>
-              <w:left w:val="single" w:color="000000" w:sz="4" w:space="0"/>
-              <w:bottom w:val="single" w:color="000000" w:sz="4" w:space="0"/>
-              <w:right w:val="nil"/>
-            </w:tcBorders>
-            <w:shd w:val="clear" w:color="auto" w:fill="auto"/>
-            <w:noWrap/>
-            <w:vAlign w:val="center"/>
-          </w:tcPr>
-          <w:p>
-            <w:pPr>
-              <w:keepNext w:val="0"/>
-              <w:keepLines w:val="0"/>
-              <w:widowControl/>
-              <w:suppressLineNumbers w:val="0"/>
-              <w:jc w:val="center"/>
-              <w:textAlignment w:val="center"/>
-              <w:rPr>
-                <w:rFonts w:hint="default" w:ascii="Times New Roman" w:hAnsi="Times New Roman" w:eastAsia="微软雅黑" w:cs="Times New Roman"/>
-                <w:i w:val="0"/>
-                <w:iCs w:val="0"/>
-                <w:color w:val="000000"/>
-                <w:sz w:val="22"/>
-                <w:szCs w:val="22"/>
-                <w:highlight w:val="none"/>
-                <w:u w:val="none"/>
-              </w:rPr>
-            </w:pPr>
-            <w:r>
-              <w:rPr>
-                <w:rFonts w:hint="default" w:ascii="Times New Roman" w:hAnsi="Times New Roman" w:eastAsia="微软雅黑" w:cs="Times New Roman"/>
-                <w:i w:val="0"/>
-                <w:iCs w:val="0"/>
-                <w:color w:val="000000"/>
-                <w:kern w:val="0"/>
-                <w:sz w:val="22"/>
-                <w:szCs w:val="22"/>
-                <w:highlight w:val="none"/>
-                <w:u w:val="none"/>
-                <w:lang w:val="en-US" w:eastAsia="zh-CN" w:bidi="ar"/>
-              </w:rPr>
-              <w:t>结果判定</w:t>
-            </w:r>
-          </w:p>
-        </w:tc>
-      </w:tr>
-      <w:tr>
-        <w:tblPrEx>
-          <w:tblBorders>
-            <w:top w:val="none" w:color="auto" w:sz="0" w:space="0"/>
-            <w:left w:val="none" w:color="auto" w:sz="0" w:space="0"/>
-            <w:bottom w:val="none" w:color="auto" w:sz="0" w:space="0"/>
-            <w:right w:val="none" w:color="auto" w:sz="0" w:space="0"/>
-            <w:insideH w:val="none" w:color="auto" w:sz="0" w:space="0"/>
-            <w:insideV w:val="none" w:color="auto" w:sz="0" w:space="0"/>
-          </w:tblBorders>
-          <w:tblCellMar>
-            <w:top w:w="0" w:type="dxa"/>
-            <w:left w:w="108" w:type="dxa"/>
-            <w:bottom w:w="0" w:type="dxa"/>
-            <w:right w:w="108" w:type="dxa"/>
-          </w:tblCellMar>
-        </w:tblPrEx>
-        <w:trPr>
-          <w:trHeight w:val="397" w:hRule="atLeast"/>
-        </w:trPr>
-        <w:tc>
-          <w:tcPr>
-            <w:tcW w:w="7643" w:type="dxa"/>
-            <w:tcBorders>
-              <w:top w:val="single" w:color="000000" w:sz="4" w:space="0"/>
-              <w:bottom w:val="single" w:color="000000" w:sz="4" w:space="0"/>
-              <w:right w:val="single" w:color="000000" w:sz="4" w:space="0"/>
-            </w:tcBorders>
-            <w:shd w:val="clear" w:color="auto" w:fill="auto"/>
-            <w:noWrap/>
-            <w:vAlign w:val="center"/>
-          </w:tcPr>
-          <w:p>
-            <w:pPr>
-              <w:keepNext w:val="0"/>
-              <w:keepLines w:val="0"/>
-              <w:widowControl/>
-              <w:suppressLineNumbers w:val="0"/>
-              <w:jc w:val="left"/>
-              <w:textAlignment w:val="center"/>
-              <w:rPr>
-                <w:rFonts w:hint="default" w:ascii="Times New Roman" w:hAnsi="Times New Roman" w:eastAsia="微软雅黑" w:cs="Times New Roman"/>
-                <w:i w:val="0"/>
-                <w:iCs w:val="0"/>
-                <w:color w:val="000000"/>
-                <w:sz w:val="22"/>
-                <w:szCs w:val="22"/>
-                <w:highlight w:val="none"/>
-                <w:u w:val="none"/>
-              </w:rPr>
-            </w:pPr>
-            <w:r>
-              <w:rPr>
-                <w:rFonts w:hint="default" w:ascii="Times New Roman" w:hAnsi="Times New Roman" w:eastAsia="微软雅黑" w:cs="Times New Roman"/>
-                <w:i w:val="0"/>
-                <w:iCs w:val="0"/>
-                <w:color w:val="000000"/>
-                <w:kern w:val="0"/>
-                <w:sz w:val="22"/>
-                <w:szCs w:val="22"/>
-                <w:highlight w:val="none"/>
-                <w:u w:val="none"/>
-                <w:lang w:val="en-US" w:eastAsia="zh-CN" w:bidi="ar"/>
-              </w:rPr>
-              <w:t>1  NTMT1 阳性(Ct≤</w:t>
-            </w:r>
-            <w:r>
-              <w:rPr>
-                <w:rFonts w:hint="eastAsia" w:ascii="Times New Roman" w:hAnsi="Times New Roman" w:eastAsia="微软雅黑" w:cs="Times New Roman"/>
-                <w:i w:val="0"/>
-                <w:iCs w:val="0"/>
-                <w:color w:val="000000"/>
-                <w:kern w:val="0"/>
-                <w:sz w:val="22"/>
-                <w:szCs w:val="22"/>
-                <w:highlight w:val="none"/>
-                <w:u w:val="none"/>
-                <w:lang w:val="en-US" w:eastAsia="zh-CN" w:bidi="ar"/>
-              </w:rPr>
-              <w:t>4</w:t>
-            </w:r>
-            <w:r>
-              <w:rPr>
-                <w:rFonts w:hint="default" w:ascii="Times New Roman" w:hAnsi="Times New Roman" w:eastAsia="微软雅黑" w:cs="Times New Roman"/>
-                <w:i w:val="0"/>
-                <w:iCs w:val="0"/>
-                <w:color w:val="000000"/>
-                <w:kern w:val="0"/>
-                <w:sz w:val="22"/>
-                <w:szCs w:val="22"/>
-                <w:highlight w:val="none"/>
-                <w:u w:val="none"/>
-                <w:lang w:val="en-US" w:eastAsia="zh-CN" w:bidi="ar"/>
-              </w:rPr>
-              <w:t>8)；MAP3K14-AS1 阳性(Ct≤</w:t>
-            </w:r>
-            <w:r>
-              <w:rPr>
-                <w:rFonts w:hint="eastAsia" w:ascii="Times New Roman" w:hAnsi="Times New Roman" w:eastAsia="微软雅黑" w:cs="Times New Roman"/>
-                <w:i w:val="0"/>
-                <w:iCs w:val="0"/>
-                <w:color w:val="000000"/>
-                <w:kern w:val="0"/>
-                <w:sz w:val="22"/>
-                <w:szCs w:val="22"/>
-                <w:highlight w:val="none"/>
-                <w:u w:val="none"/>
-                <w:lang w:val="en-US" w:eastAsia="zh-CN" w:bidi="ar"/>
-              </w:rPr>
-              <w:t>4</w:t>
-            </w:r>
-            <w:r>
-              <w:rPr>
-                <w:rFonts w:hint="default" w:ascii="Times New Roman" w:hAnsi="Times New Roman" w:eastAsia="微软雅黑" w:cs="Times New Roman"/>
-                <w:i w:val="0"/>
-                <w:iCs w:val="0"/>
-                <w:color w:val="000000"/>
-                <w:kern w:val="0"/>
-                <w:sz w:val="22"/>
-                <w:szCs w:val="22"/>
-                <w:highlight w:val="none"/>
-                <w:u w:val="none"/>
-                <w:lang w:val="en-US" w:eastAsia="zh-CN" w:bidi="ar"/>
-              </w:rPr>
-              <w:t>8)；</w:t>
-            </w:r>
-          </w:p>
-        </w:tc>
-        <w:tc>
-          <w:tcPr>
-            <w:tcW w:w="2296" w:type="dxa"/>
-            <w:vMerge w:val="restart"/>
-            <w:tcBorders>
-              <w:top w:val="single" w:color="000000" w:sz="4" w:space="0"/>
-              <w:left w:val="single" w:color="000000" w:sz="4" w:space="0"/>
-              <w:bottom w:val="single" w:color="000000" w:sz="4" w:space="0"/>
-              <w:right w:val="nil"/>
-            </w:tcBorders>
-            <w:shd w:val="clear" w:color="auto" w:fill="auto"/>
-            <w:noWrap/>
-            <w:vAlign w:val="center"/>
-          </w:tcPr>
-          <w:p>
-            <w:pPr>
-              <w:keepNext w:val="0"/>
-              <w:keepLines w:val="0"/>
-              <w:widowControl/>
-              <w:suppressLineNumbers w:val="0"/>
-              <w:jc w:val="center"/>
-              <w:textAlignment w:val="center"/>
-              <w:rPr>
-                <w:rFonts w:hint="default" w:ascii="Times New Roman" w:hAnsi="Times New Roman" w:eastAsia="微软雅黑" w:cs="Times New Roman"/>
-                <w:i w:val="0"/>
-                <w:iCs w:val="0"/>
-                <w:color w:val="000000"/>
-                <w:sz w:val="22"/>
-                <w:szCs w:val="22"/>
-                <w:highlight w:val="none"/>
-                <w:u w:val="none"/>
-              </w:rPr>
-            </w:pPr>
-            <w:r>
-              <w:rPr>
-                <w:rFonts w:hint="default" w:ascii="Times New Roman" w:hAnsi="Times New Roman" w:eastAsia="微软雅黑" w:cs="Times New Roman"/>
-                <w:i w:val="0"/>
-                <w:iCs w:val="0"/>
-                <w:color w:val="000000"/>
-                <w:kern w:val="0"/>
-                <w:sz w:val="22"/>
-                <w:szCs w:val="22"/>
-                <w:highlight w:val="none"/>
-                <w:u w:val="none"/>
-                <w:lang w:val="en-US" w:eastAsia="zh-CN" w:bidi="ar"/>
-              </w:rPr>
-              <w:t>阳性</w:t>
-            </w:r>
-          </w:p>
-        </w:tc>
-      </w:tr>
-      <w:tr>
-        <w:tblPrEx>
-          <w:tblBorders>
-            <w:top w:val="none" w:color="auto" w:sz="0" w:space="0"/>
-            <w:left w:val="none" w:color="auto" w:sz="0" w:space="0"/>
-            <w:bottom w:val="none" w:color="auto" w:sz="0" w:space="0"/>
-            <w:right w:val="none" w:color="auto" w:sz="0" w:space="0"/>
-            <w:insideH w:val="none" w:color="auto" w:sz="0" w:space="0"/>
-            <w:insideV w:val="none" w:color="auto" w:sz="0" w:space="0"/>
-          </w:tblBorders>
-          <w:tblCellMar>
-            <w:top w:w="0" w:type="dxa"/>
-            <w:left w:w="108" w:type="dxa"/>
-            <w:bottom w:w="0" w:type="dxa"/>
-            <w:right w:w="108" w:type="dxa"/>
-          </w:tblCellMar>
-        </w:tblPrEx>
-        <w:trPr>
-          <w:trHeight w:val="397" w:hRule="atLeast"/>
-        </w:trPr>
-        <w:tc>
-          <w:tcPr>
-            <w:tcW w:w="7643" w:type="dxa"/>
-            <w:tcBorders>
-              <w:top w:val="single" w:color="000000" w:sz="4" w:space="0"/>
-              <w:bottom w:val="single" w:color="000000" w:sz="4" w:space="0"/>
-              <w:right w:val="single" w:color="000000" w:sz="4" w:space="0"/>
-            </w:tcBorders>
-            <w:shd w:val="clear" w:color="auto" w:fill="auto"/>
-            <w:noWrap/>
-            <w:vAlign w:val="center"/>
-          </w:tcPr>
-          <w:p>
-            <w:pPr>
-              <w:keepNext w:val="0"/>
-              <w:keepLines w:val="0"/>
-              <w:widowControl/>
-              <w:suppressLineNumbers w:val="0"/>
-              <w:jc w:val="left"/>
-              <w:textAlignment w:val="center"/>
-              <w:rPr>
-                <w:rFonts w:hint="default" w:ascii="Times New Roman" w:hAnsi="Times New Roman" w:eastAsia="微软雅黑" w:cs="Times New Roman"/>
-                <w:i w:val="0"/>
-                <w:iCs w:val="0"/>
-                <w:color w:val="000000"/>
-                <w:sz w:val="22"/>
-                <w:szCs w:val="22"/>
-                <w:highlight w:val="none"/>
-                <w:u w:val="none"/>
-              </w:rPr>
-            </w:pPr>
-            <w:r>
-              <w:rPr>
-                <w:rFonts w:hint="default" w:ascii="Times New Roman" w:hAnsi="Times New Roman" w:eastAsia="微软雅黑" w:cs="Times New Roman"/>
-                <w:i w:val="0"/>
-                <w:iCs w:val="0"/>
-                <w:color w:val="000000"/>
-                <w:kern w:val="0"/>
-                <w:sz w:val="22"/>
-                <w:szCs w:val="22"/>
-                <w:highlight w:val="none"/>
-                <w:u w:val="none"/>
-                <w:lang w:val="en-US" w:eastAsia="zh-CN" w:bidi="ar"/>
-              </w:rPr>
-              <w:t>2  NTMT1阳性(Ct≤</w:t>
-            </w:r>
-            <w:r>
-              <w:rPr>
-                <w:rFonts w:hint="eastAsia" w:ascii="Times New Roman" w:hAnsi="Times New Roman" w:eastAsia="微软雅黑" w:cs="Times New Roman"/>
-                <w:i w:val="0"/>
-                <w:iCs w:val="0"/>
-                <w:color w:val="000000"/>
-                <w:kern w:val="0"/>
-                <w:sz w:val="22"/>
-                <w:szCs w:val="22"/>
-                <w:highlight w:val="none"/>
-                <w:u w:val="none"/>
-                <w:lang w:val="en-US" w:eastAsia="zh-CN" w:bidi="ar"/>
-              </w:rPr>
-              <w:t>4</w:t>
-            </w:r>
-            <w:r>
-              <w:rPr>
-                <w:rFonts w:hint="default" w:ascii="Times New Roman" w:hAnsi="Times New Roman" w:eastAsia="微软雅黑" w:cs="Times New Roman"/>
-                <w:i w:val="0"/>
-                <w:iCs w:val="0"/>
-                <w:color w:val="000000"/>
-                <w:kern w:val="0"/>
-                <w:sz w:val="22"/>
-                <w:szCs w:val="22"/>
-                <w:highlight w:val="none"/>
-                <w:u w:val="none"/>
-                <w:lang w:val="en-US" w:eastAsia="zh-CN" w:bidi="ar"/>
-              </w:rPr>
-              <w:t>8)；MAP3K14-AS1 阴性(Ct&gt;</w:t>
-            </w:r>
-            <w:r>
-              <w:rPr>
-                <w:rFonts w:hint="eastAsia" w:ascii="Times New Roman" w:hAnsi="Times New Roman" w:eastAsia="微软雅黑" w:cs="Times New Roman"/>
-                <w:i w:val="0"/>
-                <w:iCs w:val="0"/>
-                <w:color w:val="000000"/>
-                <w:kern w:val="0"/>
-                <w:sz w:val="22"/>
-                <w:szCs w:val="22"/>
-                <w:highlight w:val="none"/>
-                <w:u w:val="none"/>
-                <w:lang w:val="en-US" w:eastAsia="zh-CN" w:bidi="ar"/>
-              </w:rPr>
-              <w:t>4</w:t>
-            </w:r>
-            <w:r>
-              <w:rPr>
-                <w:rFonts w:hint="default" w:ascii="Times New Roman" w:hAnsi="Times New Roman" w:eastAsia="微软雅黑" w:cs="Times New Roman"/>
-                <w:i w:val="0"/>
-                <w:iCs w:val="0"/>
-                <w:color w:val="000000"/>
-                <w:kern w:val="0"/>
-                <w:sz w:val="22"/>
-                <w:szCs w:val="22"/>
-                <w:highlight w:val="none"/>
-                <w:u w:val="none"/>
-                <w:lang w:val="en-US" w:eastAsia="zh-CN" w:bidi="ar"/>
-              </w:rPr>
-              <w:t>8或Unde)；</w:t>
-            </w:r>
-          </w:p>
-        </w:tc>
-        <w:tc>
-          <w:tcPr>
-            <w:tcW w:w="2296" w:type="dxa"/>
-            <w:vMerge w:val="continue"/>
-            <w:tcBorders>
-              <w:top w:val="single" w:color="000000" w:sz="4" w:space="0"/>
-              <w:left w:val="single" w:color="000000" w:sz="4" w:space="0"/>
-              <w:bottom w:val="single" w:color="000000" w:sz="4" w:space="0"/>
-              <w:right w:val="nil"/>
-            </w:tcBorders>
-            <w:shd w:val="clear" w:color="auto" w:fill="auto"/>
-            <w:noWrap/>
-            <w:vAlign w:val="center"/>
-          </w:tcPr>
-          <w:p>
-            <w:pPr>
-              <w:jc w:val="center"/>
-              <w:rPr>
-                <w:rFonts w:hint="default" w:ascii="Times New Roman" w:hAnsi="Times New Roman" w:eastAsia="微软雅黑" w:cs="Times New Roman"/>
-                <w:i w:val="0"/>
-                <w:iCs w:val="0"/>
-                <w:color w:val="000000"/>
-                <w:sz w:val="22"/>
-                <w:szCs w:val="22"/>
-                <w:highlight w:val="none"/>
-                <w:u w:val="none"/>
-              </w:rPr>
-            </w:pPr>
-          </w:p>
-        </w:tc>
-      </w:tr>
-      <w:tr>
-        <w:tblPrEx>
-          <w:tblBorders>
-            <w:top w:val="none" w:color="auto" w:sz="0" w:space="0"/>
-            <w:left w:val="none" w:color="auto" w:sz="0" w:space="0"/>
-            <w:bottom w:val="none" w:color="auto" w:sz="0" w:space="0"/>
-            <w:right w:val="none" w:color="auto" w:sz="0" w:space="0"/>
-            <w:insideH w:val="none" w:color="auto" w:sz="0" w:space="0"/>
-            <w:insideV w:val="none" w:color="auto" w:sz="0" w:space="0"/>
-          </w:tblBorders>
-          <w:tblCellMar>
-            <w:top w:w="0" w:type="dxa"/>
-            <w:left w:w="108" w:type="dxa"/>
-            <w:bottom w:w="0" w:type="dxa"/>
-            <w:right w:w="108" w:type="dxa"/>
-          </w:tblCellMar>
-        </w:tblPrEx>
-        <w:trPr>
-          <w:trHeight w:val="397" w:hRule="atLeast"/>
-        </w:trPr>
-        <w:tc>
-          <w:tcPr>
-            <w:tcW w:w="7643" w:type="dxa"/>
-            <w:tcBorders>
-              <w:top w:val="single" w:color="000000" w:sz="4" w:space="0"/>
-              <w:bottom w:val="single" w:color="000000" w:sz="4" w:space="0"/>
-              <w:right w:val="single" w:color="000000" w:sz="4" w:space="0"/>
-            </w:tcBorders>
-            <w:shd w:val="clear" w:color="auto" w:fill="auto"/>
-            <w:noWrap/>
-            <w:vAlign w:val="center"/>
-          </w:tcPr>
-          <w:p>
-            <w:pPr>
-              <w:keepNext w:val="0"/>
-              <w:keepLines w:val="0"/>
-              <w:widowControl/>
-              <w:suppressLineNumbers w:val="0"/>
-              <w:jc w:val="left"/>
-              <w:textAlignment w:val="center"/>
-              <w:rPr>
-                <w:rFonts w:hint="default" w:ascii="Times New Roman" w:hAnsi="Times New Roman" w:eastAsia="微软雅黑" w:cs="Times New Roman"/>
-                <w:i w:val="0"/>
-                <w:iCs w:val="0"/>
-                <w:color w:val="000000"/>
-                <w:sz w:val="22"/>
-                <w:szCs w:val="22"/>
-                <w:highlight w:val="none"/>
-                <w:u w:val="none"/>
-              </w:rPr>
-            </w:pPr>
-            <w:r>
-              <w:rPr>
-                <w:rFonts w:hint="default" w:ascii="Times New Roman" w:hAnsi="Times New Roman" w:eastAsia="微软雅黑" w:cs="Times New Roman"/>
-                <w:i w:val="0"/>
-                <w:iCs w:val="0"/>
-                <w:color w:val="000000"/>
-                <w:kern w:val="0"/>
-                <w:sz w:val="22"/>
-                <w:szCs w:val="22"/>
-                <w:highlight w:val="none"/>
-                <w:u w:val="none"/>
-                <w:lang w:val="en-US" w:eastAsia="zh-CN" w:bidi="ar"/>
-              </w:rPr>
-              <w:t>3  NTMT1 阴性(Ct&gt;</w:t>
-            </w:r>
-            <w:r>
-              <w:rPr>
-                <w:rFonts w:hint="eastAsia" w:ascii="Times New Roman" w:hAnsi="Times New Roman" w:eastAsia="微软雅黑" w:cs="Times New Roman"/>
-                <w:i w:val="0"/>
-                <w:iCs w:val="0"/>
-                <w:color w:val="000000"/>
-                <w:kern w:val="0"/>
-                <w:sz w:val="22"/>
-                <w:szCs w:val="22"/>
-                <w:highlight w:val="none"/>
-                <w:u w:val="none"/>
-                <w:lang w:val="en-US" w:eastAsia="zh-CN" w:bidi="ar"/>
-              </w:rPr>
-              <w:t>4</w:t>
-            </w:r>
-            <w:r>
-              <w:rPr>
-                <w:rFonts w:hint="default" w:ascii="Times New Roman" w:hAnsi="Times New Roman" w:eastAsia="微软雅黑" w:cs="Times New Roman"/>
-                <w:i w:val="0"/>
-                <w:iCs w:val="0"/>
-                <w:color w:val="000000"/>
-                <w:kern w:val="0"/>
-                <w:sz w:val="22"/>
-                <w:szCs w:val="22"/>
-                <w:highlight w:val="none"/>
-                <w:u w:val="none"/>
-                <w:lang w:val="en-US" w:eastAsia="zh-CN" w:bidi="ar"/>
-              </w:rPr>
-              <w:t>8或Unde)；MAP3K14-AS1 阳性(Ct≤</w:t>
-            </w:r>
-            <w:r>
-              <w:rPr>
-                <w:rFonts w:hint="eastAsia" w:ascii="Times New Roman" w:hAnsi="Times New Roman" w:eastAsia="微软雅黑" w:cs="Times New Roman"/>
-                <w:i w:val="0"/>
-                <w:iCs w:val="0"/>
-                <w:color w:val="000000"/>
-                <w:kern w:val="0"/>
-                <w:sz w:val="22"/>
-                <w:szCs w:val="22"/>
-                <w:highlight w:val="none"/>
-                <w:u w:val="none"/>
-                <w:lang w:val="en-US" w:eastAsia="zh-CN" w:bidi="ar"/>
-              </w:rPr>
-              <w:t>4</w:t>
-            </w:r>
-            <w:r>
-              <w:rPr>
-                <w:rFonts w:hint="default" w:ascii="Times New Roman" w:hAnsi="Times New Roman" w:eastAsia="微软雅黑" w:cs="Times New Roman"/>
-                <w:i w:val="0"/>
-                <w:iCs w:val="0"/>
-                <w:color w:val="000000"/>
-                <w:kern w:val="0"/>
-                <w:sz w:val="22"/>
-                <w:szCs w:val="22"/>
-                <w:highlight w:val="none"/>
-                <w:u w:val="none"/>
-                <w:lang w:val="en-US" w:eastAsia="zh-CN" w:bidi="ar"/>
-              </w:rPr>
-              <w:t>8)；</w:t>
-            </w:r>
-          </w:p>
-        </w:tc>
-        <w:tc>
-          <w:tcPr>
-            <w:tcW w:w="2296" w:type="dxa"/>
-            <w:vMerge w:val="continue"/>
-            <w:tcBorders>
-              <w:top w:val="single" w:color="000000" w:sz="4" w:space="0"/>
-              <w:left w:val="single" w:color="000000" w:sz="4" w:space="0"/>
-              <w:bottom w:val="single" w:color="000000" w:sz="4" w:space="0"/>
-              <w:right w:val="nil"/>
-            </w:tcBorders>
-            <w:shd w:val="clear" w:color="auto" w:fill="auto"/>
-            <w:noWrap/>
-            <w:vAlign w:val="center"/>
-          </w:tcPr>
-          <w:p>
-            <w:pPr>
-              <w:jc w:val="center"/>
-              <w:rPr>
-                <w:rFonts w:hint="default" w:ascii="Times New Roman" w:hAnsi="Times New Roman" w:eastAsia="微软雅黑" w:cs="Times New Roman"/>
-                <w:i w:val="0"/>
-                <w:iCs w:val="0"/>
-                <w:color w:val="000000"/>
-                <w:sz w:val="22"/>
-                <w:szCs w:val="22"/>
-                <w:highlight w:val="none"/>
-                <w:u w:val="none"/>
-              </w:rPr>
-            </w:pPr>
-          </w:p>
-        </w:tc>
-      </w:tr>
-      <w:tr>
-        <w:tblPrEx>
-          <w:tblBorders>
-            <w:top w:val="none" w:color="auto" w:sz="0" w:space="0"/>
-            <w:left w:val="none" w:color="auto" w:sz="0" w:space="0"/>
-            <w:bottom w:val="none" w:color="auto" w:sz="0" w:space="0"/>
-            <w:right w:val="none" w:color="auto" w:sz="0" w:space="0"/>
-            <w:insideH w:val="none" w:color="auto" w:sz="0" w:space="0"/>
-            <w:insideV w:val="none" w:color="auto" w:sz="0" w:space="0"/>
-          </w:tblBorders>
-          <w:tblCellMar>
-            <w:top w:w="0" w:type="dxa"/>
-            <w:left w:w="108" w:type="dxa"/>
-            <w:bottom w:w="0" w:type="dxa"/>
-            <w:right w:w="108" w:type="dxa"/>
-          </w:tblCellMar>
-        </w:tblPrEx>
-        <w:trPr>
-          <w:trHeight w:val="397" w:hRule="atLeast"/>
-        </w:trPr>
-        <w:tc>
-          <w:tcPr>
-            <w:tcW w:w="7643" w:type="dxa"/>
-            <w:tcBorders>
-              <w:top w:val="single" w:color="000000" w:sz="4" w:space="0"/>
-              <w:bottom w:val="single" w:color="000000" w:sz="4" w:space="0"/>
-              <w:right w:val="single" w:color="000000" w:sz="4" w:space="0"/>
-            </w:tcBorders>
-            <w:shd w:val="clear" w:color="auto" w:fill="auto"/>
-            <w:noWrap/>
-            <w:vAlign w:val="center"/>
-          </w:tcPr>
-          <w:p>
-            <w:pPr>
-              <w:keepNext w:val="0"/>
-              <w:keepLines w:val="0"/>
-              <w:widowControl/>
-              <w:suppressLineNumbers w:val="0"/>
-              <w:jc w:val="left"/>
-              <w:textAlignment w:val="center"/>
-              <w:rPr>
-                <w:rFonts w:hint="default" w:ascii="Times New Roman" w:hAnsi="Times New Roman" w:eastAsia="微软雅黑" w:cs="Times New Roman"/>
-                <w:i w:val="0"/>
-                <w:iCs w:val="0"/>
-                <w:color w:val="000000"/>
-                <w:sz w:val="22"/>
-                <w:szCs w:val="22"/>
-                <w:highlight w:val="none"/>
-                <w:u w:val="none"/>
-              </w:rPr>
-            </w:pPr>
-            <w:r>
-              <w:rPr>
-                <w:rFonts w:hint="default" w:ascii="Times New Roman" w:hAnsi="Times New Roman" w:eastAsia="微软雅黑" w:cs="Times New Roman"/>
-                <w:i w:val="0"/>
-                <w:iCs w:val="0"/>
-                <w:color w:val="000000"/>
-                <w:kern w:val="0"/>
-                <w:sz w:val="22"/>
-                <w:szCs w:val="22"/>
-                <w:highlight w:val="none"/>
-                <w:u w:val="none"/>
-                <w:lang w:val="en-US" w:eastAsia="zh-CN" w:bidi="ar"/>
-              </w:rPr>
-              <w:t>4  NTMT1 阴性(Ct&gt;</w:t>
-            </w:r>
-            <w:r>
-              <w:rPr>
-                <w:rFonts w:hint="eastAsia" w:ascii="Times New Roman" w:hAnsi="Times New Roman" w:eastAsia="微软雅黑" w:cs="Times New Roman"/>
-                <w:i w:val="0"/>
-                <w:iCs w:val="0"/>
-                <w:color w:val="000000"/>
-                <w:kern w:val="0"/>
-                <w:sz w:val="22"/>
-                <w:szCs w:val="22"/>
-                <w:highlight w:val="none"/>
-                <w:u w:val="none"/>
-                <w:lang w:val="en-US" w:eastAsia="zh-CN" w:bidi="ar"/>
-              </w:rPr>
-              <w:t>4</w:t>
-            </w:r>
-            <w:r>
-              <w:rPr>
-                <w:rFonts w:hint="default" w:ascii="Times New Roman" w:hAnsi="Times New Roman" w:eastAsia="微软雅黑" w:cs="Times New Roman"/>
-                <w:i w:val="0"/>
-                <w:iCs w:val="0"/>
-                <w:color w:val="000000"/>
-                <w:kern w:val="0"/>
-                <w:sz w:val="22"/>
-                <w:szCs w:val="22"/>
-                <w:highlight w:val="none"/>
-                <w:u w:val="none"/>
-                <w:lang w:val="en-US" w:eastAsia="zh-CN" w:bidi="ar"/>
-              </w:rPr>
-              <w:t>8或Unde)；MAP3K14-AS1 阴性(Ct&gt;</w:t>
-            </w:r>
-            <w:r>
-              <w:rPr>
-                <w:rFonts w:hint="eastAsia" w:ascii="Times New Roman" w:hAnsi="Times New Roman" w:eastAsia="微软雅黑" w:cs="Times New Roman"/>
-                <w:i w:val="0"/>
-                <w:iCs w:val="0"/>
-                <w:color w:val="000000"/>
-                <w:kern w:val="0"/>
-                <w:sz w:val="22"/>
-                <w:szCs w:val="22"/>
-                <w:highlight w:val="none"/>
-                <w:u w:val="none"/>
-                <w:lang w:val="en-US" w:eastAsia="zh-CN" w:bidi="ar"/>
-              </w:rPr>
-              <w:t>4</w:t>
-            </w:r>
-            <w:r>
-              <w:rPr>
-                <w:rFonts w:hint="default" w:ascii="Times New Roman" w:hAnsi="Times New Roman" w:eastAsia="微软雅黑" w:cs="Times New Roman"/>
-                <w:i w:val="0"/>
-                <w:iCs w:val="0"/>
-                <w:color w:val="000000"/>
-                <w:kern w:val="0"/>
-                <w:sz w:val="22"/>
-                <w:szCs w:val="22"/>
-                <w:highlight w:val="none"/>
-                <w:u w:val="none"/>
-                <w:lang w:val="en-US" w:eastAsia="zh-CN" w:bidi="ar"/>
-              </w:rPr>
-              <w:t>8或Unde)；</w:t>
-            </w:r>
-          </w:p>
-        </w:tc>
-        <w:tc>
-          <w:tcPr>
-            <w:tcW w:w="2296" w:type="dxa"/>
-            <w:tcBorders>
-              <w:top w:val="single" w:color="000000" w:sz="4" w:space="0"/>
-              <w:left w:val="single" w:color="000000" w:sz="4" w:space="0"/>
-              <w:bottom w:val="single" w:color="000000" w:sz="4" w:space="0"/>
-              <w:right w:val="nil"/>
-            </w:tcBorders>
-            <w:shd w:val="clear" w:color="auto" w:fill="auto"/>
-            <w:noWrap/>
-            <w:vAlign w:val="center"/>
-          </w:tcPr>
-          <w:p>
-            <w:pPr>
-              <w:keepNext w:val="0"/>
-              <w:keepLines w:val="0"/>
-              <w:widowControl/>
-              <w:suppressLineNumbers w:val="0"/>
-              <w:jc w:val="center"/>
-              <w:textAlignment w:val="center"/>
-              <w:rPr>
-                <w:rFonts w:hint="default" w:ascii="Times New Roman" w:hAnsi="Times New Roman" w:eastAsia="微软雅黑" w:cs="Times New Roman"/>
-                <w:i w:val="0"/>
-                <w:iCs w:val="0"/>
-                <w:color w:val="000000"/>
-                <w:sz w:val="22"/>
-                <w:szCs w:val="22"/>
-                <w:highlight w:val="none"/>
-                <w:u w:val="none"/>
-              </w:rPr>
-            </w:pPr>
-            <w:r>
-              <w:rPr>
-                <w:rFonts w:hint="default" w:ascii="Times New Roman" w:hAnsi="Times New Roman" w:eastAsia="微软雅黑" w:cs="Times New Roman"/>
-                <w:i w:val="0"/>
-                <w:iCs w:val="0"/>
-                <w:color w:val="000000"/>
-                <w:kern w:val="0"/>
-                <w:sz w:val="22"/>
-                <w:szCs w:val="22"/>
-                <w:highlight w:val="none"/>
-                <w:u w:val="none"/>
-                <w:lang w:val="en-US" w:eastAsia="zh-CN" w:bidi="ar"/>
-              </w:rPr>
-              <w:t>阴性</w:t>
-            </w:r>
-          </w:p>
-        </w:tc>
-      </w:tr>
-    </w:tbl>
-    <w:p>
-      <w:pPr>
-        <w:keepNext w:val="0"/>
-        <w:keepLines w:val="0"/>
-        <w:widowControl/>
-        <w:suppressLineNumbers w:val="0"/>
-        <w:jc w:val="left"/>
-        <w:textAlignment w:val="center"/>
-        <w:rPr>
-          <w:rFonts w:hint="eastAsia" w:ascii="Times New Roman" w:hAnsi="Times New Roman" w:eastAsia="微软雅黑" w:cs="Times New Roman"/>
+        <w:t>检测报告</w:t>
+      </w:r>
+      <w:r>
+        <w:rPr>
+          <w:rFonts w:hint="default" w:ascii="Times New Roman" w:hAnsi="Times New Roman" w:eastAsia="微软雅黑" w:cs="Times New Roman"/>
           <w:b/>
           <w:bCs/>
           <w:color w:val="4472C4" w:themeColor="accent5"/>
@@ -3223,114 +3473,7 @@
             </w14:solidFill>
           </w14:textFill>
         </w:rPr>
-      </w:pPr>
-      <w:r>
-        <w:rPr>
-          <w:rFonts w:hint="default" w:ascii="Times New Roman" w:hAnsi="Times New Roman" w:eastAsia="微软雅黑" w:cs="Times New Roman"/>
-          <w:b/>
-          <w:bCs/>
-          <w:i w:val="0"/>
-          <w:iCs w:val="0"/>
-          <w:color w:val="000000"/>
-          <w:kern w:val="0"/>
-          <w:sz w:val="22"/>
-          <w:szCs w:val="22"/>
-          <w:highlight w:val="none"/>
-          <w:u w:val="none"/>
-          <w:lang w:val="en-US" w:eastAsia="zh-CN" w:bidi="ar"/>
-        </w:rPr>
-        <w:t>注：</w:t>
-      </w:r>
-      <w:r>
-        <w:rPr>
-          <w:rFonts w:ascii="Times New Roman" w:hAnsi="Times New Roman" w:eastAsia="微软雅黑" w:cs="Times New Roman"/>
-          <w:color w:val="000000"/>
-          <w:highlight w:val="none"/>
-          <w:lang w:eastAsia="zh-CN" w:bidi="ar"/>
-        </w:rPr>
-        <w:t>Ct</w:t>
-      </w:r>
-      <w:r>
-        <w:rPr>
-          <w:rFonts w:hint="eastAsia" w:ascii="Times New Roman" w:hAnsi="Times New Roman" w:eastAsia="微软雅黑" w:cs="Times New Roman"/>
-          <w:color w:val="000000"/>
-          <w:highlight w:val="none"/>
-          <w:lang w:val="en-US" w:eastAsia="zh-CN" w:bidi="ar"/>
-        </w:rPr>
-        <w:t>≥50或者</w:t>
-      </w:r>
-      <w:r>
-        <w:rPr>
-          <w:rFonts w:ascii="Times New Roman" w:hAnsi="Times New Roman" w:eastAsia="微软雅黑" w:cs="Times New Roman"/>
-          <w:color w:val="000000"/>
-          <w:highlight w:val="none"/>
-          <w:lang w:eastAsia="zh-CN" w:bidi="ar"/>
-        </w:rPr>
-        <w:t>Unde表明该基因未检出甲基化异常</w:t>
-      </w:r>
-      <w:r>
-        <w:rPr>
-          <w:rFonts w:hint="eastAsia" w:ascii="Times New Roman" w:hAnsi="Times New Roman" w:eastAsia="微软雅黑" w:cs="Times New Roman"/>
-          <w:color w:val="000000"/>
-          <w:highlight w:val="none"/>
-          <w:lang w:val="en-US" w:eastAsia="zh-CN" w:bidi="ar"/>
-        </w:rPr>
-        <w:t>或低于检测下限</w:t>
-      </w:r>
-      <w:r>
-        <w:rPr>
-          <w:rFonts w:ascii="Times New Roman" w:hAnsi="Times New Roman" w:eastAsia="微软雅黑" w:cs="Times New Roman"/>
-          <w:color w:val="000000"/>
-          <w:highlight w:val="none"/>
-          <w:lang w:eastAsia="zh-CN" w:bidi="ar"/>
-        </w:rPr>
-        <w:t>。</w:t>
-      </w:r>
-      <w:r>
-        <w:rPr>
-          <w:rFonts w:hint="eastAsia" w:ascii="Times New Roman" w:hAnsi="Times New Roman" w:eastAsia="微软雅黑" w:cs="Times New Roman"/>
-          <w:b/>
-          <w:bCs/>
-          <w:color w:val="4472C4" w:themeColor="accent5"/>
-          <w:sz w:val="21"/>
-          <w:szCs w:val="21"/>
-          <w:highlight w:val="none"/>
-          <w:lang w:val="en-US" w:eastAsia="zh-CN" w:bidi="ar-SA"/>
-          <w14:shadow w14:blurRad="50800" w14:dist="38100" w14:dir="10800000" w14:sx="100000" w14:sy="100000" w14:kx="0" w14:ky="0" w14:algn="r">
-            <w14:srgbClr w14:val="62B541">
-              <w14:alpha w14:val="60000"/>
-            </w14:srgbClr>
-          </w14:shadow>
-          <w14:textFill>
-            <w14:solidFill>
-              <w14:schemeClr w14:val="accent5"/>
-            </w14:solidFill>
-          </w14:textFill>
-        </w:rPr>
-        <w:t xml:space="preserve">{% elif methylationInfo.title == </w:t>
-      </w:r>
-      <w:r>
-        <w:rPr>
-          <w:rFonts w:hint="default" w:ascii="Times New Roman" w:hAnsi="Times New Roman" w:eastAsia="微软雅黑" w:cs="Times New Roman"/>
-          <w:b/>
-          <w:bCs/>
-          <w:color w:val="4472C4" w:themeColor="accent5"/>
-          <w:sz w:val="21"/>
-          <w:szCs w:val="21"/>
-          <w:highlight w:val="none"/>
-          <w:lang w:val="en-US" w:eastAsia="zh-CN" w:bidi="ar-SA"/>
-          <w14:shadow w14:blurRad="50800" w14:dist="38100" w14:dir="10800000" w14:sx="100000" w14:sy="100000" w14:kx="0" w14:ky="0" w14:algn="r">
-            <w14:srgbClr w14:val="62B541">
-              <w14:alpha w14:val="60000"/>
-            </w14:srgbClr>
-          </w14:shadow>
-          <w14:textFill>
-            <w14:solidFill>
-              <w14:schemeClr w14:val="accent5"/>
-            </w14:solidFill>
-          </w14:textFill>
-        </w:rPr>
-        <w:t>“胃癌基因甲基化血液检测结果”</w:t>
+        <w:t>”</w:t>
       </w:r>
       <w:r>
         <w:rPr>
@@ -3889,7 +4032,53 @@
             </w14:solidFill>
           </w14:textFill>
         </w:rPr>
-        <w:t>“食管癌基因甲基化血液检测结果”</w:t>
+        <w:t>“食管癌基因甲基化血液</w:t>
+      </w:r>
+      <w:r>
+        <w:rPr>
+          <w:rFonts w:hint="eastAsia" w:ascii="Times New Roman" w:hAnsi="Times New Roman" w:eastAsia="微软雅黑" w:cs="Times New Roman"/>
+          <w:b/>
+          <w:bCs/>
+          <w:color w:val="4472C4" w:themeColor="accent5"/>
+          <w:sz w:val="21"/>
+          <w:szCs w:val="21"/>
+          <w:highlight w:val="none"/>
+          <w:lang w:val="en-US" w:eastAsia="zh-CN" w:bidi="ar-SA"/>
+          <w14:shadow w14:blurRad="50800" w14:dist="38100" w14:dir="10800000" w14:sx="100000" w14:sy="100000" w14:kx="0" w14:ky="0" w14:algn="r">
+            <w14:srgbClr w14:val="62B541">
+              <w14:alpha w14:val="60000"/>
+            </w14:srgbClr>
+          </w14:shadow>
+          <w14:textFill>
+            <w14:solidFill>
+              <w14:schemeClr w14:val="accent5"/>
+            </w14:solidFill>
+          </w14:textFill>
+        </w:rPr>
+        <w:t>检测报告</w:t>
+      </w:r>
+      <w:r>
+        <w:rPr>
+          <w:rFonts w:hint="default" w:ascii="Times New Roman" w:hAnsi="Times New Roman" w:eastAsia="微软雅黑" w:cs="Times New Roman"/>
+          <w:b/>
+          <w:bCs/>
+          <w:color w:val="4472C4" w:themeColor="accent5"/>
+          <w:sz w:val="21"/>
+          <w:szCs w:val="21"/>
+          <w:highlight w:val="none"/>
+          <w:lang w:val="en-US" w:eastAsia="zh-CN" w:bidi="ar-SA"/>
+          <w14:shadow w14:blurRad="50800" w14:dist="38100" w14:dir="10800000" w14:sx="100000" w14:sy="100000" w14:kx="0" w14:ky="0" w14:algn="r">
+            <w14:srgbClr w14:val="62B541">
+              <w14:alpha w14:val="60000"/>
+            </w14:srgbClr>
+          </w14:shadow>
+          <w14:textFill>
+            <w14:solidFill>
+              <w14:schemeClr w14:val="accent5"/>
+            </w14:solidFill>
+          </w14:textFill>
+        </w:rPr>
+        <w:t>”</w:t>
       </w:r>
       <w:r>
         <w:rPr>
@@ -4436,7 +4625,53 @@
             </w14:solidFill>
           </w14:textFill>
         </w:rPr>
-        <w:t>“肝癌基因甲基化血液检测结果”</w:t>
+        <w:t>“肝癌基因甲基化血液</w:t>
+      </w:r>
+      <w:r>
+        <w:rPr>
+          <w:rFonts w:hint="eastAsia" w:ascii="Times New Roman" w:hAnsi="Times New Roman" w:eastAsia="微软雅黑" w:cs="Times New Roman"/>
+          <w:b/>
+          <w:bCs/>
+          <w:color w:val="4472C4" w:themeColor="accent5"/>
+          <w:sz w:val="21"/>
+          <w:szCs w:val="21"/>
+          <w:highlight w:val="none"/>
+          <w:lang w:val="en-US" w:eastAsia="zh-CN" w:bidi="ar-SA"/>
+          <w14:shadow w14:blurRad="50800" w14:dist="38100" w14:dir="10800000" w14:sx="100000" w14:sy="100000" w14:kx="0" w14:ky="0" w14:algn="r">
+            <w14:srgbClr w14:val="62B541">
+              <w14:alpha w14:val="60000"/>
+            </w14:srgbClr>
+          </w14:shadow>
+          <w14:textFill>
+            <w14:solidFill>
+              <w14:schemeClr w14:val="accent5"/>
+            </w14:solidFill>
+          </w14:textFill>
+        </w:rPr>
+        <w:t>检测报告</w:t>
+      </w:r>
+      <w:r>
+        <w:rPr>
+          <w:rFonts w:hint="default" w:ascii="Times New Roman" w:hAnsi="Times New Roman" w:eastAsia="微软雅黑" w:cs="Times New Roman"/>
+          <w:b/>
+          <w:bCs/>
+          <w:color w:val="4472C4" w:themeColor="accent5"/>
+          <w:sz w:val="21"/>
+          <w:szCs w:val="21"/>
+          <w:highlight w:val="none"/>
+          <w:lang w:val="en-US" w:eastAsia="zh-CN" w:bidi="ar-SA"/>
+          <w14:shadow w14:blurRad="50800" w14:dist="38100" w14:dir="10800000" w14:sx="100000" w14:sy="100000" w14:kx="0" w14:ky="0" w14:algn="r">
+            <w14:srgbClr w14:val="62B541">
+              <w14:alpha w14:val="60000"/>
+            </w14:srgbClr>
+          </w14:shadow>
+          <w14:textFill>
+            <w14:solidFill>
+              <w14:schemeClr w14:val="accent5"/>
+            </w14:solidFill>
+          </w14:textFill>
+        </w:rPr>
+        <w:t>”</w:t>
       </w:r>
       <w:r>
         <w:rPr>
@@ -5286,7 +5521,53 @@
             </w14:solidFill>
           </w14:textFill>
         </w:rPr>
-        <w:t>“胰腺癌基因甲基化血液检测结果”</w:t>
+        <w:t>“胰腺癌基因甲基化血液</w:t>
+      </w:r>
+      <w:r>
+        <w:rPr>
+          <w:rFonts w:hint="eastAsia" w:ascii="Times New Roman" w:hAnsi="Times New Roman" w:eastAsia="微软雅黑" w:cs="Times New Roman"/>
+          <w:b/>
+          <w:bCs/>
+          <w:color w:val="4472C4" w:themeColor="accent5"/>
+          <w:sz w:val="21"/>
+          <w:szCs w:val="21"/>
+          <w:highlight w:val="none"/>
+          <w:lang w:val="en-US" w:eastAsia="zh-CN" w:bidi="ar-SA"/>
+          <w14:shadow w14:blurRad="50800" w14:dist="38100" w14:dir="10800000" w14:sx="100000" w14:sy="100000" w14:kx="0" w14:ky="0" w14:algn="r">
+            <w14:srgbClr w14:val="62B541">
+              <w14:alpha w14:val="60000"/>
+            </w14:srgbClr>
+          </w14:shadow>
+          <w14:textFill>
+            <w14:solidFill>
+              <w14:schemeClr w14:val="accent5"/>
+            </w14:solidFill>
+          </w14:textFill>
+        </w:rPr>
+        <w:t>检测报告</w:t>
+      </w:r>
+      <w:r>
+        <w:rPr>
+          <w:rFonts w:hint="default" w:ascii="Times New Roman" w:hAnsi="Times New Roman" w:eastAsia="微软雅黑" w:cs="Times New Roman"/>
+          <w:b/>
+          <w:bCs/>
+          <w:color w:val="4472C4" w:themeColor="accent5"/>
+          <w:sz w:val="21"/>
+          <w:szCs w:val="21"/>
+          <w:highlight w:val="none"/>
+          <w:lang w:val="en-US" w:eastAsia="zh-CN" w:bidi="ar-SA"/>
+          <w14:shadow w14:blurRad="50800" w14:dist="38100" w14:dir="10800000" w14:sx="100000" w14:sy="100000" w14:kx="0" w14:ky="0" w14:algn="r">
+            <w14:srgbClr w14:val="62B541">
+              <w14:alpha w14:val="60000"/>
+            </w14:srgbClr>
+          </w14:shadow>
+          <w14:textFill>
+            <w14:solidFill>
+              <w14:schemeClr w14:val="accent5"/>
+            </w14:solidFill>
+          </w14:textFill>
+        </w:rPr>
+        <w:t>”</w:t>
       </w:r>
       <w:r>
         <w:rPr>
@@ -5969,7 +6250,53 @@
             </w14:solidFill>
           </w14:textFill>
         </w:rPr>
-        <w:t>“尿路上皮癌基因甲基化尿液检测结果”</w:t>
+        <w:t>“尿路上皮癌基因甲基化尿液</w:t>
+      </w:r>
+      <w:r>
+        <w:rPr>
+          <w:rFonts w:hint="eastAsia" w:ascii="Times New Roman" w:hAnsi="Times New Roman" w:eastAsia="微软雅黑" w:cs="Times New Roman"/>
+          <w:b/>
+          <w:bCs/>
+          <w:color w:val="4472C4" w:themeColor="accent5"/>
+          <w:sz w:val="21"/>
+          <w:szCs w:val="21"/>
+          <w:highlight w:val="none"/>
+          <w:lang w:val="en-US" w:eastAsia="zh-CN" w:bidi="ar-SA"/>
+          <w14:shadow w14:blurRad="50800" w14:dist="38100" w14:dir="10800000" w14:sx="100000" w14:sy="100000" w14:kx="0" w14:ky="0" w14:algn="r">
+            <w14:srgbClr w14:val="62B541">
+              <w14:alpha w14:val="60000"/>
+            </w14:srgbClr>
+          </w14:shadow>
+          <w14:textFill>
+            <w14:solidFill>
+              <w14:schemeClr w14:val="accent5"/>
+            </w14:solidFill>
+          </w14:textFill>
+        </w:rPr>
+        <w:t>检测报告</w:t>
+      </w:r>
+      <w:r>
+        <w:rPr>
+          <w:rFonts w:hint="default" w:ascii="Times New Roman" w:hAnsi="Times New Roman" w:eastAsia="微软雅黑" w:cs="Times New Roman"/>
+          <w:b/>
+          <w:bCs/>
+          <w:color w:val="4472C4" w:themeColor="accent5"/>
+          <w:sz w:val="21"/>
+          <w:szCs w:val="21"/>
+          <w:highlight w:val="none"/>
+          <w:lang w:val="en-US" w:eastAsia="zh-CN" w:bidi="ar-SA"/>
+          <w14:shadow w14:blurRad="50800" w14:dist="38100" w14:dir="10800000" w14:sx="100000" w14:sy="100000" w14:kx="0" w14:ky="0" w14:algn="r">
+            <w14:srgbClr w14:val="62B541">
+              <w14:alpha w14:val="60000"/>
+            </w14:srgbClr>
+          </w14:shadow>
+          <w14:textFill>
+            <w14:solidFill>
+              <w14:schemeClr w14:val="accent5"/>
+            </w14:solidFill>
+          </w14:textFill>
+        </w:rPr>
+        <w:t>”</w:t>
       </w:r>
       <w:r>
         <w:rPr>
@@ -7028,7 +7355,53 @@
             </w14:solidFill>
           </w14:textFill>
         </w:rPr>
-        <w:t>“子宫内膜癌基因甲基化脱落细胞检测结果”</w:t>
+        <w:t>“子宫内膜癌基因甲基化脱落细胞</w:t>
+      </w:r>
+      <w:r>
+        <w:rPr>
+          <w:rFonts w:hint="eastAsia" w:ascii="Times New Roman" w:hAnsi="Times New Roman" w:eastAsia="微软雅黑" w:cs="Times New Roman"/>
+          <w:b/>
+          <w:bCs/>
+          <w:color w:val="4472C4" w:themeColor="accent5"/>
+          <w:sz w:val="21"/>
+          <w:szCs w:val="21"/>
+          <w:highlight w:val="none"/>
+          <w:lang w:val="en-US" w:eastAsia="zh-CN" w:bidi="ar-SA"/>
+          <w14:shadow w14:blurRad="50800" w14:dist="38100" w14:dir="10800000" w14:sx="100000" w14:sy="100000" w14:kx="0" w14:ky="0" w14:algn="r">
+            <w14:srgbClr w14:val="62B541">
+              <w14:alpha w14:val="60000"/>
+            </w14:srgbClr>
+          </w14:shadow>
+          <w14:textFill>
+            <w14:solidFill>
+              <w14:schemeClr w14:val="accent5"/>
+            </w14:solidFill>
+          </w14:textFill>
+        </w:rPr>
+        <w:t>检测报告</w:t>
+      </w:r>
+      <w:r>
+        <w:rPr>
+          <w:rFonts w:hint="default" w:ascii="Times New Roman" w:hAnsi="Times New Roman" w:eastAsia="微软雅黑" w:cs="Times New Roman"/>
+          <w:b/>
+          <w:bCs/>
+          <w:color w:val="4472C4" w:themeColor="accent5"/>
+          <w:sz w:val="21"/>
+          <w:szCs w:val="21"/>
+          <w:highlight w:val="none"/>
+          <w:lang w:val="en-US" w:eastAsia="zh-CN" w:bidi="ar-SA"/>
+          <w14:shadow w14:blurRad="50800" w14:dist="38100" w14:dir="10800000" w14:sx="100000" w14:sy="100000" w14:kx="0" w14:ky="0" w14:algn="r">
+            <w14:srgbClr w14:val="62B541">
+              <w14:alpha w14:val="60000"/>
+            </w14:srgbClr>
+          </w14:shadow>
+          <w14:textFill>
+            <w14:solidFill>
+              <w14:schemeClr w14:val="accent5"/>
+            </w14:solidFill>
+          </w14:textFill>
+        </w:rPr>
+        <w:t>”</w:t>
       </w:r>
       <w:r>
         <w:rPr>
@@ -8124,8 +8497,6 @@
           </w14:textFill>
         </w:rPr>
       </w:pPr>
-      <w:bookmarkStart w:id="10" w:name="_GoBack"/>
-      <w:bookmarkEnd w:id="10"/>
     </w:p>
     <w:tbl>
       <w:tblPr>
@@ -8383,7 +8754,7 @@
                 </mc:Choice>
                 <mc:Fallback>
                   <w:pict>
-                    <v:group id="_x0000_s1026" o:spid="_x0000_s1026" o:spt="203" style="position:absolute;left:0pt;margin-left:-14.6pt;margin-top:-31.1pt;height:89.7pt;width:94.5pt;z-index:251661312;mso-width-relative:page;mso-height-relative:page;" coordorigin="21754,18842" coordsize="2273,2273" o:gfxdata="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">
+                    <v:group id="_x0000_s1026" o:spid="_x0000_s1026" o:spt="203" style="position:absolute;left:0pt;margin-left:-14.6pt;margin-top:-31.1pt;height:89.7pt;width:94.5pt;z-index:251661312;mso-width-relative:page;mso-height-relative:page;" coordorigin="21754,18842" coordsize="2273,2273" o:gfxdata="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">
                       <o:lock v:ext="edit" aspectratio="f"/>
                       <v:shape id="图片 25" o:spid="_x0000_s1026" o:spt="75" type="#_x0000_t75" style="position:absolute;left:21754;top:18842;height:2273;width:2273;" filled="f" o:preferrelative="t" stroked="f" coordsize="21600,21600" o:gfxdata="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">
                         <v:fill on="f" focussize="0,0"/>
@@ -8813,7 +9184,43 @@
             </w14:solidFill>
           </w14:textFill>
         </w:rPr>
-        <w:t>“尿路上皮癌基因甲基化尿液检测结果”</w:t>
+        <w:t>“尿路上皮癌基因甲基化尿液检测</w:t>
+      </w:r>
+      <w:r>
+        <w:rPr>
+          <w:rFonts w:hint="eastAsia" w:ascii="Times New Roman" w:hAnsi="Times New Roman" w:eastAsia="微软雅黑" w:cs="Times New Roman"/>
+          <w:b/>
+          <w:bCs/>
+          <w:color w:val="70AD47" w:themeColor="accent6"/>
+          <w:sz w:val="21"/>
+          <w:szCs w:val="21"/>
+          <w:highlight w:val="none"/>
+          <w:lang w:val="en-US" w:eastAsia="zh-CN"/>
+          <w14:textFill>
+            <w14:solidFill>
+              <w14:schemeClr w14:val="accent6"/>
+            </w14:solidFill>
+          </w14:textFill>
+        </w:rPr>
+        <w:t>报告</w:t>
+      </w:r>
+      <w:r>
+        <w:rPr>
+          <w:rFonts w:hint="default" w:ascii="Times New Roman" w:hAnsi="Times New Roman" w:eastAsia="微软雅黑" w:cs="Times New Roman"/>
+          <w:b/>
+          <w:bCs/>
+          <w:color w:val="70AD47" w:themeColor="accent6"/>
+          <w:sz w:val="21"/>
+          <w:szCs w:val="21"/>
+          <w:highlight w:val="none"/>
+          <w:lang w:val="en-US" w:eastAsia="zh-CN"/>
+          <w14:textFill>
+            <w14:solidFill>
+              <w14:schemeClr w14:val="accent6"/>
+            </w14:solidFill>
+          </w14:textFill>
+        </w:rPr>
+        <w:t>”</w:t>
       </w:r>
       <w:r>
         <w:rPr>
@@ -9221,7 +9628,43 @@
             </w14:solidFill>
           </w14:textFill>
         </w:rPr>
-        <w:t>“尿路上皮癌基因甲基化尿液检测结果”</w:t>
+        <w:t>“尿路上皮癌基因甲基化尿液检测</w:t>
+      </w:r>
+      <w:r>
+        <w:rPr>
+          <w:rFonts w:hint="eastAsia" w:ascii="Times New Roman" w:hAnsi="Times New Roman" w:eastAsia="微软雅黑" w:cs="Times New Roman"/>
+          <w:b/>
+          <w:bCs/>
+          <w:color w:val="70AD47" w:themeColor="accent6"/>
+          <w:sz w:val="21"/>
+          <w:szCs w:val="21"/>
+          <w:highlight w:val="none"/>
+          <w:lang w:val="en-US" w:eastAsia="zh-CN"/>
+          <w14:textFill>
+            <w14:solidFill>
+              <w14:schemeClr w14:val="accent6"/>
+            </w14:solidFill>
+          </w14:textFill>
+        </w:rPr>
+        <w:t>报告</w:t>
+      </w:r>
+      <w:r>
+        <w:rPr>
+          <w:rFonts w:hint="default" w:ascii="Times New Roman" w:hAnsi="Times New Roman" w:eastAsia="微软雅黑" w:cs="Times New Roman"/>
+          <w:b/>
+          <w:bCs/>
+          <w:color w:val="70AD47" w:themeColor="accent6"/>
+          <w:sz w:val="21"/>
+          <w:szCs w:val="21"/>
+          <w:highlight w:val="none"/>
+          <w:lang w:val="en-US" w:eastAsia="zh-CN"/>
+          <w14:textFill>
+            <w14:solidFill>
+              <w14:schemeClr w14:val="accent6"/>
+            </w14:solidFill>
+          </w14:textFill>
+        </w:rPr>
+        <w:t>”</w:t>
       </w:r>
       <w:r>
         <w:rPr>

--- a/WebContent/docx/肿瘤早筛基因甲基化检测报告.docx
+++ b/WebContent/docx/肿瘤早筛基因甲基化检测报告.docx
@@ -13,16 +13,16 @@
           <w:lang w:eastAsia="zh-CN"/>
         </w:rPr>
       </w:pPr>
-      <w:bookmarkStart w:id="0" w:name="_Toc14517"/>
-      <w:bookmarkStart w:id="1" w:name="_Toc24397"/>
-      <w:bookmarkStart w:id="2" w:name="_Toc21009_WPSOffice_Level1"/>
-      <w:bookmarkStart w:id="3" w:name="_Toc27500"/>
+      <w:bookmarkStart w:id="0" w:name="_Toc32054"/>
+      <w:bookmarkStart w:id="1" w:name="_Toc30143_WPSOffice_Level1"/>
+      <w:bookmarkStart w:id="2" w:name="_Toc24397"/>
+      <w:bookmarkStart w:id="3" w:name="_Toc21669"/>
       <w:bookmarkStart w:id="4" w:name="_Toc13806"/>
-      <w:bookmarkStart w:id="5" w:name="_Toc21669"/>
+      <w:bookmarkStart w:id="5" w:name="_Toc27500"/>
       <w:bookmarkStart w:id="6" w:name="_Toc10446"/>
-      <w:bookmarkStart w:id="7" w:name="_Toc30143_WPSOffice_Level1"/>
-      <w:bookmarkStart w:id="8" w:name="_Toc24178_WPSOffice_Level1"/>
-      <w:bookmarkStart w:id="9" w:name="_Toc32054"/>
+      <w:bookmarkStart w:id="7" w:name="_Toc24178_WPSOffice_Level1"/>
+      <w:bookmarkStart w:id="8" w:name="_Toc14517"/>
+      <w:bookmarkStart w:id="9" w:name="_Toc21009_WPSOffice_Level1"/>
       <w:r>
         <w:rPr>
           <w:rFonts w:hint="eastAsia" w:ascii="Times New Roman" w:hAnsi="Times New Roman" w:cs="Times New Roman"/>
@@ -651,21 +651,7 @@
                 <w:highlight w:val="none"/>
                 <w:lang w:val="en-US" w:eastAsia="zh-CN"/>
               </w:rPr>
-              <w:t>{{ methylationInfo.title | replace('报告</w:t>
-            </w:r>
-            <w:bookmarkStart w:id="10" w:name="_GoBack"/>
-            <w:bookmarkEnd w:id="10"/>
-            <w:r>
-              <w:rPr>
-                <w:rFonts w:hint="eastAsia" w:ascii="Times New Roman" w:hAnsi="Times New Roman" w:eastAsia="微软雅黑" w:cs="Times New Roman"/>
-                <w:bCs/>
-                <w:color w:val="000000"/>
-                <w:sz w:val="21"/>
-                <w:szCs w:val="21"/>
-                <w:highlight w:val="none"/>
-                <w:lang w:val="en-US" w:eastAsia="zh-CN"/>
-              </w:rPr>
-              <w:t>', '') }}</w:t>
+              <w:t>{{ methylationInfo.title | replace('报告', '') }}</w:t>
             </w:r>
           </w:p>
         </w:tc>
@@ -883,7 +869,61 @@
           <w:szCs w:val="24"/>
           <w:lang w:val="en-US" w:eastAsia="zh-CN"/>
         </w:rPr>
-        <w:t>.title%}</w:t>
+        <w:t xml:space="preserve">.title%}{% if </w:t>
+      </w:r>
+      <w:r>
+        <w:rPr>
+          <w:rFonts w:hint="eastAsia" w:ascii="宋体" w:hAnsi="宋体" w:eastAsia="宋体" w:cs="宋体"/>
+          <w:sz w:val="24"/>
+          <w:szCs w:val="24"/>
+          <w:lang w:eastAsia="zh-CN"/>
+        </w:rPr>
+        <w:t>methylationInfo</w:t>
+      </w:r>
+      <w:r>
+        <w:rPr>
+          <w:rFonts w:hint="eastAsia" w:ascii="宋体" w:hAnsi="宋体" w:eastAsia="宋体" w:cs="宋体"/>
+          <w:sz w:val="24"/>
+          <w:szCs w:val="24"/>
+          <w:lang w:val="en-US" w:eastAsia="zh-CN"/>
+        </w:rPr>
+        <w:t xml:space="preserve">.title != </w:t>
+      </w:r>
+      <w:r>
+        <w:rPr>
+          <w:rFonts w:hint="default" w:ascii="宋体" w:hAnsi="宋体" w:eastAsia="宋体" w:cs="宋体"/>
+          <w:sz w:val="24"/>
+          <w:szCs w:val="24"/>
+          <w:lang w:val="en-US" w:eastAsia="zh-CN"/>
+        </w:rPr>
+        <w:t>‘</w:t>
+      </w:r>
+      <w:r>
+        <w:rPr>
+          <w:rFonts w:hint="eastAsia" w:ascii="宋体" w:hAnsi="宋体" w:eastAsia="宋体" w:cs="宋体"/>
+          <w:sz w:val="24"/>
+          <w:szCs w:val="24"/>
+          <w:lang w:val="en-US" w:eastAsia="zh-CN"/>
+        </w:rPr>
+        <w:t>肺癌基因甲基化血液检测报告</w:t>
+      </w:r>
+      <w:r>
+        <w:rPr>
+          <w:rFonts w:hint="default" w:ascii="宋体" w:hAnsi="宋体" w:eastAsia="宋体" w:cs="宋体"/>
+          <w:sz w:val="24"/>
+          <w:szCs w:val="24"/>
+          <w:lang w:val="en-US" w:eastAsia="zh-CN"/>
+        </w:rPr>
+        <w:t>’</w:t>
+      </w:r>
+      <w:r>
+        <w:rPr>
+          <w:rFonts w:hint="eastAsia" w:ascii="宋体" w:hAnsi="宋体" w:eastAsia="宋体" w:cs="宋体"/>
+          <w:sz w:val="24"/>
+          <w:szCs w:val="24"/>
+          <w:lang w:val="en-US" w:eastAsia="zh-CN"/>
+        </w:rPr>
+        <w:t>%}</w:t>
       </w:r>
     </w:p>
     <w:tbl>
@@ -1588,6 +1628,1027 @@
         </w:numPr>
         <w:jc w:val="left"/>
         <w:rPr>
+          <w:rFonts w:hint="default" w:ascii="宋体" w:hAnsi="宋体" w:eastAsia="宋体" w:cs="宋体"/>
+          <w:sz w:val="24"/>
+          <w:szCs w:val="24"/>
+          <w:lang w:val="en-US" w:eastAsia="zh-CN"/>
+        </w:rPr>
+      </w:pPr>
+      <w:r>
+        <w:rPr>
+          <w:rFonts w:hint="eastAsia" w:ascii="宋体" w:hAnsi="宋体" w:eastAsia="宋体" w:cs="宋体"/>
+          <w:sz w:val="24"/>
+          <w:szCs w:val="24"/>
+          <w:lang w:val="en-US" w:eastAsia="zh-CN"/>
+        </w:rPr>
+        <w:t>{% else %}</w:t>
+      </w:r>
+    </w:p>
+    <w:tbl>
+      <w:tblPr>
+        <w:tblStyle w:val="16"/>
+        <w:tblW w:w="9880" w:type="dxa"/>
+        <w:tblInd w:w="98" w:type="dxa"/>
+        <w:tblBorders>
+          <w:top w:val="none" w:color="auto" w:sz="0" w:space="0"/>
+          <w:left w:val="none" w:color="auto" w:sz="0" w:space="0"/>
+          <w:bottom w:val="none" w:color="auto" w:sz="0" w:space="0"/>
+          <w:right w:val="none" w:color="auto" w:sz="0" w:space="0"/>
+          <w:insideH w:val="none" w:color="auto" w:sz="0" w:space="0"/>
+          <w:insideV w:val="none" w:color="auto" w:sz="0" w:space="0"/>
+        </w:tblBorders>
+        <w:shd w:val="clear" w:color="auto" w:fill="auto"/>
+        <w:tblLayout w:type="fixed"/>
+        <w:tblCellMar>
+          <w:top w:w="0" w:type="dxa"/>
+          <w:left w:w="108" w:type="dxa"/>
+          <w:bottom w:w="0" w:type="dxa"/>
+          <w:right w:w="108" w:type="dxa"/>
+        </w:tblCellMar>
+      </w:tblPr>
+      <w:tblGrid>
+        <w:gridCol w:w="1867"/>
+        <w:gridCol w:w="1826"/>
+        <w:gridCol w:w="1826"/>
+        <w:gridCol w:w="1828"/>
+        <w:gridCol w:w="2533"/>
+      </w:tblGrid>
+      <w:tr>
+        <w:tblPrEx>
+          <w:tblBorders>
+            <w:top w:val="none" w:color="auto" w:sz="0" w:space="0"/>
+            <w:left w:val="none" w:color="auto" w:sz="0" w:space="0"/>
+            <w:bottom w:val="none" w:color="auto" w:sz="0" w:space="0"/>
+            <w:right w:val="none" w:color="auto" w:sz="0" w:space="0"/>
+            <w:insideH w:val="none" w:color="auto" w:sz="0" w:space="0"/>
+            <w:insideV w:val="none" w:color="auto" w:sz="0" w:space="0"/>
+          </w:tblBorders>
+          <w:shd w:val="clear" w:color="auto" w:fill="auto"/>
+          <w:tblCellMar>
+            <w:top w:w="0" w:type="dxa"/>
+            <w:left w:w="108" w:type="dxa"/>
+            <w:bottom w:w="0" w:type="dxa"/>
+            <w:right w:w="108" w:type="dxa"/>
+          </w:tblCellMar>
+        </w:tblPrEx>
+        <w:trPr>
+          <w:trHeight w:val="397" w:hRule="atLeast"/>
+        </w:trPr>
+        <w:tc>
+          <w:tcPr>
+            <w:tcW w:w="1867" w:type="dxa"/>
+            <w:tcBorders>
+              <w:top w:val="single" w:color="000000" w:sz="4" w:space="0"/>
+              <w:left w:val="nil"/>
+              <w:bottom w:val="single" w:color="000000" w:sz="4" w:space="0"/>
+              <w:right w:val="single" w:color="auto" w:sz="4" w:space="0"/>
+            </w:tcBorders>
+            <w:shd w:val="clear" w:color="auto" w:fill="auto"/>
+            <w:noWrap/>
+            <w:vAlign w:val="center"/>
+          </w:tcPr>
+          <w:p>
+            <w:pPr>
+              <w:jc w:val="center"/>
+              <w:rPr>
+                <w:rFonts w:hint="default" w:ascii="Times New Roman" w:hAnsi="Times New Roman" w:eastAsia="微软雅黑" w:cs="Times New Roman"/>
+                <w:i w:val="0"/>
+                <w:iCs w:val="0"/>
+                <w:color w:val="000000"/>
+                <w:sz w:val="22"/>
+                <w:szCs w:val="22"/>
+                <w:u w:val="none"/>
+              </w:rPr>
+            </w:pPr>
+          </w:p>
+        </w:tc>
+        <w:tc>
+          <w:tcPr>
+            <w:tcW w:w="1826" w:type="dxa"/>
+            <w:tcBorders>
+              <w:top w:val="single" w:color="auto" w:sz="4" w:space="0"/>
+              <w:left w:val="single" w:color="auto" w:sz="4" w:space="0"/>
+              <w:bottom w:val="single" w:color="auto" w:sz="4" w:space="0"/>
+              <w:right w:val="single" w:color="auto" w:sz="4" w:space="0"/>
+            </w:tcBorders>
+            <w:shd w:val="clear" w:color="auto" w:fill="auto"/>
+            <w:noWrap/>
+            <w:vAlign w:val="center"/>
+          </w:tcPr>
+          <w:p>
+            <w:pPr>
+              <w:keepNext w:val="0"/>
+              <w:keepLines w:val="0"/>
+              <w:widowControl/>
+              <w:suppressLineNumbers w:val="0"/>
+              <w:jc w:val="center"/>
+              <w:textAlignment w:val="center"/>
+              <w:rPr>
+                <w:rFonts w:hint="eastAsia" w:ascii="微软雅黑" w:hAnsi="微软雅黑" w:eastAsia="微软雅黑" w:cs="微软雅黑"/>
+                <w:i w:val="0"/>
+                <w:iCs w:val="0"/>
+                <w:color w:val="000000"/>
+                <w:sz w:val="22"/>
+                <w:szCs w:val="22"/>
+                <w:u w:val="none"/>
+              </w:rPr>
+            </w:pPr>
+            <w:r>
+              <w:rPr>
+                <w:rFonts w:hint="eastAsia" w:ascii="Times New Roman" w:hAnsi="Times New Roman" w:eastAsia="微软雅黑" w:cs="Times New Roman"/>
+                <w:color w:val="000000"/>
+                <w:lang w:val="en-US" w:eastAsia="zh-CN"/>
+              </w:rPr>
+              <w:t>{{</w:t>
+            </w:r>
+            <w:r>
+              <w:rPr>
+                <w:rFonts w:hint="eastAsia" w:ascii="Times New Roman" w:hAnsi="Times New Roman" w:eastAsia="微软雅黑" w:cs="Times New Roman"/>
+                <w:bCs/>
+                <w:color w:val="000000"/>
+                <w:sz w:val="21"/>
+                <w:szCs w:val="21"/>
+                <w:highlight w:val="none"/>
+                <w:lang w:val="en-US" w:eastAsia="zh-CN"/>
+              </w:rPr>
+              <w:t>methylationInfo.gene1</w:t>
+            </w:r>
+            <w:r>
+              <w:rPr>
+                <w:rFonts w:hint="eastAsia" w:ascii="Times New Roman" w:hAnsi="Times New Roman" w:eastAsia="微软雅黑" w:cs="Times New Roman"/>
+                <w:color w:val="000000"/>
+                <w:lang w:val="en-US" w:eastAsia="zh-CN"/>
+              </w:rPr>
+              <w:t>}}</w:t>
+            </w:r>
+            <w:r>
+              <w:rPr>
+                <w:rFonts w:ascii="Times New Roman" w:hAnsi="Times New Roman" w:eastAsia="微软雅黑" w:cs="Times New Roman"/>
+                <w:color w:val="000000"/>
+              </w:rPr>
+              <w:t xml:space="preserve"> 靶基因</w:t>
+            </w:r>
+          </w:p>
+        </w:tc>
+        <w:tc>
+          <w:tcPr>
+            <w:tcW w:w="1826" w:type="dxa"/>
+            <w:tcBorders>
+              <w:top w:val="single" w:color="auto" w:sz="4" w:space="0"/>
+              <w:left w:val="single" w:color="auto" w:sz="4" w:space="0"/>
+              <w:bottom w:val="single" w:color="auto" w:sz="4" w:space="0"/>
+              <w:right w:val="single" w:color="auto" w:sz="4" w:space="0"/>
+            </w:tcBorders>
+            <w:shd w:val="clear" w:color="auto" w:fill="auto"/>
+            <w:noWrap/>
+            <w:vAlign w:val="center"/>
+          </w:tcPr>
+          <w:p>
+            <w:pPr>
+              <w:keepNext w:val="0"/>
+              <w:keepLines w:val="0"/>
+              <w:widowControl/>
+              <w:suppressLineNumbers w:val="0"/>
+              <w:jc w:val="center"/>
+              <w:textAlignment w:val="center"/>
+              <w:rPr>
+                <w:rFonts w:hint="eastAsia" w:ascii="微软雅黑" w:hAnsi="微软雅黑" w:eastAsia="微软雅黑" w:cs="微软雅黑"/>
+                <w:i w:val="0"/>
+                <w:iCs w:val="0"/>
+                <w:color w:val="000000"/>
+                <w:sz w:val="22"/>
+                <w:szCs w:val="22"/>
+                <w:u w:val="none"/>
+              </w:rPr>
+            </w:pPr>
+            <w:r>
+              <w:rPr>
+                <w:rFonts w:hint="eastAsia" w:ascii="Times New Roman" w:hAnsi="Times New Roman" w:eastAsia="微软雅黑" w:cs="Times New Roman"/>
+                <w:color w:val="000000"/>
+                <w:lang w:val="en-US" w:eastAsia="zh-CN"/>
+              </w:rPr>
+              <w:t>{{</w:t>
+            </w:r>
+            <w:r>
+              <w:rPr>
+                <w:rFonts w:hint="eastAsia" w:ascii="Times New Roman" w:hAnsi="Times New Roman" w:eastAsia="微软雅黑" w:cs="Times New Roman"/>
+                <w:bCs/>
+                <w:color w:val="000000"/>
+                <w:sz w:val="21"/>
+                <w:szCs w:val="21"/>
+                <w:highlight w:val="none"/>
+                <w:lang w:val="en-US" w:eastAsia="zh-CN"/>
+              </w:rPr>
+              <w:t>methylationInfo.gene2</w:t>
+            </w:r>
+            <w:r>
+              <w:rPr>
+                <w:rFonts w:hint="eastAsia" w:ascii="Times New Roman" w:hAnsi="Times New Roman" w:eastAsia="微软雅黑" w:cs="Times New Roman"/>
+                <w:color w:val="000000"/>
+                <w:lang w:val="en-US" w:eastAsia="zh-CN"/>
+              </w:rPr>
+              <w:t>}}</w:t>
+            </w:r>
+            <w:r>
+              <w:rPr>
+                <w:rFonts w:ascii="Times New Roman" w:hAnsi="Times New Roman" w:eastAsia="微软雅黑" w:cs="Times New Roman"/>
+                <w:color w:val="000000"/>
+              </w:rPr>
+              <w:t xml:space="preserve"> 靶基因</w:t>
+            </w:r>
+          </w:p>
+        </w:tc>
+        <w:tc>
+          <w:tcPr>
+            <w:tcW w:w="1828" w:type="dxa"/>
+            <w:tcBorders>
+              <w:top w:val="single" w:color="auto" w:sz="4" w:space="0"/>
+              <w:left w:val="single" w:color="auto" w:sz="4" w:space="0"/>
+              <w:bottom w:val="single" w:color="auto" w:sz="4" w:space="0"/>
+              <w:right w:val="single" w:color="auto" w:sz="4" w:space="0"/>
+            </w:tcBorders>
+            <w:shd w:val="clear" w:color="auto" w:fill="auto"/>
+            <w:noWrap/>
+            <w:vAlign w:val="center"/>
+          </w:tcPr>
+          <w:p>
+            <w:pPr>
+              <w:keepNext w:val="0"/>
+              <w:keepLines w:val="0"/>
+              <w:widowControl/>
+              <w:suppressLineNumbers w:val="0"/>
+              <w:jc w:val="center"/>
+              <w:textAlignment w:val="center"/>
+              <w:rPr>
+                <w:rFonts w:hint="eastAsia" w:ascii="微软雅黑" w:hAnsi="微软雅黑" w:eastAsia="微软雅黑" w:cs="微软雅黑"/>
+                <w:i w:val="0"/>
+                <w:iCs w:val="0"/>
+                <w:color w:val="000000"/>
+                <w:kern w:val="0"/>
+                <w:sz w:val="22"/>
+                <w:szCs w:val="22"/>
+                <w:u w:val="none"/>
+                <w:lang w:val="en-US" w:eastAsia="zh-CN" w:bidi="ar"/>
+              </w:rPr>
+            </w:pPr>
+            <w:r>
+              <w:rPr>
+                <w:rFonts w:hint="eastAsia" w:ascii="Times New Roman" w:hAnsi="Times New Roman" w:eastAsia="微软雅黑" w:cs="Times New Roman"/>
+                <w:color w:val="000000"/>
+                <w:lang w:val="en-US" w:eastAsia="zh-CN"/>
+              </w:rPr>
+              <w:t>{{</w:t>
+            </w:r>
+            <w:r>
+              <w:rPr>
+                <w:rFonts w:hint="eastAsia" w:ascii="Times New Roman" w:hAnsi="Times New Roman" w:eastAsia="微软雅黑" w:cs="Times New Roman"/>
+                <w:bCs/>
+                <w:color w:val="000000"/>
+                <w:sz w:val="21"/>
+                <w:szCs w:val="21"/>
+                <w:highlight w:val="none"/>
+                <w:lang w:val="en-US" w:eastAsia="zh-CN"/>
+              </w:rPr>
+              <w:t>methylationInfo.gene3</w:t>
+            </w:r>
+            <w:r>
+              <w:rPr>
+                <w:rFonts w:hint="eastAsia" w:ascii="Times New Roman" w:hAnsi="Times New Roman" w:eastAsia="微软雅黑" w:cs="Times New Roman"/>
+                <w:color w:val="000000"/>
+                <w:lang w:val="en-US" w:eastAsia="zh-CN"/>
+              </w:rPr>
+              <w:t>}}</w:t>
+            </w:r>
+            <w:r>
+              <w:rPr>
+                <w:rFonts w:ascii="Times New Roman" w:hAnsi="Times New Roman" w:eastAsia="微软雅黑" w:cs="Times New Roman"/>
+                <w:color w:val="000000"/>
+              </w:rPr>
+              <w:t xml:space="preserve"> 靶基因</w:t>
+            </w:r>
+          </w:p>
+        </w:tc>
+        <w:tc>
+          <w:tcPr>
+            <w:tcW w:w="2533" w:type="dxa"/>
+            <w:tcBorders>
+              <w:top w:val="single" w:color="auto" w:sz="4" w:space="0"/>
+              <w:left w:val="single" w:color="auto" w:sz="4" w:space="0"/>
+              <w:bottom w:val="single" w:color="auto" w:sz="4" w:space="0"/>
+              <w:right w:val="nil"/>
+            </w:tcBorders>
+            <w:shd w:val="clear" w:color="auto" w:fill="auto"/>
+            <w:noWrap/>
+            <w:vAlign w:val="center"/>
+          </w:tcPr>
+          <w:p>
+            <w:pPr>
+              <w:keepNext w:val="0"/>
+              <w:keepLines w:val="0"/>
+              <w:widowControl/>
+              <w:suppressLineNumbers w:val="0"/>
+              <w:jc w:val="center"/>
+              <w:textAlignment w:val="center"/>
+              <w:rPr>
+                <w:rFonts w:hint="default" w:ascii="Times New Roman" w:hAnsi="Times New Roman" w:eastAsia="微软雅黑" w:cs="Times New Roman"/>
+                <w:b/>
+                <w:bCs/>
+                <w:i w:val="0"/>
+                <w:iCs w:val="0"/>
+                <w:color w:val="auto"/>
+                <w:sz w:val="22"/>
+                <w:szCs w:val="22"/>
+                <w:u w:val="none"/>
+              </w:rPr>
+            </w:pPr>
+            <w:r>
+              <w:rPr>
+                <w:rFonts w:hint="default" w:ascii="Times New Roman" w:hAnsi="Times New Roman" w:eastAsia="微软雅黑" w:cs="Times New Roman"/>
+                <w:b/>
+                <w:bCs/>
+                <w:i w:val="0"/>
+                <w:iCs w:val="0"/>
+                <w:color w:val="auto"/>
+                <w:kern w:val="0"/>
+                <w:sz w:val="22"/>
+                <w:szCs w:val="22"/>
+                <w:u w:val="none"/>
+                <w:lang w:val="en-US" w:eastAsia="zh-CN" w:bidi="ar"/>
+              </w:rPr>
+              <w:t>样本结果判定</w:t>
+            </w:r>
+          </w:p>
+        </w:tc>
+      </w:tr>
+      <w:tr>
+        <w:tblPrEx>
+          <w:tblBorders>
+            <w:top w:val="none" w:color="auto" w:sz="0" w:space="0"/>
+            <w:left w:val="none" w:color="auto" w:sz="0" w:space="0"/>
+            <w:bottom w:val="none" w:color="auto" w:sz="0" w:space="0"/>
+            <w:right w:val="none" w:color="auto" w:sz="0" w:space="0"/>
+            <w:insideH w:val="none" w:color="auto" w:sz="0" w:space="0"/>
+            <w:insideV w:val="none" w:color="auto" w:sz="0" w:space="0"/>
+          </w:tblBorders>
+          <w:tblCellMar>
+            <w:top w:w="0" w:type="dxa"/>
+            <w:left w:w="108" w:type="dxa"/>
+            <w:bottom w:w="0" w:type="dxa"/>
+            <w:right w:w="108" w:type="dxa"/>
+          </w:tblCellMar>
+        </w:tblPrEx>
+        <w:trPr>
+          <w:trHeight w:val="397" w:hRule="atLeast"/>
+        </w:trPr>
+        <w:tc>
+          <w:tcPr>
+            <w:tcW w:w="1867" w:type="dxa"/>
+            <w:tcBorders>
+              <w:top w:val="single" w:color="000000" w:sz="4" w:space="0"/>
+              <w:left w:val="nil"/>
+              <w:bottom w:val="single" w:color="000000" w:sz="4" w:space="0"/>
+              <w:right w:val="single" w:color="auto" w:sz="4" w:space="0"/>
+            </w:tcBorders>
+            <w:shd w:val="clear" w:color="auto" w:fill="auto"/>
+            <w:noWrap/>
+            <w:vAlign w:val="center"/>
+          </w:tcPr>
+          <w:p>
+            <w:pPr>
+              <w:keepNext w:val="0"/>
+              <w:keepLines w:val="0"/>
+              <w:widowControl/>
+              <w:suppressLineNumbers w:val="0"/>
+              <w:jc w:val="center"/>
+              <w:textAlignment w:val="center"/>
+              <w:rPr>
+                <w:rFonts w:hint="default" w:ascii="Times New Roman" w:hAnsi="Times New Roman" w:eastAsia="微软雅黑" w:cs="Times New Roman"/>
+                <w:i w:val="0"/>
+                <w:iCs w:val="0"/>
+                <w:color w:val="000000"/>
+                <w:sz w:val="22"/>
+                <w:szCs w:val="22"/>
+                <w:u w:val="none"/>
+              </w:rPr>
+            </w:pPr>
+            <w:r>
+              <w:rPr>
+                <w:rFonts w:hint="default" w:ascii="Times New Roman" w:hAnsi="Times New Roman" w:eastAsia="微软雅黑" w:cs="Times New Roman"/>
+                <w:i w:val="0"/>
+                <w:iCs w:val="0"/>
+                <w:color w:val="000000"/>
+                <w:kern w:val="0"/>
+                <w:sz w:val="22"/>
+                <w:szCs w:val="22"/>
+                <w:u w:val="none"/>
+                <w:lang w:val="en-US" w:eastAsia="zh-CN" w:bidi="ar"/>
+              </w:rPr>
+              <w:t>Ct值</w:t>
+            </w:r>
+          </w:p>
+        </w:tc>
+        <w:tc>
+          <w:tcPr>
+            <w:tcW w:w="1826" w:type="dxa"/>
+            <w:tcBorders>
+              <w:top w:val="single" w:color="auto" w:sz="4" w:space="0"/>
+              <w:left w:val="single" w:color="auto" w:sz="4" w:space="0"/>
+              <w:bottom w:val="single" w:color="auto" w:sz="4" w:space="0"/>
+              <w:right w:val="single" w:color="auto" w:sz="4" w:space="0"/>
+            </w:tcBorders>
+            <w:shd w:val="clear" w:color="auto" w:fill="auto"/>
+            <w:noWrap/>
+            <w:vAlign w:val="center"/>
+          </w:tcPr>
+          <w:p>
+            <w:pPr>
+              <w:jc w:val="center"/>
+              <w:rPr>
+                <w:rFonts w:hint="default" w:ascii="Times New Roman" w:hAnsi="Times New Roman" w:eastAsia="微软雅黑" w:cs="Times New Roman"/>
+                <w:i w:val="0"/>
+                <w:iCs w:val="0"/>
+                <w:color w:val="000000"/>
+                <w:sz w:val="22"/>
+                <w:szCs w:val="22"/>
+                <w:u w:val="none"/>
+                <w:lang w:val="en-US" w:eastAsia="zh-CN"/>
+              </w:rPr>
+            </w:pPr>
+            <w:r>
+              <w:rPr>
+                <w:rFonts w:hint="eastAsia" w:ascii="Times New Roman" w:hAnsi="Times New Roman" w:eastAsia="微软雅黑" w:cs="Times New Roman"/>
+                <w:color w:val="000000"/>
+                <w:lang w:val="en-US" w:eastAsia="zh-CN"/>
+              </w:rPr>
+              <w:t>{{</w:t>
+            </w:r>
+            <w:r>
+              <w:rPr>
+                <w:rFonts w:hint="eastAsia" w:ascii="Times New Roman" w:hAnsi="Times New Roman" w:eastAsia="微软雅黑" w:cs="Times New Roman"/>
+                <w:bCs/>
+                <w:color w:val="000000"/>
+                <w:sz w:val="21"/>
+                <w:szCs w:val="21"/>
+                <w:highlight w:val="none"/>
+                <w:lang w:val="en-US" w:eastAsia="zh-CN"/>
+              </w:rPr>
+              <w:t>methylationInfo.ct1</w:t>
+            </w:r>
+            <w:r>
+              <w:rPr>
+                <w:rFonts w:hint="eastAsia" w:ascii="Times New Roman" w:hAnsi="Times New Roman" w:eastAsia="微软雅黑" w:cs="Times New Roman"/>
+                <w:color w:val="000000"/>
+                <w:lang w:val="en-US" w:eastAsia="zh-CN"/>
+              </w:rPr>
+              <w:t>}}</w:t>
+            </w:r>
+          </w:p>
+        </w:tc>
+        <w:tc>
+          <w:tcPr>
+            <w:tcW w:w="1826" w:type="dxa"/>
+            <w:tcBorders>
+              <w:top w:val="single" w:color="auto" w:sz="4" w:space="0"/>
+              <w:left w:val="single" w:color="auto" w:sz="4" w:space="0"/>
+              <w:bottom w:val="single" w:color="auto" w:sz="4" w:space="0"/>
+              <w:right w:val="single" w:color="auto" w:sz="4" w:space="0"/>
+            </w:tcBorders>
+            <w:shd w:val="clear" w:color="auto" w:fill="auto"/>
+            <w:noWrap/>
+            <w:vAlign w:val="center"/>
+          </w:tcPr>
+          <w:p>
+            <w:pPr>
+              <w:jc w:val="center"/>
+              <w:rPr>
+                <w:rFonts w:hint="default" w:ascii="Times New Roman" w:hAnsi="Times New Roman" w:eastAsia="微软雅黑" w:cs="Times New Roman"/>
+                <w:i w:val="0"/>
+                <w:iCs w:val="0"/>
+                <w:color w:val="000000"/>
+                <w:sz w:val="22"/>
+                <w:szCs w:val="22"/>
+                <w:u w:val="none"/>
+                <w:lang w:val="en-US" w:eastAsia="zh-CN"/>
+              </w:rPr>
+            </w:pPr>
+            <w:r>
+              <w:rPr>
+                <w:rFonts w:hint="eastAsia" w:ascii="Times New Roman" w:hAnsi="Times New Roman" w:eastAsia="微软雅黑" w:cs="Times New Roman"/>
+                <w:color w:val="000000"/>
+                <w:lang w:val="en-US" w:eastAsia="zh-CN"/>
+              </w:rPr>
+              <w:t>{{</w:t>
+            </w:r>
+            <w:r>
+              <w:rPr>
+                <w:rFonts w:hint="eastAsia" w:ascii="Times New Roman" w:hAnsi="Times New Roman" w:eastAsia="微软雅黑" w:cs="Times New Roman"/>
+                <w:bCs/>
+                <w:color w:val="000000"/>
+                <w:sz w:val="21"/>
+                <w:szCs w:val="21"/>
+                <w:highlight w:val="none"/>
+                <w:lang w:val="en-US" w:eastAsia="zh-CN"/>
+              </w:rPr>
+              <w:t>methylationInfo.ct2</w:t>
+            </w:r>
+            <w:r>
+              <w:rPr>
+                <w:rFonts w:hint="eastAsia" w:ascii="Times New Roman" w:hAnsi="Times New Roman" w:eastAsia="微软雅黑" w:cs="Times New Roman"/>
+                <w:color w:val="000000"/>
+                <w:lang w:val="en-US" w:eastAsia="zh-CN"/>
+              </w:rPr>
+              <w:t>}}</w:t>
+            </w:r>
+          </w:p>
+        </w:tc>
+        <w:tc>
+          <w:tcPr>
+            <w:tcW w:w="1828" w:type="dxa"/>
+            <w:tcBorders>
+              <w:top w:val="single" w:color="auto" w:sz="4" w:space="0"/>
+              <w:left w:val="single" w:color="auto" w:sz="4" w:space="0"/>
+              <w:bottom w:val="single" w:color="auto" w:sz="4" w:space="0"/>
+              <w:right w:val="single" w:color="auto" w:sz="4" w:space="0"/>
+            </w:tcBorders>
+            <w:shd w:val="clear" w:color="auto" w:fill="auto"/>
+            <w:noWrap/>
+            <w:vAlign w:val="center"/>
+          </w:tcPr>
+          <w:p>
+            <w:pPr>
+              <w:jc w:val="center"/>
+              <w:rPr>
+                <w:rFonts w:hint="default" w:ascii="Times New Roman" w:hAnsi="Times New Roman" w:eastAsia="微软雅黑" w:cs="Times New Roman"/>
+                <w:i w:val="0"/>
+                <w:iCs w:val="0"/>
+                <w:color w:val="000000"/>
+                <w:kern w:val="0"/>
+                <w:sz w:val="22"/>
+                <w:szCs w:val="22"/>
+                <w:u w:val="none"/>
+                <w:lang w:val="en-US" w:eastAsia="zh-CN" w:bidi="ar"/>
+              </w:rPr>
+            </w:pPr>
+            <w:r>
+              <w:rPr>
+                <w:rFonts w:hint="eastAsia" w:ascii="Times New Roman" w:hAnsi="Times New Roman" w:eastAsia="微软雅黑" w:cs="Times New Roman"/>
+                <w:color w:val="000000"/>
+                <w:lang w:val="en-US" w:eastAsia="zh-CN"/>
+              </w:rPr>
+              <w:t>{{</w:t>
+            </w:r>
+            <w:r>
+              <w:rPr>
+                <w:rFonts w:hint="eastAsia" w:ascii="Times New Roman" w:hAnsi="Times New Roman" w:eastAsia="微软雅黑" w:cs="Times New Roman"/>
+                <w:bCs/>
+                <w:color w:val="000000"/>
+                <w:sz w:val="21"/>
+                <w:szCs w:val="21"/>
+                <w:highlight w:val="none"/>
+                <w:lang w:val="en-US" w:eastAsia="zh-CN"/>
+              </w:rPr>
+              <w:t>methylationInfo.ct3</w:t>
+            </w:r>
+            <w:r>
+              <w:rPr>
+                <w:rFonts w:hint="eastAsia" w:ascii="Times New Roman" w:hAnsi="Times New Roman" w:eastAsia="微软雅黑" w:cs="Times New Roman"/>
+                <w:color w:val="000000"/>
+                <w:lang w:val="en-US" w:eastAsia="zh-CN"/>
+              </w:rPr>
+              <w:t>}}</w:t>
+            </w:r>
+          </w:p>
+        </w:tc>
+        <w:tc>
+          <w:tcPr>
+            <w:tcW w:w="2533" w:type="dxa"/>
+            <w:vMerge w:val="restart"/>
+            <w:tcBorders>
+              <w:top w:val="single" w:color="auto" w:sz="4" w:space="0"/>
+              <w:left w:val="single" w:color="auto" w:sz="4" w:space="0"/>
+              <w:right w:val="nil"/>
+            </w:tcBorders>
+            <w:shd w:val="clear" w:color="auto" w:fill="auto"/>
+            <w:noWrap/>
+            <w:vAlign w:val="center"/>
+          </w:tcPr>
+          <w:p>
+            <w:pPr>
+              <w:keepNext w:val="0"/>
+              <w:keepLines w:val="0"/>
+              <w:widowControl/>
+              <w:suppressLineNumbers w:val="0"/>
+              <w:jc w:val="center"/>
+              <w:textAlignment w:val="center"/>
+              <w:rPr>
+                <w:rFonts w:hint="default" w:ascii="Times New Roman" w:hAnsi="Times New Roman" w:eastAsia="微软雅黑" w:cs="Times New Roman"/>
+                <w:b/>
+                <w:bCs/>
+                <w:i w:val="0"/>
+                <w:iCs w:val="0"/>
+                <w:color w:val="auto"/>
+                <w:sz w:val="22"/>
+                <w:szCs w:val="22"/>
+                <w:u w:val="none"/>
+              </w:rPr>
+            </w:pPr>
+            <w:r>
+              <w:rPr>
+                <w:rFonts w:hint="eastAsia" w:ascii="Times New Roman" w:hAnsi="Times New Roman" w:eastAsia="微软雅黑" w:cs="Times New Roman"/>
+                <w:b/>
+                <w:bCs/>
+                <w:color w:val="00B050"/>
+                <w:lang w:val="en-US" w:eastAsia="zh-CN" w:bidi="ar"/>
+              </w:rPr>
+              <w:t xml:space="preserve">{% if methylationInfo.sample_res == </w:t>
+            </w:r>
+            <w:r>
+              <w:rPr>
+                <w:rFonts w:hint="default" w:ascii="Times New Roman" w:hAnsi="Times New Roman" w:eastAsia="微软雅黑" w:cs="Times New Roman"/>
+                <w:b/>
+                <w:bCs/>
+                <w:color w:val="00B050"/>
+                <w:lang w:val="en-US" w:eastAsia="zh-CN" w:bidi="ar"/>
+              </w:rPr>
+              <w:t>“</w:t>
+            </w:r>
+            <w:r>
+              <w:rPr>
+                <w:rFonts w:hint="eastAsia" w:ascii="Times New Roman" w:hAnsi="Times New Roman" w:eastAsia="微软雅黑" w:cs="Times New Roman"/>
+                <w:b/>
+                <w:bCs/>
+                <w:color w:val="00B050"/>
+                <w:lang w:val="en-US" w:eastAsia="zh-CN" w:bidi="ar"/>
+              </w:rPr>
+              <w:t>阴性</w:t>
+            </w:r>
+            <w:r>
+              <w:rPr>
+                <w:rFonts w:hint="default" w:ascii="Times New Roman" w:hAnsi="Times New Roman" w:eastAsia="微软雅黑" w:cs="Times New Roman"/>
+                <w:b/>
+                <w:bCs/>
+                <w:color w:val="00B050"/>
+                <w:lang w:val="en-US" w:eastAsia="zh-CN" w:bidi="ar"/>
+              </w:rPr>
+              <w:t>”</w:t>
+            </w:r>
+            <w:r>
+              <w:rPr>
+                <w:rFonts w:hint="eastAsia" w:ascii="Times New Roman" w:hAnsi="Times New Roman" w:eastAsia="微软雅黑" w:cs="Times New Roman"/>
+                <w:b/>
+                <w:bCs/>
+                <w:color w:val="00B050"/>
+                <w:lang w:val="en-US" w:eastAsia="zh-CN" w:bidi="ar"/>
+              </w:rPr>
+              <w:t>%}</w:t>
+            </w:r>
+            <w:r>
+              <w:rPr>
+                <w:rFonts w:hint="eastAsia" w:ascii="Times New Roman" w:hAnsi="Times New Roman" w:eastAsia="微软雅黑" w:cs="Times New Roman"/>
+                <w:b/>
+                <w:bCs/>
+                <w:color w:val="00B050"/>
+                <w:lang w:eastAsia="zh-CN" w:bidi="ar"/>
+              </w:rPr>
+              <w:t>阴</w:t>
+            </w:r>
+            <w:r>
+              <w:rPr>
+                <w:rFonts w:ascii="Times New Roman" w:hAnsi="Times New Roman" w:eastAsia="微软雅黑" w:cs="Times New Roman"/>
+                <w:b/>
+                <w:bCs/>
+                <w:color w:val="00B050"/>
+                <w:lang w:eastAsia="zh-CN" w:bidi="ar"/>
+              </w:rPr>
+              <w:t>性</w:t>
+            </w:r>
+            <w:r>
+              <w:rPr>
+                <w:rFonts w:hint="eastAsia" w:ascii="Times New Roman" w:hAnsi="Times New Roman" w:eastAsia="微软雅黑" w:cs="Times New Roman"/>
+                <w:b/>
+                <w:bCs/>
+                <w:color w:val="00B050"/>
+                <w:lang w:val="en-US" w:eastAsia="zh-CN" w:bidi="ar"/>
+              </w:rPr>
+              <w:t>{%else%}</w:t>
+            </w:r>
+            <w:r>
+              <w:rPr>
+                <w:rFonts w:hint="eastAsia" w:ascii="Times New Roman" w:hAnsi="Times New Roman" w:eastAsia="微软雅黑" w:cs="Times New Roman"/>
+                <w:b/>
+                <w:bCs/>
+                <w:i w:val="0"/>
+                <w:iCs w:val="0"/>
+                <w:color w:val="FF0000"/>
+                <w:kern w:val="0"/>
+                <w:sz w:val="22"/>
+                <w:szCs w:val="22"/>
+                <w:u w:val="none"/>
+                <w:lang w:val="en-US" w:eastAsia="zh-CN" w:bidi="ar"/>
+              </w:rPr>
+              <w:t>阳性{% endif %}</w:t>
+            </w:r>
+          </w:p>
+        </w:tc>
+      </w:tr>
+      <w:tr>
+        <w:tblPrEx>
+          <w:tblBorders>
+            <w:top w:val="none" w:color="auto" w:sz="0" w:space="0"/>
+            <w:left w:val="none" w:color="auto" w:sz="0" w:space="0"/>
+            <w:bottom w:val="none" w:color="auto" w:sz="0" w:space="0"/>
+            <w:right w:val="none" w:color="auto" w:sz="0" w:space="0"/>
+            <w:insideH w:val="none" w:color="auto" w:sz="0" w:space="0"/>
+            <w:insideV w:val="none" w:color="auto" w:sz="0" w:space="0"/>
+          </w:tblBorders>
+          <w:tblCellMar>
+            <w:top w:w="0" w:type="dxa"/>
+            <w:left w:w="108" w:type="dxa"/>
+            <w:bottom w:w="0" w:type="dxa"/>
+            <w:right w:w="108" w:type="dxa"/>
+          </w:tblCellMar>
+        </w:tblPrEx>
+        <w:trPr>
+          <w:trHeight w:val="397" w:hRule="atLeast"/>
+        </w:trPr>
+        <w:tc>
+          <w:tcPr>
+            <w:tcW w:w="1867" w:type="dxa"/>
+            <w:tcBorders>
+              <w:top w:val="single" w:color="000000" w:sz="4" w:space="0"/>
+              <w:left w:val="nil"/>
+              <w:bottom w:val="single" w:color="000000" w:sz="4" w:space="0"/>
+              <w:right w:val="single" w:color="auto" w:sz="4" w:space="0"/>
+            </w:tcBorders>
+            <w:shd w:val="clear" w:color="auto" w:fill="auto"/>
+            <w:noWrap/>
+            <w:vAlign w:val="center"/>
+          </w:tcPr>
+          <w:p>
+            <w:pPr>
+              <w:keepNext w:val="0"/>
+              <w:keepLines w:val="0"/>
+              <w:widowControl/>
+              <w:suppressLineNumbers w:val="0"/>
+              <w:jc w:val="center"/>
+              <w:textAlignment w:val="center"/>
+              <w:rPr>
+                <w:rFonts w:hint="default" w:ascii="Times New Roman" w:hAnsi="Times New Roman" w:eastAsia="微软雅黑" w:cs="Times New Roman"/>
+                <w:i w:val="0"/>
+                <w:iCs w:val="0"/>
+                <w:color w:val="000000"/>
+                <w:sz w:val="22"/>
+                <w:szCs w:val="22"/>
+                <w:u w:val="none"/>
+              </w:rPr>
+            </w:pPr>
+            <w:r>
+              <w:rPr>
+                <w:rFonts w:hint="default" w:ascii="Times New Roman" w:hAnsi="Times New Roman" w:eastAsia="微软雅黑" w:cs="Times New Roman"/>
+                <w:i w:val="0"/>
+                <w:iCs w:val="0"/>
+                <w:color w:val="000000"/>
+                <w:kern w:val="0"/>
+                <w:sz w:val="22"/>
+                <w:szCs w:val="22"/>
+                <w:u w:val="none"/>
+                <w:lang w:val="en-US" w:eastAsia="zh-CN" w:bidi="ar"/>
+              </w:rPr>
+              <w:t>检测结果</w:t>
+            </w:r>
+          </w:p>
+        </w:tc>
+        <w:tc>
+          <w:tcPr>
+            <w:tcW w:w="1826" w:type="dxa"/>
+            <w:tcBorders>
+              <w:top w:val="single" w:color="auto" w:sz="4" w:space="0"/>
+              <w:left w:val="single" w:color="auto" w:sz="4" w:space="0"/>
+              <w:bottom w:val="single" w:color="auto" w:sz="4" w:space="0"/>
+              <w:right w:val="single" w:color="auto" w:sz="4" w:space="0"/>
+            </w:tcBorders>
+            <w:shd w:val="clear" w:color="auto" w:fill="auto"/>
+            <w:noWrap/>
+            <w:vAlign w:val="center"/>
+          </w:tcPr>
+          <w:p>
+            <w:pPr>
+              <w:keepNext w:val="0"/>
+              <w:keepLines w:val="0"/>
+              <w:widowControl/>
+              <w:suppressLineNumbers w:val="0"/>
+              <w:jc w:val="center"/>
+              <w:textAlignment w:val="center"/>
+              <w:rPr>
+                <w:rFonts w:hint="default" w:ascii="Times New Roman" w:hAnsi="Times New Roman" w:eastAsia="微软雅黑" w:cs="Times New Roman"/>
+                <w:i w:val="0"/>
+                <w:iCs w:val="0"/>
+                <w:color w:val="000000"/>
+                <w:sz w:val="22"/>
+                <w:szCs w:val="22"/>
+                <w:u w:val="none"/>
+              </w:rPr>
+            </w:pPr>
+            <w:r>
+              <w:rPr>
+                <w:rFonts w:hint="eastAsia" w:ascii="Times New Roman" w:hAnsi="Times New Roman" w:eastAsia="微软雅黑" w:cs="Times New Roman"/>
+                <w:color w:val="000000"/>
+                <w:lang w:val="en-US" w:eastAsia="zh-CN"/>
+              </w:rPr>
+              <w:t>{{</w:t>
+            </w:r>
+            <w:r>
+              <w:rPr>
+                <w:rFonts w:hint="eastAsia" w:ascii="Times New Roman" w:hAnsi="Times New Roman" w:eastAsia="微软雅黑" w:cs="Times New Roman"/>
+                <w:bCs/>
+                <w:color w:val="000000"/>
+                <w:sz w:val="21"/>
+                <w:szCs w:val="21"/>
+                <w:highlight w:val="none"/>
+                <w:lang w:val="en-US" w:eastAsia="zh-CN"/>
+              </w:rPr>
+              <w:t>methylationInfo.test_res1</w:t>
+            </w:r>
+            <w:r>
+              <w:rPr>
+                <w:rFonts w:hint="eastAsia" w:ascii="Times New Roman" w:hAnsi="Times New Roman" w:eastAsia="微软雅黑" w:cs="Times New Roman"/>
+                <w:color w:val="000000"/>
+                <w:lang w:val="en-US" w:eastAsia="zh-CN"/>
+              </w:rPr>
+              <w:t>}}</w:t>
+            </w:r>
+          </w:p>
+        </w:tc>
+        <w:tc>
+          <w:tcPr>
+            <w:tcW w:w="1826" w:type="dxa"/>
+            <w:tcBorders>
+              <w:top w:val="single" w:color="auto" w:sz="4" w:space="0"/>
+              <w:left w:val="single" w:color="auto" w:sz="4" w:space="0"/>
+              <w:bottom w:val="single" w:color="auto" w:sz="4" w:space="0"/>
+              <w:right w:val="single" w:color="auto" w:sz="4" w:space="0"/>
+            </w:tcBorders>
+            <w:shd w:val="clear" w:color="auto" w:fill="auto"/>
+            <w:noWrap/>
+            <w:vAlign w:val="center"/>
+          </w:tcPr>
+          <w:p>
+            <w:pPr>
+              <w:keepNext w:val="0"/>
+              <w:keepLines w:val="0"/>
+              <w:widowControl/>
+              <w:suppressLineNumbers w:val="0"/>
+              <w:jc w:val="center"/>
+              <w:textAlignment w:val="center"/>
+              <w:rPr>
+                <w:rFonts w:hint="default" w:ascii="Times New Roman" w:hAnsi="Times New Roman" w:eastAsia="微软雅黑" w:cs="Times New Roman"/>
+                <w:i w:val="0"/>
+                <w:iCs w:val="0"/>
+                <w:color w:val="000000"/>
+                <w:sz w:val="22"/>
+                <w:szCs w:val="22"/>
+                <w:u w:val="none"/>
+              </w:rPr>
+            </w:pPr>
+            <w:r>
+              <w:rPr>
+                <w:rFonts w:hint="eastAsia" w:ascii="Times New Roman" w:hAnsi="Times New Roman" w:eastAsia="微软雅黑" w:cs="Times New Roman"/>
+                <w:color w:val="000000"/>
+                <w:lang w:val="en-US" w:eastAsia="zh-CN"/>
+              </w:rPr>
+              <w:t>{{</w:t>
+            </w:r>
+            <w:r>
+              <w:rPr>
+                <w:rFonts w:hint="eastAsia" w:ascii="Times New Roman" w:hAnsi="Times New Roman" w:eastAsia="微软雅黑" w:cs="Times New Roman"/>
+                <w:bCs/>
+                <w:color w:val="000000"/>
+                <w:sz w:val="21"/>
+                <w:szCs w:val="21"/>
+                <w:highlight w:val="none"/>
+                <w:lang w:val="en-US" w:eastAsia="zh-CN"/>
+              </w:rPr>
+              <w:t>methylationInfo.test_res2</w:t>
+            </w:r>
+            <w:r>
+              <w:rPr>
+                <w:rFonts w:hint="eastAsia" w:ascii="Times New Roman" w:hAnsi="Times New Roman" w:eastAsia="微软雅黑" w:cs="Times New Roman"/>
+                <w:color w:val="000000"/>
+                <w:lang w:val="en-US" w:eastAsia="zh-CN"/>
+              </w:rPr>
+              <w:t>}}</w:t>
+            </w:r>
+          </w:p>
+        </w:tc>
+        <w:tc>
+          <w:tcPr>
+            <w:tcW w:w="1828" w:type="dxa"/>
+            <w:tcBorders>
+              <w:top w:val="single" w:color="auto" w:sz="4" w:space="0"/>
+              <w:left w:val="single" w:color="auto" w:sz="4" w:space="0"/>
+              <w:bottom w:val="single" w:color="auto" w:sz="4" w:space="0"/>
+              <w:right w:val="single" w:color="auto" w:sz="4" w:space="0"/>
+            </w:tcBorders>
+            <w:shd w:val="clear" w:color="auto" w:fill="auto"/>
+            <w:noWrap/>
+            <w:vAlign w:val="center"/>
+          </w:tcPr>
+          <w:p>
+            <w:pPr>
+              <w:keepNext w:val="0"/>
+              <w:keepLines w:val="0"/>
+              <w:widowControl/>
+              <w:suppressLineNumbers w:val="0"/>
+              <w:jc w:val="center"/>
+              <w:textAlignment w:val="center"/>
+              <w:rPr>
+                <w:rFonts w:hint="default" w:ascii="Times New Roman" w:hAnsi="Times New Roman" w:eastAsia="微软雅黑" w:cs="Times New Roman"/>
+                <w:i w:val="0"/>
+                <w:iCs w:val="0"/>
+                <w:color w:val="000000"/>
+                <w:kern w:val="0"/>
+                <w:sz w:val="22"/>
+                <w:szCs w:val="22"/>
+                <w:u w:val="none"/>
+                <w:lang w:val="en-US" w:eastAsia="zh-CN" w:bidi="ar"/>
+              </w:rPr>
+            </w:pPr>
+            <w:r>
+              <w:rPr>
+                <w:rFonts w:hint="eastAsia" w:ascii="Times New Roman" w:hAnsi="Times New Roman" w:eastAsia="微软雅黑" w:cs="Times New Roman"/>
+                <w:color w:val="000000"/>
+                <w:lang w:val="en-US" w:eastAsia="zh-CN"/>
+              </w:rPr>
+              <w:t>{{</w:t>
+            </w:r>
+            <w:r>
+              <w:rPr>
+                <w:rFonts w:hint="eastAsia" w:ascii="Times New Roman" w:hAnsi="Times New Roman" w:eastAsia="微软雅黑" w:cs="Times New Roman"/>
+                <w:bCs/>
+                <w:color w:val="000000"/>
+                <w:sz w:val="21"/>
+                <w:szCs w:val="21"/>
+                <w:highlight w:val="none"/>
+                <w:lang w:val="en-US" w:eastAsia="zh-CN"/>
+              </w:rPr>
+              <w:t>methylationInfo.test_res3</w:t>
+            </w:r>
+            <w:r>
+              <w:rPr>
+                <w:rFonts w:hint="eastAsia" w:ascii="Times New Roman" w:hAnsi="Times New Roman" w:eastAsia="微软雅黑" w:cs="Times New Roman"/>
+                <w:color w:val="000000"/>
+                <w:lang w:val="en-US" w:eastAsia="zh-CN"/>
+              </w:rPr>
+              <w:t>}}</w:t>
+            </w:r>
+          </w:p>
+        </w:tc>
+        <w:tc>
+          <w:tcPr>
+            <w:tcW w:w="2533" w:type="dxa"/>
+            <w:vMerge w:val="continue"/>
+            <w:tcBorders>
+              <w:left w:val="single" w:color="auto" w:sz="4" w:space="0"/>
+              <w:bottom w:val="single" w:color="auto" w:sz="4" w:space="0"/>
+              <w:right w:val="nil"/>
+            </w:tcBorders>
+            <w:shd w:val="clear" w:color="auto" w:fill="auto"/>
+            <w:noWrap/>
+            <w:vAlign w:val="center"/>
+          </w:tcPr>
+          <w:p>
+            <w:pPr>
+              <w:keepNext w:val="0"/>
+              <w:keepLines w:val="0"/>
+              <w:widowControl/>
+              <w:suppressLineNumbers w:val="0"/>
+              <w:jc w:val="center"/>
+              <w:textAlignment w:val="center"/>
+              <w:rPr>
+                <w:rFonts w:hint="default" w:ascii="Times New Roman" w:hAnsi="Times New Roman" w:eastAsia="微软雅黑" w:cs="Times New Roman"/>
+                <w:b/>
+                <w:bCs/>
+                <w:i w:val="0"/>
+                <w:iCs w:val="0"/>
+                <w:color w:val="FF0000"/>
+                <w:sz w:val="28"/>
+                <w:szCs w:val="28"/>
+                <w:u w:val="none"/>
+              </w:rPr>
+            </w:pPr>
+          </w:p>
+        </w:tc>
+      </w:tr>
+    </w:tbl>
+    <w:p>
+      <w:pPr>
+        <w:pStyle w:val="2"/>
+        <w:numPr>
+          <w:ilvl w:val="255"/>
+          <w:numId w:val="0"/>
+        </w:numPr>
+        <w:jc w:val="left"/>
+        <w:rPr>
           <w:rFonts w:hint="default" w:eastAsia="宋体"/>
           <w:color w:val="4472C4" w:themeColor="accent5"/>
           <w:lang w:val="en-US" w:eastAsia="zh-CN"/>
@@ -1598,6 +2659,13 @@
           </w14:textFill>
         </w:rPr>
       </w:pPr>
+      <w:r>
+        <w:rPr>
+          <w:rFonts w:hint="eastAsia" w:cs="Times New Roman"/>
+          <w:lang w:val="en-US" w:eastAsia="zh-CN"/>
+        </w:rPr>
+        <w:t>{% endif %}</w:t>
+      </w:r>
       <w:r>
         <w:rPr>
           <w:rFonts w:cs="Times New Roman"/>
@@ -1875,6 +2943,637 @@
             <w:insideH w:val="none" w:color="auto" w:sz="0" w:space="0"/>
             <w:insideV w:val="none" w:color="auto" w:sz="0" w:space="0"/>
           </w:tblBorders>
+          <w:tblCellMar>
+            <w:top w:w="0" w:type="dxa"/>
+            <w:left w:w="108" w:type="dxa"/>
+            <w:bottom w:w="0" w:type="dxa"/>
+            <w:right w:w="108" w:type="dxa"/>
+          </w:tblCellMar>
+        </w:tblPrEx>
+        <w:trPr>
+          <w:trHeight w:val="397" w:hRule="atLeast"/>
+        </w:trPr>
+        <w:tc>
+          <w:tcPr>
+            <w:tcW w:w="7643" w:type="dxa"/>
+            <w:tcBorders>
+              <w:top w:val="single" w:color="000000" w:sz="4" w:space="0"/>
+              <w:bottom w:val="single" w:color="000000" w:sz="4" w:space="0"/>
+              <w:right w:val="single" w:color="000000" w:sz="4" w:space="0"/>
+            </w:tcBorders>
+            <w:shd w:val="clear" w:color="auto" w:fill="auto"/>
+            <w:noWrap/>
+            <w:vAlign w:val="center"/>
+          </w:tcPr>
+          <w:p>
+            <w:pPr>
+              <w:keepNext w:val="0"/>
+              <w:keepLines w:val="0"/>
+              <w:widowControl/>
+              <w:suppressLineNumbers w:val="0"/>
+              <w:jc w:val="left"/>
+              <w:textAlignment w:val="center"/>
+              <w:rPr>
+                <w:rFonts w:hint="default" w:ascii="Times New Roman" w:hAnsi="Times New Roman" w:eastAsia="微软雅黑" w:cs="Times New Roman"/>
+                <w:i w:val="0"/>
+                <w:iCs w:val="0"/>
+                <w:color w:val="000000"/>
+                <w:sz w:val="22"/>
+                <w:szCs w:val="22"/>
+                <w:highlight w:val="none"/>
+                <w:u w:val="none"/>
+              </w:rPr>
+            </w:pPr>
+            <w:r>
+              <w:rPr>
+                <w:rFonts w:hint="default" w:ascii="Times New Roman" w:hAnsi="Times New Roman" w:eastAsia="微软雅黑" w:cs="Times New Roman"/>
+                <w:i w:val="0"/>
+                <w:iCs w:val="0"/>
+                <w:color w:val="000000"/>
+                <w:kern w:val="0"/>
+                <w:sz w:val="22"/>
+                <w:szCs w:val="22"/>
+                <w:highlight w:val="none"/>
+                <w:u w:val="none"/>
+                <w:lang w:val="en-US" w:eastAsia="zh-CN" w:bidi="ar"/>
+              </w:rPr>
+              <w:t>1  SDC2 阳性(Ct≤38)；TFPI2 阳性(Ct≤38)；</w:t>
+            </w:r>
+          </w:p>
+        </w:tc>
+        <w:tc>
+          <w:tcPr>
+            <w:tcW w:w="2296" w:type="dxa"/>
+            <w:vMerge w:val="restart"/>
+            <w:tcBorders>
+              <w:top w:val="single" w:color="000000" w:sz="4" w:space="0"/>
+              <w:left w:val="single" w:color="000000" w:sz="4" w:space="0"/>
+              <w:bottom w:val="single" w:color="000000" w:sz="4" w:space="0"/>
+              <w:right w:val="nil"/>
+            </w:tcBorders>
+            <w:shd w:val="clear" w:color="auto" w:fill="auto"/>
+            <w:noWrap/>
+            <w:vAlign w:val="center"/>
+          </w:tcPr>
+          <w:p>
+            <w:pPr>
+              <w:keepNext w:val="0"/>
+              <w:keepLines w:val="0"/>
+              <w:widowControl/>
+              <w:suppressLineNumbers w:val="0"/>
+              <w:jc w:val="center"/>
+              <w:textAlignment w:val="center"/>
+              <w:rPr>
+                <w:rFonts w:hint="default" w:ascii="Times New Roman" w:hAnsi="Times New Roman" w:eastAsia="微软雅黑" w:cs="Times New Roman"/>
+                <w:i w:val="0"/>
+                <w:iCs w:val="0"/>
+                <w:color w:val="000000"/>
+                <w:sz w:val="22"/>
+                <w:szCs w:val="22"/>
+                <w:u w:val="none"/>
+              </w:rPr>
+            </w:pPr>
+            <w:r>
+              <w:rPr>
+                <w:rFonts w:hint="default" w:ascii="Times New Roman" w:hAnsi="Times New Roman" w:eastAsia="微软雅黑" w:cs="Times New Roman"/>
+                <w:i w:val="0"/>
+                <w:iCs w:val="0"/>
+                <w:color w:val="000000"/>
+                <w:kern w:val="0"/>
+                <w:sz w:val="22"/>
+                <w:szCs w:val="22"/>
+                <w:u w:val="none"/>
+                <w:lang w:val="en-US" w:eastAsia="zh-CN" w:bidi="ar"/>
+              </w:rPr>
+              <w:t>阳性</w:t>
+            </w:r>
+          </w:p>
+        </w:tc>
+      </w:tr>
+      <w:tr>
+        <w:tblPrEx>
+          <w:tblBorders>
+            <w:top w:val="none" w:color="auto" w:sz="0" w:space="0"/>
+            <w:left w:val="none" w:color="auto" w:sz="0" w:space="0"/>
+            <w:bottom w:val="none" w:color="auto" w:sz="0" w:space="0"/>
+            <w:right w:val="none" w:color="auto" w:sz="0" w:space="0"/>
+            <w:insideH w:val="none" w:color="auto" w:sz="0" w:space="0"/>
+            <w:insideV w:val="none" w:color="auto" w:sz="0" w:space="0"/>
+          </w:tblBorders>
+          <w:tblCellMar>
+            <w:top w:w="0" w:type="dxa"/>
+            <w:left w:w="108" w:type="dxa"/>
+            <w:bottom w:w="0" w:type="dxa"/>
+            <w:right w:w="108" w:type="dxa"/>
+          </w:tblCellMar>
+        </w:tblPrEx>
+        <w:trPr>
+          <w:trHeight w:val="397" w:hRule="atLeast"/>
+        </w:trPr>
+        <w:tc>
+          <w:tcPr>
+            <w:tcW w:w="7643" w:type="dxa"/>
+            <w:tcBorders>
+              <w:top w:val="single" w:color="000000" w:sz="4" w:space="0"/>
+              <w:bottom w:val="single" w:color="000000" w:sz="4" w:space="0"/>
+              <w:right w:val="single" w:color="000000" w:sz="4" w:space="0"/>
+            </w:tcBorders>
+            <w:shd w:val="clear" w:color="auto" w:fill="auto"/>
+            <w:noWrap/>
+            <w:vAlign w:val="center"/>
+          </w:tcPr>
+          <w:p>
+            <w:pPr>
+              <w:keepNext w:val="0"/>
+              <w:keepLines w:val="0"/>
+              <w:widowControl/>
+              <w:suppressLineNumbers w:val="0"/>
+              <w:jc w:val="left"/>
+              <w:textAlignment w:val="center"/>
+              <w:rPr>
+                <w:rFonts w:hint="default" w:ascii="Times New Roman" w:hAnsi="Times New Roman" w:eastAsia="微软雅黑" w:cs="Times New Roman"/>
+                <w:i w:val="0"/>
+                <w:iCs w:val="0"/>
+                <w:color w:val="000000"/>
+                <w:sz w:val="22"/>
+                <w:szCs w:val="22"/>
+                <w:highlight w:val="none"/>
+                <w:u w:val="none"/>
+              </w:rPr>
+            </w:pPr>
+            <w:r>
+              <w:rPr>
+                <w:rFonts w:hint="default" w:ascii="Times New Roman" w:hAnsi="Times New Roman" w:eastAsia="微软雅黑" w:cs="Times New Roman"/>
+                <w:i w:val="0"/>
+                <w:iCs w:val="0"/>
+                <w:color w:val="000000"/>
+                <w:kern w:val="0"/>
+                <w:sz w:val="22"/>
+                <w:szCs w:val="22"/>
+                <w:highlight w:val="none"/>
+                <w:u w:val="none"/>
+                <w:lang w:val="en-US" w:eastAsia="zh-CN" w:bidi="ar"/>
+              </w:rPr>
+              <w:t>2  SDC2 阳性(Ct≤38)；TFPI2 阴性(Ct&gt;38或Unde)；</w:t>
+            </w:r>
+          </w:p>
+        </w:tc>
+        <w:tc>
+          <w:tcPr>
+            <w:tcW w:w="2296" w:type="dxa"/>
+            <w:vMerge w:val="continue"/>
+            <w:tcBorders>
+              <w:top w:val="single" w:color="000000" w:sz="4" w:space="0"/>
+              <w:left w:val="single" w:color="000000" w:sz="4" w:space="0"/>
+              <w:bottom w:val="single" w:color="000000" w:sz="4" w:space="0"/>
+              <w:right w:val="nil"/>
+            </w:tcBorders>
+            <w:shd w:val="clear" w:color="auto" w:fill="auto"/>
+            <w:noWrap/>
+            <w:vAlign w:val="center"/>
+          </w:tcPr>
+          <w:p>
+            <w:pPr>
+              <w:jc w:val="center"/>
+              <w:rPr>
+                <w:rFonts w:hint="default" w:ascii="Times New Roman" w:hAnsi="Times New Roman" w:eastAsia="微软雅黑" w:cs="Times New Roman"/>
+                <w:i w:val="0"/>
+                <w:iCs w:val="0"/>
+                <w:color w:val="000000"/>
+                <w:sz w:val="22"/>
+                <w:szCs w:val="22"/>
+                <w:u w:val="none"/>
+              </w:rPr>
+            </w:pPr>
+          </w:p>
+        </w:tc>
+      </w:tr>
+      <w:tr>
+        <w:tblPrEx>
+          <w:tblBorders>
+            <w:top w:val="none" w:color="auto" w:sz="0" w:space="0"/>
+            <w:left w:val="none" w:color="auto" w:sz="0" w:space="0"/>
+            <w:bottom w:val="none" w:color="auto" w:sz="0" w:space="0"/>
+            <w:right w:val="none" w:color="auto" w:sz="0" w:space="0"/>
+            <w:insideH w:val="none" w:color="auto" w:sz="0" w:space="0"/>
+            <w:insideV w:val="none" w:color="auto" w:sz="0" w:space="0"/>
+          </w:tblBorders>
+          <w:tblCellMar>
+            <w:top w:w="0" w:type="dxa"/>
+            <w:left w:w="108" w:type="dxa"/>
+            <w:bottom w:w="0" w:type="dxa"/>
+            <w:right w:w="108" w:type="dxa"/>
+          </w:tblCellMar>
+        </w:tblPrEx>
+        <w:trPr>
+          <w:trHeight w:val="397" w:hRule="atLeast"/>
+        </w:trPr>
+        <w:tc>
+          <w:tcPr>
+            <w:tcW w:w="7643" w:type="dxa"/>
+            <w:tcBorders>
+              <w:top w:val="single" w:color="000000" w:sz="4" w:space="0"/>
+              <w:bottom w:val="single" w:color="000000" w:sz="4" w:space="0"/>
+              <w:right w:val="single" w:color="000000" w:sz="4" w:space="0"/>
+            </w:tcBorders>
+            <w:shd w:val="clear" w:color="auto" w:fill="auto"/>
+            <w:noWrap/>
+            <w:vAlign w:val="center"/>
+          </w:tcPr>
+          <w:p>
+            <w:pPr>
+              <w:keepNext w:val="0"/>
+              <w:keepLines w:val="0"/>
+              <w:widowControl/>
+              <w:suppressLineNumbers w:val="0"/>
+              <w:jc w:val="left"/>
+              <w:textAlignment w:val="center"/>
+              <w:rPr>
+                <w:rFonts w:hint="default" w:ascii="Times New Roman" w:hAnsi="Times New Roman" w:eastAsia="微软雅黑" w:cs="Times New Roman"/>
+                <w:i w:val="0"/>
+                <w:iCs w:val="0"/>
+                <w:color w:val="000000"/>
+                <w:sz w:val="22"/>
+                <w:szCs w:val="22"/>
+                <w:highlight w:val="none"/>
+                <w:u w:val="none"/>
+              </w:rPr>
+            </w:pPr>
+            <w:r>
+              <w:rPr>
+                <w:rFonts w:hint="default" w:ascii="Times New Roman" w:hAnsi="Times New Roman" w:eastAsia="微软雅黑" w:cs="Times New Roman"/>
+                <w:i w:val="0"/>
+                <w:iCs w:val="0"/>
+                <w:color w:val="000000"/>
+                <w:kern w:val="0"/>
+                <w:sz w:val="22"/>
+                <w:szCs w:val="22"/>
+                <w:highlight w:val="none"/>
+                <w:u w:val="none"/>
+                <w:lang w:val="en-US" w:eastAsia="zh-CN" w:bidi="ar"/>
+              </w:rPr>
+              <w:t>3  SDC2 阴性(Ct&gt;38或Unde)；TFPI2 阳性(Ct≤38)；</w:t>
+            </w:r>
+          </w:p>
+        </w:tc>
+        <w:tc>
+          <w:tcPr>
+            <w:tcW w:w="2296" w:type="dxa"/>
+            <w:vMerge w:val="continue"/>
+            <w:tcBorders>
+              <w:top w:val="single" w:color="000000" w:sz="4" w:space="0"/>
+              <w:left w:val="single" w:color="000000" w:sz="4" w:space="0"/>
+              <w:bottom w:val="single" w:color="000000" w:sz="4" w:space="0"/>
+              <w:right w:val="nil"/>
+            </w:tcBorders>
+            <w:shd w:val="clear" w:color="auto" w:fill="auto"/>
+            <w:noWrap/>
+            <w:vAlign w:val="center"/>
+          </w:tcPr>
+          <w:p>
+            <w:pPr>
+              <w:jc w:val="center"/>
+              <w:rPr>
+                <w:rFonts w:hint="default" w:ascii="Times New Roman" w:hAnsi="Times New Roman" w:eastAsia="微软雅黑" w:cs="Times New Roman"/>
+                <w:i w:val="0"/>
+                <w:iCs w:val="0"/>
+                <w:color w:val="000000"/>
+                <w:sz w:val="22"/>
+                <w:szCs w:val="22"/>
+                <w:u w:val="none"/>
+              </w:rPr>
+            </w:pPr>
+          </w:p>
+        </w:tc>
+      </w:tr>
+      <w:tr>
+        <w:tblPrEx>
+          <w:tblBorders>
+            <w:top w:val="none" w:color="auto" w:sz="0" w:space="0"/>
+            <w:left w:val="none" w:color="auto" w:sz="0" w:space="0"/>
+            <w:bottom w:val="none" w:color="auto" w:sz="0" w:space="0"/>
+            <w:right w:val="none" w:color="auto" w:sz="0" w:space="0"/>
+            <w:insideH w:val="none" w:color="auto" w:sz="0" w:space="0"/>
+            <w:insideV w:val="none" w:color="auto" w:sz="0" w:space="0"/>
+          </w:tblBorders>
+          <w:tblCellMar>
+            <w:top w:w="0" w:type="dxa"/>
+            <w:left w:w="108" w:type="dxa"/>
+            <w:bottom w:w="0" w:type="dxa"/>
+            <w:right w:w="108" w:type="dxa"/>
+          </w:tblCellMar>
+        </w:tblPrEx>
+        <w:trPr>
+          <w:trHeight w:val="397" w:hRule="atLeast"/>
+        </w:trPr>
+        <w:tc>
+          <w:tcPr>
+            <w:tcW w:w="7643" w:type="dxa"/>
+            <w:tcBorders>
+              <w:top w:val="single" w:color="000000" w:sz="4" w:space="0"/>
+              <w:bottom w:val="single" w:color="000000" w:sz="4" w:space="0"/>
+              <w:right w:val="single" w:color="000000" w:sz="4" w:space="0"/>
+            </w:tcBorders>
+            <w:shd w:val="clear" w:color="auto" w:fill="auto"/>
+            <w:noWrap/>
+            <w:vAlign w:val="center"/>
+          </w:tcPr>
+          <w:p>
+            <w:pPr>
+              <w:keepNext w:val="0"/>
+              <w:keepLines w:val="0"/>
+              <w:widowControl/>
+              <w:suppressLineNumbers w:val="0"/>
+              <w:jc w:val="left"/>
+              <w:textAlignment w:val="center"/>
+              <w:rPr>
+                <w:rFonts w:hint="default" w:ascii="Times New Roman" w:hAnsi="Times New Roman" w:eastAsia="微软雅黑" w:cs="Times New Roman"/>
+                <w:i w:val="0"/>
+                <w:iCs w:val="0"/>
+                <w:color w:val="000000"/>
+                <w:sz w:val="22"/>
+                <w:szCs w:val="22"/>
+                <w:highlight w:val="none"/>
+                <w:u w:val="none"/>
+              </w:rPr>
+            </w:pPr>
+            <w:r>
+              <w:rPr>
+                <w:rFonts w:hint="default" w:ascii="Times New Roman" w:hAnsi="Times New Roman" w:eastAsia="微软雅黑" w:cs="Times New Roman"/>
+                <w:i w:val="0"/>
+                <w:iCs w:val="0"/>
+                <w:color w:val="000000"/>
+                <w:kern w:val="0"/>
+                <w:sz w:val="22"/>
+                <w:szCs w:val="22"/>
+                <w:highlight w:val="none"/>
+                <w:u w:val="none"/>
+                <w:lang w:val="en-US" w:eastAsia="zh-CN" w:bidi="ar"/>
+              </w:rPr>
+              <w:t>4  SDC2 阴性(Ct&gt;38或Unde)；TFPI2 阴性(Ct&gt;38或Unde)；</w:t>
+            </w:r>
+          </w:p>
+        </w:tc>
+        <w:tc>
+          <w:tcPr>
+            <w:tcW w:w="2296" w:type="dxa"/>
+            <w:tcBorders>
+              <w:top w:val="single" w:color="000000" w:sz="4" w:space="0"/>
+              <w:left w:val="single" w:color="000000" w:sz="4" w:space="0"/>
+              <w:bottom w:val="single" w:color="000000" w:sz="4" w:space="0"/>
+              <w:right w:val="nil"/>
+            </w:tcBorders>
+            <w:shd w:val="clear" w:color="auto" w:fill="auto"/>
+            <w:noWrap/>
+            <w:vAlign w:val="center"/>
+          </w:tcPr>
+          <w:p>
+            <w:pPr>
+              <w:keepNext w:val="0"/>
+              <w:keepLines w:val="0"/>
+              <w:widowControl/>
+              <w:suppressLineNumbers w:val="0"/>
+              <w:jc w:val="center"/>
+              <w:textAlignment w:val="center"/>
+              <w:rPr>
+                <w:rFonts w:hint="default" w:ascii="Times New Roman" w:hAnsi="Times New Roman" w:eastAsia="微软雅黑" w:cs="Times New Roman"/>
+                <w:i w:val="0"/>
+                <w:iCs w:val="0"/>
+                <w:color w:val="000000"/>
+                <w:sz w:val="22"/>
+                <w:szCs w:val="22"/>
+                <w:u w:val="none"/>
+              </w:rPr>
+            </w:pPr>
+            <w:r>
+              <w:rPr>
+                <w:rFonts w:hint="default" w:ascii="Times New Roman" w:hAnsi="Times New Roman" w:eastAsia="微软雅黑" w:cs="Times New Roman"/>
+                <w:i w:val="0"/>
+                <w:iCs w:val="0"/>
+                <w:color w:val="000000"/>
+                <w:kern w:val="0"/>
+                <w:sz w:val="22"/>
+                <w:szCs w:val="22"/>
+                <w:u w:val="none"/>
+                <w:lang w:val="en-US" w:eastAsia="zh-CN" w:bidi="ar"/>
+              </w:rPr>
+              <w:t>阴性</w:t>
+            </w:r>
+          </w:p>
+        </w:tc>
+      </w:tr>
+    </w:tbl>
+    <w:p>
+      <w:pPr>
+        <w:keepNext w:val="0"/>
+        <w:keepLines w:val="0"/>
+        <w:widowControl/>
+        <w:suppressLineNumbers w:val="0"/>
+        <w:jc w:val="left"/>
+        <w:textAlignment w:val="center"/>
+        <w:rPr>
+          <w:rFonts w:hint="default" w:ascii="Times New Roman" w:hAnsi="Times New Roman" w:eastAsia="微软雅黑" w:cs="Times New Roman"/>
+          <w:b/>
+          <w:bCs/>
+          <w:color w:val="4472C4" w:themeColor="accent5"/>
+          <w:sz w:val="21"/>
+          <w:szCs w:val="21"/>
+          <w:highlight w:val="none"/>
+          <w:lang w:val="en-US" w:eastAsia="zh-CN" w:bidi="ar-SA"/>
+          <w14:shadow w14:blurRad="50800" w14:dist="38100" w14:dir="10800000" w14:sx="100000" w14:sy="100000" w14:kx="0" w14:ky="0" w14:algn="r">
+            <w14:srgbClr w14:val="62B541">
+              <w14:alpha w14:val="60000"/>
+            </w14:srgbClr>
+          </w14:shadow>
+          <w14:textFill>
+            <w14:solidFill>
+              <w14:schemeClr w14:val="accent5"/>
+            </w14:solidFill>
+          </w14:textFill>
+        </w:rPr>
+      </w:pPr>
+      <w:r>
+        <w:rPr>
+          <w:rFonts w:hint="default" w:ascii="Times New Roman" w:hAnsi="Times New Roman" w:eastAsia="微软雅黑" w:cs="Times New Roman"/>
+          <w:b/>
+          <w:bCs/>
+          <w:i w:val="0"/>
+          <w:iCs w:val="0"/>
+          <w:color w:val="000000"/>
+          <w:kern w:val="0"/>
+          <w:sz w:val="22"/>
+          <w:szCs w:val="22"/>
+          <w:u w:val="none"/>
+          <w:lang w:val="en-US" w:eastAsia="zh-CN" w:bidi="ar"/>
+        </w:rPr>
+        <w:t>注：</w:t>
+      </w:r>
+      <w:r>
+        <w:rPr>
+          <w:rFonts w:hint="default" w:ascii="Times New Roman" w:hAnsi="Times New Roman" w:eastAsia="微软雅黑" w:cs="Times New Roman"/>
+          <w:i w:val="0"/>
+          <w:iCs w:val="0"/>
+          <w:color w:val="000000"/>
+          <w:kern w:val="0"/>
+          <w:sz w:val="22"/>
+          <w:szCs w:val="22"/>
+          <w:u w:val="none"/>
+          <w:lang w:val="en-US" w:eastAsia="zh-CN" w:bidi="ar"/>
+        </w:rPr>
+        <w:t>Unde表明该基因未检出甲基化异常。</w:t>
+      </w:r>
+      <w:r>
+        <w:rPr>
+          <w:rFonts w:hint="eastAsia" w:ascii="Times New Roman" w:hAnsi="Times New Roman" w:eastAsia="微软雅黑" w:cs="Times New Roman"/>
+          <w:b/>
+          <w:bCs/>
+          <w:color w:val="4472C4" w:themeColor="accent5"/>
+          <w:sz w:val="21"/>
+          <w:szCs w:val="21"/>
+          <w:highlight w:val="none"/>
+          <w:lang w:val="en-US" w:eastAsia="zh-CN" w:bidi="ar-SA"/>
+          <w14:shadow w14:blurRad="50800" w14:dist="38100" w14:dir="10800000" w14:sx="100000" w14:sy="100000" w14:kx="0" w14:ky="0" w14:algn="r">
+            <w14:srgbClr w14:val="62B541">
+              <w14:alpha w14:val="60000"/>
+            </w14:srgbClr>
+          </w14:shadow>
+          <w14:textFill>
+            <w14:solidFill>
+              <w14:schemeClr w14:val="accent5"/>
+            </w14:solidFill>
+          </w14:textFill>
+        </w:rPr>
+        <w:t xml:space="preserve">{% elif methylationInfo.title == </w:t>
+      </w:r>
+      <w:r>
+        <w:rPr>
+          <w:rFonts w:hint="default" w:ascii="Times New Roman" w:hAnsi="Times New Roman" w:eastAsia="微软雅黑" w:cs="Times New Roman"/>
+          <w:b/>
+          <w:bCs/>
+          <w:color w:val="4472C4" w:themeColor="accent5"/>
+          <w:sz w:val="21"/>
+          <w:szCs w:val="21"/>
+          <w:highlight w:val="none"/>
+          <w:lang w:val="en-US" w:eastAsia="zh-CN" w:bidi="ar-SA"/>
+          <w14:shadow w14:blurRad="50800" w14:dist="38100" w14:dir="10800000" w14:sx="100000" w14:sy="100000" w14:kx="0" w14:ky="0" w14:algn="r">
+            <w14:srgbClr w14:val="62B541">
+              <w14:alpha w14:val="60000"/>
+            </w14:srgbClr>
+          </w14:shadow>
+          <w14:textFill>
+            <w14:solidFill>
+              <w14:schemeClr w14:val="accent5"/>
+            </w14:solidFill>
+          </w14:textFill>
+        </w:rPr>
+        <w:t>“结直肠癌基因甲基化血液检测</w:t>
+      </w:r>
+      <w:r>
+        <w:rPr>
+          <w:rFonts w:hint="eastAsia" w:ascii="Times New Roman" w:hAnsi="Times New Roman" w:eastAsia="微软雅黑" w:cs="Times New Roman"/>
+          <w:b/>
+          <w:bCs/>
+          <w:color w:val="4472C4" w:themeColor="accent5"/>
+          <w:sz w:val="21"/>
+          <w:szCs w:val="21"/>
+          <w:highlight w:val="none"/>
+          <w:lang w:val="en-US" w:eastAsia="zh-CN" w:bidi="ar-SA"/>
+          <w14:shadow w14:blurRad="50800" w14:dist="38100" w14:dir="10800000" w14:sx="100000" w14:sy="100000" w14:kx="0" w14:ky="0" w14:algn="r">
+            <w14:srgbClr w14:val="62B541">
+              <w14:alpha w14:val="60000"/>
+            </w14:srgbClr>
+          </w14:shadow>
+          <w14:textFill>
+            <w14:solidFill>
+              <w14:schemeClr w14:val="accent5"/>
+            </w14:solidFill>
+          </w14:textFill>
+        </w:rPr>
+        <w:t>报告</w:t>
+      </w:r>
+      <w:r>
+        <w:rPr>
+          <w:rFonts w:hint="default" w:ascii="Times New Roman" w:hAnsi="Times New Roman" w:eastAsia="微软雅黑" w:cs="Times New Roman"/>
+          <w:b/>
+          <w:bCs/>
+          <w:color w:val="4472C4" w:themeColor="accent5"/>
+          <w:sz w:val="21"/>
+          <w:szCs w:val="21"/>
+          <w:highlight w:val="none"/>
+          <w:lang w:val="en-US" w:eastAsia="zh-CN" w:bidi="ar-SA"/>
+          <w14:shadow w14:blurRad="50800" w14:dist="38100" w14:dir="10800000" w14:sx="100000" w14:sy="100000" w14:kx="0" w14:ky="0" w14:algn="r">
+            <w14:srgbClr w14:val="62B541">
+              <w14:alpha w14:val="60000"/>
+            </w14:srgbClr>
+          </w14:shadow>
+          <w14:textFill>
+            <w14:solidFill>
+              <w14:schemeClr w14:val="accent5"/>
+            </w14:solidFill>
+          </w14:textFill>
+        </w:rPr>
+        <w:t>”</w:t>
+      </w:r>
+      <w:r>
+        <w:rPr>
+          <w:rFonts w:hint="eastAsia" w:ascii="Times New Roman" w:hAnsi="Times New Roman" w:eastAsia="微软雅黑" w:cs="Times New Roman"/>
+          <w:b/>
+          <w:bCs/>
+          <w:color w:val="4472C4" w:themeColor="accent5"/>
+          <w:sz w:val="21"/>
+          <w:szCs w:val="21"/>
+          <w:highlight w:val="none"/>
+          <w:lang w:val="en-US" w:eastAsia="zh-CN" w:bidi="ar-SA"/>
+          <w14:shadow w14:blurRad="50800" w14:dist="38100" w14:dir="10800000" w14:sx="100000" w14:sy="100000" w14:kx="0" w14:ky="0" w14:algn="r">
+            <w14:srgbClr w14:val="62B541">
+              <w14:alpha w14:val="60000"/>
+            </w14:srgbClr>
+          </w14:shadow>
+          <w14:textFill>
+            <w14:solidFill>
+              <w14:schemeClr w14:val="accent5"/>
+            </w14:solidFill>
+          </w14:textFill>
+        </w:rPr>
+        <w:t>%}</w:t>
+      </w:r>
+    </w:p>
+    <w:tbl>
+      <w:tblPr>
+        <w:tblStyle w:val="16"/>
+        <w:tblW w:w="9939" w:type="dxa"/>
+        <w:tblInd w:w="0" w:type="dxa"/>
+        <w:tblBorders>
+          <w:top w:val="none" w:color="auto" w:sz="0" w:space="0"/>
+          <w:left w:val="none" w:color="auto" w:sz="0" w:space="0"/>
+          <w:bottom w:val="none" w:color="auto" w:sz="0" w:space="0"/>
+          <w:right w:val="none" w:color="auto" w:sz="0" w:space="0"/>
+          <w:insideH w:val="none" w:color="auto" w:sz="0" w:space="0"/>
+          <w:insideV w:val="none" w:color="auto" w:sz="0" w:space="0"/>
+        </w:tblBorders>
+        <w:shd w:val="clear" w:color="auto" w:fill="auto"/>
+        <w:tblLayout w:type="fixed"/>
+        <w:tblCellMar>
+          <w:top w:w="0" w:type="dxa"/>
+          <w:left w:w="108" w:type="dxa"/>
+          <w:bottom w:w="0" w:type="dxa"/>
+          <w:right w:w="108" w:type="dxa"/>
+        </w:tblCellMar>
+      </w:tblPr>
+      <w:tblGrid>
+        <w:gridCol w:w="7643"/>
+        <w:gridCol w:w="2296"/>
+      </w:tblGrid>
+      <w:tr>
+        <w:tblPrEx>
+          <w:tblBorders>
+            <w:top w:val="none" w:color="auto" w:sz="0" w:space="0"/>
+            <w:left w:val="none" w:color="auto" w:sz="0" w:space="0"/>
+            <w:bottom w:val="none" w:color="auto" w:sz="0" w:space="0"/>
+            <w:right w:val="none" w:color="auto" w:sz="0" w:space="0"/>
+            <w:insideH w:val="none" w:color="auto" w:sz="0" w:space="0"/>
+            <w:insideV w:val="none" w:color="auto" w:sz="0" w:space="0"/>
+          </w:tblBorders>
           <w:shd w:val="clear" w:color="auto" w:fill="auto"/>
           <w:tblCellMar>
             <w:top w:w="0" w:type="dxa"/>
@@ -1930,7 +3629,185 @@
                 <w:u w:val="none"/>
                 <w:lang w:val="en-US" w:eastAsia="zh-CN" w:bidi="ar"/>
               </w:rPr>
-              <w:t>1  SDC2 阳性(Ct≤38)；TFPI2 阳性(Ct≤38)；</w:t>
+              <w:t>结果判定依据</w:t>
+            </w:r>
+          </w:p>
+        </w:tc>
+        <w:tc>
+          <w:tcPr>
+            <w:tcW w:w="2296" w:type="dxa"/>
+            <w:tcBorders>
+              <w:top w:val="single" w:color="000000" w:sz="4" w:space="0"/>
+              <w:left w:val="single" w:color="000000" w:sz="4" w:space="0"/>
+              <w:bottom w:val="single" w:color="000000" w:sz="4" w:space="0"/>
+              <w:right w:val="nil"/>
+            </w:tcBorders>
+            <w:shd w:val="clear" w:color="auto" w:fill="auto"/>
+            <w:noWrap/>
+            <w:vAlign w:val="center"/>
+          </w:tcPr>
+          <w:p>
+            <w:pPr>
+              <w:keepNext w:val="0"/>
+              <w:keepLines w:val="0"/>
+              <w:widowControl/>
+              <w:suppressLineNumbers w:val="0"/>
+              <w:jc w:val="center"/>
+              <w:textAlignment w:val="center"/>
+              <w:rPr>
+                <w:rFonts w:hint="default" w:ascii="Times New Roman" w:hAnsi="Times New Roman" w:eastAsia="微软雅黑" w:cs="Times New Roman"/>
+                <w:i w:val="0"/>
+                <w:iCs w:val="0"/>
+                <w:color w:val="000000"/>
+                <w:sz w:val="22"/>
+                <w:szCs w:val="22"/>
+                <w:highlight w:val="none"/>
+                <w:u w:val="none"/>
+              </w:rPr>
+            </w:pPr>
+            <w:r>
+              <w:rPr>
+                <w:rFonts w:hint="default" w:ascii="Times New Roman" w:hAnsi="Times New Roman" w:eastAsia="微软雅黑" w:cs="Times New Roman"/>
+                <w:i w:val="0"/>
+                <w:iCs w:val="0"/>
+                <w:color w:val="000000"/>
+                <w:kern w:val="0"/>
+                <w:sz w:val="22"/>
+                <w:szCs w:val="22"/>
+                <w:highlight w:val="none"/>
+                <w:u w:val="none"/>
+                <w:lang w:val="en-US" w:eastAsia="zh-CN" w:bidi="ar"/>
+              </w:rPr>
+              <w:t>结果判定</w:t>
+            </w:r>
+          </w:p>
+        </w:tc>
+      </w:tr>
+      <w:tr>
+        <w:tblPrEx>
+          <w:tblBorders>
+            <w:top w:val="none" w:color="auto" w:sz="0" w:space="0"/>
+            <w:left w:val="none" w:color="auto" w:sz="0" w:space="0"/>
+            <w:bottom w:val="none" w:color="auto" w:sz="0" w:space="0"/>
+            <w:right w:val="none" w:color="auto" w:sz="0" w:space="0"/>
+            <w:insideH w:val="none" w:color="auto" w:sz="0" w:space="0"/>
+            <w:insideV w:val="none" w:color="auto" w:sz="0" w:space="0"/>
+          </w:tblBorders>
+          <w:tblCellMar>
+            <w:top w:w="0" w:type="dxa"/>
+            <w:left w:w="108" w:type="dxa"/>
+            <w:bottom w:w="0" w:type="dxa"/>
+            <w:right w:w="108" w:type="dxa"/>
+          </w:tblCellMar>
+        </w:tblPrEx>
+        <w:trPr>
+          <w:trHeight w:val="397" w:hRule="atLeast"/>
+        </w:trPr>
+        <w:tc>
+          <w:tcPr>
+            <w:tcW w:w="7643" w:type="dxa"/>
+            <w:tcBorders>
+              <w:top w:val="single" w:color="000000" w:sz="4" w:space="0"/>
+              <w:bottom w:val="single" w:color="000000" w:sz="4" w:space="0"/>
+              <w:right w:val="single" w:color="000000" w:sz="4" w:space="0"/>
+            </w:tcBorders>
+            <w:shd w:val="clear" w:color="auto" w:fill="auto"/>
+            <w:noWrap/>
+            <w:vAlign w:val="center"/>
+          </w:tcPr>
+          <w:p>
+            <w:pPr>
+              <w:keepNext w:val="0"/>
+              <w:keepLines w:val="0"/>
+              <w:widowControl/>
+              <w:suppressLineNumbers w:val="0"/>
+              <w:jc w:val="left"/>
+              <w:textAlignment w:val="center"/>
+              <w:rPr>
+                <w:rFonts w:hint="default" w:ascii="Times New Roman" w:hAnsi="Times New Roman" w:eastAsia="微软雅黑" w:cs="Times New Roman"/>
+                <w:i w:val="0"/>
+                <w:iCs w:val="0"/>
+                <w:color w:val="000000"/>
+                <w:sz w:val="22"/>
+                <w:szCs w:val="22"/>
+                <w:highlight w:val="none"/>
+                <w:u w:val="none"/>
+              </w:rPr>
+            </w:pPr>
+            <w:r>
+              <w:rPr>
+                <w:rFonts w:hint="default" w:ascii="Times New Roman" w:hAnsi="Times New Roman" w:eastAsia="微软雅黑" w:cs="Times New Roman"/>
+                <w:i w:val="0"/>
+                <w:iCs w:val="0"/>
+                <w:color w:val="000000"/>
+                <w:kern w:val="0"/>
+                <w:sz w:val="22"/>
+                <w:szCs w:val="22"/>
+                <w:highlight w:val="none"/>
+                <w:u w:val="none"/>
+                <w:lang w:val="en-US" w:eastAsia="zh-CN" w:bidi="ar"/>
+              </w:rPr>
+              <w:t>1  NTMT1 阳性(Ct≤</w:t>
+            </w:r>
+            <w:r>
+              <w:rPr>
+                <w:rFonts w:hint="eastAsia" w:ascii="Times New Roman" w:hAnsi="Times New Roman" w:eastAsia="微软雅黑" w:cs="Times New Roman"/>
+                <w:i w:val="0"/>
+                <w:iCs w:val="0"/>
+                <w:color w:val="000000"/>
+                <w:kern w:val="0"/>
+                <w:sz w:val="22"/>
+                <w:szCs w:val="22"/>
+                <w:highlight w:val="none"/>
+                <w:u w:val="none"/>
+                <w:lang w:val="en-US" w:eastAsia="zh-CN" w:bidi="ar"/>
+              </w:rPr>
+              <w:t>4</w:t>
+            </w:r>
+            <w:r>
+              <w:rPr>
+                <w:rFonts w:hint="default" w:ascii="Times New Roman" w:hAnsi="Times New Roman" w:eastAsia="微软雅黑" w:cs="Times New Roman"/>
+                <w:i w:val="0"/>
+                <w:iCs w:val="0"/>
+                <w:color w:val="000000"/>
+                <w:kern w:val="0"/>
+                <w:sz w:val="22"/>
+                <w:szCs w:val="22"/>
+                <w:highlight w:val="none"/>
+                <w:u w:val="none"/>
+                <w:lang w:val="en-US" w:eastAsia="zh-CN" w:bidi="ar"/>
+              </w:rPr>
+              <w:t>8)；MAP3K14-AS1 阳性(Ct≤</w:t>
+            </w:r>
+            <w:r>
+              <w:rPr>
+                <w:rFonts w:hint="eastAsia" w:ascii="Times New Roman" w:hAnsi="Times New Roman" w:eastAsia="微软雅黑" w:cs="Times New Roman"/>
+                <w:i w:val="0"/>
+                <w:iCs w:val="0"/>
+                <w:color w:val="000000"/>
+                <w:kern w:val="0"/>
+                <w:sz w:val="22"/>
+                <w:szCs w:val="22"/>
+                <w:highlight w:val="none"/>
+                <w:u w:val="none"/>
+                <w:lang w:val="en-US" w:eastAsia="zh-CN" w:bidi="ar"/>
+              </w:rPr>
+              <w:t>4</w:t>
+            </w:r>
+            <w:r>
+              <w:rPr>
+                <w:rFonts w:hint="default" w:ascii="Times New Roman" w:hAnsi="Times New Roman" w:eastAsia="微软雅黑" w:cs="Times New Roman"/>
+                <w:i w:val="0"/>
+                <w:iCs w:val="0"/>
+                <w:color w:val="000000"/>
+                <w:kern w:val="0"/>
+                <w:sz w:val="22"/>
+                <w:szCs w:val="22"/>
+                <w:highlight w:val="none"/>
+                <w:u w:val="none"/>
+                <w:lang w:val="en-US" w:eastAsia="zh-CN" w:bidi="ar"/>
+              </w:rPr>
+              <w:t>8)；</w:t>
             </w:r>
           </w:p>
         </w:tc>
@@ -1963,6 +3840,7 @@
                 <w:color w:val="000000"/>
                 <w:sz w:val="22"/>
                 <w:szCs w:val="22"/>
+                <w:highlight w:val="none"/>
                 <w:u w:val="none"/>
               </w:rPr>
             </w:pPr>
@@ -1975,6 +3853,7 @@
                 <w:kern w:val="0"/>
                 <w:sz w:val="22"/>
                 <w:szCs w:val="22"/>
+                <w:highlight w:val="none"/>
                 <w:u w:val="none"/>
                 <w:lang w:val="en-US" w:eastAsia="zh-CN" w:bidi="ar"/>
               </w:rPr>
@@ -2048,7 +3927,67 @@
                 <w:u w:val="none"/>
                 <w:lang w:val="en-US" w:eastAsia="zh-CN" w:bidi="ar"/>
               </w:rPr>
-              <w:t>2  SDC2 阳性(Ct≤38)；TFPI2 阴性(Ct&gt;38或Unde)；</w:t>
+              <w:t>2  NTMT1阳性(Ct≤</w:t>
+            </w:r>
+            <w:r>
+              <w:rPr>
+                <w:rFonts w:hint="eastAsia" w:ascii="Times New Roman" w:hAnsi="Times New Roman" w:eastAsia="微软雅黑" w:cs="Times New Roman"/>
+                <w:i w:val="0"/>
+                <w:iCs w:val="0"/>
+                <w:color w:val="000000"/>
+                <w:kern w:val="0"/>
+                <w:sz w:val="22"/>
+                <w:szCs w:val="22"/>
+                <w:highlight w:val="none"/>
+                <w:u w:val="none"/>
+                <w:lang w:val="en-US" w:eastAsia="zh-CN" w:bidi="ar"/>
+              </w:rPr>
+              <w:t>4</w:t>
+            </w:r>
+            <w:r>
+              <w:rPr>
+                <w:rFonts w:hint="default" w:ascii="Times New Roman" w:hAnsi="Times New Roman" w:eastAsia="微软雅黑" w:cs="Times New Roman"/>
+                <w:i w:val="0"/>
+                <w:iCs w:val="0"/>
+                <w:color w:val="000000"/>
+                <w:kern w:val="0"/>
+                <w:sz w:val="22"/>
+                <w:szCs w:val="22"/>
+                <w:highlight w:val="none"/>
+                <w:u w:val="none"/>
+                <w:lang w:val="en-US" w:eastAsia="zh-CN" w:bidi="ar"/>
+              </w:rPr>
+              <w:t>8)；MAP3K14-AS1 阴性(Ct&gt;</w:t>
+            </w:r>
+            <w:r>
+              <w:rPr>
+                <w:rFonts w:hint="eastAsia" w:ascii="Times New Roman" w:hAnsi="Times New Roman" w:eastAsia="微软雅黑" w:cs="Times New Roman"/>
+                <w:i w:val="0"/>
+                <w:iCs w:val="0"/>
+                <w:color w:val="000000"/>
+                <w:kern w:val="0"/>
+                <w:sz w:val="22"/>
+                <w:szCs w:val="22"/>
+                <w:highlight w:val="none"/>
+                <w:u w:val="none"/>
+                <w:lang w:val="en-US" w:eastAsia="zh-CN" w:bidi="ar"/>
+              </w:rPr>
+              <w:t>4</w:t>
+            </w:r>
+            <w:r>
+              <w:rPr>
+                <w:rFonts w:hint="default" w:ascii="Times New Roman" w:hAnsi="Times New Roman" w:eastAsia="微软雅黑" w:cs="Times New Roman"/>
+                <w:i w:val="0"/>
+                <w:iCs w:val="0"/>
+                <w:color w:val="000000"/>
+                <w:kern w:val="0"/>
+                <w:sz w:val="22"/>
+                <w:szCs w:val="22"/>
+                <w:highlight w:val="none"/>
+                <w:u w:val="none"/>
+                <w:lang w:val="en-US" w:eastAsia="zh-CN" w:bidi="ar"/>
+              </w:rPr>
+              <w:t>8或Unde)；</w:t>
             </w:r>
           </w:p>
         </w:tc>
@@ -2076,6 +4015,7 @@
                 <w:color w:val="000000"/>
                 <w:sz w:val="22"/>
                 <w:szCs w:val="22"/>
+                <w:highlight w:val="none"/>
                 <w:u w:val="none"/>
               </w:rPr>
             </w:pPr>
@@ -2092,878 +4032,6 @@
             <w:insideH w:val="none" w:color="auto" w:sz="0" w:space="0"/>
             <w:insideV w:val="none" w:color="auto" w:sz="0" w:space="0"/>
           </w:tblBorders>
-          <w:shd w:val="clear" w:color="auto" w:fill="auto"/>
-          <w:tblCellMar>
-            <w:top w:w="0" w:type="dxa"/>
-            <w:left w:w="108" w:type="dxa"/>
-            <w:bottom w:w="0" w:type="dxa"/>
-            <w:right w:w="108" w:type="dxa"/>
-          </w:tblCellMar>
-        </w:tblPrEx>
-        <w:trPr>
-          <w:trHeight w:val="397" w:hRule="atLeast"/>
-        </w:trPr>
-        <w:tc>
-          <w:tcPr>
-            <w:tcW w:w="7643" w:type="dxa"/>
-            <w:tcBorders>
-              <w:top w:val="single" w:color="000000" w:sz="4" w:space="0"/>
-              <w:bottom w:val="single" w:color="000000" w:sz="4" w:space="0"/>
-              <w:right w:val="single" w:color="000000" w:sz="4" w:space="0"/>
-            </w:tcBorders>
-            <w:shd w:val="clear" w:color="auto" w:fill="auto"/>
-            <w:noWrap/>
-            <w:vAlign w:val="center"/>
-          </w:tcPr>
-          <w:p>
-            <w:pPr>
-              <w:keepNext w:val="0"/>
-              <w:keepLines w:val="0"/>
-              <w:widowControl/>
-              <w:suppressLineNumbers w:val="0"/>
-              <w:jc w:val="left"/>
-              <w:textAlignment w:val="center"/>
-              <w:rPr>
-                <w:rFonts w:hint="default" w:ascii="Times New Roman" w:hAnsi="Times New Roman" w:eastAsia="微软雅黑" w:cs="Times New Roman"/>
-                <w:i w:val="0"/>
-                <w:iCs w:val="0"/>
-                <w:color w:val="000000"/>
-                <w:sz w:val="22"/>
-                <w:szCs w:val="22"/>
-                <w:highlight w:val="none"/>
-                <w:u w:val="none"/>
-              </w:rPr>
-            </w:pPr>
-            <w:r>
-              <w:rPr>
-                <w:rFonts w:hint="default" w:ascii="Times New Roman" w:hAnsi="Times New Roman" w:eastAsia="微软雅黑" w:cs="Times New Roman"/>
-                <w:i w:val="0"/>
-                <w:iCs w:val="0"/>
-                <w:color w:val="000000"/>
-                <w:kern w:val="0"/>
-                <w:sz w:val="22"/>
-                <w:szCs w:val="22"/>
-                <w:highlight w:val="none"/>
-                <w:u w:val="none"/>
-                <w:lang w:val="en-US" w:eastAsia="zh-CN" w:bidi="ar"/>
-              </w:rPr>
-              <w:t>3  SDC2 阴性(Ct&gt;38或Unde)；TFPI2 阳性(Ct≤38)；</w:t>
-            </w:r>
-          </w:p>
-        </w:tc>
-        <w:tc>
-          <w:tcPr>
-            <w:tcW w:w="2296" w:type="dxa"/>
-            <w:vMerge w:val="continue"/>
-            <w:tcBorders>
-              <w:top w:val="single" w:color="000000" w:sz="4" w:space="0"/>
-              <w:left w:val="single" w:color="000000" w:sz="4" w:space="0"/>
-              <w:bottom w:val="single" w:color="000000" w:sz="4" w:space="0"/>
-              <w:right w:val="nil"/>
-            </w:tcBorders>
-            <w:shd w:val="clear" w:color="auto" w:fill="auto"/>
-            <w:noWrap/>
-            <w:vAlign w:val="center"/>
-          </w:tcPr>
-          <w:p>
-            <w:pPr>
-              <w:jc w:val="center"/>
-              <w:rPr>
-                <w:rFonts w:hint="default" w:ascii="Times New Roman" w:hAnsi="Times New Roman" w:eastAsia="微软雅黑" w:cs="Times New Roman"/>
-                <w:i w:val="0"/>
-                <w:iCs w:val="0"/>
-                <w:color w:val="000000"/>
-                <w:sz w:val="22"/>
-                <w:szCs w:val="22"/>
-                <w:u w:val="none"/>
-              </w:rPr>
-            </w:pPr>
-          </w:p>
-        </w:tc>
-      </w:tr>
-      <w:tr>
-        <w:tblPrEx>
-          <w:tblBorders>
-            <w:top w:val="none" w:color="auto" w:sz="0" w:space="0"/>
-            <w:left w:val="none" w:color="auto" w:sz="0" w:space="0"/>
-            <w:bottom w:val="none" w:color="auto" w:sz="0" w:space="0"/>
-            <w:right w:val="none" w:color="auto" w:sz="0" w:space="0"/>
-            <w:insideH w:val="none" w:color="auto" w:sz="0" w:space="0"/>
-            <w:insideV w:val="none" w:color="auto" w:sz="0" w:space="0"/>
-          </w:tblBorders>
-          <w:shd w:val="clear" w:color="auto" w:fill="auto"/>
-          <w:tblCellMar>
-            <w:top w:w="0" w:type="dxa"/>
-            <w:left w:w="108" w:type="dxa"/>
-            <w:bottom w:w="0" w:type="dxa"/>
-            <w:right w:w="108" w:type="dxa"/>
-          </w:tblCellMar>
-        </w:tblPrEx>
-        <w:trPr>
-          <w:trHeight w:val="397" w:hRule="atLeast"/>
-        </w:trPr>
-        <w:tc>
-          <w:tcPr>
-            <w:tcW w:w="7643" w:type="dxa"/>
-            <w:tcBorders>
-              <w:top w:val="single" w:color="000000" w:sz="4" w:space="0"/>
-              <w:bottom w:val="single" w:color="000000" w:sz="4" w:space="0"/>
-              <w:right w:val="single" w:color="000000" w:sz="4" w:space="0"/>
-            </w:tcBorders>
-            <w:shd w:val="clear" w:color="auto" w:fill="auto"/>
-            <w:noWrap/>
-            <w:vAlign w:val="center"/>
-          </w:tcPr>
-          <w:p>
-            <w:pPr>
-              <w:keepNext w:val="0"/>
-              <w:keepLines w:val="0"/>
-              <w:widowControl/>
-              <w:suppressLineNumbers w:val="0"/>
-              <w:jc w:val="left"/>
-              <w:textAlignment w:val="center"/>
-              <w:rPr>
-                <w:rFonts w:hint="default" w:ascii="Times New Roman" w:hAnsi="Times New Roman" w:eastAsia="微软雅黑" w:cs="Times New Roman"/>
-                <w:i w:val="0"/>
-                <w:iCs w:val="0"/>
-                <w:color w:val="000000"/>
-                <w:sz w:val="22"/>
-                <w:szCs w:val="22"/>
-                <w:highlight w:val="none"/>
-                <w:u w:val="none"/>
-              </w:rPr>
-            </w:pPr>
-            <w:r>
-              <w:rPr>
-                <w:rFonts w:hint="default" w:ascii="Times New Roman" w:hAnsi="Times New Roman" w:eastAsia="微软雅黑" w:cs="Times New Roman"/>
-                <w:i w:val="0"/>
-                <w:iCs w:val="0"/>
-                <w:color w:val="000000"/>
-                <w:kern w:val="0"/>
-                <w:sz w:val="22"/>
-                <w:szCs w:val="22"/>
-                <w:highlight w:val="none"/>
-                <w:u w:val="none"/>
-                <w:lang w:val="en-US" w:eastAsia="zh-CN" w:bidi="ar"/>
-              </w:rPr>
-              <w:t>4  SDC2 阴性(Ct&gt;38或Unde)；TFPI2 阴性(Ct&gt;38或Unde)；</w:t>
-            </w:r>
-          </w:p>
-        </w:tc>
-        <w:tc>
-          <w:tcPr>
-            <w:tcW w:w="2296" w:type="dxa"/>
-            <w:tcBorders>
-              <w:top w:val="single" w:color="000000" w:sz="4" w:space="0"/>
-              <w:left w:val="single" w:color="000000" w:sz="4" w:space="0"/>
-              <w:bottom w:val="single" w:color="000000" w:sz="4" w:space="0"/>
-              <w:right w:val="nil"/>
-            </w:tcBorders>
-            <w:shd w:val="clear" w:color="auto" w:fill="auto"/>
-            <w:noWrap/>
-            <w:vAlign w:val="center"/>
-          </w:tcPr>
-          <w:p>
-            <w:pPr>
-              <w:keepNext w:val="0"/>
-              <w:keepLines w:val="0"/>
-              <w:widowControl/>
-              <w:suppressLineNumbers w:val="0"/>
-              <w:jc w:val="center"/>
-              <w:textAlignment w:val="center"/>
-              <w:rPr>
-                <w:rFonts w:hint="default" w:ascii="Times New Roman" w:hAnsi="Times New Roman" w:eastAsia="微软雅黑" w:cs="Times New Roman"/>
-                <w:i w:val="0"/>
-                <w:iCs w:val="0"/>
-                <w:color w:val="000000"/>
-                <w:sz w:val="22"/>
-                <w:szCs w:val="22"/>
-                <w:u w:val="none"/>
-              </w:rPr>
-            </w:pPr>
-            <w:r>
-              <w:rPr>
-                <w:rFonts w:hint="default" w:ascii="Times New Roman" w:hAnsi="Times New Roman" w:eastAsia="微软雅黑" w:cs="Times New Roman"/>
-                <w:i w:val="0"/>
-                <w:iCs w:val="0"/>
-                <w:color w:val="000000"/>
-                <w:kern w:val="0"/>
-                <w:sz w:val="22"/>
-                <w:szCs w:val="22"/>
-                <w:u w:val="none"/>
-                <w:lang w:val="en-US" w:eastAsia="zh-CN" w:bidi="ar"/>
-              </w:rPr>
-              <w:t>阴性</w:t>
-            </w:r>
-          </w:p>
-        </w:tc>
-      </w:tr>
-    </w:tbl>
-    <w:p>
-      <w:pPr>
-        <w:keepNext w:val="0"/>
-        <w:keepLines w:val="0"/>
-        <w:widowControl/>
-        <w:suppressLineNumbers w:val="0"/>
-        <w:jc w:val="left"/>
-        <w:textAlignment w:val="center"/>
-        <w:rPr>
-          <w:rFonts w:hint="default" w:ascii="Times New Roman" w:hAnsi="Times New Roman" w:eastAsia="微软雅黑" w:cs="Times New Roman"/>
-          <w:b/>
-          <w:bCs/>
-          <w:color w:val="4472C4" w:themeColor="accent5"/>
-          <w:sz w:val="21"/>
-          <w:szCs w:val="21"/>
-          <w:highlight w:val="none"/>
-          <w:lang w:val="en-US" w:eastAsia="zh-CN" w:bidi="ar-SA"/>
-          <w14:shadow w14:blurRad="50800" w14:dist="38100" w14:dir="10800000" w14:sx="100000" w14:sy="100000" w14:kx="0" w14:ky="0" w14:algn="r">
-            <w14:srgbClr w14:val="62B541">
-              <w14:alpha w14:val="60000"/>
-            </w14:srgbClr>
-          </w14:shadow>
-          <w14:textFill>
-            <w14:solidFill>
-              <w14:schemeClr w14:val="accent5"/>
-            </w14:solidFill>
-          </w14:textFill>
-        </w:rPr>
-      </w:pPr>
-      <w:r>
-        <w:rPr>
-          <w:rFonts w:hint="default" w:ascii="Times New Roman" w:hAnsi="Times New Roman" w:eastAsia="微软雅黑" w:cs="Times New Roman"/>
-          <w:b/>
-          <w:bCs/>
-          <w:i w:val="0"/>
-          <w:iCs w:val="0"/>
-          <w:color w:val="000000"/>
-          <w:kern w:val="0"/>
-          <w:sz w:val="22"/>
-          <w:szCs w:val="22"/>
-          <w:u w:val="none"/>
-          <w:lang w:val="en-US" w:eastAsia="zh-CN" w:bidi="ar"/>
-        </w:rPr>
-        <w:t>注：</w:t>
-      </w:r>
-      <w:r>
-        <w:rPr>
-          <w:rFonts w:hint="default" w:ascii="Times New Roman" w:hAnsi="Times New Roman" w:eastAsia="微软雅黑" w:cs="Times New Roman"/>
-          <w:i w:val="0"/>
-          <w:iCs w:val="0"/>
-          <w:color w:val="000000"/>
-          <w:kern w:val="0"/>
-          <w:sz w:val="22"/>
-          <w:szCs w:val="22"/>
-          <w:u w:val="none"/>
-          <w:lang w:val="en-US" w:eastAsia="zh-CN" w:bidi="ar"/>
-        </w:rPr>
-        <w:t>Unde表明该基因未检出甲基化异常。</w:t>
-      </w:r>
-      <w:r>
-        <w:rPr>
-          <w:rFonts w:hint="eastAsia" w:ascii="Times New Roman" w:hAnsi="Times New Roman" w:eastAsia="微软雅黑" w:cs="Times New Roman"/>
-          <w:b/>
-          <w:bCs/>
-          <w:color w:val="4472C4" w:themeColor="accent5"/>
-          <w:sz w:val="21"/>
-          <w:szCs w:val="21"/>
-          <w:highlight w:val="none"/>
-          <w:lang w:val="en-US" w:eastAsia="zh-CN" w:bidi="ar-SA"/>
-          <w14:shadow w14:blurRad="50800" w14:dist="38100" w14:dir="10800000" w14:sx="100000" w14:sy="100000" w14:kx="0" w14:ky="0" w14:algn="r">
-            <w14:srgbClr w14:val="62B541">
-              <w14:alpha w14:val="60000"/>
-            </w14:srgbClr>
-          </w14:shadow>
-          <w14:textFill>
-            <w14:solidFill>
-              <w14:schemeClr w14:val="accent5"/>
-            </w14:solidFill>
-          </w14:textFill>
-        </w:rPr>
-        <w:t xml:space="preserve">{% elif methylationInfo.title == </w:t>
-      </w:r>
-      <w:r>
-        <w:rPr>
-          <w:rFonts w:hint="default" w:ascii="Times New Roman" w:hAnsi="Times New Roman" w:eastAsia="微软雅黑" w:cs="Times New Roman"/>
-          <w:b/>
-          <w:bCs/>
-          <w:color w:val="4472C4" w:themeColor="accent5"/>
-          <w:sz w:val="21"/>
-          <w:szCs w:val="21"/>
-          <w:highlight w:val="none"/>
-          <w:lang w:val="en-US" w:eastAsia="zh-CN" w:bidi="ar-SA"/>
-          <w14:shadow w14:blurRad="50800" w14:dist="38100" w14:dir="10800000" w14:sx="100000" w14:sy="100000" w14:kx="0" w14:ky="0" w14:algn="r">
-            <w14:srgbClr w14:val="62B541">
-              <w14:alpha w14:val="60000"/>
-            </w14:srgbClr>
-          </w14:shadow>
-          <w14:textFill>
-            <w14:solidFill>
-              <w14:schemeClr w14:val="accent5"/>
-            </w14:solidFill>
-          </w14:textFill>
-        </w:rPr>
-        <w:t>“结直肠癌基因甲基化血液检测</w:t>
-      </w:r>
-      <w:r>
-        <w:rPr>
-          <w:rFonts w:hint="eastAsia" w:ascii="Times New Roman" w:hAnsi="Times New Roman" w:eastAsia="微软雅黑" w:cs="Times New Roman"/>
-          <w:b/>
-          <w:bCs/>
-          <w:color w:val="4472C4" w:themeColor="accent5"/>
-          <w:sz w:val="21"/>
-          <w:szCs w:val="21"/>
-          <w:highlight w:val="none"/>
-          <w:lang w:val="en-US" w:eastAsia="zh-CN" w:bidi="ar-SA"/>
-          <w14:shadow w14:blurRad="50800" w14:dist="38100" w14:dir="10800000" w14:sx="100000" w14:sy="100000" w14:kx="0" w14:ky="0" w14:algn="r">
-            <w14:srgbClr w14:val="62B541">
-              <w14:alpha w14:val="60000"/>
-            </w14:srgbClr>
-          </w14:shadow>
-          <w14:textFill>
-            <w14:solidFill>
-              <w14:schemeClr w14:val="accent5"/>
-            </w14:solidFill>
-          </w14:textFill>
-        </w:rPr>
-        <w:t>报告</w:t>
-      </w:r>
-      <w:r>
-        <w:rPr>
-          <w:rFonts w:hint="default" w:ascii="Times New Roman" w:hAnsi="Times New Roman" w:eastAsia="微软雅黑" w:cs="Times New Roman"/>
-          <w:b/>
-          <w:bCs/>
-          <w:color w:val="4472C4" w:themeColor="accent5"/>
-          <w:sz w:val="21"/>
-          <w:szCs w:val="21"/>
-          <w:highlight w:val="none"/>
-          <w:lang w:val="en-US" w:eastAsia="zh-CN" w:bidi="ar-SA"/>
-          <w14:shadow w14:blurRad="50800" w14:dist="38100" w14:dir="10800000" w14:sx="100000" w14:sy="100000" w14:kx="0" w14:ky="0" w14:algn="r">
-            <w14:srgbClr w14:val="62B541">
-              <w14:alpha w14:val="60000"/>
-            </w14:srgbClr>
-          </w14:shadow>
-          <w14:textFill>
-            <w14:solidFill>
-              <w14:schemeClr w14:val="accent5"/>
-            </w14:solidFill>
-          </w14:textFill>
-        </w:rPr>
-        <w:t>”</w:t>
-      </w:r>
-      <w:r>
-        <w:rPr>
-          <w:rFonts w:hint="eastAsia" w:ascii="Times New Roman" w:hAnsi="Times New Roman" w:eastAsia="微软雅黑" w:cs="Times New Roman"/>
-          <w:b/>
-          <w:bCs/>
-          <w:color w:val="4472C4" w:themeColor="accent5"/>
-          <w:sz w:val="21"/>
-          <w:szCs w:val="21"/>
-          <w:highlight w:val="none"/>
-          <w:lang w:val="en-US" w:eastAsia="zh-CN" w:bidi="ar-SA"/>
-          <w14:shadow w14:blurRad="50800" w14:dist="38100" w14:dir="10800000" w14:sx="100000" w14:sy="100000" w14:kx="0" w14:ky="0" w14:algn="r">
-            <w14:srgbClr w14:val="62B541">
-              <w14:alpha w14:val="60000"/>
-            </w14:srgbClr>
-          </w14:shadow>
-          <w14:textFill>
-            <w14:solidFill>
-              <w14:schemeClr w14:val="accent5"/>
-            </w14:solidFill>
-          </w14:textFill>
-        </w:rPr>
-        <w:t>%}</w:t>
-      </w:r>
-    </w:p>
-    <w:tbl>
-      <w:tblPr>
-        <w:tblStyle w:val="16"/>
-        <w:tblW w:w="9939" w:type="dxa"/>
-        <w:tblInd w:w="0" w:type="dxa"/>
-        <w:tblBorders>
-          <w:top w:val="none" w:color="auto" w:sz="0" w:space="0"/>
-          <w:left w:val="none" w:color="auto" w:sz="0" w:space="0"/>
-          <w:bottom w:val="none" w:color="auto" w:sz="0" w:space="0"/>
-          <w:right w:val="none" w:color="auto" w:sz="0" w:space="0"/>
-          <w:insideH w:val="none" w:color="auto" w:sz="0" w:space="0"/>
-          <w:insideV w:val="none" w:color="auto" w:sz="0" w:space="0"/>
-        </w:tblBorders>
-        <w:shd w:val="clear" w:color="auto" w:fill="auto"/>
-        <w:tblLayout w:type="fixed"/>
-        <w:tblCellMar>
-          <w:top w:w="0" w:type="dxa"/>
-          <w:left w:w="108" w:type="dxa"/>
-          <w:bottom w:w="0" w:type="dxa"/>
-          <w:right w:w="108" w:type="dxa"/>
-        </w:tblCellMar>
-      </w:tblPr>
-      <w:tblGrid>
-        <w:gridCol w:w="7643"/>
-        <w:gridCol w:w="2296"/>
-      </w:tblGrid>
-      <w:tr>
-        <w:tblPrEx>
-          <w:tblBorders>
-            <w:top w:val="none" w:color="auto" w:sz="0" w:space="0"/>
-            <w:left w:val="none" w:color="auto" w:sz="0" w:space="0"/>
-            <w:bottom w:val="none" w:color="auto" w:sz="0" w:space="0"/>
-            <w:right w:val="none" w:color="auto" w:sz="0" w:space="0"/>
-            <w:insideH w:val="none" w:color="auto" w:sz="0" w:space="0"/>
-            <w:insideV w:val="none" w:color="auto" w:sz="0" w:space="0"/>
-          </w:tblBorders>
-          <w:shd w:val="clear" w:color="auto" w:fill="auto"/>
-        </w:tblPrEx>
-        <w:trPr>
-          <w:trHeight w:val="397" w:hRule="atLeast"/>
-        </w:trPr>
-        <w:tc>
-          <w:tcPr>
-            <w:tcW w:w="7643" w:type="dxa"/>
-            <w:tcBorders>
-              <w:top w:val="single" w:color="000000" w:sz="4" w:space="0"/>
-              <w:bottom w:val="single" w:color="000000" w:sz="4" w:space="0"/>
-              <w:right w:val="single" w:color="000000" w:sz="4" w:space="0"/>
-            </w:tcBorders>
-            <w:shd w:val="clear" w:color="auto" w:fill="auto"/>
-            <w:noWrap/>
-            <w:vAlign w:val="center"/>
-          </w:tcPr>
-          <w:p>
-            <w:pPr>
-              <w:keepNext w:val="0"/>
-              <w:keepLines w:val="0"/>
-              <w:widowControl/>
-              <w:suppressLineNumbers w:val="0"/>
-              <w:jc w:val="left"/>
-              <w:textAlignment w:val="center"/>
-              <w:rPr>
-                <w:rFonts w:hint="default" w:ascii="Times New Roman" w:hAnsi="Times New Roman" w:eastAsia="微软雅黑" w:cs="Times New Roman"/>
-                <w:i w:val="0"/>
-                <w:iCs w:val="0"/>
-                <w:color w:val="000000"/>
-                <w:sz w:val="22"/>
-                <w:szCs w:val="22"/>
-                <w:highlight w:val="none"/>
-                <w:u w:val="none"/>
-              </w:rPr>
-            </w:pPr>
-            <w:r>
-              <w:rPr>
-                <w:rFonts w:hint="default" w:ascii="Times New Roman" w:hAnsi="Times New Roman" w:eastAsia="微软雅黑" w:cs="Times New Roman"/>
-                <w:i w:val="0"/>
-                <w:iCs w:val="0"/>
-                <w:color w:val="000000"/>
-                <w:kern w:val="0"/>
-                <w:sz w:val="22"/>
-                <w:szCs w:val="22"/>
-                <w:highlight w:val="none"/>
-                <w:u w:val="none"/>
-                <w:lang w:val="en-US" w:eastAsia="zh-CN" w:bidi="ar"/>
-              </w:rPr>
-              <w:t>结果判定依据</w:t>
-            </w:r>
-          </w:p>
-        </w:tc>
-        <w:tc>
-          <w:tcPr>
-            <w:tcW w:w="2296" w:type="dxa"/>
-            <w:tcBorders>
-              <w:top w:val="single" w:color="000000" w:sz="4" w:space="0"/>
-              <w:left w:val="single" w:color="000000" w:sz="4" w:space="0"/>
-              <w:bottom w:val="single" w:color="000000" w:sz="4" w:space="0"/>
-              <w:right w:val="nil"/>
-            </w:tcBorders>
-            <w:shd w:val="clear" w:color="auto" w:fill="auto"/>
-            <w:noWrap/>
-            <w:vAlign w:val="center"/>
-          </w:tcPr>
-          <w:p>
-            <w:pPr>
-              <w:keepNext w:val="0"/>
-              <w:keepLines w:val="0"/>
-              <w:widowControl/>
-              <w:suppressLineNumbers w:val="0"/>
-              <w:jc w:val="center"/>
-              <w:textAlignment w:val="center"/>
-              <w:rPr>
-                <w:rFonts w:hint="default" w:ascii="Times New Roman" w:hAnsi="Times New Roman" w:eastAsia="微软雅黑" w:cs="Times New Roman"/>
-                <w:i w:val="0"/>
-                <w:iCs w:val="0"/>
-                <w:color w:val="000000"/>
-                <w:sz w:val="22"/>
-                <w:szCs w:val="22"/>
-                <w:highlight w:val="none"/>
-                <w:u w:val="none"/>
-              </w:rPr>
-            </w:pPr>
-            <w:r>
-              <w:rPr>
-                <w:rFonts w:hint="default" w:ascii="Times New Roman" w:hAnsi="Times New Roman" w:eastAsia="微软雅黑" w:cs="Times New Roman"/>
-                <w:i w:val="0"/>
-                <w:iCs w:val="0"/>
-                <w:color w:val="000000"/>
-                <w:kern w:val="0"/>
-                <w:sz w:val="22"/>
-                <w:szCs w:val="22"/>
-                <w:highlight w:val="none"/>
-                <w:u w:val="none"/>
-                <w:lang w:val="en-US" w:eastAsia="zh-CN" w:bidi="ar"/>
-              </w:rPr>
-              <w:t>结果判定</w:t>
-            </w:r>
-          </w:p>
-        </w:tc>
-      </w:tr>
-      <w:tr>
-        <w:tblPrEx>
-          <w:tblBorders>
-            <w:top w:val="none" w:color="auto" w:sz="0" w:space="0"/>
-            <w:left w:val="none" w:color="auto" w:sz="0" w:space="0"/>
-            <w:bottom w:val="none" w:color="auto" w:sz="0" w:space="0"/>
-            <w:right w:val="none" w:color="auto" w:sz="0" w:space="0"/>
-            <w:insideH w:val="none" w:color="auto" w:sz="0" w:space="0"/>
-            <w:insideV w:val="none" w:color="auto" w:sz="0" w:space="0"/>
-          </w:tblBorders>
-          <w:shd w:val="clear" w:color="auto" w:fill="auto"/>
-          <w:tblCellMar>
-            <w:top w:w="0" w:type="dxa"/>
-            <w:left w:w="108" w:type="dxa"/>
-            <w:bottom w:w="0" w:type="dxa"/>
-            <w:right w:w="108" w:type="dxa"/>
-          </w:tblCellMar>
-        </w:tblPrEx>
-        <w:trPr>
-          <w:trHeight w:val="397" w:hRule="atLeast"/>
-        </w:trPr>
-        <w:tc>
-          <w:tcPr>
-            <w:tcW w:w="7643" w:type="dxa"/>
-            <w:tcBorders>
-              <w:top w:val="single" w:color="000000" w:sz="4" w:space="0"/>
-              <w:bottom w:val="single" w:color="000000" w:sz="4" w:space="0"/>
-              <w:right w:val="single" w:color="000000" w:sz="4" w:space="0"/>
-            </w:tcBorders>
-            <w:shd w:val="clear" w:color="auto" w:fill="auto"/>
-            <w:noWrap/>
-            <w:vAlign w:val="center"/>
-          </w:tcPr>
-          <w:p>
-            <w:pPr>
-              <w:keepNext w:val="0"/>
-              <w:keepLines w:val="0"/>
-              <w:widowControl/>
-              <w:suppressLineNumbers w:val="0"/>
-              <w:jc w:val="left"/>
-              <w:textAlignment w:val="center"/>
-              <w:rPr>
-                <w:rFonts w:hint="default" w:ascii="Times New Roman" w:hAnsi="Times New Roman" w:eastAsia="微软雅黑" w:cs="Times New Roman"/>
-                <w:i w:val="0"/>
-                <w:iCs w:val="0"/>
-                <w:color w:val="000000"/>
-                <w:sz w:val="22"/>
-                <w:szCs w:val="22"/>
-                <w:highlight w:val="none"/>
-                <w:u w:val="none"/>
-              </w:rPr>
-            </w:pPr>
-            <w:r>
-              <w:rPr>
-                <w:rFonts w:hint="default" w:ascii="Times New Roman" w:hAnsi="Times New Roman" w:eastAsia="微软雅黑" w:cs="Times New Roman"/>
-                <w:i w:val="0"/>
-                <w:iCs w:val="0"/>
-                <w:color w:val="000000"/>
-                <w:kern w:val="0"/>
-                <w:sz w:val="22"/>
-                <w:szCs w:val="22"/>
-                <w:highlight w:val="none"/>
-                <w:u w:val="none"/>
-                <w:lang w:val="en-US" w:eastAsia="zh-CN" w:bidi="ar"/>
-              </w:rPr>
-              <w:t>1  NTMT1 阳性(Ct≤</w:t>
-            </w:r>
-            <w:r>
-              <w:rPr>
-                <w:rFonts w:hint="eastAsia" w:ascii="Times New Roman" w:hAnsi="Times New Roman" w:eastAsia="微软雅黑" w:cs="Times New Roman"/>
-                <w:i w:val="0"/>
-                <w:iCs w:val="0"/>
-                <w:color w:val="000000"/>
-                <w:kern w:val="0"/>
-                <w:sz w:val="22"/>
-                <w:szCs w:val="22"/>
-                <w:highlight w:val="none"/>
-                <w:u w:val="none"/>
-                <w:lang w:val="en-US" w:eastAsia="zh-CN" w:bidi="ar"/>
-              </w:rPr>
-              <w:t>4</w:t>
-            </w:r>
-            <w:r>
-              <w:rPr>
-                <w:rFonts w:hint="default" w:ascii="Times New Roman" w:hAnsi="Times New Roman" w:eastAsia="微软雅黑" w:cs="Times New Roman"/>
-                <w:i w:val="0"/>
-                <w:iCs w:val="0"/>
-                <w:color w:val="000000"/>
-                <w:kern w:val="0"/>
-                <w:sz w:val="22"/>
-                <w:szCs w:val="22"/>
-                <w:highlight w:val="none"/>
-                <w:u w:val="none"/>
-                <w:lang w:val="en-US" w:eastAsia="zh-CN" w:bidi="ar"/>
-              </w:rPr>
-              <w:t>8)；MAP3K14-AS1 阳性(Ct≤</w:t>
-            </w:r>
-            <w:r>
-              <w:rPr>
-                <w:rFonts w:hint="eastAsia" w:ascii="Times New Roman" w:hAnsi="Times New Roman" w:eastAsia="微软雅黑" w:cs="Times New Roman"/>
-                <w:i w:val="0"/>
-                <w:iCs w:val="0"/>
-                <w:color w:val="000000"/>
-                <w:kern w:val="0"/>
-                <w:sz w:val="22"/>
-                <w:szCs w:val="22"/>
-                <w:highlight w:val="none"/>
-                <w:u w:val="none"/>
-                <w:lang w:val="en-US" w:eastAsia="zh-CN" w:bidi="ar"/>
-              </w:rPr>
-              <w:t>4</w:t>
-            </w:r>
-            <w:r>
-              <w:rPr>
-                <w:rFonts w:hint="default" w:ascii="Times New Roman" w:hAnsi="Times New Roman" w:eastAsia="微软雅黑" w:cs="Times New Roman"/>
-                <w:i w:val="0"/>
-                <w:iCs w:val="0"/>
-                <w:color w:val="000000"/>
-                <w:kern w:val="0"/>
-                <w:sz w:val="22"/>
-                <w:szCs w:val="22"/>
-                <w:highlight w:val="none"/>
-                <w:u w:val="none"/>
-                <w:lang w:val="en-US" w:eastAsia="zh-CN" w:bidi="ar"/>
-              </w:rPr>
-              <w:t>8)；</w:t>
-            </w:r>
-          </w:p>
-        </w:tc>
-        <w:tc>
-          <w:tcPr>
-            <w:tcW w:w="2296" w:type="dxa"/>
-            <w:vMerge w:val="restart"/>
-            <w:tcBorders>
-              <w:top w:val="single" w:color="000000" w:sz="4" w:space="0"/>
-              <w:left w:val="single" w:color="000000" w:sz="4" w:space="0"/>
-              <w:bottom w:val="single" w:color="000000" w:sz="4" w:space="0"/>
-              <w:right w:val="nil"/>
-            </w:tcBorders>
-            <w:shd w:val="clear" w:color="auto" w:fill="auto"/>
-            <w:noWrap/>
-            <w:vAlign w:val="center"/>
-          </w:tcPr>
-          <w:p>
-            <w:pPr>
-              <w:keepNext w:val="0"/>
-              <w:keepLines w:val="0"/>
-              <w:widowControl/>
-              <w:suppressLineNumbers w:val="0"/>
-              <w:jc w:val="center"/>
-              <w:textAlignment w:val="center"/>
-              <w:rPr>
-                <w:rFonts w:hint="default" w:ascii="Times New Roman" w:hAnsi="Times New Roman" w:eastAsia="微软雅黑" w:cs="Times New Roman"/>
-                <w:i w:val="0"/>
-                <w:iCs w:val="0"/>
-                <w:color w:val="000000"/>
-                <w:sz w:val="22"/>
-                <w:szCs w:val="22"/>
-                <w:highlight w:val="none"/>
-                <w:u w:val="none"/>
-              </w:rPr>
-            </w:pPr>
-            <w:r>
-              <w:rPr>
-                <w:rFonts w:hint="default" w:ascii="Times New Roman" w:hAnsi="Times New Roman" w:eastAsia="微软雅黑" w:cs="Times New Roman"/>
-                <w:i w:val="0"/>
-                <w:iCs w:val="0"/>
-                <w:color w:val="000000"/>
-                <w:kern w:val="0"/>
-                <w:sz w:val="22"/>
-                <w:szCs w:val="22"/>
-                <w:highlight w:val="none"/>
-                <w:u w:val="none"/>
-                <w:lang w:val="en-US" w:eastAsia="zh-CN" w:bidi="ar"/>
-              </w:rPr>
-              <w:t>阳性</w:t>
-            </w:r>
-          </w:p>
-        </w:tc>
-      </w:tr>
-      <w:tr>
-        <w:tblPrEx>
-          <w:tblBorders>
-            <w:top w:val="none" w:color="auto" w:sz="0" w:space="0"/>
-            <w:left w:val="none" w:color="auto" w:sz="0" w:space="0"/>
-            <w:bottom w:val="none" w:color="auto" w:sz="0" w:space="0"/>
-            <w:right w:val="none" w:color="auto" w:sz="0" w:space="0"/>
-            <w:insideH w:val="none" w:color="auto" w:sz="0" w:space="0"/>
-            <w:insideV w:val="none" w:color="auto" w:sz="0" w:space="0"/>
-          </w:tblBorders>
-          <w:shd w:val="clear" w:color="auto" w:fill="auto"/>
-          <w:tblCellMar>
-            <w:top w:w="0" w:type="dxa"/>
-            <w:left w:w="108" w:type="dxa"/>
-            <w:bottom w:w="0" w:type="dxa"/>
-            <w:right w:w="108" w:type="dxa"/>
-          </w:tblCellMar>
-        </w:tblPrEx>
-        <w:trPr>
-          <w:trHeight w:val="397" w:hRule="atLeast"/>
-        </w:trPr>
-        <w:tc>
-          <w:tcPr>
-            <w:tcW w:w="7643" w:type="dxa"/>
-            <w:tcBorders>
-              <w:top w:val="single" w:color="000000" w:sz="4" w:space="0"/>
-              <w:bottom w:val="single" w:color="000000" w:sz="4" w:space="0"/>
-              <w:right w:val="single" w:color="000000" w:sz="4" w:space="0"/>
-            </w:tcBorders>
-            <w:shd w:val="clear" w:color="auto" w:fill="auto"/>
-            <w:noWrap/>
-            <w:vAlign w:val="center"/>
-          </w:tcPr>
-          <w:p>
-            <w:pPr>
-              <w:keepNext w:val="0"/>
-              <w:keepLines w:val="0"/>
-              <w:widowControl/>
-              <w:suppressLineNumbers w:val="0"/>
-              <w:jc w:val="left"/>
-              <w:textAlignment w:val="center"/>
-              <w:rPr>
-                <w:rFonts w:hint="default" w:ascii="Times New Roman" w:hAnsi="Times New Roman" w:eastAsia="微软雅黑" w:cs="Times New Roman"/>
-                <w:i w:val="0"/>
-                <w:iCs w:val="0"/>
-                <w:color w:val="000000"/>
-                <w:sz w:val="22"/>
-                <w:szCs w:val="22"/>
-                <w:highlight w:val="none"/>
-                <w:u w:val="none"/>
-              </w:rPr>
-            </w:pPr>
-            <w:r>
-              <w:rPr>
-                <w:rFonts w:hint="default" w:ascii="Times New Roman" w:hAnsi="Times New Roman" w:eastAsia="微软雅黑" w:cs="Times New Roman"/>
-                <w:i w:val="0"/>
-                <w:iCs w:val="0"/>
-                <w:color w:val="000000"/>
-                <w:kern w:val="0"/>
-                <w:sz w:val="22"/>
-                <w:szCs w:val="22"/>
-                <w:highlight w:val="none"/>
-                <w:u w:val="none"/>
-                <w:lang w:val="en-US" w:eastAsia="zh-CN" w:bidi="ar"/>
-              </w:rPr>
-              <w:t>2  NTMT1阳性(Ct≤</w:t>
-            </w:r>
-            <w:r>
-              <w:rPr>
-                <w:rFonts w:hint="eastAsia" w:ascii="Times New Roman" w:hAnsi="Times New Roman" w:eastAsia="微软雅黑" w:cs="Times New Roman"/>
-                <w:i w:val="0"/>
-                <w:iCs w:val="0"/>
-                <w:color w:val="000000"/>
-                <w:kern w:val="0"/>
-                <w:sz w:val="22"/>
-                <w:szCs w:val="22"/>
-                <w:highlight w:val="none"/>
-                <w:u w:val="none"/>
-                <w:lang w:val="en-US" w:eastAsia="zh-CN" w:bidi="ar"/>
-              </w:rPr>
-              <w:t>4</w:t>
-            </w:r>
-            <w:r>
-              <w:rPr>
-                <w:rFonts w:hint="default" w:ascii="Times New Roman" w:hAnsi="Times New Roman" w:eastAsia="微软雅黑" w:cs="Times New Roman"/>
-                <w:i w:val="0"/>
-                <w:iCs w:val="0"/>
-                <w:color w:val="000000"/>
-                <w:kern w:val="0"/>
-                <w:sz w:val="22"/>
-                <w:szCs w:val="22"/>
-                <w:highlight w:val="none"/>
-                <w:u w:val="none"/>
-                <w:lang w:val="en-US" w:eastAsia="zh-CN" w:bidi="ar"/>
-              </w:rPr>
-              <w:t>8)；MAP3K14-AS1 阴性(Ct&gt;</w:t>
-            </w:r>
-            <w:r>
-              <w:rPr>
-                <w:rFonts w:hint="eastAsia" w:ascii="Times New Roman" w:hAnsi="Times New Roman" w:eastAsia="微软雅黑" w:cs="Times New Roman"/>
-                <w:i w:val="0"/>
-                <w:iCs w:val="0"/>
-                <w:color w:val="000000"/>
-                <w:kern w:val="0"/>
-                <w:sz w:val="22"/>
-                <w:szCs w:val="22"/>
-                <w:highlight w:val="none"/>
-                <w:u w:val="none"/>
-                <w:lang w:val="en-US" w:eastAsia="zh-CN" w:bidi="ar"/>
-              </w:rPr>
-              <w:t>4</w:t>
-            </w:r>
-            <w:r>
-              <w:rPr>
-                <w:rFonts w:hint="default" w:ascii="Times New Roman" w:hAnsi="Times New Roman" w:eastAsia="微软雅黑" w:cs="Times New Roman"/>
-                <w:i w:val="0"/>
-                <w:iCs w:val="0"/>
-                <w:color w:val="000000"/>
-                <w:kern w:val="0"/>
-                <w:sz w:val="22"/>
-                <w:szCs w:val="22"/>
-                <w:highlight w:val="none"/>
-                <w:u w:val="none"/>
-                <w:lang w:val="en-US" w:eastAsia="zh-CN" w:bidi="ar"/>
-              </w:rPr>
-              <w:t>8或Unde)；</w:t>
-            </w:r>
-          </w:p>
-        </w:tc>
-        <w:tc>
-          <w:tcPr>
-            <w:tcW w:w="2296" w:type="dxa"/>
-            <w:vMerge w:val="continue"/>
-            <w:tcBorders>
-              <w:top w:val="single" w:color="000000" w:sz="4" w:space="0"/>
-              <w:left w:val="single" w:color="000000" w:sz="4" w:space="0"/>
-              <w:bottom w:val="single" w:color="000000" w:sz="4" w:space="0"/>
-              <w:right w:val="nil"/>
-            </w:tcBorders>
-            <w:shd w:val="clear" w:color="auto" w:fill="auto"/>
-            <w:noWrap/>
-            <w:vAlign w:val="center"/>
-          </w:tcPr>
-          <w:p>
-            <w:pPr>
-              <w:jc w:val="center"/>
-              <w:rPr>
-                <w:rFonts w:hint="default" w:ascii="Times New Roman" w:hAnsi="Times New Roman" w:eastAsia="微软雅黑" w:cs="Times New Roman"/>
-                <w:i w:val="0"/>
-                <w:iCs w:val="0"/>
-                <w:color w:val="000000"/>
-                <w:sz w:val="22"/>
-                <w:szCs w:val="22"/>
-                <w:highlight w:val="none"/>
-                <w:u w:val="none"/>
-              </w:rPr>
-            </w:pPr>
-          </w:p>
-        </w:tc>
-      </w:tr>
-      <w:tr>
-        <w:tblPrEx>
-          <w:tblBorders>
-            <w:top w:val="none" w:color="auto" w:sz="0" w:space="0"/>
-            <w:left w:val="none" w:color="auto" w:sz="0" w:space="0"/>
-            <w:bottom w:val="none" w:color="auto" w:sz="0" w:space="0"/>
-            <w:right w:val="none" w:color="auto" w:sz="0" w:space="0"/>
-            <w:insideH w:val="none" w:color="auto" w:sz="0" w:space="0"/>
-            <w:insideV w:val="none" w:color="auto" w:sz="0" w:space="0"/>
-          </w:tblBorders>
-          <w:shd w:val="clear" w:color="auto" w:fill="auto"/>
           <w:tblCellMar>
             <w:top w:w="0" w:type="dxa"/>
             <w:left w:w="108" w:type="dxa"/>
@@ -8465,8 +9533,697 @@
             </w14:solidFill>
           </w14:textFill>
         </w:rPr>
+        <w:t xml:space="preserve">{% elif methylationInfo.title == </w:t>
+      </w:r>
+      <w:r>
+        <w:rPr>
+          <w:rFonts w:hint="default" w:ascii="Times New Roman" w:hAnsi="Times New Roman" w:eastAsia="微软雅黑" w:cs="Times New Roman"/>
+          <w:b/>
+          <w:bCs/>
+          <w:color w:val="4472C4" w:themeColor="accent5"/>
+          <w:sz w:val="21"/>
+          <w:szCs w:val="21"/>
+          <w:highlight w:val="none"/>
+          <w:lang w:val="en-US" w:eastAsia="zh-CN" w:bidi="ar-SA"/>
+          <w14:shadow w14:blurRad="50800" w14:dist="38100" w14:dir="10800000" w14:sx="100000" w14:sy="100000" w14:kx="0" w14:ky="0" w14:algn="r">
+            <w14:srgbClr w14:val="62B541">
+              <w14:alpha w14:val="60000"/>
+            </w14:srgbClr>
+          </w14:shadow>
+          <w14:textFill>
+            <w14:solidFill>
+              <w14:schemeClr w14:val="accent5"/>
+            </w14:solidFill>
+          </w14:textFill>
+        </w:rPr>
+        <w:t>“</w:t>
+      </w:r>
+      <w:r>
+        <w:rPr>
+          <w:rFonts w:hint="eastAsia" w:ascii="Times New Roman" w:hAnsi="Times New Roman" w:eastAsia="微软雅黑" w:cs="Times New Roman"/>
+          <w:b/>
+          <w:bCs/>
+          <w:color w:val="4472C4" w:themeColor="accent5"/>
+          <w:sz w:val="21"/>
+          <w:szCs w:val="21"/>
+          <w:highlight w:val="none"/>
+          <w:lang w:val="en-US" w:eastAsia="zh-CN" w:bidi="ar-SA"/>
+          <w14:shadow w14:blurRad="50800" w14:dist="38100" w14:dir="10800000" w14:sx="100000" w14:sy="100000" w14:kx="0" w14:ky="0" w14:algn="r">
+            <w14:srgbClr w14:val="62B541">
+              <w14:alpha w14:val="60000"/>
+            </w14:srgbClr>
+          </w14:shadow>
+          <w14:textFill>
+            <w14:solidFill>
+              <w14:schemeClr w14:val="accent5"/>
+            </w14:solidFill>
+          </w14:textFill>
+        </w:rPr>
+        <w:t>肺癌基因甲基化血液检测报告</w:t>
+      </w:r>
+      <w:r>
+        <w:rPr>
+          <w:rFonts w:hint="default" w:ascii="Times New Roman" w:hAnsi="Times New Roman" w:eastAsia="微软雅黑" w:cs="Times New Roman"/>
+          <w:b/>
+          <w:bCs/>
+          <w:color w:val="4472C4" w:themeColor="accent5"/>
+          <w:sz w:val="21"/>
+          <w:szCs w:val="21"/>
+          <w:highlight w:val="none"/>
+          <w:lang w:val="en-US" w:eastAsia="zh-CN" w:bidi="ar-SA"/>
+          <w14:shadow w14:blurRad="50800" w14:dist="38100" w14:dir="10800000" w14:sx="100000" w14:sy="100000" w14:kx="0" w14:ky="0" w14:algn="r">
+            <w14:srgbClr w14:val="62B541">
+              <w14:alpha w14:val="60000"/>
+            </w14:srgbClr>
+          </w14:shadow>
+          <w14:textFill>
+            <w14:solidFill>
+              <w14:schemeClr w14:val="accent5"/>
+            </w14:solidFill>
+          </w14:textFill>
+        </w:rPr>
+        <w:t>”</w:t>
+      </w:r>
+      <w:r>
+        <w:rPr>
+          <w:rFonts w:hint="eastAsia" w:ascii="Times New Roman" w:hAnsi="Times New Roman" w:eastAsia="微软雅黑" w:cs="Times New Roman"/>
+          <w:b/>
+          <w:bCs/>
+          <w:color w:val="4472C4" w:themeColor="accent5"/>
+          <w:sz w:val="21"/>
+          <w:szCs w:val="21"/>
+          <w:highlight w:val="none"/>
+          <w:lang w:val="en-US" w:eastAsia="zh-CN" w:bidi="ar-SA"/>
+          <w14:shadow w14:blurRad="50800" w14:dist="38100" w14:dir="10800000" w14:sx="100000" w14:sy="100000" w14:kx="0" w14:ky="0" w14:algn="r">
+            <w14:srgbClr w14:val="62B541">
+              <w14:alpha w14:val="60000"/>
+            </w14:srgbClr>
+          </w14:shadow>
+          <w14:textFill>
+            <w14:solidFill>
+              <w14:schemeClr w14:val="accent5"/>
+            </w14:solidFill>
+          </w14:textFill>
+        </w:rPr>
+        <w:t xml:space="preserve"> %}</w:t>
+      </w:r>
+    </w:p>
+    <w:tbl>
+      <w:tblPr>
+        <w:tblStyle w:val="16"/>
+        <w:tblW w:w="9939" w:type="dxa"/>
+        <w:tblInd w:w="0" w:type="dxa"/>
+        <w:tblBorders>
+          <w:top w:val="none" w:color="auto" w:sz="0" w:space="0"/>
+          <w:left w:val="none" w:color="auto" w:sz="0" w:space="0"/>
+          <w:bottom w:val="none" w:color="auto" w:sz="0" w:space="0"/>
+          <w:right w:val="none" w:color="auto" w:sz="0" w:space="0"/>
+          <w:insideH w:val="none" w:color="auto" w:sz="0" w:space="0"/>
+          <w:insideV w:val="none" w:color="auto" w:sz="0" w:space="0"/>
+        </w:tblBorders>
+        <w:shd w:val="clear" w:color="auto" w:fill="auto"/>
+        <w:tblLayout w:type="fixed"/>
+        <w:tblCellMar>
+          <w:top w:w="0" w:type="dxa"/>
+          <w:left w:w="108" w:type="dxa"/>
+          <w:bottom w:w="0" w:type="dxa"/>
+          <w:right w:w="108" w:type="dxa"/>
+        </w:tblCellMar>
+      </w:tblPr>
+      <w:tblGrid>
+        <w:gridCol w:w="7643"/>
+        <w:gridCol w:w="2296"/>
+      </w:tblGrid>
+      <w:tr>
+        <w:tblPrEx>
+          <w:tblBorders>
+            <w:top w:val="none" w:color="auto" w:sz="0" w:space="0"/>
+            <w:left w:val="none" w:color="auto" w:sz="0" w:space="0"/>
+            <w:bottom w:val="none" w:color="auto" w:sz="0" w:space="0"/>
+            <w:right w:val="none" w:color="auto" w:sz="0" w:space="0"/>
+            <w:insideH w:val="none" w:color="auto" w:sz="0" w:space="0"/>
+            <w:insideV w:val="none" w:color="auto" w:sz="0" w:space="0"/>
+          </w:tblBorders>
+          <w:shd w:val="clear" w:color="auto" w:fill="auto"/>
+          <w:tblCellMar>
+            <w:top w:w="0" w:type="dxa"/>
+            <w:left w:w="108" w:type="dxa"/>
+            <w:bottom w:w="0" w:type="dxa"/>
+            <w:right w:w="108" w:type="dxa"/>
+          </w:tblCellMar>
+        </w:tblPrEx>
+        <w:trPr>
+          <w:trHeight w:val="397" w:hRule="atLeast"/>
+        </w:trPr>
+        <w:tc>
+          <w:tcPr>
+            <w:tcW w:w="7643" w:type="dxa"/>
+            <w:tcBorders>
+              <w:top w:val="single" w:color="000000" w:sz="4" w:space="0"/>
+              <w:bottom w:val="single" w:color="000000" w:sz="4" w:space="0"/>
+              <w:right w:val="single" w:color="000000" w:sz="4" w:space="0"/>
+            </w:tcBorders>
+            <w:shd w:val="clear" w:color="auto" w:fill="auto"/>
+            <w:noWrap/>
+            <w:vAlign w:val="center"/>
+          </w:tcPr>
+          <w:p>
+            <w:pPr>
+              <w:keepNext w:val="0"/>
+              <w:keepLines w:val="0"/>
+              <w:widowControl/>
+              <w:suppressLineNumbers w:val="0"/>
+              <w:jc w:val="left"/>
+              <w:textAlignment w:val="center"/>
+              <w:rPr>
+                <w:rFonts w:hint="default" w:ascii="Times New Roman" w:hAnsi="Times New Roman" w:eastAsia="微软雅黑" w:cs="Times New Roman"/>
+                <w:i w:val="0"/>
+                <w:iCs w:val="0"/>
+                <w:color w:val="000000"/>
+                <w:sz w:val="22"/>
+                <w:szCs w:val="22"/>
+                <w:u w:val="none"/>
+              </w:rPr>
+            </w:pPr>
+            <w:r>
+              <w:rPr>
+                <w:rFonts w:hint="default" w:ascii="Times New Roman" w:hAnsi="Times New Roman" w:eastAsia="微软雅黑" w:cs="Times New Roman"/>
+                <w:i w:val="0"/>
+                <w:iCs w:val="0"/>
+                <w:color w:val="000000"/>
+                <w:kern w:val="0"/>
+                <w:sz w:val="22"/>
+                <w:szCs w:val="22"/>
+                <w:u w:val="none"/>
+                <w:lang w:val="en-US" w:eastAsia="zh-CN" w:bidi="ar"/>
+              </w:rPr>
+              <w:t>结果判定依据</w:t>
+            </w:r>
+          </w:p>
+        </w:tc>
+        <w:tc>
+          <w:tcPr>
+            <w:tcW w:w="2296" w:type="dxa"/>
+            <w:tcBorders>
+              <w:top w:val="single" w:color="000000" w:sz="4" w:space="0"/>
+              <w:left w:val="single" w:color="000000" w:sz="4" w:space="0"/>
+              <w:bottom w:val="single" w:color="000000" w:sz="4" w:space="0"/>
+              <w:right w:val="nil"/>
+            </w:tcBorders>
+            <w:shd w:val="clear" w:color="auto" w:fill="auto"/>
+            <w:noWrap/>
+            <w:vAlign w:val="center"/>
+          </w:tcPr>
+          <w:p>
+            <w:pPr>
+              <w:keepNext w:val="0"/>
+              <w:keepLines w:val="0"/>
+              <w:widowControl/>
+              <w:suppressLineNumbers w:val="0"/>
+              <w:jc w:val="center"/>
+              <w:textAlignment w:val="center"/>
+              <w:rPr>
+                <w:rFonts w:hint="default" w:ascii="Times New Roman" w:hAnsi="Times New Roman" w:eastAsia="微软雅黑" w:cs="Times New Roman"/>
+                <w:i w:val="0"/>
+                <w:iCs w:val="0"/>
+                <w:color w:val="000000"/>
+                <w:sz w:val="22"/>
+                <w:szCs w:val="22"/>
+                <w:u w:val="none"/>
+              </w:rPr>
+            </w:pPr>
+            <w:r>
+              <w:rPr>
+                <w:rFonts w:hint="default" w:ascii="Times New Roman" w:hAnsi="Times New Roman" w:eastAsia="微软雅黑" w:cs="Times New Roman"/>
+                <w:i w:val="0"/>
+                <w:iCs w:val="0"/>
+                <w:color w:val="000000"/>
+                <w:kern w:val="0"/>
+                <w:sz w:val="22"/>
+                <w:szCs w:val="22"/>
+                <w:u w:val="none"/>
+                <w:lang w:val="en-US" w:eastAsia="zh-CN" w:bidi="ar"/>
+              </w:rPr>
+              <w:t>结果判定</w:t>
+            </w:r>
+          </w:p>
+        </w:tc>
+      </w:tr>
+      <w:tr>
+        <w:tblPrEx>
+          <w:tblBorders>
+            <w:top w:val="none" w:color="auto" w:sz="0" w:space="0"/>
+            <w:left w:val="none" w:color="auto" w:sz="0" w:space="0"/>
+            <w:bottom w:val="none" w:color="auto" w:sz="0" w:space="0"/>
+            <w:right w:val="none" w:color="auto" w:sz="0" w:space="0"/>
+            <w:insideH w:val="none" w:color="auto" w:sz="0" w:space="0"/>
+            <w:insideV w:val="none" w:color="auto" w:sz="0" w:space="0"/>
+          </w:tblBorders>
+          <w:tblCellMar>
+            <w:top w:w="0" w:type="dxa"/>
+            <w:left w:w="108" w:type="dxa"/>
+            <w:bottom w:w="0" w:type="dxa"/>
+            <w:right w:w="108" w:type="dxa"/>
+          </w:tblCellMar>
+        </w:tblPrEx>
+        <w:trPr>
+          <w:trHeight w:val="397" w:hRule="atLeast"/>
+        </w:trPr>
+        <w:tc>
+          <w:tcPr>
+            <w:tcW w:w="7643" w:type="dxa"/>
+            <w:tcBorders>
+              <w:top w:val="single" w:color="000000" w:sz="4" w:space="0"/>
+              <w:bottom w:val="single" w:color="000000" w:sz="4" w:space="0"/>
+              <w:right w:val="single" w:color="000000" w:sz="4" w:space="0"/>
+            </w:tcBorders>
+            <w:shd w:val="clear" w:color="auto" w:fill="auto"/>
+            <w:noWrap/>
+            <w:vAlign w:val="center"/>
+          </w:tcPr>
+          <w:p>
+            <w:pPr>
+              <w:keepNext w:val="0"/>
+              <w:keepLines w:val="0"/>
+              <w:widowControl/>
+              <w:suppressLineNumbers w:val="0"/>
+              <w:jc w:val="left"/>
+              <w:textAlignment w:val="center"/>
+              <w:rPr>
+                <w:rFonts w:hint="eastAsia" w:ascii="微软雅黑" w:hAnsi="微软雅黑" w:eastAsia="微软雅黑" w:cs="微软雅黑"/>
+                <w:i w:val="0"/>
+                <w:iCs w:val="0"/>
+                <w:color w:val="000000" w:themeColor="text1"/>
+                <w:sz w:val="22"/>
+                <w:szCs w:val="22"/>
+                <w:highlight w:val="none"/>
+                <w:u w:val="none"/>
+                <w14:textFill>
+                  <w14:solidFill>
+                    <w14:schemeClr w14:val="tx1"/>
+                  </w14:solidFill>
+                </w14:textFill>
+              </w:rPr>
+            </w:pPr>
+            <w:r>
+              <w:rPr>
+                <w:rFonts w:hint="eastAsia" w:ascii="微软雅黑" w:hAnsi="微软雅黑" w:eastAsia="微软雅黑" w:cs="微软雅黑"/>
+                <w:i w:val="0"/>
+                <w:iCs w:val="0"/>
+                <w:color w:val="000000" w:themeColor="text1"/>
+                <w:kern w:val="0"/>
+                <w:sz w:val="22"/>
+                <w:szCs w:val="22"/>
+                <w:highlight w:val="none"/>
+                <w:u w:val="none"/>
+                <w:lang w:val="en-US" w:eastAsia="zh-CN" w:bidi="ar"/>
+                <w14:textFill>
+                  <w14:solidFill>
+                    <w14:schemeClr w14:val="tx1"/>
+                  </w14:solidFill>
+                </w14:textFill>
+              </w:rPr>
+              <w:t xml:space="preserve">1 </w:t>
+            </w:r>
+            <w:r>
+              <w:rPr>
+                <w:rFonts w:hint="eastAsia" w:ascii="微软雅黑" w:hAnsi="微软雅黑" w:eastAsia="微软雅黑" w:cs="微软雅黑"/>
+                <w:b w:val="0"/>
+                <w:bCs w:val="0"/>
+                <w:i w:val="0"/>
+                <w:iCs w:val="0"/>
+                <w:color w:val="000000" w:themeColor="text1"/>
+                <w:sz w:val="22"/>
+                <w:szCs w:val="22"/>
+                <w:highlight w:val="none"/>
+                <w14:textFill>
+                  <w14:solidFill>
+                    <w14:schemeClr w14:val="tx1"/>
+                  </w14:solidFill>
+                </w14:textFill>
+              </w:rPr>
+              <w:t>LCM11、LCM13、LCM21三个基因中判定为阳性的基因数量 ≥ 2</w:t>
+            </w:r>
+            <w:r>
+              <w:rPr>
+                <w:rFonts w:hint="eastAsia" w:ascii="微软雅黑" w:hAnsi="微软雅黑" w:eastAsia="微软雅黑" w:cs="微软雅黑"/>
+                <w:i w:val="0"/>
+                <w:iCs w:val="0"/>
+                <w:color w:val="000000" w:themeColor="text1"/>
+                <w:kern w:val="0"/>
+                <w:sz w:val="22"/>
+                <w:szCs w:val="22"/>
+                <w:highlight w:val="none"/>
+                <w:u w:val="none"/>
+                <w:lang w:val="en-US" w:eastAsia="zh-CN" w:bidi="ar"/>
+                <w14:textFill>
+                  <w14:solidFill>
+                    <w14:schemeClr w14:val="tx1"/>
+                  </w14:solidFill>
+                </w14:textFill>
+              </w:rPr>
+              <w:t>；</w:t>
+            </w:r>
+          </w:p>
+        </w:tc>
+        <w:tc>
+          <w:tcPr>
+            <w:tcW w:w="2296" w:type="dxa"/>
+            <w:tcBorders>
+              <w:top w:val="single" w:color="000000" w:sz="4" w:space="0"/>
+              <w:left w:val="single" w:color="000000" w:sz="4" w:space="0"/>
+              <w:bottom w:val="single" w:color="000000" w:sz="4" w:space="0"/>
+              <w:right w:val="nil"/>
+            </w:tcBorders>
+            <w:shd w:val="clear" w:color="auto" w:fill="auto"/>
+            <w:noWrap/>
+            <w:vAlign w:val="center"/>
+          </w:tcPr>
+          <w:p>
+            <w:pPr>
+              <w:keepNext w:val="0"/>
+              <w:keepLines w:val="0"/>
+              <w:widowControl/>
+              <w:suppressLineNumbers w:val="0"/>
+              <w:jc w:val="center"/>
+              <w:textAlignment w:val="center"/>
+              <w:rPr>
+                <w:rFonts w:hint="eastAsia" w:ascii="微软雅黑" w:hAnsi="微软雅黑" w:eastAsia="微软雅黑" w:cs="微软雅黑"/>
+                <w:i w:val="0"/>
+                <w:iCs w:val="0"/>
+                <w:color w:val="000000" w:themeColor="text1"/>
+                <w:sz w:val="22"/>
+                <w:szCs w:val="22"/>
+                <w:u w:val="none"/>
+                <w14:textFill>
+                  <w14:solidFill>
+                    <w14:schemeClr w14:val="tx1"/>
+                  </w14:solidFill>
+                </w14:textFill>
+              </w:rPr>
+            </w:pPr>
+            <w:r>
+              <w:rPr>
+                <w:rFonts w:hint="eastAsia" w:ascii="微软雅黑" w:hAnsi="微软雅黑" w:eastAsia="微软雅黑" w:cs="微软雅黑"/>
+                <w:i w:val="0"/>
+                <w:iCs w:val="0"/>
+                <w:color w:val="000000" w:themeColor="text1"/>
+                <w:kern w:val="0"/>
+                <w:sz w:val="22"/>
+                <w:szCs w:val="22"/>
+                <w:u w:val="none"/>
+                <w:lang w:val="en-US" w:eastAsia="zh-CN" w:bidi="ar"/>
+                <w14:textFill>
+                  <w14:solidFill>
+                    <w14:schemeClr w14:val="tx1"/>
+                  </w14:solidFill>
+                </w14:textFill>
+              </w:rPr>
+              <w:t>阳性</w:t>
+            </w:r>
+          </w:p>
+        </w:tc>
+      </w:tr>
+      <w:tr>
+        <w:tblPrEx>
+          <w:tblBorders>
+            <w:top w:val="none" w:color="auto" w:sz="0" w:space="0"/>
+            <w:left w:val="none" w:color="auto" w:sz="0" w:space="0"/>
+            <w:bottom w:val="none" w:color="auto" w:sz="0" w:space="0"/>
+            <w:right w:val="none" w:color="auto" w:sz="0" w:space="0"/>
+            <w:insideH w:val="none" w:color="auto" w:sz="0" w:space="0"/>
+            <w:insideV w:val="none" w:color="auto" w:sz="0" w:space="0"/>
+          </w:tblBorders>
+          <w:tblCellMar>
+            <w:top w:w="0" w:type="dxa"/>
+            <w:left w:w="108" w:type="dxa"/>
+            <w:bottom w:w="0" w:type="dxa"/>
+            <w:right w:w="108" w:type="dxa"/>
+          </w:tblCellMar>
+        </w:tblPrEx>
+        <w:trPr>
+          <w:trHeight w:val="397" w:hRule="atLeast"/>
+        </w:trPr>
+        <w:tc>
+          <w:tcPr>
+            <w:tcW w:w="7643" w:type="dxa"/>
+            <w:tcBorders>
+              <w:top w:val="single" w:color="000000" w:sz="4" w:space="0"/>
+              <w:bottom w:val="single" w:color="000000" w:sz="4" w:space="0"/>
+              <w:right w:val="single" w:color="000000" w:sz="4" w:space="0"/>
+            </w:tcBorders>
+            <w:shd w:val="clear" w:color="auto" w:fill="auto"/>
+            <w:noWrap/>
+            <w:vAlign w:val="center"/>
+          </w:tcPr>
+          <w:p>
+            <w:pPr>
+              <w:keepNext w:val="0"/>
+              <w:keepLines w:val="0"/>
+              <w:widowControl/>
+              <w:suppressLineNumbers w:val="0"/>
+              <w:jc w:val="left"/>
+              <w:textAlignment w:val="center"/>
+              <w:rPr>
+                <w:rFonts w:hint="eastAsia" w:ascii="微软雅黑" w:hAnsi="微软雅黑" w:eastAsia="微软雅黑" w:cs="微软雅黑"/>
+                <w:i w:val="0"/>
+                <w:iCs w:val="0"/>
+                <w:color w:val="000000" w:themeColor="text1"/>
+                <w:sz w:val="22"/>
+                <w:szCs w:val="22"/>
+                <w:highlight w:val="none"/>
+                <w:u w:val="none"/>
+                <w14:textFill>
+                  <w14:solidFill>
+                    <w14:schemeClr w14:val="tx1"/>
+                  </w14:solidFill>
+                </w14:textFill>
+              </w:rPr>
+            </w:pPr>
+            <w:r>
+              <w:rPr>
+                <w:rFonts w:hint="eastAsia" w:ascii="微软雅黑" w:hAnsi="微软雅黑" w:eastAsia="微软雅黑" w:cs="微软雅黑"/>
+                <w:i w:val="0"/>
+                <w:iCs w:val="0"/>
+                <w:color w:val="000000" w:themeColor="text1"/>
+                <w:kern w:val="0"/>
+                <w:sz w:val="22"/>
+                <w:szCs w:val="22"/>
+                <w:highlight w:val="none"/>
+                <w:u w:val="none"/>
+                <w:lang w:val="en-US" w:eastAsia="zh-CN" w:bidi="ar"/>
+                <w14:textFill>
+                  <w14:solidFill>
+                    <w14:schemeClr w14:val="tx1"/>
+                  </w14:solidFill>
+                </w14:textFill>
+              </w:rPr>
+              <w:t xml:space="preserve">2 </w:t>
+            </w:r>
+            <w:r>
+              <w:rPr>
+                <w:rFonts w:hint="eastAsia" w:ascii="微软雅黑" w:hAnsi="微软雅黑" w:eastAsia="微软雅黑" w:cs="微软雅黑"/>
+                <w:b w:val="0"/>
+                <w:bCs w:val="0"/>
+                <w:i w:val="0"/>
+                <w:iCs w:val="0"/>
+                <w:color w:val="000000" w:themeColor="text1"/>
+                <w:sz w:val="22"/>
+                <w:szCs w:val="22"/>
+                <w:highlight w:val="none"/>
+                <w14:textFill>
+                  <w14:solidFill>
+                    <w14:schemeClr w14:val="tx1"/>
+                  </w14:solidFill>
+                </w14:textFill>
+              </w:rPr>
+              <w:t>LCM11、LCM13、LCM21三个基因中判定为阳性的基因数量 &lt; 2</w:t>
+            </w:r>
+            <w:r>
+              <w:rPr>
+                <w:rFonts w:hint="eastAsia" w:ascii="微软雅黑" w:hAnsi="微软雅黑" w:eastAsia="微软雅黑" w:cs="微软雅黑"/>
+                <w:i w:val="0"/>
+                <w:iCs w:val="0"/>
+                <w:color w:val="000000" w:themeColor="text1"/>
+                <w:kern w:val="0"/>
+                <w:sz w:val="22"/>
+                <w:szCs w:val="22"/>
+                <w:highlight w:val="none"/>
+                <w:u w:val="none"/>
+                <w:lang w:val="en-US" w:eastAsia="zh-CN" w:bidi="ar"/>
+                <w14:textFill>
+                  <w14:solidFill>
+                    <w14:schemeClr w14:val="tx1"/>
+                  </w14:solidFill>
+                </w14:textFill>
+              </w:rPr>
+              <w:t>；</w:t>
+            </w:r>
+          </w:p>
+        </w:tc>
+        <w:tc>
+          <w:tcPr>
+            <w:tcW w:w="2296" w:type="dxa"/>
+            <w:tcBorders>
+              <w:top w:val="single" w:color="000000" w:sz="4" w:space="0"/>
+              <w:left w:val="single" w:color="000000" w:sz="4" w:space="0"/>
+              <w:bottom w:val="single" w:color="000000" w:sz="4" w:space="0"/>
+              <w:right w:val="nil"/>
+            </w:tcBorders>
+            <w:shd w:val="clear" w:color="auto" w:fill="auto"/>
+            <w:noWrap/>
+            <w:vAlign w:val="center"/>
+          </w:tcPr>
+          <w:p>
+            <w:pPr>
+              <w:keepNext w:val="0"/>
+              <w:keepLines w:val="0"/>
+              <w:widowControl/>
+              <w:suppressLineNumbers w:val="0"/>
+              <w:jc w:val="center"/>
+              <w:textAlignment w:val="center"/>
+              <w:rPr>
+                <w:rFonts w:hint="eastAsia" w:ascii="微软雅黑" w:hAnsi="微软雅黑" w:eastAsia="微软雅黑" w:cs="微软雅黑"/>
+                <w:i w:val="0"/>
+                <w:iCs w:val="0"/>
+                <w:color w:val="000000" w:themeColor="text1"/>
+                <w:sz w:val="22"/>
+                <w:szCs w:val="22"/>
+                <w:u w:val="none"/>
+                <w14:textFill>
+                  <w14:solidFill>
+                    <w14:schemeClr w14:val="tx1"/>
+                  </w14:solidFill>
+                </w14:textFill>
+              </w:rPr>
+            </w:pPr>
+            <w:r>
+              <w:rPr>
+                <w:rFonts w:hint="eastAsia" w:ascii="微软雅黑" w:hAnsi="微软雅黑" w:eastAsia="微软雅黑" w:cs="微软雅黑"/>
+                <w:i w:val="0"/>
+                <w:iCs w:val="0"/>
+                <w:color w:val="000000" w:themeColor="text1"/>
+                <w:kern w:val="0"/>
+                <w:sz w:val="22"/>
+                <w:szCs w:val="22"/>
+                <w:u w:val="none"/>
+                <w:lang w:val="en-US" w:eastAsia="zh-CN" w:bidi="ar"/>
+                <w14:textFill>
+                  <w14:solidFill>
+                    <w14:schemeClr w14:val="tx1"/>
+                  </w14:solidFill>
+                </w14:textFill>
+              </w:rPr>
+              <w:t>阴性</w:t>
+            </w:r>
+          </w:p>
+        </w:tc>
+      </w:tr>
+    </w:tbl>
+    <w:p>
+      <w:pPr>
+        <w:keepNext w:val="0"/>
+        <w:keepLines w:val="0"/>
+        <w:widowControl/>
+        <w:suppressLineNumbers w:val="0"/>
+        <w:jc w:val="left"/>
+        <w:textAlignment w:val="center"/>
+        <w:rPr>
+          <w:rFonts w:hint="default" w:ascii="Times New Roman" w:hAnsi="Times New Roman" w:eastAsia="微软雅黑" w:cs="Times New Roman"/>
+          <w:bCs/>
+          <w:sz w:val="21"/>
+          <w:szCs w:val="21"/>
+          <w:lang w:val="en-US" w:eastAsia="zh-CN"/>
+        </w:rPr>
+      </w:pPr>
+      <w:r>
+        <w:rPr>
+          <w:rFonts w:hint="default" w:ascii="Times New Roman" w:hAnsi="Times New Roman" w:eastAsia="微软雅黑" w:cs="Times New Roman"/>
+          <w:b/>
+          <w:bCs/>
+          <w:i w:val="0"/>
+          <w:iCs w:val="0"/>
+          <w:color w:val="000000"/>
+          <w:kern w:val="0"/>
+          <w:sz w:val="22"/>
+          <w:szCs w:val="22"/>
+          <w:highlight w:val="none"/>
+          <w:u w:val="none"/>
+          <w:lang w:val="en-US" w:eastAsia="zh-CN" w:bidi="ar"/>
+        </w:rPr>
+        <w:t>注：</w:t>
+      </w:r>
+      <w:r>
+        <w:rPr>
+          <w:rFonts w:hint="eastAsia" w:ascii="Times New Roman" w:hAnsi="Times New Roman" w:eastAsia="微软雅黑" w:cs="Times New Roman"/>
+          <w:color w:val="000000"/>
+          <w:highlight w:val="none"/>
+          <w:lang w:val="en-US" w:eastAsia="zh-CN" w:bidi="ar"/>
+        </w:rPr>
+        <w:t>CT值≥50表明该基因未检出甲基化异常或低于检测下限</w:t>
+      </w:r>
+      <w:r>
+        <w:rPr>
+          <w:rFonts w:ascii="Times New Roman" w:hAnsi="Times New Roman" w:eastAsia="微软雅黑" w:cs="Times New Roman"/>
+          <w:color w:val="000000"/>
+          <w:highlight w:val="none"/>
+          <w:lang w:eastAsia="zh-CN" w:bidi="ar"/>
+        </w:rPr>
+        <w:t>。</w:t>
+      </w:r>
+      <w:r>
+        <w:rPr>
+          <w:rFonts w:hint="eastAsia" w:ascii="Times New Roman" w:hAnsi="Times New Roman" w:eastAsia="微软雅黑" w:cs="Times New Roman"/>
+          <w:b/>
+          <w:bCs/>
+          <w:color w:val="4472C4" w:themeColor="accent5"/>
+          <w:sz w:val="21"/>
+          <w:szCs w:val="21"/>
+          <w:highlight w:val="none"/>
+          <w:lang w:val="en-US" w:eastAsia="zh-CN" w:bidi="ar-SA"/>
+          <w14:shadow w14:blurRad="50800" w14:dist="38100" w14:dir="10800000" w14:sx="100000" w14:sy="100000" w14:kx="0" w14:ky="0" w14:algn="r">
+            <w14:srgbClr w14:val="62B541">
+              <w14:alpha w14:val="60000"/>
+            </w14:srgbClr>
+          </w14:shadow>
+          <w14:textFill>
+            <w14:solidFill>
+              <w14:schemeClr w14:val="accent5"/>
+            </w14:solidFill>
+          </w14:textFill>
+        </w:rPr>
         <w:t>{% endif %}</w:t>
       </w:r>
+    </w:p>
+    <w:p>
+      <w:pPr>
+        <w:keepNext w:val="0"/>
+        <w:keepLines w:val="0"/>
+        <w:widowControl/>
+        <w:suppressLineNumbers w:val="0"/>
+        <w:jc w:val="left"/>
+        <w:textAlignment w:val="center"/>
+        <w:rPr>
+          <w:rFonts w:hint="eastAsia" w:ascii="Times New Roman" w:hAnsi="Times New Roman" w:eastAsia="微软雅黑" w:cs="Times New Roman"/>
+          <w:b/>
+          <w:bCs/>
+          <w:color w:val="4472C4" w:themeColor="accent5"/>
+          <w:sz w:val="21"/>
+          <w:szCs w:val="21"/>
+          <w:highlight w:val="none"/>
+          <w:lang w:val="en-US" w:eastAsia="zh-CN" w:bidi="ar-SA"/>
+          <w14:shadow w14:blurRad="50800" w14:dist="38100" w14:dir="10800000" w14:sx="100000" w14:sy="100000" w14:kx="0" w14:ky="0" w14:algn="r">
+            <w14:srgbClr w14:val="62B541">
+              <w14:alpha w14:val="60000"/>
+            </w14:srgbClr>
+          </w14:shadow>
+          <w14:textFill>
+            <w14:solidFill>
+              <w14:schemeClr w14:val="accent5"/>
+            </w14:solidFill>
+          </w14:textFill>
+        </w:rPr>
+      </w:pPr>
     </w:p>
     <w:p>
       <w:pPr>
@@ -8754,7 +10511,7 @@
                 </mc:Choice>
                 <mc:Fallback>
                   <w:pict>
-                    <v:group id="_x0000_s1026" o:spid="_x0000_s1026" o:spt="203" style="position:absolute;left:0pt;margin-left:-14.6pt;margin-top:-31.1pt;height:89.7pt;width:94.5pt;z-index:251661312;mso-width-relative:page;mso-height-relative:page;" coordorigin="21754,18842" coordsize="2273,2273" o:gfxdata="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">
+                    <v:group id="_x0000_s1026" o:spid="_x0000_s1026" o:spt="203" style="position:absolute;left:0pt;margin-left:-14.6pt;margin-top:-31.1pt;height:89.7pt;width:94.5pt;z-index:251661312;mso-width-relative:page;mso-height-relative:page;" coordorigin="21754,18842" coordsize="2273,2273" o:gfxdata="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">
                       <o:lock v:ext="edit" aspectratio="f"/>
                       <v:shape id="图片 25" o:spid="_x0000_s1026" o:spt="75" type="#_x0000_t75" style="position:absolute;left:21754;top:18842;height:2273;width:2273;" filled="f" o:preferrelative="t" stroked="f" coordsize="21600,21600" o:gfxdata="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">
                         <v:fill on="f" focussize="0,0"/>
@@ -8762,7 +10519,7 @@
                         <v:imagedata r:id="rId5" o:title=""/>
                         <o:lock v:ext="edit" aspectratio="t"/>
                       </v:shape>
-                      <v:shape id="图片 4" o:spid="_x0000_s1026" o:spt="75" alt="王建丽" type="#_x0000_t75" style="position:absolute;left:22261;top:19395;height:713;width:1258;" filled="f" o:preferrelative="t" stroked="f" coordsize="21600,21600" o:gfxdata="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">
+                      <v:shape id="图片 4" o:spid="_x0000_s1026" o:spt="75" alt="王建丽" type="#_x0000_t75" style="position:absolute;left:22261;top:19395;height:713;width:1258;" filled="f" o:preferrelative="t" stroked="f" coordsize="21600,21600" o:gfxdata="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">
                         <v:fill on="f" focussize="0,0"/>
                         <v:stroke on="f"/>
                         <v:imagedata r:id="rId6" chromakey="#FFFFFF" o:title=""/>
@@ -8945,12 +10702,30 @@
     </w:tbl>
     <w:p>
       <w:pPr>
+        <w:keepNext w:val="0"/>
+        <w:keepLines w:val="0"/>
+        <w:widowControl/>
+        <w:suppressLineNumbers w:val="0"/>
+        <w:jc w:val="left"/>
         <w:rPr>
           <w:rFonts w:hint="eastAsia" w:ascii="Times New Roman" w:hAnsi="Times New Roman" w:eastAsia="微软雅黑" w:cs="Times New Roman"/>
           <w:b/>
-          <w:sz w:val="21"/>
-          <w:szCs w:val="21"/>
-          <w:lang w:val="en-US" w:eastAsia="zh-CN"/>
+          <w:bCs/>
+          <w:color w:val="4472C4" w:themeColor="accent5"/>
+          <w:sz w:val="21"/>
+          <w:szCs w:val="21"/>
+          <w:highlight w:val="none"/>
+          <w:lang w:val="en-US" w:eastAsia="zh-CN" w:bidi="ar-SA"/>
+          <w14:shadow w14:blurRad="50800" w14:dist="38100" w14:dir="10800000" w14:sx="100000" w14:sy="100000" w14:kx="0" w14:ky="0" w14:algn="r">
+            <w14:srgbClr w14:val="62B541">
+              <w14:alpha w14:val="60000"/>
+            </w14:srgbClr>
+          </w14:shadow>
+          <w14:textFill>
+            <w14:solidFill>
+              <w14:schemeClr w14:val="accent5"/>
+            </w14:solidFill>
+          </w14:textFill>
         </w:rPr>
       </w:pPr>
       <w:r>
@@ -9012,6 +10787,220 @@
           <w:lang w:val="en-US" w:eastAsia="zh-CN"/>
         </w:rPr>
         <w:t>%}</w:t>
+      </w:r>
+      <w:r>
+        <w:rPr>
+          <w:rFonts w:hint="eastAsia" w:ascii="Times New Roman" w:hAnsi="Times New Roman" w:eastAsia="微软雅黑" w:cs="Times New Roman"/>
+          <w:b/>
+          <w:bCs/>
+          <w:color w:val="4472C4" w:themeColor="accent5"/>
+          <w:sz w:val="21"/>
+          <w:szCs w:val="21"/>
+          <w:highlight w:val="none"/>
+          <w:lang w:val="en-US" w:eastAsia="zh-CN" w:bidi="ar-SA"/>
+          <w14:shadow w14:blurRad="50800" w14:dist="38100" w14:dir="10800000" w14:sx="100000" w14:sy="100000" w14:kx="0" w14:ky="0" w14:algn="r">
+            <w14:srgbClr w14:val="62B541">
+              <w14:alpha w14:val="60000"/>
+            </w14:srgbClr>
+          </w14:shadow>
+          <w14:textFill>
+            <w14:solidFill>
+              <w14:schemeClr w14:val="accent5"/>
+            </w14:solidFill>
+          </w14:textFill>
+        </w:rPr>
+        <w:t xml:space="preserve">{% if methylationInfo.title == </w:t>
+      </w:r>
+      <w:r>
+        <w:rPr>
+          <w:rFonts w:hint="default" w:ascii="Times New Roman" w:hAnsi="Times New Roman" w:eastAsia="微软雅黑" w:cs="Times New Roman"/>
+          <w:b/>
+          <w:bCs/>
+          <w:color w:val="4472C4" w:themeColor="accent5"/>
+          <w:sz w:val="21"/>
+          <w:szCs w:val="21"/>
+          <w:highlight w:val="none"/>
+          <w:lang w:val="en-US" w:eastAsia="zh-CN" w:bidi="ar-SA"/>
+          <w14:shadow w14:blurRad="50800" w14:dist="38100" w14:dir="10800000" w14:sx="100000" w14:sy="100000" w14:kx="0" w14:ky="0" w14:algn="r">
+            <w14:srgbClr w14:val="62B541">
+              <w14:alpha w14:val="60000"/>
+            </w14:srgbClr>
+          </w14:shadow>
+          <w14:textFill>
+            <w14:solidFill>
+              <w14:schemeClr w14:val="accent5"/>
+            </w14:solidFill>
+          </w14:textFill>
+        </w:rPr>
+        <w:t>“</w:t>
+      </w:r>
+      <w:r>
+        <w:rPr>
+          <w:rFonts w:hint="eastAsia" w:ascii="Times New Roman" w:hAnsi="Times New Roman" w:eastAsia="微软雅黑" w:cs="Times New Roman"/>
+          <w:b/>
+          <w:bCs/>
+          <w:color w:val="4472C4" w:themeColor="accent5"/>
+          <w:sz w:val="21"/>
+          <w:szCs w:val="21"/>
+          <w:highlight w:val="none"/>
+          <w:lang w:val="en-US" w:eastAsia="zh-CN" w:bidi="ar-SA"/>
+          <w14:shadow w14:blurRad="50800" w14:dist="38100" w14:dir="10800000" w14:sx="100000" w14:sy="100000" w14:kx="0" w14:ky="0" w14:algn="r">
+            <w14:srgbClr w14:val="62B541">
+              <w14:alpha w14:val="60000"/>
+            </w14:srgbClr>
+          </w14:shadow>
+          <w14:textFill>
+            <w14:solidFill>
+              <w14:schemeClr w14:val="accent5"/>
+            </w14:solidFill>
+          </w14:textFill>
+        </w:rPr>
+        <w:t>肺癌基因甲基化血液检测报告</w:t>
+      </w:r>
+      <w:r>
+        <w:rPr>
+          <w:rFonts w:hint="default" w:ascii="Times New Roman" w:hAnsi="Times New Roman" w:eastAsia="微软雅黑" w:cs="Times New Roman"/>
+          <w:b/>
+          <w:bCs/>
+          <w:color w:val="4472C4" w:themeColor="accent5"/>
+          <w:sz w:val="21"/>
+          <w:szCs w:val="21"/>
+          <w:highlight w:val="none"/>
+          <w:lang w:val="en-US" w:eastAsia="zh-CN" w:bidi="ar-SA"/>
+          <w14:shadow w14:blurRad="50800" w14:dist="38100" w14:dir="10800000" w14:sx="100000" w14:sy="100000" w14:kx="0" w14:ky="0" w14:algn="r">
+            <w14:srgbClr w14:val="62B541">
+              <w14:alpha w14:val="60000"/>
+            </w14:srgbClr>
+          </w14:shadow>
+          <w14:textFill>
+            <w14:solidFill>
+              <w14:schemeClr w14:val="accent5"/>
+            </w14:solidFill>
+          </w14:textFill>
+        </w:rPr>
+        <w:t>”</w:t>
+      </w:r>
+      <w:r>
+        <w:rPr>
+          <w:rFonts w:hint="eastAsia" w:ascii="Times New Roman" w:hAnsi="Times New Roman" w:eastAsia="微软雅黑" w:cs="Times New Roman"/>
+          <w:b/>
+          <w:bCs/>
+          <w:color w:val="4472C4" w:themeColor="accent5"/>
+          <w:sz w:val="21"/>
+          <w:szCs w:val="21"/>
+          <w:highlight w:val="none"/>
+          <w:lang w:val="en-US" w:eastAsia="zh-CN" w:bidi="ar-SA"/>
+          <w14:shadow w14:blurRad="50800" w14:dist="38100" w14:dir="10800000" w14:sx="100000" w14:sy="100000" w14:kx="0" w14:ky="0" w14:algn="r">
+            <w14:srgbClr w14:val="62B541">
+              <w14:alpha w14:val="60000"/>
+            </w14:srgbClr>
+          </w14:shadow>
+          <w14:textFill>
+            <w14:solidFill>
+              <w14:schemeClr w14:val="accent5"/>
+            </w14:solidFill>
+          </w14:textFill>
+        </w:rPr>
+        <w:t>%}</w:t>
+      </w:r>
+    </w:p>
+    <w:p>
+      <w:pPr>
+        <w:keepNext w:val="0"/>
+        <w:keepLines w:val="0"/>
+        <w:widowControl/>
+        <w:suppressLineNumbers w:val="0"/>
+        <w:ind w:firstLine="420" w:firstLineChars="0"/>
+        <w:jc w:val="left"/>
+        <w:rPr>
+          <w:rFonts w:hint="default" w:ascii="微软雅黑" w:hAnsi="微软雅黑" w:eastAsia="微软雅黑" w:cs="微软雅黑"/>
+          <w:color w:val="323232"/>
+          <w:kern w:val="0"/>
+          <w:sz w:val="20"/>
+          <w:szCs w:val="20"/>
+          <w:lang w:val="en-US" w:eastAsia="zh-CN" w:bidi="ar"/>
+        </w:rPr>
+      </w:pPr>
+      <w:r>
+        <w:rPr>
+          <w:rFonts w:hint="default" w:ascii="Times New Roman" w:hAnsi="Times New Roman" w:eastAsia="微软雅黑" w:cs="Times New Roman"/>
+          <w:color w:val="323232"/>
+          <w:kern w:val="0"/>
+          <w:sz w:val="20"/>
+          <w:szCs w:val="20"/>
+          <w:lang w:val="en-US" w:eastAsia="zh-CN" w:bidi="ar"/>
+        </w:rPr>
+        <w:t>检测结果</w:t>
+      </w:r>
+      <w:r>
+        <w:rPr>
+          <w:rFonts w:hint="default" w:ascii="Times New Roman" w:hAnsi="Times New Roman" w:eastAsia="微软雅黑" w:cs="Times New Roman"/>
+          <w:color w:val="00B050"/>
+          <w:kern w:val="0"/>
+          <w:sz w:val="20"/>
+          <w:szCs w:val="20"/>
+          <w:lang w:val="en-US" w:eastAsia="zh-CN" w:bidi="ar"/>
+        </w:rPr>
+        <w:t>【</w:t>
+      </w:r>
+      <w:r>
+        <w:rPr>
+          <w:rFonts w:hint="default" w:ascii="Times New Roman" w:hAnsi="Times New Roman" w:eastAsia="微软雅黑" w:cs="Times New Roman"/>
+          <w:b/>
+          <w:bCs/>
+          <w:color w:val="00B050"/>
+          <w:kern w:val="0"/>
+          <w:sz w:val="20"/>
+          <w:szCs w:val="20"/>
+          <w:lang w:val="en-US" w:eastAsia="zh-CN" w:bidi="ar"/>
+        </w:rPr>
+        <w:t>阴性</w:t>
+      </w:r>
+      <w:r>
+        <w:rPr>
+          <w:rFonts w:hint="default" w:ascii="Times New Roman" w:hAnsi="Times New Roman" w:eastAsia="微软雅黑" w:cs="Times New Roman"/>
+          <w:color w:val="00B050"/>
+          <w:kern w:val="0"/>
+          <w:sz w:val="20"/>
+          <w:szCs w:val="20"/>
+          <w:lang w:val="en-US" w:eastAsia="zh-CN" w:bidi="ar"/>
+        </w:rPr>
+        <w:t>】</w:t>
+      </w:r>
+      <w:r>
+        <w:rPr>
+          <w:rFonts w:hint="default" w:ascii="Times New Roman" w:hAnsi="Times New Roman" w:eastAsia="微软雅黑" w:cs="Times New Roman"/>
+          <w:color w:val="323232"/>
+          <w:kern w:val="0"/>
+          <w:sz w:val="20"/>
+          <w:szCs w:val="20"/>
+          <w:lang w:val="en-US" w:eastAsia="zh-CN" w:bidi="ar"/>
+        </w:rPr>
+        <w:t>，表明</w:t>
+      </w:r>
+      <w:r>
+        <w:rPr>
+          <w:rFonts w:hint="eastAsia" w:ascii="微软雅黑" w:hAnsi="微软雅黑" w:eastAsia="微软雅黑" w:cs="微软雅黑"/>
+          <w:color w:val="323232"/>
+          <w:kern w:val="0"/>
+          <w:sz w:val="20"/>
+          <w:szCs w:val="20"/>
+          <w:lang w:val="en-US" w:eastAsia="zh-CN" w:bidi="ar"/>
+        </w:rPr>
+        <w:t>表明本次送检的血液样本中肺癌相关基因甲基化异常低于预警阈值，您目前罹患肺癌的可能性较小，属于肺癌低风险人群，但依旧建议您咨询医院专业医师，</w:t>
+      </w:r>
+      <w:bookmarkStart w:id="10" w:name="_GoBack"/>
+      <w:bookmarkEnd w:id="10"/>
+      <w:r>
+        <w:rPr>
+          <w:rFonts w:hint="eastAsia" w:ascii="微软雅黑" w:hAnsi="微软雅黑" w:eastAsia="微软雅黑" w:cs="微软雅黑"/>
+          <w:color w:val="323232"/>
+          <w:kern w:val="0"/>
+          <w:sz w:val="20"/>
+          <w:szCs w:val="20"/>
+          <w:lang w:val="en-US" w:eastAsia="zh-CN" w:bidi="ar"/>
+        </w:rPr>
+        <w:t>确定是否还有其他风险因素，并听取医生建议。{% else %}</w:t>
       </w:r>
     </w:p>
     <w:p>
@@ -9367,11 +11356,43 @@
             </w14:solidFill>
           </w14:textFill>
         </w:rPr>
-        <w:t>{% endif %}</w:t>
+        <w:t>{% endif %}{% endif %}</w:t>
       </w:r>
     </w:p>
     <w:p>
       <w:pPr>
+        <w:rPr>
+          <w:rFonts w:hint="default" w:ascii="Times New Roman" w:hAnsi="Times New Roman" w:eastAsia="微软雅黑" w:cs="Times New Roman"/>
+          <w:b/>
+          <w:bCs/>
+          <w:color w:val="4472C4" w:themeColor="accent5"/>
+          <w:sz w:val="21"/>
+          <w:szCs w:val="21"/>
+          <w:highlight w:val="none"/>
+          <w:lang w:val="en-US" w:eastAsia="zh-CN" w:bidi="ar-SA"/>
+          <w14:shadow w14:blurRad="50800" w14:dist="38100" w14:dir="10800000" w14:sx="100000" w14:sy="100000" w14:kx="0" w14:ky="0" w14:algn="r">
+            <w14:srgbClr w14:val="62B541">
+              <w14:alpha w14:val="60000"/>
+            </w14:srgbClr>
+          </w14:shadow>
+          <w14:textFill>
+            <w14:solidFill>
+              <w14:schemeClr w14:val="accent5"/>
+            </w14:solidFill>
+          </w14:textFill>
+        </w:rPr>
+      </w:pPr>
+      <w:r>
+        <w:rPr>
+          <w:rFonts w:hint="eastAsia" w:ascii="Times New Roman" w:hAnsi="Times New Roman" w:eastAsia="微软雅黑" w:cs="Times New Roman"/>
+          <w:b/>
+          <w:sz w:val="21"/>
+          <w:szCs w:val="21"/>
+          <w:lang w:val="en-US" w:eastAsia="zh-CN"/>
+        </w:rPr>
+        <w:t>{% else %}</w:t>
+      </w:r>
+      <w:r>
         <w:rPr>
           <w:rFonts w:hint="eastAsia" w:ascii="Times New Roman" w:hAnsi="Times New Roman" w:eastAsia="微软雅黑" w:cs="Times New Roman"/>
           <w:b/>
@@ -9381,20 +11402,173 @@
           <w:szCs w:val="21"/>
           <w:lang w:val="en-US" w:eastAsia="zh-CN"/>
         </w:rPr>
-      </w:pPr>
+        <w:t>{% if disease == "结直肠癌" %}{% set desc1 = "请尽早行结直肠镜检查或遵医嘱。" %}{% elif disease == "胃癌" %}{% set desc1 = "请尽早到消化科进行检查或遵医嘱。" %}{% elif disease == "食管癌" %}{% set desc1 = "请尽早进行内镜检查或遵医嘱。" %}{% elif disease == "肝癌" %}{% set desc1 = "请尽早到消化科或肝病科就诊。" %}{% elif disease == "胰腺癌" %}{% set desc1 = "请尽早到消化科进行检查或遵医嘱。" %}{% elif disease == "尿路上皮癌" %}{% set desc1 = "请及时进一步诊疗。" %}{% elif disease == "子宫内膜癌" %}{% set desc1 = "请尽早到进行相应宫腔镜和组织病理学等检测，或者遵医嘱。" %}{% else %}{% set desc1 = "" %}{% endif %}</w:t>
+      </w:r>
       <w:r>
         <w:rPr>
           <w:rFonts w:hint="eastAsia" w:ascii="Times New Roman" w:hAnsi="Times New Roman" w:eastAsia="微软雅黑" w:cs="Times New Roman"/>
           <w:b/>
+          <w:bCs/>
+          <w:color w:val="4472C4" w:themeColor="accent5"/>
+          <w:sz w:val="21"/>
+          <w:szCs w:val="21"/>
+          <w:highlight w:val="none"/>
+          <w:lang w:val="en-US" w:eastAsia="zh-CN" w:bidi="ar-SA"/>
+          <w14:shadow w14:blurRad="50800" w14:dist="38100" w14:dir="10800000" w14:sx="100000" w14:sy="100000" w14:kx="0" w14:ky="0" w14:algn="r">
+            <w14:srgbClr w14:val="62B541">
+              <w14:alpha w14:val="60000"/>
+            </w14:srgbClr>
+          </w14:shadow>
+          <w14:textFill>
+            <w14:solidFill>
+              <w14:schemeClr w14:val="accent5"/>
+            </w14:solidFill>
+          </w14:textFill>
+        </w:rPr>
+        <w:t xml:space="preserve">{% if methylationInfo.title == </w:t>
+      </w:r>
+      <w:r>
+        <w:rPr>
+          <w:rFonts w:hint="default" w:ascii="Times New Roman" w:hAnsi="Times New Roman" w:eastAsia="微软雅黑" w:cs="Times New Roman"/>
+          <w:b/>
+          <w:bCs/>
+          <w:color w:val="4472C4" w:themeColor="accent5"/>
+          <w:sz w:val="21"/>
+          <w:szCs w:val="21"/>
+          <w:highlight w:val="none"/>
+          <w:lang w:val="en-US" w:eastAsia="zh-CN" w:bidi="ar-SA"/>
+          <w14:shadow w14:blurRad="50800" w14:dist="38100" w14:dir="10800000" w14:sx="100000" w14:sy="100000" w14:kx="0" w14:ky="0" w14:algn="r">
+            <w14:srgbClr w14:val="62B541">
+              <w14:alpha w14:val="60000"/>
+            </w14:srgbClr>
+          </w14:shadow>
+          <w14:textFill>
+            <w14:solidFill>
+              <w14:schemeClr w14:val="accent5"/>
+            </w14:solidFill>
+          </w14:textFill>
+        </w:rPr>
+        <w:t>“</w:t>
+      </w:r>
+      <w:r>
+        <w:rPr>
+          <w:rFonts w:hint="eastAsia" w:ascii="Times New Roman" w:hAnsi="Times New Roman" w:eastAsia="微软雅黑" w:cs="Times New Roman"/>
+          <w:b/>
+          <w:bCs/>
+          <w:color w:val="4472C4" w:themeColor="accent5"/>
+          <w:sz w:val="21"/>
+          <w:szCs w:val="21"/>
+          <w:highlight w:val="none"/>
+          <w:lang w:val="en-US" w:eastAsia="zh-CN" w:bidi="ar-SA"/>
+          <w14:shadow w14:blurRad="50800" w14:dist="38100" w14:dir="10800000" w14:sx="100000" w14:sy="100000" w14:kx="0" w14:ky="0" w14:algn="r">
+            <w14:srgbClr w14:val="62B541">
+              <w14:alpha w14:val="60000"/>
+            </w14:srgbClr>
+          </w14:shadow>
+          <w14:textFill>
+            <w14:solidFill>
+              <w14:schemeClr w14:val="accent5"/>
+            </w14:solidFill>
+          </w14:textFill>
+        </w:rPr>
+        <w:t>肺癌基因甲基化血液检测报告</w:t>
+      </w:r>
+      <w:r>
+        <w:rPr>
+          <w:rFonts w:hint="default" w:ascii="Times New Roman" w:hAnsi="Times New Roman" w:eastAsia="微软雅黑" w:cs="Times New Roman"/>
+          <w:b/>
+          <w:bCs/>
+          <w:color w:val="4472C4" w:themeColor="accent5"/>
+          <w:sz w:val="21"/>
+          <w:szCs w:val="21"/>
+          <w:highlight w:val="none"/>
+          <w:lang w:val="en-US" w:eastAsia="zh-CN" w:bidi="ar-SA"/>
+          <w14:shadow w14:blurRad="50800" w14:dist="38100" w14:dir="10800000" w14:sx="100000" w14:sy="100000" w14:kx="0" w14:ky="0" w14:algn="r">
+            <w14:srgbClr w14:val="62B541">
+              <w14:alpha w14:val="60000"/>
+            </w14:srgbClr>
+          </w14:shadow>
+          <w14:textFill>
+            <w14:solidFill>
+              <w14:schemeClr w14:val="accent5"/>
+            </w14:solidFill>
+          </w14:textFill>
+        </w:rPr>
+        <w:t>”</w:t>
+      </w:r>
+      <w:r>
+        <w:rPr>
+          <w:rFonts w:hint="eastAsia" w:ascii="Times New Roman" w:hAnsi="Times New Roman" w:eastAsia="微软雅黑" w:cs="Times New Roman"/>
+          <w:b/>
+          <w:bCs/>
+          <w:color w:val="4472C4" w:themeColor="accent5"/>
+          <w:sz w:val="21"/>
+          <w:szCs w:val="21"/>
+          <w:highlight w:val="none"/>
+          <w:lang w:val="en-US" w:eastAsia="zh-CN" w:bidi="ar-SA"/>
+          <w14:shadow w14:blurRad="50800" w14:dist="38100" w14:dir="10800000" w14:sx="100000" w14:sy="100000" w14:kx="0" w14:ky="0" w14:algn="r">
+            <w14:srgbClr w14:val="62B541">
+              <w14:alpha w14:val="60000"/>
+            </w14:srgbClr>
+          </w14:shadow>
+          <w14:textFill>
+            <w14:solidFill>
+              <w14:schemeClr w14:val="accent5"/>
+            </w14:solidFill>
+          </w14:textFill>
+        </w:rPr>
+        <w:t>%}</w:t>
+      </w:r>
+    </w:p>
+    <w:p>
+      <w:pPr>
+        <w:ind w:firstLine="420" w:firstLineChars="0"/>
+        <w:rPr>
+          <w:rFonts w:hint="default" w:ascii="Times New Roman" w:hAnsi="Times New Roman" w:eastAsia="微软雅黑" w:cs="Times New Roman"/>
+          <w:bCs/>
           <w:sz w:val="21"/>
           <w:szCs w:val="21"/>
           <w:lang w:val="en-US" w:eastAsia="zh-CN"/>
         </w:rPr>
-        <w:t>{% else %}</w:t>
-      </w:r>
-      <w:r>
-        <w:rPr>
-          <w:rFonts w:hint="eastAsia" w:ascii="Times New Roman" w:hAnsi="Times New Roman" w:eastAsia="微软雅黑" w:cs="Times New Roman"/>
+      </w:pPr>
+      <w:r>
+        <w:rPr>
+          <w:rFonts w:hint="default" w:ascii="Times New Roman" w:hAnsi="Times New Roman" w:eastAsia="微软雅黑" w:cs="Times New Roman"/>
+          <w:bCs/>
+          <w:sz w:val="21"/>
+          <w:szCs w:val="21"/>
+          <w:lang w:val="en-US" w:eastAsia="zh-CN"/>
+        </w:rPr>
+        <w:t>检测结果</w:t>
+      </w:r>
+      <w:r>
+        <w:rPr>
+          <w:rFonts w:hint="default" w:ascii="Times New Roman" w:hAnsi="Times New Roman" w:eastAsia="微软雅黑" w:cs="Times New Roman"/>
+          <w:b/>
+          <w:bCs w:val="0"/>
+          <w:color w:val="FF0000"/>
+          <w:sz w:val="21"/>
+          <w:szCs w:val="21"/>
+          <w:lang w:val="en-US" w:eastAsia="zh-CN"/>
+        </w:rPr>
+        <w:t>【阳性】</w:t>
+      </w:r>
+      <w:r>
+        <w:rPr>
+          <w:rFonts w:hint="default" w:ascii="Times New Roman" w:hAnsi="Times New Roman" w:eastAsia="微软雅黑" w:cs="Times New Roman"/>
+          <w:bCs/>
+          <w:sz w:val="21"/>
+          <w:szCs w:val="21"/>
+          <w:lang w:val="en-US" w:eastAsia="zh-CN"/>
+        </w:rPr>
+        <w:t>，表明本次送检的血液样本中肺癌相关基因甲基化异常高于预警阈值，属于肺癌高危人群，您目前罹患肺癌的可能性较大，也可能处于肺癌癌前疾病、癌前病变、甚至肺癌期。</w:t>
+      </w:r>
+    </w:p>
+    <w:p>
+      <w:pPr>
+        <w:ind w:firstLine="420" w:firstLineChars="0"/>
+        <w:rPr>
+          <w:rFonts w:hint="default" w:ascii="Times New Roman" w:hAnsi="Times New Roman" w:eastAsia="微软雅黑" w:cs="Times New Roman"/>
           <w:b/>
           <w:bCs w:val="0"/>
           <w:color w:val="7030A0"/>
@@ -9402,7 +11576,26 @@
           <w:szCs w:val="21"/>
           <w:lang w:val="en-US" w:eastAsia="zh-CN"/>
         </w:rPr>
-        <w:t>{% if disease == "结直肠癌" %}{% set desc1 = "请尽早行结直肠镜检查或遵医嘱。" %}{% elif disease == "胃癌" %}{% set desc1 = "请尽早到消化科进行检查或遵医嘱。" %}{% elif disease == "食管癌" %}{% set desc1 = "请尽早进行内镜检查或遵医嘱。" %}{% elif disease == "肝癌" %}{% set desc1 = "请尽早到消化科或肝病科就诊。" %}{% elif disease == "胰腺癌" %}{% set desc1 = "请尽早到消化科进行检查或遵医嘱。" %}{% elif disease == "尿路上皮癌" %}{% set desc1 = "请及时进一步诊疗。" %}{% elif disease == "子宫内膜癌" %}{% set desc1 = "请尽早到进行相应宫腔镜和组织病理学等检测，或者遵医嘱。" %}{% else %}{% set desc1 = "" %}{% endif %}</w:t>
+      </w:pPr>
+      <w:r>
+        <w:rPr>
+          <w:rFonts w:hint="default" w:ascii="Times New Roman" w:hAnsi="Times New Roman" w:eastAsia="微软雅黑" w:cs="Times New Roman"/>
+          <w:bCs/>
+          <w:sz w:val="21"/>
+          <w:szCs w:val="21"/>
+          <w:lang w:val="en-US" w:eastAsia="zh-CN"/>
+        </w:rPr>
+        <w:t>注:肺癌癌前疾病包括:慢性阻塞性肺部疾病(慢阻肺等)、弥漫性肺纤维化、肺结核或肺结节等;肺癌癌前病变包括:非典型腺瘤样增生、鳞状上皮不典型增生等。</w:t>
+      </w:r>
+      <w:r>
+        <w:rPr>
+          <w:rFonts w:hint="eastAsia" w:ascii="Times New Roman" w:hAnsi="Times New Roman" w:eastAsia="微软雅黑" w:cs="Times New Roman"/>
+          <w:bCs/>
+          <w:sz w:val="21"/>
+          <w:szCs w:val="21"/>
+          <w:lang w:val="en-US" w:eastAsia="zh-CN"/>
+        </w:rPr>
+        <w:t>{% else %}</w:t>
       </w:r>
     </w:p>
     <w:p>
@@ -9729,7 +11922,7 @@
           <w:highlight w:val="none"/>
           <w:lang w:val="en-US" w:eastAsia="zh-CN"/>
         </w:rPr>
-        <w:t>{% endif %}</w:t>
+        <w:t>{% endif %}{% endif %}</w:t>
       </w:r>
     </w:p>
     <w:p>
@@ -11763,6 +13956,18 @@
       <w:lang w:eastAsia="zh-CN"/>
     </w:rPr>
   </w:style>
+  <w:style w:type="character" w:customStyle="1" w:styleId="45">
+    <w:name w:val="fontstyle01"/>
+    <w:basedOn w:val="18"/>
+    <w:qFormat/>
+    <w:uiPriority w:val="0"/>
+    <w:rPr>
+      <w:rFonts w:ascii="Alibaba-PuHuiTi-R" w:hAnsi="Alibaba-PuHuiTi-R" w:eastAsia="Alibaba-PuHuiTi-R" w:cs="Alibaba-PuHuiTi-R"/>
+      <w:color w:val="333333"/>
+      <w:sz w:val="22"/>
+      <w:szCs w:val="22"/>
+    </w:rPr>
+  </w:style>
 </w:styles>
 </file>
 

--- a/WebContent/docx/肿瘤早筛基因甲基化检测报告.docx
+++ b/WebContent/docx/肿瘤早筛基因甲基化检测报告.docx
@@ -13,16 +13,16 @@
           <w:lang w:eastAsia="zh-CN"/>
         </w:rPr>
       </w:pPr>
-      <w:bookmarkStart w:id="0" w:name="_Toc32054"/>
-      <w:bookmarkStart w:id="1" w:name="_Toc30143_WPSOffice_Level1"/>
-      <w:bookmarkStart w:id="2" w:name="_Toc24397"/>
-      <w:bookmarkStart w:id="3" w:name="_Toc21669"/>
-      <w:bookmarkStart w:id="4" w:name="_Toc13806"/>
-      <w:bookmarkStart w:id="5" w:name="_Toc27500"/>
-      <w:bookmarkStart w:id="6" w:name="_Toc10446"/>
-      <w:bookmarkStart w:id="7" w:name="_Toc24178_WPSOffice_Level1"/>
-      <w:bookmarkStart w:id="8" w:name="_Toc14517"/>
-      <w:bookmarkStart w:id="9" w:name="_Toc21009_WPSOffice_Level1"/>
+      <w:bookmarkStart w:id="0" w:name="_Toc13806"/>
+      <w:bookmarkStart w:id="1" w:name="_Toc10446"/>
+      <w:bookmarkStart w:id="2" w:name="_Toc27500"/>
+      <w:bookmarkStart w:id="3" w:name="_Toc24178_WPSOffice_Level1"/>
+      <w:bookmarkStart w:id="4" w:name="_Toc24397"/>
+      <w:bookmarkStart w:id="5" w:name="_Toc21669"/>
+      <w:bookmarkStart w:id="6" w:name="_Toc32054"/>
+      <w:bookmarkStart w:id="7" w:name="_Toc30143_WPSOffice_Level1"/>
+      <w:bookmarkStart w:id="8" w:name="_Toc21009_WPSOffice_Level1"/>
+      <w:bookmarkStart w:id="9" w:name="_Toc14517"/>
       <w:r>
         <w:rPr>
           <w:rFonts w:hint="eastAsia" w:ascii="Times New Roman" w:hAnsi="Times New Roman" w:cs="Times New Roman"/>
@@ -1990,6 +1990,7 @@
             <w:insideH w:val="none" w:color="auto" w:sz="0" w:space="0"/>
             <w:insideV w:val="none" w:color="auto" w:sz="0" w:space="0"/>
           </w:tblBorders>
+          <w:shd w:val="clear" w:color="auto" w:fill="auto"/>
           <w:tblCellMar>
             <w:top w:w="0" w:type="dxa"/>
             <w:left w:w="108" w:type="dxa"/>
@@ -2361,6 +2362,7 @@
             <w:insideH w:val="none" w:color="auto" w:sz="0" w:space="0"/>
             <w:insideV w:val="none" w:color="auto" w:sz="0" w:space="0"/>
           </w:tblBorders>
+          <w:shd w:val="clear" w:color="auto" w:fill="auto"/>
           <w:tblCellMar>
             <w:top w:w="0" w:type="dxa"/>
             <w:left w:w="108" w:type="dxa"/>
@@ -2818,6 +2820,120 @@
         <w:gridCol w:w="7643"/>
         <w:gridCol w:w="2296"/>
       </w:tblGrid>
+      <w:tr>
+        <w:tblPrEx>
+          <w:tblBorders>
+            <w:top w:val="none" w:color="auto" w:sz="0" w:space="0"/>
+            <w:left w:val="none" w:color="auto" w:sz="0" w:space="0"/>
+            <w:bottom w:val="none" w:color="auto" w:sz="0" w:space="0"/>
+            <w:right w:val="none" w:color="auto" w:sz="0" w:space="0"/>
+            <w:insideH w:val="none" w:color="auto" w:sz="0" w:space="0"/>
+            <w:insideV w:val="none" w:color="auto" w:sz="0" w:space="0"/>
+          </w:tblBorders>
+          <w:tblCellMar>
+            <w:top w:w="0" w:type="dxa"/>
+            <w:left w:w="108" w:type="dxa"/>
+            <w:bottom w:w="0" w:type="dxa"/>
+            <w:right w:w="108" w:type="dxa"/>
+          </w:tblCellMar>
+        </w:tblPrEx>
+        <w:trPr>
+          <w:trHeight w:val="397" w:hRule="atLeast"/>
+        </w:trPr>
+        <w:tc>
+          <w:tcPr>
+            <w:tcW w:w="7643" w:type="dxa"/>
+            <w:tcBorders>
+              <w:top w:val="single" w:color="000000" w:sz="4" w:space="0"/>
+              <w:bottom w:val="single" w:color="000000" w:sz="4" w:space="0"/>
+              <w:right w:val="single" w:color="000000" w:sz="4" w:space="0"/>
+            </w:tcBorders>
+            <w:shd w:val="clear" w:color="auto" w:fill="auto"/>
+            <w:noWrap/>
+            <w:vAlign w:val="center"/>
+          </w:tcPr>
+          <w:p>
+            <w:pPr>
+              <w:keepNext w:val="0"/>
+              <w:keepLines w:val="0"/>
+              <w:widowControl/>
+              <w:suppressLineNumbers w:val="0"/>
+              <w:jc w:val="left"/>
+              <w:textAlignment w:val="center"/>
+              <w:rPr>
+                <w:rFonts w:hint="default" w:ascii="Times New Roman" w:hAnsi="Times New Roman" w:eastAsia="微软雅黑" w:cs="Times New Roman"/>
+                <w:i w:val="0"/>
+                <w:iCs w:val="0"/>
+                <w:color w:val="000000"/>
+                <w:sz w:val="22"/>
+                <w:szCs w:val="22"/>
+                <w:u w:val="none"/>
+              </w:rPr>
+            </w:pPr>
+            <w:r>
+              <w:rPr>
+                <w:rFonts w:hint="default" w:ascii="Times New Roman" w:hAnsi="Times New Roman" w:eastAsia="微软雅黑" w:cs="Times New Roman"/>
+                <w:i w:val="0"/>
+                <w:iCs w:val="0"/>
+                <w:color w:val="000000"/>
+                <w:kern w:val="0"/>
+                <w:sz w:val="22"/>
+                <w:szCs w:val="22"/>
+                <w:u w:val="none"/>
+                <w:lang w:val="en-US" w:eastAsia="zh-CN" w:bidi="ar"/>
+              </w:rPr>
+              <w:t>结果判定依据</w:t>
+            </w:r>
+          </w:p>
+        </w:tc>
+        <w:tc>
+          <w:tcPr>
+            <w:tcW w:w="2296" w:type="dxa"/>
+            <w:tcBorders>
+              <w:top w:val="single" w:color="000000" w:sz="4" w:space="0"/>
+              <w:left w:val="single" w:color="000000" w:sz="4" w:space="0"/>
+              <w:bottom w:val="single" w:color="000000" w:sz="4" w:space="0"/>
+              <w:right w:val="nil"/>
+            </w:tcBorders>
+            <w:shd w:val="clear" w:color="auto" w:fill="auto"/>
+            <w:noWrap/>
+            <w:vAlign w:val="center"/>
+          </w:tcPr>
+          <w:p>
+            <w:pPr>
+              <w:keepNext w:val="0"/>
+              <w:keepLines w:val="0"/>
+              <w:widowControl/>
+              <w:suppressLineNumbers w:val="0"/>
+              <w:jc w:val="center"/>
+              <w:textAlignment w:val="center"/>
+              <w:rPr>
+                <w:rFonts w:hint="default" w:ascii="Times New Roman" w:hAnsi="Times New Roman" w:eastAsia="微软雅黑" w:cs="Times New Roman"/>
+                <w:i w:val="0"/>
+                <w:iCs w:val="0"/>
+                <w:color w:val="000000"/>
+                <w:sz w:val="22"/>
+                <w:szCs w:val="22"/>
+                <w:u w:val="none"/>
+              </w:rPr>
+            </w:pPr>
+            <w:r>
+              <w:rPr>
+                <w:rFonts w:hint="default" w:ascii="Times New Roman" w:hAnsi="Times New Roman" w:eastAsia="微软雅黑" w:cs="Times New Roman"/>
+                <w:i w:val="0"/>
+                <w:iCs w:val="0"/>
+                <w:color w:val="000000"/>
+                <w:kern w:val="0"/>
+                <w:sz w:val="22"/>
+                <w:szCs w:val="22"/>
+                <w:u w:val="none"/>
+                <w:lang w:val="en-US" w:eastAsia="zh-CN" w:bidi="ar"/>
+              </w:rPr>
+              <w:t>结果判定</w:t>
+            </w:r>
+          </w:p>
+        </w:tc>
+      </w:tr>
       <w:tr>
         <w:tblPrEx>
           <w:tblBorders>
@@ -2866,120 +2982,6 @@
                 <w:color w:val="000000"/>
                 <w:sz w:val="22"/>
                 <w:szCs w:val="22"/>
-                <w:u w:val="none"/>
-              </w:rPr>
-            </w:pPr>
-            <w:r>
-              <w:rPr>
-                <w:rFonts w:hint="default" w:ascii="Times New Roman" w:hAnsi="Times New Roman" w:eastAsia="微软雅黑" w:cs="Times New Roman"/>
-                <w:i w:val="0"/>
-                <w:iCs w:val="0"/>
-                <w:color w:val="000000"/>
-                <w:kern w:val="0"/>
-                <w:sz w:val="22"/>
-                <w:szCs w:val="22"/>
-                <w:u w:val="none"/>
-                <w:lang w:val="en-US" w:eastAsia="zh-CN" w:bidi="ar"/>
-              </w:rPr>
-              <w:t>结果判定依据</w:t>
-            </w:r>
-          </w:p>
-        </w:tc>
-        <w:tc>
-          <w:tcPr>
-            <w:tcW w:w="2296" w:type="dxa"/>
-            <w:tcBorders>
-              <w:top w:val="single" w:color="000000" w:sz="4" w:space="0"/>
-              <w:left w:val="single" w:color="000000" w:sz="4" w:space="0"/>
-              <w:bottom w:val="single" w:color="000000" w:sz="4" w:space="0"/>
-              <w:right w:val="nil"/>
-            </w:tcBorders>
-            <w:shd w:val="clear" w:color="auto" w:fill="auto"/>
-            <w:noWrap/>
-            <w:vAlign w:val="center"/>
-          </w:tcPr>
-          <w:p>
-            <w:pPr>
-              <w:keepNext w:val="0"/>
-              <w:keepLines w:val="0"/>
-              <w:widowControl/>
-              <w:suppressLineNumbers w:val="0"/>
-              <w:jc w:val="center"/>
-              <w:textAlignment w:val="center"/>
-              <w:rPr>
-                <w:rFonts w:hint="default" w:ascii="Times New Roman" w:hAnsi="Times New Roman" w:eastAsia="微软雅黑" w:cs="Times New Roman"/>
-                <w:i w:val="0"/>
-                <w:iCs w:val="0"/>
-                <w:color w:val="000000"/>
-                <w:sz w:val="22"/>
-                <w:szCs w:val="22"/>
-                <w:u w:val="none"/>
-              </w:rPr>
-            </w:pPr>
-            <w:r>
-              <w:rPr>
-                <w:rFonts w:hint="default" w:ascii="Times New Roman" w:hAnsi="Times New Roman" w:eastAsia="微软雅黑" w:cs="Times New Roman"/>
-                <w:i w:val="0"/>
-                <w:iCs w:val="0"/>
-                <w:color w:val="000000"/>
-                <w:kern w:val="0"/>
-                <w:sz w:val="22"/>
-                <w:szCs w:val="22"/>
-                <w:u w:val="none"/>
-                <w:lang w:val="en-US" w:eastAsia="zh-CN" w:bidi="ar"/>
-              </w:rPr>
-              <w:t>结果判定</w:t>
-            </w:r>
-          </w:p>
-        </w:tc>
-      </w:tr>
-      <w:tr>
-        <w:tblPrEx>
-          <w:tblBorders>
-            <w:top w:val="none" w:color="auto" w:sz="0" w:space="0"/>
-            <w:left w:val="none" w:color="auto" w:sz="0" w:space="0"/>
-            <w:bottom w:val="none" w:color="auto" w:sz="0" w:space="0"/>
-            <w:right w:val="none" w:color="auto" w:sz="0" w:space="0"/>
-            <w:insideH w:val="none" w:color="auto" w:sz="0" w:space="0"/>
-            <w:insideV w:val="none" w:color="auto" w:sz="0" w:space="0"/>
-          </w:tblBorders>
-          <w:tblCellMar>
-            <w:top w:w="0" w:type="dxa"/>
-            <w:left w:w="108" w:type="dxa"/>
-            <w:bottom w:w="0" w:type="dxa"/>
-            <w:right w:w="108" w:type="dxa"/>
-          </w:tblCellMar>
-        </w:tblPrEx>
-        <w:trPr>
-          <w:trHeight w:val="397" w:hRule="atLeast"/>
-        </w:trPr>
-        <w:tc>
-          <w:tcPr>
-            <w:tcW w:w="7643" w:type="dxa"/>
-            <w:tcBorders>
-              <w:top w:val="single" w:color="000000" w:sz="4" w:space="0"/>
-              <w:bottom w:val="single" w:color="000000" w:sz="4" w:space="0"/>
-              <w:right w:val="single" w:color="000000" w:sz="4" w:space="0"/>
-            </w:tcBorders>
-            <w:shd w:val="clear" w:color="auto" w:fill="auto"/>
-            <w:noWrap/>
-            <w:vAlign w:val="center"/>
-          </w:tcPr>
-          <w:p>
-            <w:pPr>
-              <w:keepNext w:val="0"/>
-              <w:keepLines w:val="0"/>
-              <w:widowControl/>
-              <w:suppressLineNumbers w:val="0"/>
-              <w:jc w:val="left"/>
-              <w:textAlignment w:val="center"/>
-              <w:rPr>
-                <w:rFonts w:hint="default" w:ascii="Times New Roman" w:hAnsi="Times New Roman" w:eastAsia="微软雅黑" w:cs="Times New Roman"/>
-                <w:i w:val="0"/>
-                <w:iCs w:val="0"/>
-                <w:color w:val="000000"/>
-                <w:sz w:val="22"/>
-                <w:szCs w:val="22"/>
                 <w:highlight w:val="none"/>
                 <w:u w:val="none"/>
               </w:rPr>
@@ -3060,6 +3062,7 @@
             <w:insideH w:val="none" w:color="auto" w:sz="0" w:space="0"/>
             <w:insideV w:val="none" w:color="auto" w:sz="0" w:space="0"/>
           </w:tblBorders>
+          <w:shd w:val="clear" w:color="auto" w:fill="auto"/>
           <w:tblCellMar>
             <w:top w:w="0" w:type="dxa"/>
             <w:left w:w="108" w:type="dxa"/>
@@ -3574,7 +3577,6 @@
             <w:insideH w:val="none" w:color="auto" w:sz="0" w:space="0"/>
             <w:insideV w:val="none" w:color="auto" w:sz="0" w:space="0"/>
           </w:tblBorders>
-          <w:shd w:val="clear" w:color="auto" w:fill="auto"/>
           <w:tblCellMar>
             <w:top w:w="0" w:type="dxa"/>
             <w:left w:w="108" w:type="dxa"/>
@@ -3679,185 +3681,6 @@
                 <w:lang w:val="en-US" w:eastAsia="zh-CN" w:bidi="ar"/>
               </w:rPr>
               <w:t>结果判定</w:t>
-            </w:r>
-          </w:p>
-        </w:tc>
-      </w:tr>
-      <w:tr>
-        <w:tblPrEx>
-          <w:tblBorders>
-            <w:top w:val="none" w:color="auto" w:sz="0" w:space="0"/>
-            <w:left w:val="none" w:color="auto" w:sz="0" w:space="0"/>
-            <w:bottom w:val="none" w:color="auto" w:sz="0" w:space="0"/>
-            <w:right w:val="none" w:color="auto" w:sz="0" w:space="0"/>
-            <w:insideH w:val="none" w:color="auto" w:sz="0" w:space="0"/>
-            <w:insideV w:val="none" w:color="auto" w:sz="0" w:space="0"/>
-          </w:tblBorders>
-          <w:tblCellMar>
-            <w:top w:w="0" w:type="dxa"/>
-            <w:left w:w="108" w:type="dxa"/>
-            <w:bottom w:w="0" w:type="dxa"/>
-            <w:right w:w="108" w:type="dxa"/>
-          </w:tblCellMar>
-        </w:tblPrEx>
-        <w:trPr>
-          <w:trHeight w:val="397" w:hRule="atLeast"/>
-        </w:trPr>
-        <w:tc>
-          <w:tcPr>
-            <w:tcW w:w="7643" w:type="dxa"/>
-            <w:tcBorders>
-              <w:top w:val="single" w:color="000000" w:sz="4" w:space="0"/>
-              <w:bottom w:val="single" w:color="000000" w:sz="4" w:space="0"/>
-              <w:right w:val="single" w:color="000000" w:sz="4" w:space="0"/>
-            </w:tcBorders>
-            <w:shd w:val="clear" w:color="auto" w:fill="auto"/>
-            <w:noWrap/>
-            <w:vAlign w:val="center"/>
-          </w:tcPr>
-          <w:p>
-            <w:pPr>
-              <w:keepNext w:val="0"/>
-              <w:keepLines w:val="0"/>
-              <w:widowControl/>
-              <w:suppressLineNumbers w:val="0"/>
-              <w:jc w:val="left"/>
-              <w:textAlignment w:val="center"/>
-              <w:rPr>
-                <w:rFonts w:hint="default" w:ascii="Times New Roman" w:hAnsi="Times New Roman" w:eastAsia="微软雅黑" w:cs="Times New Roman"/>
-                <w:i w:val="0"/>
-                <w:iCs w:val="0"/>
-                <w:color w:val="000000"/>
-                <w:sz w:val="22"/>
-                <w:szCs w:val="22"/>
-                <w:highlight w:val="none"/>
-                <w:u w:val="none"/>
-              </w:rPr>
-            </w:pPr>
-            <w:r>
-              <w:rPr>
-                <w:rFonts w:hint="default" w:ascii="Times New Roman" w:hAnsi="Times New Roman" w:eastAsia="微软雅黑" w:cs="Times New Roman"/>
-                <w:i w:val="0"/>
-                <w:iCs w:val="0"/>
-                <w:color w:val="000000"/>
-                <w:kern w:val="0"/>
-                <w:sz w:val="22"/>
-                <w:szCs w:val="22"/>
-                <w:highlight w:val="none"/>
-                <w:u w:val="none"/>
-                <w:lang w:val="en-US" w:eastAsia="zh-CN" w:bidi="ar"/>
-              </w:rPr>
-              <w:t>1  NTMT1 阳性(Ct≤</w:t>
-            </w:r>
-            <w:r>
-              <w:rPr>
-                <w:rFonts w:hint="eastAsia" w:ascii="Times New Roman" w:hAnsi="Times New Roman" w:eastAsia="微软雅黑" w:cs="Times New Roman"/>
-                <w:i w:val="0"/>
-                <w:iCs w:val="0"/>
-                <w:color w:val="000000"/>
-                <w:kern w:val="0"/>
-                <w:sz w:val="22"/>
-                <w:szCs w:val="22"/>
-                <w:highlight w:val="none"/>
-                <w:u w:val="none"/>
-                <w:lang w:val="en-US" w:eastAsia="zh-CN" w:bidi="ar"/>
-              </w:rPr>
-              <w:t>4</w:t>
-            </w:r>
-            <w:r>
-              <w:rPr>
-                <w:rFonts w:hint="default" w:ascii="Times New Roman" w:hAnsi="Times New Roman" w:eastAsia="微软雅黑" w:cs="Times New Roman"/>
-                <w:i w:val="0"/>
-                <w:iCs w:val="0"/>
-                <w:color w:val="000000"/>
-                <w:kern w:val="0"/>
-                <w:sz w:val="22"/>
-                <w:szCs w:val="22"/>
-                <w:highlight w:val="none"/>
-                <w:u w:val="none"/>
-                <w:lang w:val="en-US" w:eastAsia="zh-CN" w:bidi="ar"/>
-              </w:rPr>
-              <w:t>8)；MAP3K14-AS1 阳性(Ct≤</w:t>
-            </w:r>
-            <w:r>
-              <w:rPr>
-                <w:rFonts w:hint="eastAsia" w:ascii="Times New Roman" w:hAnsi="Times New Roman" w:eastAsia="微软雅黑" w:cs="Times New Roman"/>
-                <w:i w:val="0"/>
-                <w:iCs w:val="0"/>
-                <w:color w:val="000000"/>
-                <w:kern w:val="0"/>
-                <w:sz w:val="22"/>
-                <w:szCs w:val="22"/>
-                <w:highlight w:val="none"/>
-                <w:u w:val="none"/>
-                <w:lang w:val="en-US" w:eastAsia="zh-CN" w:bidi="ar"/>
-              </w:rPr>
-              <w:t>4</w:t>
-            </w:r>
-            <w:r>
-              <w:rPr>
-                <w:rFonts w:hint="default" w:ascii="Times New Roman" w:hAnsi="Times New Roman" w:eastAsia="微软雅黑" w:cs="Times New Roman"/>
-                <w:i w:val="0"/>
-                <w:iCs w:val="0"/>
-                <w:color w:val="000000"/>
-                <w:kern w:val="0"/>
-                <w:sz w:val="22"/>
-                <w:szCs w:val="22"/>
-                <w:highlight w:val="none"/>
-                <w:u w:val="none"/>
-                <w:lang w:val="en-US" w:eastAsia="zh-CN" w:bidi="ar"/>
-              </w:rPr>
-              <w:t>8)；</w:t>
-            </w:r>
-          </w:p>
-        </w:tc>
-        <w:tc>
-          <w:tcPr>
-            <w:tcW w:w="2296" w:type="dxa"/>
-            <w:vMerge w:val="restart"/>
-            <w:tcBorders>
-              <w:top w:val="single" w:color="000000" w:sz="4" w:space="0"/>
-              <w:left w:val="single" w:color="000000" w:sz="4" w:space="0"/>
-              <w:bottom w:val="single" w:color="000000" w:sz="4" w:space="0"/>
-              <w:right w:val="nil"/>
-            </w:tcBorders>
-            <w:shd w:val="clear" w:color="auto" w:fill="auto"/>
-            <w:noWrap/>
-            <w:vAlign w:val="center"/>
-          </w:tcPr>
-          <w:p>
-            <w:pPr>
-              <w:keepNext w:val="0"/>
-              <w:keepLines w:val="0"/>
-              <w:widowControl/>
-              <w:suppressLineNumbers w:val="0"/>
-              <w:jc w:val="center"/>
-              <w:textAlignment w:val="center"/>
-              <w:rPr>
-                <w:rFonts w:hint="default" w:ascii="Times New Roman" w:hAnsi="Times New Roman" w:eastAsia="微软雅黑" w:cs="Times New Roman"/>
-                <w:i w:val="0"/>
-                <w:iCs w:val="0"/>
-                <w:color w:val="000000"/>
-                <w:sz w:val="22"/>
-                <w:szCs w:val="22"/>
-                <w:highlight w:val="none"/>
-                <w:u w:val="none"/>
-              </w:rPr>
-            </w:pPr>
-            <w:r>
-              <w:rPr>
-                <w:rFonts w:hint="default" w:ascii="Times New Roman" w:hAnsi="Times New Roman" w:eastAsia="微软雅黑" w:cs="Times New Roman"/>
-                <w:i w:val="0"/>
-                <w:iCs w:val="0"/>
-                <w:color w:val="000000"/>
-                <w:kern w:val="0"/>
-                <w:sz w:val="22"/>
-                <w:szCs w:val="22"/>
-                <w:highlight w:val="none"/>
-                <w:u w:val="none"/>
-                <w:lang w:val="en-US" w:eastAsia="zh-CN" w:bidi="ar"/>
-              </w:rPr>
-              <w:t>阳性</w:t>
             </w:r>
           </w:p>
         </w:tc>
@@ -3927,6 +3750,186 @@
                 <w:u w:val="none"/>
                 <w:lang w:val="en-US" w:eastAsia="zh-CN" w:bidi="ar"/>
               </w:rPr>
+              <w:t>1  NTMT1 阳性(Ct≤</w:t>
+            </w:r>
+            <w:r>
+              <w:rPr>
+                <w:rFonts w:hint="eastAsia" w:ascii="Times New Roman" w:hAnsi="Times New Roman" w:eastAsia="微软雅黑" w:cs="Times New Roman"/>
+                <w:i w:val="0"/>
+                <w:iCs w:val="0"/>
+                <w:color w:val="000000"/>
+                <w:kern w:val="0"/>
+                <w:sz w:val="22"/>
+                <w:szCs w:val="22"/>
+                <w:highlight w:val="none"/>
+                <w:u w:val="none"/>
+                <w:lang w:val="en-US" w:eastAsia="zh-CN" w:bidi="ar"/>
+              </w:rPr>
+              <w:t>4</w:t>
+            </w:r>
+            <w:r>
+              <w:rPr>
+                <w:rFonts w:hint="default" w:ascii="Times New Roman" w:hAnsi="Times New Roman" w:eastAsia="微软雅黑" w:cs="Times New Roman"/>
+                <w:i w:val="0"/>
+                <w:iCs w:val="0"/>
+                <w:color w:val="000000"/>
+                <w:kern w:val="0"/>
+                <w:sz w:val="22"/>
+                <w:szCs w:val="22"/>
+                <w:highlight w:val="none"/>
+                <w:u w:val="none"/>
+                <w:lang w:val="en-US" w:eastAsia="zh-CN" w:bidi="ar"/>
+              </w:rPr>
+              <w:t>8)；MAP3K14-AS1 阳性(Ct≤</w:t>
+            </w:r>
+            <w:r>
+              <w:rPr>
+                <w:rFonts w:hint="eastAsia" w:ascii="Times New Roman" w:hAnsi="Times New Roman" w:eastAsia="微软雅黑" w:cs="Times New Roman"/>
+                <w:i w:val="0"/>
+                <w:iCs w:val="0"/>
+                <w:color w:val="000000"/>
+                <w:kern w:val="0"/>
+                <w:sz w:val="22"/>
+                <w:szCs w:val="22"/>
+                <w:highlight w:val="none"/>
+                <w:u w:val="none"/>
+                <w:lang w:val="en-US" w:eastAsia="zh-CN" w:bidi="ar"/>
+              </w:rPr>
+              <w:t>4</w:t>
+            </w:r>
+            <w:r>
+              <w:rPr>
+                <w:rFonts w:hint="default" w:ascii="Times New Roman" w:hAnsi="Times New Roman" w:eastAsia="微软雅黑" w:cs="Times New Roman"/>
+                <w:i w:val="0"/>
+                <w:iCs w:val="0"/>
+                <w:color w:val="000000"/>
+                <w:kern w:val="0"/>
+                <w:sz w:val="22"/>
+                <w:szCs w:val="22"/>
+                <w:highlight w:val="none"/>
+                <w:u w:val="none"/>
+                <w:lang w:val="en-US" w:eastAsia="zh-CN" w:bidi="ar"/>
+              </w:rPr>
+              <w:t>8)；</w:t>
+            </w:r>
+          </w:p>
+        </w:tc>
+        <w:tc>
+          <w:tcPr>
+            <w:tcW w:w="2296" w:type="dxa"/>
+            <w:vMerge w:val="restart"/>
+            <w:tcBorders>
+              <w:top w:val="single" w:color="000000" w:sz="4" w:space="0"/>
+              <w:left w:val="single" w:color="000000" w:sz="4" w:space="0"/>
+              <w:bottom w:val="single" w:color="000000" w:sz="4" w:space="0"/>
+              <w:right w:val="nil"/>
+            </w:tcBorders>
+            <w:shd w:val="clear" w:color="auto" w:fill="auto"/>
+            <w:noWrap/>
+            <w:vAlign w:val="center"/>
+          </w:tcPr>
+          <w:p>
+            <w:pPr>
+              <w:keepNext w:val="0"/>
+              <w:keepLines w:val="0"/>
+              <w:widowControl/>
+              <w:suppressLineNumbers w:val="0"/>
+              <w:jc w:val="center"/>
+              <w:textAlignment w:val="center"/>
+              <w:rPr>
+                <w:rFonts w:hint="default" w:ascii="Times New Roman" w:hAnsi="Times New Roman" w:eastAsia="微软雅黑" w:cs="Times New Roman"/>
+                <w:i w:val="0"/>
+                <w:iCs w:val="0"/>
+                <w:color w:val="000000"/>
+                <w:sz w:val="22"/>
+                <w:szCs w:val="22"/>
+                <w:highlight w:val="none"/>
+                <w:u w:val="none"/>
+              </w:rPr>
+            </w:pPr>
+            <w:r>
+              <w:rPr>
+                <w:rFonts w:hint="default" w:ascii="Times New Roman" w:hAnsi="Times New Roman" w:eastAsia="微软雅黑" w:cs="Times New Roman"/>
+                <w:i w:val="0"/>
+                <w:iCs w:val="0"/>
+                <w:color w:val="000000"/>
+                <w:kern w:val="0"/>
+                <w:sz w:val="22"/>
+                <w:szCs w:val="22"/>
+                <w:highlight w:val="none"/>
+                <w:u w:val="none"/>
+                <w:lang w:val="en-US" w:eastAsia="zh-CN" w:bidi="ar"/>
+              </w:rPr>
+              <w:t>阳性</w:t>
+            </w:r>
+          </w:p>
+        </w:tc>
+      </w:tr>
+      <w:tr>
+        <w:tblPrEx>
+          <w:tblBorders>
+            <w:top w:val="none" w:color="auto" w:sz="0" w:space="0"/>
+            <w:left w:val="none" w:color="auto" w:sz="0" w:space="0"/>
+            <w:bottom w:val="none" w:color="auto" w:sz="0" w:space="0"/>
+            <w:right w:val="none" w:color="auto" w:sz="0" w:space="0"/>
+            <w:insideH w:val="none" w:color="auto" w:sz="0" w:space="0"/>
+            <w:insideV w:val="none" w:color="auto" w:sz="0" w:space="0"/>
+          </w:tblBorders>
+          <w:shd w:val="clear" w:color="auto" w:fill="auto"/>
+          <w:tblCellMar>
+            <w:top w:w="0" w:type="dxa"/>
+            <w:left w:w="108" w:type="dxa"/>
+            <w:bottom w:w="0" w:type="dxa"/>
+            <w:right w:w="108" w:type="dxa"/>
+          </w:tblCellMar>
+        </w:tblPrEx>
+        <w:trPr>
+          <w:trHeight w:val="397" w:hRule="atLeast"/>
+        </w:trPr>
+        <w:tc>
+          <w:tcPr>
+            <w:tcW w:w="7643" w:type="dxa"/>
+            <w:tcBorders>
+              <w:top w:val="single" w:color="000000" w:sz="4" w:space="0"/>
+              <w:bottom w:val="single" w:color="000000" w:sz="4" w:space="0"/>
+              <w:right w:val="single" w:color="000000" w:sz="4" w:space="0"/>
+            </w:tcBorders>
+            <w:shd w:val="clear" w:color="auto" w:fill="auto"/>
+            <w:noWrap/>
+            <w:vAlign w:val="center"/>
+          </w:tcPr>
+          <w:p>
+            <w:pPr>
+              <w:keepNext w:val="0"/>
+              <w:keepLines w:val="0"/>
+              <w:widowControl/>
+              <w:suppressLineNumbers w:val="0"/>
+              <w:jc w:val="left"/>
+              <w:textAlignment w:val="center"/>
+              <w:rPr>
+                <w:rFonts w:hint="default" w:ascii="Times New Roman" w:hAnsi="Times New Roman" w:eastAsia="微软雅黑" w:cs="Times New Roman"/>
+                <w:i w:val="0"/>
+                <w:iCs w:val="0"/>
+                <w:color w:val="000000"/>
+                <w:sz w:val="22"/>
+                <w:szCs w:val="22"/>
+                <w:highlight w:val="none"/>
+                <w:u w:val="none"/>
+              </w:rPr>
+            </w:pPr>
+            <w:r>
+              <w:rPr>
+                <w:rFonts w:hint="default" w:ascii="Times New Roman" w:hAnsi="Times New Roman" w:eastAsia="微软雅黑" w:cs="Times New Roman"/>
+                <w:i w:val="0"/>
+                <w:iCs w:val="0"/>
+                <w:color w:val="000000"/>
+                <w:kern w:val="0"/>
+                <w:sz w:val="22"/>
+                <w:szCs w:val="22"/>
+                <w:highlight w:val="none"/>
+                <w:u w:val="none"/>
+                <w:lang w:val="en-US" w:eastAsia="zh-CN" w:bidi="ar"/>
+              </w:rPr>
               <w:t>2  NTMT1阳性(Ct≤</w:t>
             </w:r>
             <w:r>
@@ -4032,6 +4035,7 @@
             <w:insideH w:val="none" w:color="auto" w:sz="0" w:space="0"/>
             <w:insideV w:val="none" w:color="auto" w:sz="0" w:space="0"/>
           </w:tblBorders>
+          <w:shd w:val="clear" w:color="auto" w:fill="auto"/>
           <w:tblCellMar>
             <w:top w:w="0" w:type="dxa"/>
             <w:left w:w="108" w:type="dxa"/>
@@ -9664,6 +9668,120 @@
             <w:insideH w:val="none" w:color="auto" w:sz="0" w:space="0"/>
             <w:insideV w:val="none" w:color="auto" w:sz="0" w:space="0"/>
           </w:tblBorders>
+          <w:tblCellMar>
+            <w:top w:w="0" w:type="dxa"/>
+            <w:left w:w="108" w:type="dxa"/>
+            <w:bottom w:w="0" w:type="dxa"/>
+            <w:right w:w="108" w:type="dxa"/>
+          </w:tblCellMar>
+        </w:tblPrEx>
+        <w:trPr>
+          <w:trHeight w:val="397" w:hRule="atLeast"/>
+        </w:trPr>
+        <w:tc>
+          <w:tcPr>
+            <w:tcW w:w="7643" w:type="dxa"/>
+            <w:tcBorders>
+              <w:top w:val="single" w:color="000000" w:sz="4" w:space="0"/>
+              <w:bottom w:val="single" w:color="000000" w:sz="4" w:space="0"/>
+              <w:right w:val="single" w:color="000000" w:sz="4" w:space="0"/>
+            </w:tcBorders>
+            <w:shd w:val="clear" w:color="auto" w:fill="auto"/>
+            <w:noWrap/>
+            <w:vAlign w:val="center"/>
+          </w:tcPr>
+          <w:p>
+            <w:pPr>
+              <w:keepNext w:val="0"/>
+              <w:keepLines w:val="0"/>
+              <w:widowControl/>
+              <w:suppressLineNumbers w:val="0"/>
+              <w:jc w:val="left"/>
+              <w:textAlignment w:val="center"/>
+              <w:rPr>
+                <w:rFonts w:hint="default" w:ascii="Times New Roman" w:hAnsi="Times New Roman" w:eastAsia="微软雅黑" w:cs="Times New Roman"/>
+                <w:i w:val="0"/>
+                <w:iCs w:val="0"/>
+                <w:color w:val="000000"/>
+                <w:sz w:val="22"/>
+                <w:szCs w:val="22"/>
+                <w:u w:val="none"/>
+              </w:rPr>
+            </w:pPr>
+            <w:r>
+              <w:rPr>
+                <w:rFonts w:hint="default" w:ascii="Times New Roman" w:hAnsi="Times New Roman" w:eastAsia="微软雅黑" w:cs="Times New Roman"/>
+                <w:i w:val="0"/>
+                <w:iCs w:val="0"/>
+                <w:color w:val="000000"/>
+                <w:kern w:val="0"/>
+                <w:sz w:val="22"/>
+                <w:szCs w:val="22"/>
+                <w:u w:val="none"/>
+                <w:lang w:val="en-US" w:eastAsia="zh-CN" w:bidi="ar"/>
+              </w:rPr>
+              <w:t>结果判定依据</w:t>
+            </w:r>
+          </w:p>
+        </w:tc>
+        <w:tc>
+          <w:tcPr>
+            <w:tcW w:w="2296" w:type="dxa"/>
+            <w:tcBorders>
+              <w:top w:val="single" w:color="000000" w:sz="4" w:space="0"/>
+              <w:left w:val="single" w:color="000000" w:sz="4" w:space="0"/>
+              <w:bottom w:val="single" w:color="000000" w:sz="4" w:space="0"/>
+              <w:right w:val="nil"/>
+            </w:tcBorders>
+            <w:shd w:val="clear" w:color="auto" w:fill="auto"/>
+            <w:noWrap/>
+            <w:vAlign w:val="center"/>
+          </w:tcPr>
+          <w:p>
+            <w:pPr>
+              <w:keepNext w:val="0"/>
+              <w:keepLines w:val="0"/>
+              <w:widowControl/>
+              <w:suppressLineNumbers w:val="0"/>
+              <w:jc w:val="center"/>
+              <w:textAlignment w:val="center"/>
+              <w:rPr>
+                <w:rFonts w:hint="default" w:ascii="Times New Roman" w:hAnsi="Times New Roman" w:eastAsia="微软雅黑" w:cs="Times New Roman"/>
+                <w:i w:val="0"/>
+                <w:iCs w:val="0"/>
+                <w:color w:val="000000"/>
+                <w:sz w:val="22"/>
+                <w:szCs w:val="22"/>
+                <w:u w:val="none"/>
+              </w:rPr>
+            </w:pPr>
+            <w:r>
+              <w:rPr>
+                <w:rFonts w:hint="default" w:ascii="Times New Roman" w:hAnsi="Times New Roman" w:eastAsia="微软雅黑" w:cs="Times New Roman"/>
+                <w:i w:val="0"/>
+                <w:iCs w:val="0"/>
+                <w:color w:val="000000"/>
+                <w:kern w:val="0"/>
+                <w:sz w:val="22"/>
+                <w:szCs w:val="22"/>
+                <w:u w:val="none"/>
+                <w:lang w:val="en-US" w:eastAsia="zh-CN" w:bidi="ar"/>
+              </w:rPr>
+              <w:t>结果判定</w:t>
+            </w:r>
+          </w:p>
+        </w:tc>
+      </w:tr>
+      <w:tr>
+        <w:tblPrEx>
+          <w:tblBorders>
+            <w:top w:val="none" w:color="auto" w:sz="0" w:space="0"/>
+            <w:left w:val="none" w:color="auto" w:sz="0" w:space="0"/>
+            <w:bottom w:val="none" w:color="auto" w:sz="0" w:space="0"/>
+            <w:right w:val="none" w:color="auto" w:sz="0" w:space="0"/>
+            <w:insideH w:val="none" w:color="auto" w:sz="0" w:space="0"/>
+            <w:insideV w:val="none" w:color="auto" w:sz="0" w:space="0"/>
+          </w:tblBorders>
           <w:shd w:val="clear" w:color="auto" w:fill="auto"/>
           <w:tblCellMar>
             <w:top w:w="0" w:type="dxa"/>
@@ -9696,28 +9814,79 @@
               <w:jc w:val="left"/>
               <w:textAlignment w:val="center"/>
               <w:rPr>
-                <w:rFonts w:hint="default" w:ascii="Times New Roman" w:hAnsi="Times New Roman" w:eastAsia="微软雅黑" w:cs="Times New Roman"/>
+                <w:rFonts w:hint="eastAsia" w:ascii="微软雅黑" w:hAnsi="微软雅黑" w:eastAsia="微软雅黑" w:cs="微软雅黑"/>
                 <w:i w:val="0"/>
                 <w:iCs w:val="0"/>
-                <w:color w:val="000000"/>
+                <w:color w:val="000000" w:themeColor="text1"/>
                 <w:sz w:val="22"/>
                 <w:szCs w:val="22"/>
+                <w:highlight w:val="none"/>
                 <w:u w:val="none"/>
+                <w14:textFill>
+                  <w14:solidFill>
+                    <w14:schemeClr w14:val="tx1"/>
+                  </w14:solidFill>
+                </w14:textFill>
               </w:rPr>
             </w:pPr>
             <w:r>
               <w:rPr>
-                <w:rFonts w:hint="default" w:ascii="Times New Roman" w:hAnsi="Times New Roman" w:eastAsia="微软雅黑" w:cs="Times New Roman"/>
+                <w:rFonts w:hint="eastAsia" w:ascii="微软雅黑" w:hAnsi="微软雅黑" w:eastAsia="微软雅黑" w:cs="微软雅黑"/>
                 <w:i w:val="0"/>
                 <w:iCs w:val="0"/>
-                <w:color w:val="000000"/>
+                <w:color w:val="000000" w:themeColor="text1"/>
                 <w:kern w:val="0"/>
                 <w:sz w:val="22"/>
                 <w:szCs w:val="22"/>
+                <w:highlight w:val="none"/>
                 <w:u w:val="none"/>
                 <w:lang w:val="en-US" w:eastAsia="zh-CN" w:bidi="ar"/>
-              </w:rPr>
-              <w:t>结果判定依据</w:t>
+                <w14:textFill>
+                  <w14:solidFill>
+                    <w14:schemeClr w14:val="tx1"/>
+                  </w14:solidFill>
+                </w14:textFill>
+              </w:rPr>
+              <w:t xml:space="preserve">1 </w:t>
+            </w:r>
+            <w:r>
+              <w:rPr>
+                <w:rFonts w:hint="eastAsia" w:ascii="微软雅黑" w:hAnsi="微软雅黑" w:eastAsia="微软雅黑" w:cs="微软雅黑"/>
+                <w:b w:val="0"/>
+                <w:bCs w:val="0"/>
+                <w:i w:val="0"/>
+                <w:iCs w:val="0"/>
+                <w:color w:val="000000" w:themeColor="text1"/>
+                <w:sz w:val="22"/>
+                <w:szCs w:val="22"/>
+                <w:highlight w:val="none"/>
+                <w14:textFill>
+                  <w14:solidFill>
+                    <w14:schemeClr w14:val="tx1"/>
+                  </w14:solidFill>
+                </w14:textFill>
+              </w:rPr>
+              <w:t>LCM11、LCM13、LCM21三个基因中判定为阳性的基因数量 ≥ 2</w:t>
+            </w:r>
+            <w:r>
+              <w:rPr>
+                <w:rFonts w:hint="eastAsia" w:ascii="微软雅黑" w:hAnsi="微软雅黑" w:eastAsia="微软雅黑" w:cs="微软雅黑"/>
+                <w:i w:val="0"/>
+                <w:iCs w:val="0"/>
+                <w:color w:val="000000" w:themeColor="text1"/>
+                <w:kern w:val="0"/>
+                <w:sz w:val="22"/>
+                <w:szCs w:val="22"/>
+                <w:highlight w:val="none"/>
+                <w:u w:val="none"/>
+                <w:lang w:val="en-US" w:eastAsia="zh-CN" w:bidi="ar"/>
+                <w14:textFill>
+                  <w14:solidFill>
+                    <w14:schemeClr w14:val="tx1"/>
+                  </w14:solidFill>
+                </w14:textFill>
+              </w:rPr>
+              <w:t>；</w:t>
             </w:r>
           </w:p>
         </w:tc>
@@ -9743,171 +9912,6 @@
               <w:jc w:val="center"/>
               <w:textAlignment w:val="center"/>
               <w:rPr>
-                <w:rFonts w:hint="default" w:ascii="Times New Roman" w:hAnsi="Times New Roman" w:eastAsia="微软雅黑" w:cs="Times New Roman"/>
-                <w:i w:val="0"/>
-                <w:iCs w:val="0"/>
-                <w:color w:val="000000"/>
-                <w:sz w:val="22"/>
-                <w:szCs w:val="22"/>
-                <w:u w:val="none"/>
-              </w:rPr>
-            </w:pPr>
-            <w:r>
-              <w:rPr>
-                <w:rFonts w:hint="default" w:ascii="Times New Roman" w:hAnsi="Times New Roman" w:eastAsia="微软雅黑" w:cs="Times New Roman"/>
-                <w:i w:val="0"/>
-                <w:iCs w:val="0"/>
-                <w:color w:val="000000"/>
-                <w:kern w:val="0"/>
-                <w:sz w:val="22"/>
-                <w:szCs w:val="22"/>
-                <w:u w:val="none"/>
-                <w:lang w:val="en-US" w:eastAsia="zh-CN" w:bidi="ar"/>
-              </w:rPr>
-              <w:t>结果判定</w:t>
-            </w:r>
-          </w:p>
-        </w:tc>
-      </w:tr>
-      <w:tr>
-        <w:tblPrEx>
-          <w:tblBorders>
-            <w:top w:val="none" w:color="auto" w:sz="0" w:space="0"/>
-            <w:left w:val="none" w:color="auto" w:sz="0" w:space="0"/>
-            <w:bottom w:val="none" w:color="auto" w:sz="0" w:space="0"/>
-            <w:right w:val="none" w:color="auto" w:sz="0" w:space="0"/>
-            <w:insideH w:val="none" w:color="auto" w:sz="0" w:space="0"/>
-            <w:insideV w:val="none" w:color="auto" w:sz="0" w:space="0"/>
-          </w:tblBorders>
-          <w:tblCellMar>
-            <w:top w:w="0" w:type="dxa"/>
-            <w:left w:w="108" w:type="dxa"/>
-            <w:bottom w:w="0" w:type="dxa"/>
-            <w:right w:w="108" w:type="dxa"/>
-          </w:tblCellMar>
-        </w:tblPrEx>
-        <w:trPr>
-          <w:trHeight w:val="397" w:hRule="atLeast"/>
-        </w:trPr>
-        <w:tc>
-          <w:tcPr>
-            <w:tcW w:w="7643" w:type="dxa"/>
-            <w:tcBorders>
-              <w:top w:val="single" w:color="000000" w:sz="4" w:space="0"/>
-              <w:bottom w:val="single" w:color="000000" w:sz="4" w:space="0"/>
-              <w:right w:val="single" w:color="000000" w:sz="4" w:space="0"/>
-            </w:tcBorders>
-            <w:shd w:val="clear" w:color="auto" w:fill="auto"/>
-            <w:noWrap/>
-            <w:vAlign w:val="center"/>
-          </w:tcPr>
-          <w:p>
-            <w:pPr>
-              <w:keepNext w:val="0"/>
-              <w:keepLines w:val="0"/>
-              <w:widowControl/>
-              <w:suppressLineNumbers w:val="0"/>
-              <w:jc w:val="left"/>
-              <w:textAlignment w:val="center"/>
-              <w:rPr>
-                <w:rFonts w:hint="eastAsia" w:ascii="微软雅黑" w:hAnsi="微软雅黑" w:eastAsia="微软雅黑" w:cs="微软雅黑"/>
-                <w:i w:val="0"/>
-                <w:iCs w:val="0"/>
-                <w:color w:val="000000" w:themeColor="text1"/>
-                <w:sz w:val="22"/>
-                <w:szCs w:val="22"/>
-                <w:highlight w:val="none"/>
-                <w:u w:val="none"/>
-                <w14:textFill>
-                  <w14:solidFill>
-                    <w14:schemeClr w14:val="tx1"/>
-                  </w14:solidFill>
-                </w14:textFill>
-              </w:rPr>
-            </w:pPr>
-            <w:r>
-              <w:rPr>
-                <w:rFonts w:hint="eastAsia" w:ascii="微软雅黑" w:hAnsi="微软雅黑" w:eastAsia="微软雅黑" w:cs="微软雅黑"/>
-                <w:i w:val="0"/>
-                <w:iCs w:val="0"/>
-                <w:color w:val="000000" w:themeColor="text1"/>
-                <w:kern w:val="0"/>
-                <w:sz w:val="22"/>
-                <w:szCs w:val="22"/>
-                <w:highlight w:val="none"/>
-                <w:u w:val="none"/>
-                <w:lang w:val="en-US" w:eastAsia="zh-CN" w:bidi="ar"/>
-                <w14:textFill>
-                  <w14:solidFill>
-                    <w14:schemeClr w14:val="tx1"/>
-                  </w14:solidFill>
-                </w14:textFill>
-              </w:rPr>
-              <w:t xml:space="preserve">1 </w:t>
-            </w:r>
-            <w:r>
-              <w:rPr>
-                <w:rFonts w:hint="eastAsia" w:ascii="微软雅黑" w:hAnsi="微软雅黑" w:eastAsia="微软雅黑" w:cs="微软雅黑"/>
-                <w:b w:val="0"/>
-                <w:bCs w:val="0"/>
-                <w:i w:val="0"/>
-                <w:iCs w:val="0"/>
-                <w:color w:val="000000" w:themeColor="text1"/>
-                <w:sz w:val="22"/>
-                <w:szCs w:val="22"/>
-                <w:highlight w:val="none"/>
-                <w14:textFill>
-                  <w14:solidFill>
-                    <w14:schemeClr w14:val="tx1"/>
-                  </w14:solidFill>
-                </w14:textFill>
-              </w:rPr>
-              <w:t>LCM11、LCM13、LCM21三个基因中判定为阳性的基因数量 ≥ 2</w:t>
-            </w:r>
-            <w:r>
-              <w:rPr>
-                <w:rFonts w:hint="eastAsia" w:ascii="微软雅黑" w:hAnsi="微软雅黑" w:eastAsia="微软雅黑" w:cs="微软雅黑"/>
-                <w:i w:val="0"/>
-                <w:iCs w:val="0"/>
-                <w:color w:val="000000" w:themeColor="text1"/>
-                <w:kern w:val="0"/>
-                <w:sz w:val="22"/>
-                <w:szCs w:val="22"/>
-                <w:highlight w:val="none"/>
-                <w:u w:val="none"/>
-                <w:lang w:val="en-US" w:eastAsia="zh-CN" w:bidi="ar"/>
-                <w14:textFill>
-                  <w14:solidFill>
-                    <w14:schemeClr w14:val="tx1"/>
-                  </w14:solidFill>
-                </w14:textFill>
-              </w:rPr>
-              <w:t>；</w:t>
-            </w:r>
-          </w:p>
-        </w:tc>
-        <w:tc>
-          <w:tcPr>
-            <w:tcW w:w="2296" w:type="dxa"/>
-            <w:tcBorders>
-              <w:top w:val="single" w:color="000000" w:sz="4" w:space="0"/>
-              <w:left w:val="single" w:color="000000" w:sz="4" w:space="0"/>
-              <w:bottom w:val="single" w:color="000000" w:sz="4" w:space="0"/>
-              <w:right w:val="nil"/>
-            </w:tcBorders>
-            <w:shd w:val="clear" w:color="auto" w:fill="auto"/>
-            <w:noWrap/>
-            <w:vAlign w:val="center"/>
-          </w:tcPr>
-          <w:p>
-            <w:pPr>
-              <w:keepNext w:val="0"/>
-              <w:keepLines w:val="0"/>
-              <w:widowControl/>
-              <w:suppressLineNumbers w:val="0"/>
-              <w:jc w:val="center"/>
-              <w:textAlignment w:val="center"/>
-              <w:rPr>
                 <w:rFonts w:hint="eastAsia" w:ascii="微软雅黑" w:hAnsi="微软雅黑" w:eastAsia="微软雅黑" w:cs="微软雅黑"/>
                 <w:i w:val="0"/>
                 <w:iCs w:val="0"/>
@@ -9954,6 +9958,7 @@
             <w:insideH w:val="none" w:color="auto" w:sz="0" w:space="0"/>
             <w:insideV w:val="none" w:color="auto" w:sz="0" w:space="0"/>
           </w:tblBorders>
+          <w:shd w:val="clear" w:color="auto" w:fill="auto"/>
           <w:tblCellMar>
             <w:top w:w="0" w:type="dxa"/>
             <w:left w:w="108" w:type="dxa"/>
@@ -10284,7 +10289,7 @@
           </w:tblCellMar>
         </w:tblPrEx>
         <w:trPr>
-          <w:trHeight w:val="441" w:hRule="exact"/>
+          <w:trHeight w:val="454" w:hRule="exact"/>
           <w:jc w:val="right"/>
         </w:trPr>
         <w:tc>
@@ -10402,133 +10407,92 @@
             </w:pPr>
             <w:r>
               <w:rPr>
+                <w:rFonts w:hint="eastAsia" w:ascii="Times New Roman" w:hAnsi="Times New Roman" w:cs="Times New Roman"/>
+                <w:b/>
+                <w:sz w:val="21"/>
+                <w:szCs w:val="21"/>
+              </w:rPr>
+              <w:t>{{"ty_tianjin2"|sign(</w:t>
+            </w:r>
+            <w:r>
+              <w:rPr>
+                <w:rFonts w:hint="eastAsia" w:ascii="Times New Roman" w:hAnsi="Times New Roman" w:cs="Times New Roman"/>
+                <w:b/>
+                <w:sz w:val="21"/>
+                <w:szCs w:val="21"/>
+                <w:lang w:val="en-US" w:eastAsia="zh-CN"/>
+              </w:rPr>
+              <w:t>42</w:t>
+            </w:r>
+            <w:r>
+              <w:rPr>
+                <w:rFonts w:hint="eastAsia" w:ascii="Times New Roman" w:hAnsi="Times New Roman" w:cs="Times New Roman"/>
+                <w:b/>
+                <w:sz w:val="21"/>
+                <w:szCs w:val="21"/>
+              </w:rPr>
+              <w:t>,22)}}</w:t>
+            </w:r>
+            <w:r>
+              <w:rPr>
                 <w:sz w:val="22"/>
               </w:rPr>
-              <mc:AlternateContent>
-                <mc:Choice Requires="wpg">
-                  <w:drawing>
-                    <wp:anchor distT="0" distB="0" distL="114300" distR="114300" simplePos="0" relativeHeight="251661312" behindDoc="0" locked="0" layoutInCell="1" allowOverlap="1">
-                      <wp:simplePos x="0" y="0"/>
-                      <wp:positionH relativeFrom="column">
-                        <wp:posOffset>-185420</wp:posOffset>
-                      </wp:positionH>
-                      <wp:positionV relativeFrom="paragraph">
-                        <wp:posOffset>-394970</wp:posOffset>
-                      </wp:positionV>
-                      <wp:extent cx="1200150" cy="1139190"/>
-                      <wp:effectExtent l="0" t="0" r="3810" b="3810"/>
-                      <wp:wrapNone/>
-                      <wp:docPr id="4" name="组合 4"/>
-                      <wp:cNvGraphicFramePr/>
-                      <a:graphic xmlns:a="http://schemas.openxmlformats.org/drawingml/2006/main">
-                        <a:graphicData uri="http://schemas.microsoft.com/office/word/2010/wordprocessingGroup">
-                          <wpg:wgp>
-                            <wpg:cNvGrpSpPr/>
-                            <wpg:grpSpPr>
-                              <a:xfrm>
-                                <a:off x="0" y="0"/>
-                                <a:ext cx="1200150" cy="1139190"/>
-                                <a:chOff x="21754" y="18842"/>
-                                <a:chExt cx="2273" cy="2273"/>
-                              </a:xfrm>
-                            </wpg:grpSpPr>
-                            <pic:pic xmlns:pic="http://schemas.openxmlformats.org/drawingml/2006/picture">
-                              <pic:nvPicPr>
-                                <pic:cNvPr id="2" name="图片 25"/>
-                                <pic:cNvPicPr>
-                                  <a:picLocks noChangeAspect="1" noChangeArrowheads="1"/>
-                                </pic:cNvPicPr>
-                              </pic:nvPicPr>
-                              <pic:blipFill>
-                                <a:blip r:embed="rId5">
-                                  <a:extLst>
-                                    <a:ext uri="{28A0092B-C50C-407E-A947-70E740481C1C}">
-                                      <a14:useLocalDpi xmlns:a14="http://schemas.microsoft.com/office/drawing/2010/main" val="0"/>
-                                    </a:ext>
-                                  </a:extLst>
-                                </a:blip>
-                                <a:srcRect/>
-                                <a:stretch>
-                                  <a:fillRect/>
-                                </a:stretch>
-                              </pic:blipFill>
-                              <pic:spPr>
-                                <a:xfrm>
-                                  <a:off x="21754" y="18842"/>
-                                  <a:ext cx="2273" cy="2273"/>
-                                </a:xfrm>
-                                <a:prstGeom prst="rect">
-                                  <a:avLst/>
-                                </a:prstGeom>
-                                <a:noFill/>
-                                <a:ln>
-                                  <a:noFill/>
-                                </a:ln>
-                              </pic:spPr>
-                            </pic:pic>
-                            <pic:pic xmlns:pic="http://schemas.openxmlformats.org/drawingml/2006/picture">
-                              <pic:nvPicPr>
-                                <pic:cNvPr id="12" name="图片 4" descr="王建丽"/>
-                                <pic:cNvPicPr>
-                                  <a:picLocks noChangeAspect="1"/>
-                                </pic:cNvPicPr>
-                              </pic:nvPicPr>
-                              <pic:blipFill>
-                                <a:blip r:embed="rId6">
-                                  <a:clrChange>
-                                    <a:clrFrom>
-                                      <a:srgbClr val="FFFFFF">
-                                        <a:alpha val="100000"/>
-                                      </a:srgbClr>
-                                    </a:clrFrom>
-                                    <a:clrTo>
-                                      <a:srgbClr val="FFFFFF">
-                                        <a:alpha val="100000"/>
-                                        <a:alpha val="0"/>
-                                      </a:srgbClr>
-                                    </a:clrTo>
-                                  </a:clrChange>
-                                </a:blip>
-                                <a:stretch>
-                                  <a:fillRect/>
-                                </a:stretch>
-                              </pic:blipFill>
-                              <pic:spPr>
-                                <a:xfrm>
-                                  <a:off x="22261" y="19395"/>
-                                  <a:ext cx="1258" cy="713"/>
-                                </a:xfrm>
-                                <a:prstGeom prst="rect">
-                                  <a:avLst/>
-                                </a:prstGeom>
-                              </pic:spPr>
-                            </pic:pic>
-                          </wpg:wgp>
-                        </a:graphicData>
-                      </a:graphic>
-                    </wp:anchor>
-                  </w:drawing>
-                </mc:Choice>
-                <mc:Fallback>
-                  <w:pict>
-                    <v:group id="_x0000_s1026" o:spid="_x0000_s1026" o:spt="203" style="position:absolute;left:0pt;margin-left:-14.6pt;margin-top:-31.1pt;height:89.7pt;width:94.5pt;z-index:251661312;mso-width-relative:page;mso-height-relative:page;" coordorigin="21754,18842" coordsize="2273,2273" o:gfxdata="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">
-                      <o:lock v:ext="edit" aspectratio="f"/>
-                      <v:shape id="图片 25" o:spid="_x0000_s1026" o:spt="75" type="#_x0000_t75" style="position:absolute;left:21754;top:18842;height:2273;width:2273;" filled="f" o:preferrelative="t" stroked="f" coordsize="21600,21600" o:gfxdata="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">
-                        <v:fill on="f" focussize="0,0"/>
-                        <v:stroke on="f"/>
-                        <v:imagedata r:id="rId5" o:title=""/>
-                        <o:lock v:ext="edit" aspectratio="t"/>
-                      </v:shape>
-                      <v:shape id="图片 4" o:spid="_x0000_s1026" o:spt="75" alt="王建丽" type="#_x0000_t75" style="position:absolute;left:22261;top:19395;height:713;width:1258;" filled="f" o:preferrelative="t" stroked="f" coordsize="21600,21600" o:gfxdata="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">
-                        <v:fill on="f" focussize="0,0"/>
-                        <v:stroke on="f"/>
-                        <v:imagedata r:id="rId6" chromakey="#FFFFFF" o:title=""/>
-                        <o:lock v:ext="edit" aspectratio="t"/>
-                      </v:shape>
-                    </v:group>
-                  </w:pict>
-                </mc:Fallback>
-              </mc:AlternateContent>
+              <w:drawing>
+                <wp:anchor distT="0" distB="0" distL="114300" distR="114300" simplePos="0" relativeHeight="251661312" behindDoc="0" locked="0" layoutInCell="1" allowOverlap="1">
+                  <wp:simplePos x="0" y="0"/>
+                  <wp:positionH relativeFrom="column">
+                    <wp:posOffset>-55880</wp:posOffset>
+                  </wp:positionH>
+                  <wp:positionV relativeFrom="paragraph">
+                    <wp:posOffset>-349250</wp:posOffset>
+                  </wp:positionV>
+                  <wp:extent cx="1200150" cy="1139190"/>
+                  <wp:effectExtent l="0" t="0" r="3810" b="3810"/>
+                  <wp:wrapNone/>
+                  <wp:docPr id="2" name="图片 25"/>
+                  <wp:cNvGraphicFramePr>
+                    <a:graphicFrameLocks xmlns:a="http://schemas.openxmlformats.org/drawingml/2006/main" noChangeAspect="1"/>
+                  </wp:cNvGraphicFramePr>
+                  <a:graphic xmlns:a="http://schemas.openxmlformats.org/drawingml/2006/main">
+                    <a:graphicData uri="http://schemas.openxmlformats.org/drawingml/2006/picture">
+                      <pic:pic xmlns:pic="http://schemas.openxmlformats.org/drawingml/2006/picture">
+                        <pic:nvPicPr>
+                          <pic:cNvPr id="2" name="图片 25"/>
+                          <pic:cNvPicPr>
+                            <a:picLocks noChangeAspect="1" noChangeArrowheads="1"/>
+                          </pic:cNvPicPr>
+                        </pic:nvPicPr>
+                        <pic:blipFill>
+                          <a:blip r:embed="rId5">
+                            <a:extLst>
+                              <a:ext uri="{28A0092B-C50C-407E-A947-70E740481C1C}">
+                                <a14:useLocalDpi xmlns:a14="http://schemas.microsoft.com/office/drawing/2010/main" val="0"/>
+                              </a:ext>
+                            </a:extLst>
+                          </a:blip>
+                          <a:srcRect/>
+                          <a:stretch>
+                            <a:fillRect/>
+                          </a:stretch>
+                        </pic:blipFill>
+                        <pic:spPr>
+                          <a:xfrm>
+                            <a:off x="0" y="0"/>
+                            <a:ext cx="1200150" cy="1139190"/>
+                          </a:xfrm>
+                          <a:prstGeom prst="rect">
+                            <a:avLst/>
+                          </a:prstGeom>
+                          <a:noFill/>
+                          <a:ln>
+                            <a:noFill/>
+                          </a:ln>
+                        </pic:spPr>
+                      </pic:pic>
+                    </a:graphicData>
+                  </a:graphic>
+                </wp:anchor>
+              </w:drawing>
             </w:r>
           </w:p>
         </w:tc>
@@ -10987,20 +10951,7 @@
           <w:szCs w:val="20"/>
           <w:lang w:val="en-US" w:eastAsia="zh-CN" w:bidi="ar"/>
         </w:rPr>
-        <w:t>表明本次送检的血液样本中肺癌相关基因甲基化异常低于预警阈值，您目前罹患肺癌的可能性较小，属于肺癌低风险人群，但依旧建议您咨询医院专业医师，</w:t>
-      </w:r>
-      <w:bookmarkStart w:id="10" w:name="_GoBack"/>
-      <w:bookmarkEnd w:id="10"/>
-      <w:r>
-        <w:rPr>
-          <w:rFonts w:hint="eastAsia" w:ascii="微软雅黑" w:hAnsi="微软雅黑" w:eastAsia="微软雅黑" w:cs="微软雅黑"/>
-          <w:color w:val="323232"/>
-          <w:kern w:val="0"/>
-          <w:sz w:val="20"/>
-          <w:szCs w:val="20"/>
-          <w:lang w:val="en-US" w:eastAsia="zh-CN" w:bidi="ar"/>
-        </w:rPr>
-        <w:t>确定是否还有其他风险因素，并听取医生建议。{% else %}</w:t>
+        <w:t>表明本次送检的血液样本中肺癌相关基因甲基化异常低于预警阈值，您目前罹患肺癌的可能性较小，属于肺癌低风险人群，但依旧建议您咨询医院专业医师，确定是否还有其他风险因素，并听取医生建议。{% else %}</w:t>
       </w:r>
     </w:p>
     <w:p>
@@ -12190,7 +12141,7 @@
                     </pic:cNvPicPr>
                   </pic:nvPicPr>
                   <pic:blipFill>
-                    <a:blip r:embed="rId7"/>
+                    <a:blip r:embed="rId6"/>
                     <a:stretch>
                       <a:fillRect/>
                     </a:stretch>
@@ -12263,6 +12214,8 @@
         </w:rPr>
         <w:t>天津市武清区创业总部基地 B07</w:t>
       </w:r>
+      <w:bookmarkStart w:id="10" w:name="_GoBack"/>
+      <w:bookmarkEnd w:id="10"/>
     </w:p>
     <w:sectPr>
       <w:headerReference r:id="rId3" w:type="default"/>
